--- a/lab-materials/lab06/lab06_data_univariate.docx
+++ b/lab-materials/lab06/lab06_data_univariate.docx
@@ -18,67 +18,127 @@
         <w:t xml:space="preserve">Data Entry, Transformations &amp; Univariate Stats</w:t>
       </w:r>
     </w:p>
+    <w:tbl>
+      <w:tblPr>
+        <w:tblStyle w:val="Table"/>
+        <w:tblLook w:firstRow="1" w:lastRow="0" w:firstColumn="0" w:lastColumn="0" w:noHBand="0" w:noVBand="0" w:val="0020"/>
+        <w:tblBorders>
+          <w:top w:val="single" w:sz="4" w:space="0" w:color="ECCC87"/>
+          <w:left w:val="single" w:sz="4" w:space="0" w:color="ECCC87"/>
+          <w:bottom w:val="single" w:sz="4" w:space="0" w:color="ECCC87"/>
+          <w:right w:val="single" w:sz="4" w:space="0" w:color="ECCC87"/>
+          <w:insideH w:val="nil" w:sz="0" w:space="0" w:color="ECCC87"/>
+          <w:insideV w:val="nil" w:sz="0" w:space="0" w:color="ECCC87"/>
+        </w:tblBorders>
+        <w:tblCellMar>
+          <w:left w:w="144" w:type="dxa"/>
+          <w:right w:w="144" w:type="dxa"/>
+        </w:tblCellMar>
+        <w:tblCaption w:val="Instructions information box"/>
+        <w:tblDescription w:val="Instructions callout containing related guidance and content."/>
+      </w:tblPr>
+      <w:tr>
+        <w:trPr>
+          <w:cantSplit/>
+          <w:tblHeader/>
+        </w:trPr>
+        <w:tc>
+          <w:tcPr>
+            <w:shd w:color="auto" w:fill="FDF6E3" w:val="clear"/>
+            <w:tcMar>
+              <w:top w:w="100" w:type="dxa"/>
+              <w:bottom w:w="100" w:type="dxa"/>
+              <w:left w:w="140" w:type="dxa"/>
+              <w:right w:w="140" w:type="dxa"/>
+            </w:tcMar>
+          </w:tcPr>
+          <w:p>
+            <w:pPr>
+              <w:pStyle w:val="FirstParagraph"/>
+              <w:spacing xmlns:w="http://schemas.openxmlformats.org/wordprocessingml/2006/main" w:before="0" w:after="0" w:line="240" w:lineRule="auto"/>
+              <w:keepNext/>
+            </w:pPr>
+            <w:r>
+              <w:rPr>
+                <w:rStyle w:val="section-title"/>
+              </w:rPr>
+              <w:t xml:space="preserve">Instructions</w:t>
+            </w:r>
+          </w:p>
+        </w:tc>
+      </w:tr>
+      <w:tr>
+        <w:trPr>
+          <w:cantSplit/>
+        </w:trPr>
+        <w:tc>
+          <w:tcPr>
+            <w:tcMar>
+              <w:top w:w="100" w:type="dxa"/>
+              <w:bottom w:w="100" w:type="dxa"/>
+              <w:left w:w="140" w:type="dxa"/>
+              <w:right w:w="140" w:type="dxa"/>
+            </w:tcMar>
+            <w:shd w:val="clear" w:color="auto" w:fill="FDF6E3"/>
+          </w:tcPr>
+          <w:p>
+            <w:pPr>
+              <w:pStyle w:val="BodyText"/>
+              <w:spacing xmlns:w="http://schemas.openxmlformats.org/wordprocessingml/2006/main" w:before="0" w:after="120" w:line="288" w:lineRule="auto"/>
+            </w:pPr>
+            <w:r>
+              <w:t xml:space="preserve">This worksheet will walk us through how to enter data into SPSS, how to transform/recode that data as needed, and run some basic univariate statistics.</w:t>
+            </w:r>
+          </w:p>
+          <w:p>
+            <w:pPr>
+              <w:pStyle w:val="BodyText"/>
+              <w:spacing xmlns:w="http://schemas.openxmlformats.org/wordprocessingml/2006/main" w:after="40" w:before="0" w:line="288" w:lineRule="auto"/>
+            </w:pPr>
+            <w:r>
+              <w:rPr>
+                <w:b/>
+                <w:bCs/>
+              </w:rPr>
+              <w:t xml:space="preserve">Looking Forward:</w:t>
+            </w:r>
+            <w:r>
+              <w:t xml:space="preserve"> </w:t>
+            </w:r>
+            <w:r>
+              <w:t xml:space="preserve">These basic SPSS skills will be needed for all of the future SPSS assignments, especially the final project. It will be important to have a firm grasp of the recode/select/transform operations, as your final projects will require you to apply these in a unique way.</w:t>
+            </w:r>
+          </w:p>
+        </w:tc>
+      </w:tr>
+    </w:tbl>
+    <w:bookmarkStart w:id="21" w:name="walk-through-10-points"/>
     <w:p>
       <w:pPr>
-        <w:pStyle w:val="box"/>
-      </w:pPr>
-      <w:r>
-        <w:rPr>
-          <w:rStyle w:val="section-title"/>
-        </w:rPr>
-        <w:t xml:space="preserve">Instructions</w:t>
+        <w:pStyle w:val="Heading1"/>
+        <w:spacing w:before="360"/>
+      </w:pPr>
+      <w:r>
+        <w:t xml:space="preserve">Walk-through (10 points)</w:t>
       </w:r>
     </w:p>
     <w:p>
       <w:pPr>
-        <w:pStyle w:val="box"/>
-      </w:pPr>
-      <w:r>
-        <w:t xml:space="preserve">This worksheet will walk us through how to enter data into SPSS, how to transform/recode that data as needed, and run some basic univariate statistics.</w:t>
+        <w:pStyle w:val="FirstParagraph"/>
+      </w:pPr>
+      <w:r>
+        <w:t xml:space="preserve">The dataset (shown below) includes the following variables (with values &amp; labels for qualitative variables):</w:t>
       </w:r>
     </w:p>
     <w:p>
       <w:pPr>
-        <w:pStyle w:val="box"/>
-      </w:pPr>
-      <w:r>
-        <w:rPr>
-          <w:b/>
-          <w:bCs/>
-        </w:rPr>
-        <w:t xml:space="preserve">Looking Forward:</w:t>
-      </w:r>
-      <w:r>
-        <w:t xml:space="preserve"> </w:t>
-      </w:r>
-      <w:r>
-        <w:t xml:space="preserve">These basic SPSS skills will be needed for all of the future SPSS assignments, especially the final project. It will be important to have a firm grasp of the recode/select/transform operations, as your final projects will require you to apply these in a unique way.</w:t>
-      </w:r>
-    </w:p>
-    <w:bookmarkStart w:id="21" w:name="walk-through-10-points"/>
-    <w:p>
-      <w:pPr>
-        <w:pStyle w:val="Heading1"/>
-      </w:pPr>
-      <w:r>
-        <w:t xml:space="preserve">Walk-through (10 points)</w:t>
-      </w:r>
-    </w:p>
-    <w:p>
-      <w:pPr>
-        <w:pStyle w:val="FirstParagraph"/>
-      </w:pPr>
-      <w:r>
-        <w:t xml:space="preserve">The dataset (shown below) includes the following variables (with values &amp; labels for qualitative variables):</w:t>
-      </w:r>
-    </w:p>
-    <w:p>
-      <w:pPr>
-        <w:pStyle w:val="Compact"/>
+        <w:pStyle w:val="ListParagraph"/>
         <w:numPr>
           <w:ilvl w:val="0"/>
-          <w:numId w:val="1001"/>
+          <w:numId w:val="100"/>
         </w:numPr>
+        <w:spacing w:before="0" w:after="120" w:line="288" w:lineRule="auto"/>
+        <w:widowControl/>
       </w:pPr>
       <w:r>
         <w:rPr>
@@ -105,11 +165,13 @@
     </w:p>
     <w:p>
       <w:pPr>
-        <w:pStyle w:val="Compact"/>
+        <w:pStyle w:val="ListParagraph"/>
         <w:numPr>
           <w:ilvl w:val="0"/>
-          <w:numId w:val="1001"/>
+          <w:numId w:val="100"/>
         </w:numPr>
+        <w:spacing w:before="0" w:after="120" w:line="288" w:lineRule="auto"/>
+        <w:widowControl/>
       </w:pPr>
       <w:r>
         <w:rPr>
@@ -136,11 +198,13 @@
     </w:p>
     <w:p>
       <w:pPr>
-        <w:pStyle w:val="Compact"/>
+        <w:pStyle w:val="ListParagraph"/>
         <w:numPr>
           <w:ilvl w:val="0"/>
-          <w:numId w:val="1001"/>
+          <w:numId w:val="100"/>
         </w:numPr>
+        <w:spacing w:before="0" w:after="120" w:line="288" w:lineRule="auto"/>
+        <w:widowControl/>
       </w:pPr>
       <w:r>
         <w:rPr>
@@ -167,11 +231,13 @@
     </w:p>
     <w:p>
       <w:pPr>
-        <w:pStyle w:val="Compact"/>
+        <w:pStyle w:val="ListParagraph"/>
         <w:numPr>
           <w:ilvl w:val="0"/>
-          <w:numId w:val="1001"/>
+          <w:numId w:val="100"/>
         </w:numPr>
+        <w:spacing w:before="0" w:after="120" w:line="288" w:lineRule="auto"/>
+        <w:widowControl/>
       </w:pPr>
       <w:r>
         <w:rPr>
@@ -198,11 +264,13 @@
     </w:p>
     <w:p>
       <w:pPr>
-        <w:pStyle w:val="Compact"/>
+        <w:pStyle w:val="ListParagraph"/>
         <w:numPr>
           <w:ilvl w:val="0"/>
-          <w:numId w:val="1001"/>
+          <w:numId w:val="100"/>
         </w:numPr>
+        <w:spacing w:before="0" w:after="120" w:line="288" w:lineRule="auto"/>
+        <w:widowControl/>
       </w:pPr>
       <w:r>
         <w:rPr>
@@ -238,10 +306,13 @@
     </w:p>
     <w:p>
       <w:pPr>
+        <w:pStyle w:val="ListParagraph"/>
         <w:numPr>
           <w:ilvl w:val="0"/>
-          <w:numId w:val="1002"/>
+          <w:numId w:val="101"/>
         </w:numPr>
+        <w:spacing w:before="0" w:after="120" w:line="288" w:lineRule="auto"/>
+        <w:widowControl/>
       </w:pPr>
       <w:r>
         <w:t xml:space="preserve">Using the</w:t>
@@ -265,10 +336,13 @@
     </w:p>
     <w:p>
       <w:pPr>
+        <w:pStyle w:val="ListParagraph"/>
         <w:numPr>
           <w:ilvl w:val="0"/>
-          <w:numId w:val="1002"/>
+          <w:numId w:val="101"/>
         </w:numPr>
+        <w:spacing w:before="0" w:after="120" w:line="288" w:lineRule="auto"/>
+        <w:widowControl/>
       </w:pPr>
       <w:r>
         <w:t xml:space="preserve">Using the</w:t>
@@ -299,7 +373,7 @@
       <w:tblPr>
         <w:tblLayout w:type="fixed"/>
         <w:jc w:val="center"/>
-        <w:tblLook w:firstRow="1" w:lastRow="0" w:firstColumn="0" w:lastColumn="0" w:noHBand="0" w:noVBand="1"/>
+        <w:tblLook w:firstRow="1" w:lastRow="0" w:firstColumn="0" w:lastColumn="0" w:noHBand="0" w:noVBand="1" w:val="0020"/>
       </w:tblPr>
       <w:tblGrid>
         <w:gridCol w:w="864"/>
@@ -342,7 +416,7 @@
               <w:spacing w:after="100" w:before="100" w:line="240"/>
               <w:ind w:left="100" w:right="100" w:firstLine="0" w:firstLineChars="0"/>
               <w:rPr>
-                <w:rFonts w:ascii="Helvetica" w:hAnsi="Helvetica" w:eastAsia="Helvetica" w:cs="Helvetica"/>
+                <w:rFonts w:ascii="Arial" w:hAnsi="Arial" w:eastAsia="Arial" w:cs="Arial"/>
                 <w:i w:val="false"/>
                 <w:b w:val="true"/>
                 <w:u w:val="none"/>
@@ -354,7 +428,7 @@
             </w:pPr>
             <w:r xmlns:w="http://schemas.openxmlformats.org/wordprocessingml/2006/main" xmlns:wp="http://schemas.openxmlformats.org/drawingml/2006/wordprocessingDrawing" xmlns:r="http://schemas.openxmlformats.org/officeDocument/2006/relationships" xmlns:w14="http://schemas.microsoft.com/office/word/2010/wordml">
               <w:rPr>
-                <w:rFonts w:ascii="Helvetica" w:hAnsi="Helvetica" w:eastAsia="Helvetica" w:cs="Helvetica"/>
+                <w:rFonts w:ascii="Arial" w:hAnsi="Arial" w:eastAsia="Arial" w:cs="Arial"/>
                 <w:i w:val="false"/>
                 <w:b w:val="true"/>
                 <w:u w:val="none"/>
@@ -396,7 +470,7 @@
               <w:spacing w:after="100" w:before="100" w:line="240"/>
               <w:ind w:left="100" w:right="100" w:firstLine="0" w:firstLineChars="0"/>
               <w:rPr>
-                <w:rFonts w:ascii="Helvetica" w:hAnsi="Helvetica" w:eastAsia="Helvetica" w:cs="Helvetica"/>
+                <w:rFonts w:ascii="Arial" w:hAnsi="Arial" w:eastAsia="Arial" w:cs="Arial"/>
                 <w:i w:val="false"/>
                 <w:b w:val="true"/>
                 <w:u w:val="none"/>
@@ -408,7 +482,7 @@
             </w:pPr>
             <w:r xmlns:w="http://schemas.openxmlformats.org/wordprocessingml/2006/main" xmlns:wp="http://schemas.openxmlformats.org/drawingml/2006/wordprocessingDrawing" xmlns:r="http://schemas.openxmlformats.org/officeDocument/2006/relationships" xmlns:w14="http://schemas.microsoft.com/office/word/2010/wordml">
               <w:rPr>
-                <w:rFonts w:ascii="Helvetica" w:hAnsi="Helvetica" w:eastAsia="Helvetica" w:cs="Helvetica"/>
+                <w:rFonts w:ascii="Arial" w:hAnsi="Arial" w:eastAsia="Arial" w:cs="Arial"/>
                 <w:i w:val="false"/>
                 <w:b w:val="true"/>
                 <w:u w:val="none"/>
@@ -450,7 +524,7 @@
               <w:spacing w:after="100" w:before="100" w:line="240"/>
               <w:ind w:left="100" w:right="100" w:firstLine="0" w:firstLineChars="0"/>
               <w:rPr>
-                <w:rFonts w:ascii="Helvetica" w:hAnsi="Helvetica" w:eastAsia="Helvetica" w:cs="Helvetica"/>
+                <w:rFonts w:ascii="Arial" w:hAnsi="Arial" w:eastAsia="Arial" w:cs="Arial"/>
                 <w:i w:val="false"/>
                 <w:b w:val="true"/>
                 <w:u w:val="none"/>
@@ -462,7 +536,7 @@
             </w:pPr>
             <w:r xmlns:w="http://schemas.openxmlformats.org/wordprocessingml/2006/main" xmlns:wp="http://schemas.openxmlformats.org/drawingml/2006/wordprocessingDrawing" xmlns:r="http://schemas.openxmlformats.org/officeDocument/2006/relationships" xmlns:w14="http://schemas.microsoft.com/office/word/2010/wordml">
               <w:rPr>
-                <w:rFonts w:ascii="Helvetica" w:hAnsi="Helvetica" w:eastAsia="Helvetica" w:cs="Helvetica"/>
+                <w:rFonts w:ascii="Arial" w:hAnsi="Arial" w:eastAsia="Arial" w:cs="Arial"/>
                 <w:i w:val="false"/>
                 <w:b w:val="true"/>
                 <w:u w:val="none"/>
@@ -504,7 +578,7 @@
               <w:spacing w:after="100" w:before="100" w:line="240"/>
               <w:ind w:left="100" w:right="100" w:firstLine="0" w:firstLineChars="0"/>
               <w:rPr>
-                <w:rFonts w:ascii="Helvetica" w:hAnsi="Helvetica" w:eastAsia="Helvetica" w:cs="Helvetica"/>
+                <w:rFonts w:ascii="Arial" w:hAnsi="Arial" w:eastAsia="Arial" w:cs="Arial"/>
                 <w:i w:val="false"/>
                 <w:b w:val="true"/>
                 <w:u w:val="none"/>
@@ -516,7 +590,7 @@
             </w:pPr>
             <w:r xmlns:w="http://schemas.openxmlformats.org/wordprocessingml/2006/main" xmlns:wp="http://schemas.openxmlformats.org/drawingml/2006/wordprocessingDrawing" xmlns:r="http://schemas.openxmlformats.org/officeDocument/2006/relationships" xmlns:w14="http://schemas.microsoft.com/office/word/2010/wordml">
               <w:rPr>
-                <w:rFonts w:ascii="Helvetica" w:hAnsi="Helvetica" w:eastAsia="Helvetica" w:cs="Helvetica"/>
+                <w:rFonts w:ascii="Arial" w:hAnsi="Arial" w:eastAsia="Arial" w:cs="Arial"/>
                 <w:i w:val="false"/>
                 <w:b w:val="true"/>
                 <w:u w:val="none"/>
@@ -558,7 +632,7 @@
               <w:spacing w:after="100" w:before="100" w:line="240"/>
               <w:ind w:left="100" w:right="100" w:firstLine="0" w:firstLineChars="0"/>
               <w:rPr>
-                <w:rFonts w:ascii="Helvetica" w:hAnsi="Helvetica" w:eastAsia="Helvetica" w:cs="Helvetica"/>
+                <w:rFonts w:ascii="Arial" w:hAnsi="Arial" w:eastAsia="Arial" w:cs="Arial"/>
                 <w:i w:val="false"/>
                 <w:b w:val="true"/>
                 <w:u w:val="none"/>
@@ -570,7 +644,7 @@
             </w:pPr>
             <w:r xmlns:w="http://schemas.openxmlformats.org/wordprocessingml/2006/main" xmlns:wp="http://schemas.openxmlformats.org/drawingml/2006/wordprocessingDrawing" xmlns:r="http://schemas.openxmlformats.org/officeDocument/2006/relationships" xmlns:w14="http://schemas.microsoft.com/office/word/2010/wordml">
               <w:rPr>
-                <w:rFonts w:ascii="Helvetica" w:hAnsi="Helvetica" w:eastAsia="Helvetica" w:cs="Helvetica"/>
+                <w:rFonts w:ascii="Arial" w:hAnsi="Arial" w:eastAsia="Arial" w:cs="Arial"/>
                 <w:i w:val="false"/>
                 <w:b w:val="true"/>
                 <w:u w:val="none"/>
@@ -617,7 +691,7 @@
               <w:spacing w:after="100" w:before="100" w:line="240"/>
               <w:ind w:left="100" w:right="100" w:firstLine="0" w:firstLineChars="0"/>
               <w:rPr>
-                <w:rFonts w:ascii="Helvetica" w:hAnsi="Helvetica" w:eastAsia="Helvetica" w:cs="Helvetica"/>
+                <w:rFonts w:ascii="Arial" w:hAnsi="Arial" w:eastAsia="Arial" w:cs="Arial"/>
                 <w:i w:val="false"/>
                 <w:b w:val="false"/>
                 <w:u w:val="none"/>
@@ -629,7 +703,7 @@
             </w:pPr>
             <w:r xmlns:w="http://schemas.openxmlformats.org/wordprocessingml/2006/main" xmlns:wp="http://schemas.openxmlformats.org/drawingml/2006/wordprocessingDrawing" xmlns:r="http://schemas.openxmlformats.org/officeDocument/2006/relationships" xmlns:w14="http://schemas.microsoft.com/office/word/2010/wordml">
               <w:rPr>
-                <w:rFonts w:ascii="Helvetica" w:hAnsi="Helvetica" w:eastAsia="Helvetica" w:cs="Helvetica"/>
+                <w:rFonts w:ascii="Arial" w:hAnsi="Arial" w:eastAsia="Arial" w:cs="Arial"/>
                 <w:i w:val="false"/>
                 <w:b w:val="false"/>
                 <w:u w:val="none"/>
@@ -671,7 +745,7 @@
               <w:spacing w:after="100" w:before="100" w:line="240"/>
               <w:ind w:left="100" w:right="100" w:firstLine="0" w:firstLineChars="0"/>
               <w:rPr>
-                <w:rFonts w:ascii="Helvetica" w:hAnsi="Helvetica" w:eastAsia="Helvetica" w:cs="Helvetica"/>
+                <w:rFonts w:ascii="Arial" w:hAnsi="Arial" w:eastAsia="Arial" w:cs="Arial"/>
                 <w:i w:val="false"/>
                 <w:b w:val="false"/>
                 <w:u w:val="none"/>
@@ -683,7 +757,7 @@
             </w:pPr>
             <w:r xmlns:w="http://schemas.openxmlformats.org/wordprocessingml/2006/main" xmlns:wp="http://schemas.openxmlformats.org/drawingml/2006/wordprocessingDrawing" xmlns:r="http://schemas.openxmlformats.org/officeDocument/2006/relationships" xmlns:w14="http://schemas.microsoft.com/office/word/2010/wordml">
               <w:rPr>
-                <w:rFonts w:ascii="Helvetica" w:hAnsi="Helvetica" w:eastAsia="Helvetica" w:cs="Helvetica"/>
+                <w:rFonts w:ascii="Arial" w:hAnsi="Arial" w:eastAsia="Arial" w:cs="Arial"/>
                 <w:i w:val="false"/>
                 <w:b w:val="false"/>
                 <w:u w:val="none"/>
@@ -725,7 +799,7 @@
               <w:spacing w:after="100" w:before="100" w:line="240"/>
               <w:ind w:left="100" w:right="100" w:firstLine="0" w:firstLineChars="0"/>
               <w:rPr>
-                <w:rFonts w:ascii="Helvetica" w:hAnsi="Helvetica" w:eastAsia="Helvetica" w:cs="Helvetica"/>
+                <w:rFonts w:ascii="Arial" w:hAnsi="Arial" w:eastAsia="Arial" w:cs="Arial"/>
                 <w:i w:val="false"/>
                 <w:b w:val="false"/>
                 <w:u w:val="none"/>
@@ -737,7 +811,7 @@
             </w:pPr>
             <w:r xmlns:w="http://schemas.openxmlformats.org/wordprocessingml/2006/main" xmlns:wp="http://schemas.openxmlformats.org/drawingml/2006/wordprocessingDrawing" xmlns:r="http://schemas.openxmlformats.org/officeDocument/2006/relationships" xmlns:w14="http://schemas.microsoft.com/office/word/2010/wordml">
               <w:rPr>
-                <w:rFonts w:ascii="Helvetica" w:hAnsi="Helvetica" w:eastAsia="Helvetica" w:cs="Helvetica"/>
+                <w:rFonts w:ascii="Arial" w:hAnsi="Arial" w:eastAsia="Arial" w:cs="Arial"/>
                 <w:i w:val="false"/>
                 <w:b w:val="false"/>
                 <w:u w:val="none"/>
@@ -779,7 +853,7 @@
               <w:spacing w:after="100" w:before="100" w:line="240"/>
               <w:ind w:left="100" w:right="100" w:firstLine="0" w:firstLineChars="0"/>
               <w:rPr>
-                <w:rFonts w:ascii="Helvetica" w:hAnsi="Helvetica" w:eastAsia="Helvetica" w:cs="Helvetica"/>
+                <w:rFonts w:ascii="Arial" w:hAnsi="Arial" w:eastAsia="Arial" w:cs="Arial"/>
                 <w:i w:val="false"/>
                 <w:b w:val="false"/>
                 <w:u w:val="none"/>
@@ -791,7 +865,7 @@
             </w:pPr>
             <w:r xmlns:w="http://schemas.openxmlformats.org/wordprocessingml/2006/main" xmlns:wp="http://schemas.openxmlformats.org/drawingml/2006/wordprocessingDrawing" xmlns:r="http://schemas.openxmlformats.org/officeDocument/2006/relationships" xmlns:w14="http://schemas.microsoft.com/office/word/2010/wordml">
               <w:rPr>
-                <w:rFonts w:ascii="Helvetica" w:hAnsi="Helvetica" w:eastAsia="Helvetica" w:cs="Helvetica"/>
+                <w:rFonts w:ascii="Arial" w:hAnsi="Arial" w:eastAsia="Arial" w:cs="Arial"/>
                 <w:i w:val="false"/>
                 <w:b w:val="false"/>
                 <w:u w:val="none"/>
@@ -833,7 +907,7 @@
               <w:spacing w:after="100" w:before="100" w:line="240"/>
               <w:ind w:left="100" w:right="100" w:firstLine="0" w:firstLineChars="0"/>
               <w:rPr>
-                <w:rFonts w:ascii="Helvetica" w:hAnsi="Helvetica" w:eastAsia="Helvetica" w:cs="Helvetica"/>
+                <w:rFonts w:ascii="Arial" w:hAnsi="Arial" w:eastAsia="Arial" w:cs="Arial"/>
                 <w:i w:val="false"/>
                 <w:b w:val="false"/>
                 <w:u w:val="none"/>
@@ -845,7 +919,7 @@
             </w:pPr>
             <w:r xmlns:w="http://schemas.openxmlformats.org/wordprocessingml/2006/main" xmlns:wp="http://schemas.openxmlformats.org/drawingml/2006/wordprocessingDrawing" xmlns:r="http://schemas.openxmlformats.org/officeDocument/2006/relationships" xmlns:w14="http://schemas.microsoft.com/office/word/2010/wordml">
               <w:rPr>
-                <w:rFonts w:ascii="Helvetica" w:hAnsi="Helvetica" w:eastAsia="Helvetica" w:cs="Helvetica"/>
+                <w:rFonts w:ascii="Arial" w:hAnsi="Arial" w:eastAsia="Arial" w:cs="Arial"/>
                 <w:i w:val="false"/>
                 <w:b w:val="false"/>
                 <w:u w:val="none"/>
@@ -892,7 +966,7 @@
               <w:spacing w:after="100" w:before="100" w:line="240"/>
               <w:ind w:left="100" w:right="100" w:firstLine="0" w:firstLineChars="0"/>
               <w:rPr>
-                <w:rFonts w:ascii="Helvetica" w:hAnsi="Helvetica" w:eastAsia="Helvetica" w:cs="Helvetica"/>
+                <w:rFonts w:ascii="Arial" w:hAnsi="Arial" w:eastAsia="Arial" w:cs="Arial"/>
                 <w:i w:val="false"/>
                 <w:b w:val="false"/>
                 <w:u w:val="none"/>
@@ -904,7 +978,7 @@
             </w:pPr>
             <w:r xmlns:w="http://schemas.openxmlformats.org/wordprocessingml/2006/main" xmlns:wp="http://schemas.openxmlformats.org/drawingml/2006/wordprocessingDrawing" xmlns:r="http://schemas.openxmlformats.org/officeDocument/2006/relationships" xmlns:w14="http://schemas.microsoft.com/office/word/2010/wordml">
               <w:rPr>
-                <w:rFonts w:ascii="Helvetica" w:hAnsi="Helvetica" w:eastAsia="Helvetica" w:cs="Helvetica"/>
+                <w:rFonts w:ascii="Arial" w:hAnsi="Arial" w:eastAsia="Arial" w:cs="Arial"/>
                 <w:i w:val="false"/>
                 <w:b w:val="false"/>
                 <w:u w:val="none"/>
@@ -946,7 +1020,7 @@
               <w:spacing w:after="100" w:before="100" w:line="240"/>
               <w:ind w:left="100" w:right="100" w:firstLine="0" w:firstLineChars="0"/>
               <w:rPr>
-                <w:rFonts w:ascii="Helvetica" w:hAnsi="Helvetica" w:eastAsia="Helvetica" w:cs="Helvetica"/>
+                <w:rFonts w:ascii="Arial" w:hAnsi="Arial" w:eastAsia="Arial" w:cs="Arial"/>
                 <w:i w:val="false"/>
                 <w:b w:val="false"/>
                 <w:u w:val="none"/>
@@ -958,7 +1032,7 @@
             </w:pPr>
             <w:r xmlns:w="http://schemas.openxmlformats.org/wordprocessingml/2006/main" xmlns:wp="http://schemas.openxmlformats.org/drawingml/2006/wordprocessingDrawing" xmlns:r="http://schemas.openxmlformats.org/officeDocument/2006/relationships" xmlns:w14="http://schemas.microsoft.com/office/word/2010/wordml">
               <w:rPr>
-                <w:rFonts w:ascii="Helvetica" w:hAnsi="Helvetica" w:eastAsia="Helvetica" w:cs="Helvetica"/>
+                <w:rFonts w:ascii="Arial" w:hAnsi="Arial" w:eastAsia="Arial" w:cs="Arial"/>
                 <w:i w:val="false"/>
                 <w:b w:val="false"/>
                 <w:u w:val="none"/>
@@ -1000,7 +1074,7 @@
               <w:spacing w:after="100" w:before="100" w:line="240"/>
               <w:ind w:left="100" w:right="100" w:firstLine="0" w:firstLineChars="0"/>
               <w:rPr>
-                <w:rFonts w:ascii="Helvetica" w:hAnsi="Helvetica" w:eastAsia="Helvetica" w:cs="Helvetica"/>
+                <w:rFonts w:ascii="Arial" w:hAnsi="Arial" w:eastAsia="Arial" w:cs="Arial"/>
                 <w:i w:val="false"/>
                 <w:b w:val="false"/>
                 <w:u w:val="none"/>
@@ -1012,7 +1086,7 @@
             </w:pPr>
             <w:r xmlns:w="http://schemas.openxmlformats.org/wordprocessingml/2006/main" xmlns:wp="http://schemas.openxmlformats.org/drawingml/2006/wordprocessingDrawing" xmlns:r="http://schemas.openxmlformats.org/officeDocument/2006/relationships" xmlns:w14="http://schemas.microsoft.com/office/word/2010/wordml">
               <w:rPr>
-                <w:rFonts w:ascii="Helvetica" w:hAnsi="Helvetica" w:eastAsia="Helvetica" w:cs="Helvetica"/>
+                <w:rFonts w:ascii="Arial" w:hAnsi="Arial" w:eastAsia="Arial" w:cs="Arial"/>
                 <w:i w:val="false"/>
                 <w:b w:val="false"/>
                 <w:u w:val="none"/>
@@ -1054,7 +1128,7 @@
               <w:spacing w:after="100" w:before="100" w:line="240"/>
               <w:ind w:left="100" w:right="100" w:firstLine="0" w:firstLineChars="0"/>
               <w:rPr>
-                <w:rFonts w:ascii="Helvetica" w:hAnsi="Helvetica" w:eastAsia="Helvetica" w:cs="Helvetica"/>
+                <w:rFonts w:ascii="Arial" w:hAnsi="Arial" w:eastAsia="Arial" w:cs="Arial"/>
                 <w:i w:val="false"/>
                 <w:b w:val="false"/>
                 <w:u w:val="none"/>
@@ -1066,7 +1140,7 @@
             </w:pPr>
             <w:r xmlns:w="http://schemas.openxmlformats.org/wordprocessingml/2006/main" xmlns:wp="http://schemas.openxmlformats.org/drawingml/2006/wordprocessingDrawing" xmlns:r="http://schemas.openxmlformats.org/officeDocument/2006/relationships" xmlns:w14="http://schemas.microsoft.com/office/word/2010/wordml">
               <w:rPr>
-                <w:rFonts w:ascii="Helvetica" w:hAnsi="Helvetica" w:eastAsia="Helvetica" w:cs="Helvetica"/>
+                <w:rFonts w:ascii="Arial" w:hAnsi="Arial" w:eastAsia="Arial" w:cs="Arial"/>
                 <w:i w:val="false"/>
                 <w:b w:val="false"/>
                 <w:u w:val="none"/>
@@ -1108,7 +1182,7 @@
               <w:spacing w:after="100" w:before="100" w:line="240"/>
               <w:ind w:left="100" w:right="100" w:firstLine="0" w:firstLineChars="0"/>
               <w:rPr>
-                <w:rFonts w:ascii="Helvetica" w:hAnsi="Helvetica" w:eastAsia="Helvetica" w:cs="Helvetica"/>
+                <w:rFonts w:ascii="Arial" w:hAnsi="Arial" w:eastAsia="Arial" w:cs="Arial"/>
                 <w:i w:val="false"/>
                 <w:b w:val="false"/>
                 <w:u w:val="none"/>
@@ -1120,7 +1194,7 @@
             </w:pPr>
             <w:r xmlns:w="http://schemas.openxmlformats.org/wordprocessingml/2006/main" xmlns:wp="http://schemas.openxmlformats.org/drawingml/2006/wordprocessingDrawing" xmlns:r="http://schemas.openxmlformats.org/officeDocument/2006/relationships" xmlns:w14="http://schemas.microsoft.com/office/word/2010/wordml">
               <w:rPr>
-                <w:rFonts w:ascii="Helvetica" w:hAnsi="Helvetica" w:eastAsia="Helvetica" w:cs="Helvetica"/>
+                <w:rFonts w:ascii="Arial" w:hAnsi="Arial" w:eastAsia="Arial" w:cs="Arial"/>
                 <w:i w:val="false"/>
                 <w:b w:val="false"/>
                 <w:u w:val="none"/>
@@ -1167,7 +1241,7 @@
               <w:spacing w:after="100" w:before="100" w:line="240"/>
               <w:ind w:left="100" w:right="100" w:firstLine="0" w:firstLineChars="0"/>
               <w:rPr>
-                <w:rFonts w:ascii="Helvetica" w:hAnsi="Helvetica" w:eastAsia="Helvetica" w:cs="Helvetica"/>
+                <w:rFonts w:ascii="Arial" w:hAnsi="Arial" w:eastAsia="Arial" w:cs="Arial"/>
                 <w:i w:val="false"/>
                 <w:b w:val="false"/>
                 <w:u w:val="none"/>
@@ -1179,7 +1253,7 @@
             </w:pPr>
             <w:r xmlns:w="http://schemas.openxmlformats.org/wordprocessingml/2006/main" xmlns:wp="http://schemas.openxmlformats.org/drawingml/2006/wordprocessingDrawing" xmlns:r="http://schemas.openxmlformats.org/officeDocument/2006/relationships" xmlns:w14="http://schemas.microsoft.com/office/word/2010/wordml">
               <w:rPr>
-                <w:rFonts w:ascii="Helvetica" w:hAnsi="Helvetica" w:eastAsia="Helvetica" w:cs="Helvetica"/>
+                <w:rFonts w:ascii="Arial" w:hAnsi="Arial" w:eastAsia="Arial" w:cs="Arial"/>
                 <w:i w:val="false"/>
                 <w:b w:val="false"/>
                 <w:u w:val="none"/>
@@ -1221,7 +1295,7 @@
               <w:spacing w:after="100" w:before="100" w:line="240"/>
               <w:ind w:left="100" w:right="100" w:firstLine="0" w:firstLineChars="0"/>
               <w:rPr>
-                <w:rFonts w:ascii="Helvetica" w:hAnsi="Helvetica" w:eastAsia="Helvetica" w:cs="Helvetica"/>
+                <w:rFonts w:ascii="Arial" w:hAnsi="Arial" w:eastAsia="Arial" w:cs="Arial"/>
                 <w:i w:val="false"/>
                 <w:b w:val="false"/>
                 <w:u w:val="none"/>
@@ -1233,7 +1307,7 @@
             </w:pPr>
             <w:r xmlns:w="http://schemas.openxmlformats.org/wordprocessingml/2006/main" xmlns:wp="http://schemas.openxmlformats.org/drawingml/2006/wordprocessingDrawing" xmlns:r="http://schemas.openxmlformats.org/officeDocument/2006/relationships" xmlns:w14="http://schemas.microsoft.com/office/word/2010/wordml">
               <w:rPr>
-                <w:rFonts w:ascii="Helvetica" w:hAnsi="Helvetica" w:eastAsia="Helvetica" w:cs="Helvetica"/>
+                <w:rFonts w:ascii="Arial" w:hAnsi="Arial" w:eastAsia="Arial" w:cs="Arial"/>
                 <w:i w:val="false"/>
                 <w:b w:val="false"/>
                 <w:u w:val="none"/>
@@ -1275,7 +1349,7 @@
               <w:spacing w:after="100" w:before="100" w:line="240"/>
               <w:ind w:left="100" w:right="100" w:firstLine="0" w:firstLineChars="0"/>
               <w:rPr>
-                <w:rFonts w:ascii="Helvetica" w:hAnsi="Helvetica" w:eastAsia="Helvetica" w:cs="Helvetica"/>
+                <w:rFonts w:ascii="Arial" w:hAnsi="Arial" w:eastAsia="Arial" w:cs="Arial"/>
                 <w:i w:val="false"/>
                 <w:b w:val="false"/>
                 <w:u w:val="none"/>
@@ -1287,7 +1361,7 @@
             </w:pPr>
             <w:r xmlns:w="http://schemas.openxmlformats.org/wordprocessingml/2006/main" xmlns:wp="http://schemas.openxmlformats.org/drawingml/2006/wordprocessingDrawing" xmlns:r="http://schemas.openxmlformats.org/officeDocument/2006/relationships" xmlns:w14="http://schemas.microsoft.com/office/word/2010/wordml">
               <w:rPr>
-                <w:rFonts w:ascii="Helvetica" w:hAnsi="Helvetica" w:eastAsia="Helvetica" w:cs="Helvetica"/>
+                <w:rFonts w:ascii="Arial" w:hAnsi="Arial" w:eastAsia="Arial" w:cs="Arial"/>
                 <w:i w:val="false"/>
                 <w:b w:val="false"/>
                 <w:u w:val="none"/>
@@ -1329,7 +1403,7 @@
               <w:spacing w:after="100" w:before="100" w:line="240"/>
               <w:ind w:left="100" w:right="100" w:firstLine="0" w:firstLineChars="0"/>
               <w:rPr>
-                <w:rFonts w:ascii="Helvetica" w:hAnsi="Helvetica" w:eastAsia="Helvetica" w:cs="Helvetica"/>
+                <w:rFonts w:ascii="Arial" w:hAnsi="Arial" w:eastAsia="Arial" w:cs="Arial"/>
                 <w:i w:val="false"/>
                 <w:b w:val="false"/>
                 <w:u w:val="none"/>
@@ -1341,7 +1415,7 @@
             </w:pPr>
             <w:r xmlns:w="http://schemas.openxmlformats.org/wordprocessingml/2006/main" xmlns:wp="http://schemas.openxmlformats.org/drawingml/2006/wordprocessingDrawing" xmlns:r="http://schemas.openxmlformats.org/officeDocument/2006/relationships" xmlns:w14="http://schemas.microsoft.com/office/word/2010/wordml">
               <w:rPr>
-                <w:rFonts w:ascii="Helvetica" w:hAnsi="Helvetica" w:eastAsia="Helvetica" w:cs="Helvetica"/>
+                <w:rFonts w:ascii="Arial" w:hAnsi="Arial" w:eastAsia="Arial" w:cs="Arial"/>
                 <w:i w:val="false"/>
                 <w:b w:val="false"/>
                 <w:u w:val="none"/>
@@ -1383,7 +1457,7 @@
               <w:spacing w:after="100" w:before="100" w:line="240"/>
               <w:ind w:left="100" w:right="100" w:firstLine="0" w:firstLineChars="0"/>
               <w:rPr>
-                <w:rFonts w:ascii="Helvetica" w:hAnsi="Helvetica" w:eastAsia="Helvetica" w:cs="Helvetica"/>
+                <w:rFonts w:ascii="Arial" w:hAnsi="Arial" w:eastAsia="Arial" w:cs="Arial"/>
                 <w:i w:val="false"/>
                 <w:b w:val="false"/>
                 <w:u w:val="none"/>
@@ -1395,7 +1469,7 @@
             </w:pPr>
             <w:r xmlns:w="http://schemas.openxmlformats.org/wordprocessingml/2006/main" xmlns:wp="http://schemas.openxmlformats.org/drawingml/2006/wordprocessingDrawing" xmlns:r="http://schemas.openxmlformats.org/officeDocument/2006/relationships" xmlns:w14="http://schemas.microsoft.com/office/word/2010/wordml">
               <w:rPr>
-                <w:rFonts w:ascii="Helvetica" w:hAnsi="Helvetica" w:eastAsia="Helvetica" w:cs="Helvetica"/>
+                <w:rFonts w:ascii="Arial" w:hAnsi="Arial" w:eastAsia="Arial" w:cs="Arial"/>
                 <w:i w:val="false"/>
                 <w:b w:val="false"/>
                 <w:u w:val="none"/>
@@ -1442,7 +1516,7 @@
               <w:spacing w:after="100" w:before="100" w:line="240"/>
               <w:ind w:left="100" w:right="100" w:firstLine="0" w:firstLineChars="0"/>
               <w:rPr>
-                <w:rFonts w:ascii="Helvetica" w:hAnsi="Helvetica" w:eastAsia="Helvetica" w:cs="Helvetica"/>
+                <w:rFonts w:ascii="Arial" w:hAnsi="Arial" w:eastAsia="Arial" w:cs="Arial"/>
                 <w:i w:val="false"/>
                 <w:b w:val="false"/>
                 <w:u w:val="none"/>
@@ -1454,7 +1528,7 @@
             </w:pPr>
             <w:r xmlns:w="http://schemas.openxmlformats.org/wordprocessingml/2006/main" xmlns:wp="http://schemas.openxmlformats.org/drawingml/2006/wordprocessingDrawing" xmlns:r="http://schemas.openxmlformats.org/officeDocument/2006/relationships" xmlns:w14="http://schemas.microsoft.com/office/word/2010/wordml">
               <w:rPr>
-                <w:rFonts w:ascii="Helvetica" w:hAnsi="Helvetica" w:eastAsia="Helvetica" w:cs="Helvetica"/>
+                <w:rFonts w:ascii="Arial" w:hAnsi="Arial" w:eastAsia="Arial" w:cs="Arial"/>
                 <w:i w:val="false"/>
                 <w:b w:val="false"/>
                 <w:u w:val="none"/>
@@ -1496,7 +1570,7 @@
               <w:spacing w:after="100" w:before="100" w:line="240"/>
               <w:ind w:left="100" w:right="100" w:firstLine="0" w:firstLineChars="0"/>
               <w:rPr>
-                <w:rFonts w:ascii="Helvetica" w:hAnsi="Helvetica" w:eastAsia="Helvetica" w:cs="Helvetica"/>
+                <w:rFonts w:ascii="Arial" w:hAnsi="Arial" w:eastAsia="Arial" w:cs="Arial"/>
                 <w:i w:val="false"/>
                 <w:b w:val="false"/>
                 <w:u w:val="none"/>
@@ -1508,7 +1582,7 @@
             </w:pPr>
             <w:r xmlns:w="http://schemas.openxmlformats.org/wordprocessingml/2006/main" xmlns:wp="http://schemas.openxmlformats.org/drawingml/2006/wordprocessingDrawing" xmlns:r="http://schemas.openxmlformats.org/officeDocument/2006/relationships" xmlns:w14="http://schemas.microsoft.com/office/word/2010/wordml">
               <w:rPr>
-                <w:rFonts w:ascii="Helvetica" w:hAnsi="Helvetica" w:eastAsia="Helvetica" w:cs="Helvetica"/>
+                <w:rFonts w:ascii="Arial" w:hAnsi="Arial" w:eastAsia="Arial" w:cs="Arial"/>
                 <w:i w:val="false"/>
                 <w:b w:val="false"/>
                 <w:u w:val="none"/>
@@ -1550,7 +1624,7 @@
               <w:spacing w:after="100" w:before="100" w:line="240"/>
               <w:ind w:left="100" w:right="100" w:firstLine="0" w:firstLineChars="0"/>
               <w:rPr>
-                <w:rFonts w:ascii="Helvetica" w:hAnsi="Helvetica" w:eastAsia="Helvetica" w:cs="Helvetica"/>
+                <w:rFonts w:ascii="Arial" w:hAnsi="Arial" w:eastAsia="Arial" w:cs="Arial"/>
                 <w:i w:val="false"/>
                 <w:b w:val="false"/>
                 <w:u w:val="none"/>
@@ -1562,7 +1636,7 @@
             </w:pPr>
             <w:r xmlns:w="http://schemas.openxmlformats.org/wordprocessingml/2006/main" xmlns:wp="http://schemas.openxmlformats.org/drawingml/2006/wordprocessingDrawing" xmlns:r="http://schemas.openxmlformats.org/officeDocument/2006/relationships" xmlns:w14="http://schemas.microsoft.com/office/word/2010/wordml">
               <w:rPr>
-                <w:rFonts w:ascii="Helvetica" w:hAnsi="Helvetica" w:eastAsia="Helvetica" w:cs="Helvetica"/>
+                <w:rFonts w:ascii="Arial" w:hAnsi="Arial" w:eastAsia="Arial" w:cs="Arial"/>
                 <w:i w:val="false"/>
                 <w:b w:val="false"/>
                 <w:u w:val="none"/>
@@ -1604,7 +1678,7 @@
               <w:spacing w:after="100" w:before="100" w:line="240"/>
               <w:ind w:left="100" w:right="100" w:firstLine="0" w:firstLineChars="0"/>
               <w:rPr>
-                <w:rFonts w:ascii="Helvetica" w:hAnsi="Helvetica" w:eastAsia="Helvetica" w:cs="Helvetica"/>
+                <w:rFonts w:ascii="Arial" w:hAnsi="Arial" w:eastAsia="Arial" w:cs="Arial"/>
                 <w:i w:val="false"/>
                 <w:b w:val="false"/>
                 <w:u w:val="none"/>
@@ -1616,7 +1690,7 @@
             </w:pPr>
             <w:r xmlns:w="http://schemas.openxmlformats.org/wordprocessingml/2006/main" xmlns:wp="http://schemas.openxmlformats.org/drawingml/2006/wordprocessingDrawing" xmlns:r="http://schemas.openxmlformats.org/officeDocument/2006/relationships" xmlns:w14="http://schemas.microsoft.com/office/word/2010/wordml">
               <w:rPr>
-                <w:rFonts w:ascii="Helvetica" w:hAnsi="Helvetica" w:eastAsia="Helvetica" w:cs="Helvetica"/>
+                <w:rFonts w:ascii="Arial" w:hAnsi="Arial" w:eastAsia="Arial" w:cs="Arial"/>
                 <w:i w:val="false"/>
                 <w:b w:val="false"/>
                 <w:u w:val="none"/>
@@ -1658,7 +1732,7 @@
               <w:spacing w:after="100" w:before="100" w:line="240"/>
               <w:ind w:left="100" w:right="100" w:firstLine="0" w:firstLineChars="0"/>
               <w:rPr>
-                <w:rFonts w:ascii="Helvetica" w:hAnsi="Helvetica" w:eastAsia="Helvetica" w:cs="Helvetica"/>
+                <w:rFonts w:ascii="Arial" w:hAnsi="Arial" w:eastAsia="Arial" w:cs="Arial"/>
                 <w:i w:val="false"/>
                 <w:b w:val="false"/>
                 <w:u w:val="none"/>
@@ -1670,7 +1744,7 @@
             </w:pPr>
             <w:r xmlns:w="http://schemas.openxmlformats.org/wordprocessingml/2006/main" xmlns:wp="http://schemas.openxmlformats.org/drawingml/2006/wordprocessingDrawing" xmlns:r="http://schemas.openxmlformats.org/officeDocument/2006/relationships" xmlns:w14="http://schemas.microsoft.com/office/word/2010/wordml">
               <w:rPr>
-                <w:rFonts w:ascii="Helvetica" w:hAnsi="Helvetica" w:eastAsia="Helvetica" w:cs="Helvetica"/>
+                <w:rFonts w:ascii="Arial" w:hAnsi="Arial" w:eastAsia="Arial" w:cs="Arial"/>
                 <w:i w:val="false"/>
                 <w:b w:val="false"/>
                 <w:u w:val="none"/>
@@ -1717,7 +1791,7 @@
               <w:spacing w:after="100" w:before="100" w:line="240"/>
               <w:ind w:left="100" w:right="100" w:firstLine="0" w:firstLineChars="0"/>
               <w:rPr>
-                <w:rFonts w:ascii="Helvetica" w:hAnsi="Helvetica" w:eastAsia="Helvetica" w:cs="Helvetica"/>
+                <w:rFonts w:ascii="Arial" w:hAnsi="Arial" w:eastAsia="Arial" w:cs="Arial"/>
                 <w:i w:val="false"/>
                 <w:b w:val="false"/>
                 <w:u w:val="none"/>
@@ -1729,7 +1803,7 @@
             </w:pPr>
             <w:r xmlns:w="http://schemas.openxmlformats.org/wordprocessingml/2006/main" xmlns:wp="http://schemas.openxmlformats.org/drawingml/2006/wordprocessingDrawing" xmlns:r="http://schemas.openxmlformats.org/officeDocument/2006/relationships" xmlns:w14="http://schemas.microsoft.com/office/word/2010/wordml">
               <w:rPr>
-                <w:rFonts w:ascii="Helvetica" w:hAnsi="Helvetica" w:eastAsia="Helvetica" w:cs="Helvetica"/>
+                <w:rFonts w:ascii="Arial" w:hAnsi="Arial" w:eastAsia="Arial" w:cs="Arial"/>
                 <w:i w:val="false"/>
                 <w:b w:val="false"/>
                 <w:u w:val="none"/>
@@ -1771,7 +1845,7 @@
               <w:spacing w:after="100" w:before="100" w:line="240"/>
               <w:ind w:left="100" w:right="100" w:firstLine="0" w:firstLineChars="0"/>
               <w:rPr>
-                <w:rFonts w:ascii="Helvetica" w:hAnsi="Helvetica" w:eastAsia="Helvetica" w:cs="Helvetica"/>
+                <w:rFonts w:ascii="Arial" w:hAnsi="Arial" w:eastAsia="Arial" w:cs="Arial"/>
                 <w:i w:val="false"/>
                 <w:b w:val="false"/>
                 <w:u w:val="none"/>
@@ -1783,7 +1857,7 @@
             </w:pPr>
             <w:r xmlns:w="http://schemas.openxmlformats.org/wordprocessingml/2006/main" xmlns:wp="http://schemas.openxmlformats.org/drawingml/2006/wordprocessingDrawing" xmlns:r="http://schemas.openxmlformats.org/officeDocument/2006/relationships" xmlns:w14="http://schemas.microsoft.com/office/word/2010/wordml">
               <w:rPr>
-                <w:rFonts w:ascii="Helvetica" w:hAnsi="Helvetica" w:eastAsia="Helvetica" w:cs="Helvetica"/>
+                <w:rFonts w:ascii="Arial" w:hAnsi="Arial" w:eastAsia="Arial" w:cs="Arial"/>
                 <w:i w:val="false"/>
                 <w:b w:val="false"/>
                 <w:u w:val="none"/>
@@ -1825,7 +1899,7 @@
               <w:spacing w:after="100" w:before="100" w:line="240"/>
               <w:ind w:left="100" w:right="100" w:firstLine="0" w:firstLineChars="0"/>
               <w:rPr>
-                <w:rFonts w:ascii="Helvetica" w:hAnsi="Helvetica" w:eastAsia="Helvetica" w:cs="Helvetica"/>
+                <w:rFonts w:ascii="Arial" w:hAnsi="Arial" w:eastAsia="Arial" w:cs="Arial"/>
                 <w:i w:val="false"/>
                 <w:b w:val="false"/>
                 <w:u w:val="none"/>
@@ -1837,7 +1911,7 @@
             </w:pPr>
             <w:r xmlns:w="http://schemas.openxmlformats.org/wordprocessingml/2006/main" xmlns:wp="http://schemas.openxmlformats.org/drawingml/2006/wordprocessingDrawing" xmlns:r="http://schemas.openxmlformats.org/officeDocument/2006/relationships" xmlns:w14="http://schemas.microsoft.com/office/word/2010/wordml">
               <w:rPr>
-                <w:rFonts w:ascii="Helvetica" w:hAnsi="Helvetica" w:eastAsia="Helvetica" w:cs="Helvetica"/>
+                <w:rFonts w:ascii="Arial" w:hAnsi="Arial" w:eastAsia="Arial" w:cs="Arial"/>
                 <w:i w:val="false"/>
                 <w:b w:val="false"/>
                 <w:u w:val="none"/>
@@ -1879,7 +1953,7 @@
               <w:spacing w:after="100" w:before="100" w:line="240"/>
               <w:ind w:left="100" w:right="100" w:firstLine="0" w:firstLineChars="0"/>
               <w:rPr>
-                <w:rFonts w:ascii="Helvetica" w:hAnsi="Helvetica" w:eastAsia="Helvetica" w:cs="Helvetica"/>
+                <w:rFonts w:ascii="Arial" w:hAnsi="Arial" w:eastAsia="Arial" w:cs="Arial"/>
                 <w:i w:val="false"/>
                 <w:b w:val="false"/>
                 <w:u w:val="none"/>
@@ -1891,7 +1965,7 @@
             </w:pPr>
             <w:r xmlns:w="http://schemas.openxmlformats.org/wordprocessingml/2006/main" xmlns:wp="http://schemas.openxmlformats.org/drawingml/2006/wordprocessingDrawing" xmlns:r="http://schemas.openxmlformats.org/officeDocument/2006/relationships" xmlns:w14="http://schemas.microsoft.com/office/word/2010/wordml">
               <w:rPr>
-                <w:rFonts w:ascii="Helvetica" w:hAnsi="Helvetica" w:eastAsia="Helvetica" w:cs="Helvetica"/>
+                <w:rFonts w:ascii="Arial" w:hAnsi="Arial" w:eastAsia="Arial" w:cs="Arial"/>
                 <w:i w:val="false"/>
                 <w:b w:val="false"/>
                 <w:u w:val="none"/>
@@ -1933,7 +2007,7 @@
               <w:spacing w:after="100" w:before="100" w:line="240"/>
               <w:ind w:left="100" w:right="100" w:firstLine="0" w:firstLineChars="0"/>
               <w:rPr>
-                <w:rFonts w:ascii="Helvetica" w:hAnsi="Helvetica" w:eastAsia="Helvetica" w:cs="Helvetica"/>
+                <w:rFonts w:ascii="Arial" w:hAnsi="Arial" w:eastAsia="Arial" w:cs="Arial"/>
                 <w:i w:val="false"/>
                 <w:b w:val="false"/>
                 <w:u w:val="none"/>
@@ -1945,7 +2019,7 @@
             </w:pPr>
             <w:r xmlns:w="http://schemas.openxmlformats.org/wordprocessingml/2006/main" xmlns:wp="http://schemas.openxmlformats.org/drawingml/2006/wordprocessingDrawing" xmlns:r="http://schemas.openxmlformats.org/officeDocument/2006/relationships" xmlns:w14="http://schemas.microsoft.com/office/word/2010/wordml">
               <w:rPr>
-                <w:rFonts w:ascii="Helvetica" w:hAnsi="Helvetica" w:eastAsia="Helvetica" w:cs="Helvetica"/>
+                <w:rFonts w:ascii="Arial" w:hAnsi="Arial" w:eastAsia="Arial" w:cs="Arial"/>
                 <w:i w:val="false"/>
                 <w:b w:val="false"/>
                 <w:u w:val="none"/>
@@ -1992,7 +2066,7 @@
               <w:spacing w:after="100" w:before="100" w:line="240"/>
               <w:ind w:left="100" w:right="100" w:firstLine="0" w:firstLineChars="0"/>
               <w:rPr>
-                <w:rFonts w:ascii="Helvetica" w:hAnsi="Helvetica" w:eastAsia="Helvetica" w:cs="Helvetica"/>
+                <w:rFonts w:ascii="Arial" w:hAnsi="Arial" w:eastAsia="Arial" w:cs="Arial"/>
                 <w:i w:val="false"/>
                 <w:b w:val="false"/>
                 <w:u w:val="none"/>
@@ -2004,7 +2078,7 @@
             </w:pPr>
             <w:r xmlns:w="http://schemas.openxmlformats.org/wordprocessingml/2006/main" xmlns:wp="http://schemas.openxmlformats.org/drawingml/2006/wordprocessingDrawing" xmlns:r="http://schemas.openxmlformats.org/officeDocument/2006/relationships" xmlns:w14="http://schemas.microsoft.com/office/word/2010/wordml">
               <w:rPr>
-                <w:rFonts w:ascii="Helvetica" w:hAnsi="Helvetica" w:eastAsia="Helvetica" w:cs="Helvetica"/>
+                <w:rFonts w:ascii="Arial" w:hAnsi="Arial" w:eastAsia="Arial" w:cs="Arial"/>
                 <w:i w:val="false"/>
                 <w:b w:val="false"/>
                 <w:u w:val="none"/>
@@ -2046,7 +2120,7 @@
               <w:spacing w:after="100" w:before="100" w:line="240"/>
               <w:ind w:left="100" w:right="100" w:firstLine="0" w:firstLineChars="0"/>
               <w:rPr>
-                <w:rFonts w:ascii="Helvetica" w:hAnsi="Helvetica" w:eastAsia="Helvetica" w:cs="Helvetica"/>
+                <w:rFonts w:ascii="Arial" w:hAnsi="Arial" w:eastAsia="Arial" w:cs="Arial"/>
                 <w:i w:val="false"/>
                 <w:b w:val="false"/>
                 <w:u w:val="none"/>
@@ -2058,7 +2132,7 @@
             </w:pPr>
             <w:r xmlns:w="http://schemas.openxmlformats.org/wordprocessingml/2006/main" xmlns:wp="http://schemas.openxmlformats.org/drawingml/2006/wordprocessingDrawing" xmlns:r="http://schemas.openxmlformats.org/officeDocument/2006/relationships" xmlns:w14="http://schemas.microsoft.com/office/word/2010/wordml">
               <w:rPr>
-                <w:rFonts w:ascii="Helvetica" w:hAnsi="Helvetica" w:eastAsia="Helvetica" w:cs="Helvetica"/>
+                <w:rFonts w:ascii="Arial" w:hAnsi="Arial" w:eastAsia="Arial" w:cs="Arial"/>
                 <w:i w:val="false"/>
                 <w:b w:val="false"/>
                 <w:u w:val="none"/>
@@ -2100,7 +2174,7 @@
               <w:spacing w:after="100" w:before="100" w:line="240"/>
               <w:ind w:left="100" w:right="100" w:firstLine="0" w:firstLineChars="0"/>
               <w:rPr>
-                <w:rFonts w:ascii="Helvetica" w:hAnsi="Helvetica" w:eastAsia="Helvetica" w:cs="Helvetica"/>
+                <w:rFonts w:ascii="Arial" w:hAnsi="Arial" w:eastAsia="Arial" w:cs="Arial"/>
                 <w:i w:val="false"/>
                 <w:b w:val="false"/>
                 <w:u w:val="none"/>
@@ -2112,7 +2186,7 @@
             </w:pPr>
             <w:r xmlns:w="http://schemas.openxmlformats.org/wordprocessingml/2006/main" xmlns:wp="http://schemas.openxmlformats.org/drawingml/2006/wordprocessingDrawing" xmlns:r="http://schemas.openxmlformats.org/officeDocument/2006/relationships" xmlns:w14="http://schemas.microsoft.com/office/word/2010/wordml">
               <w:rPr>
-                <w:rFonts w:ascii="Helvetica" w:hAnsi="Helvetica" w:eastAsia="Helvetica" w:cs="Helvetica"/>
+                <w:rFonts w:ascii="Arial" w:hAnsi="Arial" w:eastAsia="Arial" w:cs="Arial"/>
                 <w:i w:val="false"/>
                 <w:b w:val="false"/>
                 <w:u w:val="none"/>
@@ -2154,7 +2228,7 @@
               <w:spacing w:after="100" w:before="100" w:line="240"/>
               <w:ind w:left="100" w:right="100" w:firstLine="0" w:firstLineChars="0"/>
               <w:rPr>
-                <w:rFonts w:ascii="Helvetica" w:hAnsi="Helvetica" w:eastAsia="Helvetica" w:cs="Helvetica"/>
+                <w:rFonts w:ascii="Arial" w:hAnsi="Arial" w:eastAsia="Arial" w:cs="Arial"/>
                 <w:i w:val="false"/>
                 <w:b w:val="false"/>
                 <w:u w:val="none"/>
@@ -2166,7 +2240,7 @@
             </w:pPr>
             <w:r xmlns:w="http://schemas.openxmlformats.org/wordprocessingml/2006/main" xmlns:wp="http://schemas.openxmlformats.org/drawingml/2006/wordprocessingDrawing" xmlns:r="http://schemas.openxmlformats.org/officeDocument/2006/relationships" xmlns:w14="http://schemas.microsoft.com/office/word/2010/wordml">
               <w:rPr>
-                <w:rFonts w:ascii="Helvetica" w:hAnsi="Helvetica" w:eastAsia="Helvetica" w:cs="Helvetica"/>
+                <w:rFonts w:ascii="Arial" w:hAnsi="Arial" w:eastAsia="Arial" w:cs="Arial"/>
                 <w:i w:val="false"/>
                 <w:b w:val="false"/>
                 <w:u w:val="none"/>
@@ -2208,7 +2282,7 @@
               <w:spacing w:after="100" w:before="100" w:line="240"/>
               <w:ind w:left="100" w:right="100" w:firstLine="0" w:firstLineChars="0"/>
               <w:rPr>
-                <w:rFonts w:ascii="Helvetica" w:hAnsi="Helvetica" w:eastAsia="Helvetica" w:cs="Helvetica"/>
+                <w:rFonts w:ascii="Arial" w:hAnsi="Arial" w:eastAsia="Arial" w:cs="Arial"/>
                 <w:i w:val="false"/>
                 <w:b w:val="false"/>
                 <w:u w:val="none"/>
@@ -2220,7 +2294,7 @@
             </w:pPr>
             <w:r xmlns:w="http://schemas.openxmlformats.org/wordprocessingml/2006/main" xmlns:wp="http://schemas.openxmlformats.org/drawingml/2006/wordprocessingDrawing" xmlns:r="http://schemas.openxmlformats.org/officeDocument/2006/relationships" xmlns:w14="http://schemas.microsoft.com/office/word/2010/wordml">
               <w:rPr>
-                <w:rFonts w:ascii="Helvetica" w:hAnsi="Helvetica" w:eastAsia="Helvetica" w:cs="Helvetica"/>
+                <w:rFonts w:ascii="Arial" w:hAnsi="Arial" w:eastAsia="Arial" w:cs="Arial"/>
                 <w:i w:val="false"/>
                 <w:b w:val="false"/>
                 <w:u w:val="none"/>
@@ -2267,7 +2341,7 @@
               <w:spacing w:after="100" w:before="100" w:line="240"/>
               <w:ind w:left="100" w:right="100" w:firstLine="0" w:firstLineChars="0"/>
               <w:rPr>
-                <w:rFonts w:ascii="Helvetica" w:hAnsi="Helvetica" w:eastAsia="Helvetica" w:cs="Helvetica"/>
+                <w:rFonts w:ascii="Arial" w:hAnsi="Arial" w:eastAsia="Arial" w:cs="Arial"/>
                 <w:i w:val="false"/>
                 <w:b w:val="false"/>
                 <w:u w:val="none"/>
@@ -2279,7 +2353,7 @@
             </w:pPr>
             <w:r xmlns:w="http://schemas.openxmlformats.org/wordprocessingml/2006/main" xmlns:wp="http://schemas.openxmlformats.org/drawingml/2006/wordprocessingDrawing" xmlns:r="http://schemas.openxmlformats.org/officeDocument/2006/relationships" xmlns:w14="http://schemas.microsoft.com/office/word/2010/wordml">
               <w:rPr>
-                <w:rFonts w:ascii="Helvetica" w:hAnsi="Helvetica" w:eastAsia="Helvetica" w:cs="Helvetica"/>
+                <w:rFonts w:ascii="Arial" w:hAnsi="Arial" w:eastAsia="Arial" w:cs="Arial"/>
                 <w:i w:val="false"/>
                 <w:b w:val="false"/>
                 <w:u w:val="none"/>
@@ -2321,7 +2395,7 @@
               <w:spacing w:after="100" w:before="100" w:line="240"/>
               <w:ind w:left="100" w:right="100" w:firstLine="0" w:firstLineChars="0"/>
               <w:rPr>
-                <w:rFonts w:ascii="Helvetica" w:hAnsi="Helvetica" w:eastAsia="Helvetica" w:cs="Helvetica"/>
+                <w:rFonts w:ascii="Arial" w:hAnsi="Arial" w:eastAsia="Arial" w:cs="Arial"/>
                 <w:i w:val="false"/>
                 <w:b w:val="false"/>
                 <w:u w:val="none"/>
@@ -2333,7 +2407,7 @@
             </w:pPr>
             <w:r xmlns:w="http://schemas.openxmlformats.org/wordprocessingml/2006/main" xmlns:wp="http://schemas.openxmlformats.org/drawingml/2006/wordprocessingDrawing" xmlns:r="http://schemas.openxmlformats.org/officeDocument/2006/relationships" xmlns:w14="http://schemas.microsoft.com/office/word/2010/wordml">
               <w:rPr>
-                <w:rFonts w:ascii="Helvetica" w:hAnsi="Helvetica" w:eastAsia="Helvetica" w:cs="Helvetica"/>
+                <w:rFonts w:ascii="Arial" w:hAnsi="Arial" w:eastAsia="Arial" w:cs="Arial"/>
                 <w:i w:val="false"/>
                 <w:b w:val="false"/>
                 <w:u w:val="none"/>
@@ -2375,7 +2449,7 @@
               <w:spacing w:after="100" w:before="100" w:line="240"/>
               <w:ind w:left="100" w:right="100" w:firstLine="0" w:firstLineChars="0"/>
               <w:rPr>
-                <w:rFonts w:ascii="Helvetica" w:hAnsi="Helvetica" w:eastAsia="Helvetica" w:cs="Helvetica"/>
+                <w:rFonts w:ascii="Arial" w:hAnsi="Arial" w:eastAsia="Arial" w:cs="Arial"/>
                 <w:i w:val="false"/>
                 <w:b w:val="false"/>
                 <w:u w:val="none"/>
@@ -2387,7 +2461,7 @@
             </w:pPr>
             <w:r xmlns:w="http://schemas.openxmlformats.org/wordprocessingml/2006/main" xmlns:wp="http://schemas.openxmlformats.org/drawingml/2006/wordprocessingDrawing" xmlns:r="http://schemas.openxmlformats.org/officeDocument/2006/relationships" xmlns:w14="http://schemas.microsoft.com/office/word/2010/wordml">
               <w:rPr>
-                <w:rFonts w:ascii="Helvetica" w:hAnsi="Helvetica" w:eastAsia="Helvetica" w:cs="Helvetica"/>
+                <w:rFonts w:ascii="Arial" w:hAnsi="Arial" w:eastAsia="Arial" w:cs="Arial"/>
                 <w:i w:val="false"/>
                 <w:b w:val="false"/>
                 <w:u w:val="none"/>
@@ -2429,7 +2503,7 @@
               <w:spacing w:after="100" w:before="100" w:line="240"/>
               <w:ind w:left="100" w:right="100" w:firstLine="0" w:firstLineChars="0"/>
               <w:rPr>
-                <w:rFonts w:ascii="Helvetica" w:hAnsi="Helvetica" w:eastAsia="Helvetica" w:cs="Helvetica"/>
+                <w:rFonts w:ascii="Arial" w:hAnsi="Arial" w:eastAsia="Arial" w:cs="Arial"/>
                 <w:i w:val="false"/>
                 <w:b w:val="false"/>
                 <w:u w:val="none"/>
@@ -2441,7 +2515,7 @@
             </w:pPr>
             <w:r xmlns:w="http://schemas.openxmlformats.org/wordprocessingml/2006/main" xmlns:wp="http://schemas.openxmlformats.org/drawingml/2006/wordprocessingDrawing" xmlns:r="http://schemas.openxmlformats.org/officeDocument/2006/relationships" xmlns:w14="http://schemas.microsoft.com/office/word/2010/wordml">
               <w:rPr>
-                <w:rFonts w:ascii="Helvetica" w:hAnsi="Helvetica" w:eastAsia="Helvetica" w:cs="Helvetica"/>
+                <w:rFonts w:ascii="Arial" w:hAnsi="Arial" w:eastAsia="Arial" w:cs="Arial"/>
                 <w:i w:val="false"/>
                 <w:b w:val="false"/>
                 <w:u w:val="none"/>
@@ -2483,7 +2557,7 @@
               <w:spacing w:after="100" w:before="100" w:line="240"/>
               <w:ind w:left="100" w:right="100" w:firstLine="0" w:firstLineChars="0"/>
               <w:rPr>
-                <w:rFonts w:ascii="Helvetica" w:hAnsi="Helvetica" w:eastAsia="Helvetica" w:cs="Helvetica"/>
+                <w:rFonts w:ascii="Arial" w:hAnsi="Arial" w:eastAsia="Arial" w:cs="Arial"/>
                 <w:i w:val="false"/>
                 <w:b w:val="false"/>
                 <w:u w:val="none"/>
@@ -2495,7 +2569,7 @@
             </w:pPr>
             <w:r xmlns:w="http://schemas.openxmlformats.org/wordprocessingml/2006/main" xmlns:wp="http://schemas.openxmlformats.org/drawingml/2006/wordprocessingDrawing" xmlns:r="http://schemas.openxmlformats.org/officeDocument/2006/relationships" xmlns:w14="http://schemas.microsoft.com/office/word/2010/wordml">
               <w:rPr>
-                <w:rFonts w:ascii="Helvetica" w:hAnsi="Helvetica" w:eastAsia="Helvetica" w:cs="Helvetica"/>
+                <w:rFonts w:ascii="Arial" w:hAnsi="Arial" w:eastAsia="Arial" w:cs="Arial"/>
                 <w:i w:val="false"/>
                 <w:b w:val="false"/>
                 <w:u w:val="none"/>
@@ -2542,7 +2616,7 @@
               <w:spacing w:after="100" w:before="100" w:line="240"/>
               <w:ind w:left="100" w:right="100" w:firstLine="0" w:firstLineChars="0"/>
               <w:rPr>
-                <w:rFonts w:ascii="Helvetica" w:hAnsi="Helvetica" w:eastAsia="Helvetica" w:cs="Helvetica"/>
+                <w:rFonts w:ascii="Arial" w:hAnsi="Arial" w:eastAsia="Arial" w:cs="Arial"/>
                 <w:i w:val="false"/>
                 <w:b w:val="false"/>
                 <w:u w:val="none"/>
@@ -2554,7 +2628,7 @@
             </w:pPr>
             <w:r xmlns:w="http://schemas.openxmlformats.org/wordprocessingml/2006/main" xmlns:wp="http://schemas.openxmlformats.org/drawingml/2006/wordprocessingDrawing" xmlns:r="http://schemas.openxmlformats.org/officeDocument/2006/relationships" xmlns:w14="http://schemas.microsoft.com/office/word/2010/wordml">
               <w:rPr>
-                <w:rFonts w:ascii="Helvetica" w:hAnsi="Helvetica" w:eastAsia="Helvetica" w:cs="Helvetica"/>
+                <w:rFonts w:ascii="Arial" w:hAnsi="Arial" w:eastAsia="Arial" w:cs="Arial"/>
                 <w:i w:val="false"/>
                 <w:b w:val="false"/>
                 <w:u w:val="none"/>
@@ -2596,7 +2670,7 @@
               <w:spacing w:after="100" w:before="100" w:line="240"/>
               <w:ind w:left="100" w:right="100" w:firstLine="0" w:firstLineChars="0"/>
               <w:rPr>
-                <w:rFonts w:ascii="Helvetica" w:hAnsi="Helvetica" w:eastAsia="Helvetica" w:cs="Helvetica"/>
+                <w:rFonts w:ascii="Arial" w:hAnsi="Arial" w:eastAsia="Arial" w:cs="Arial"/>
                 <w:i w:val="false"/>
                 <w:b w:val="false"/>
                 <w:u w:val="none"/>
@@ -2608,7 +2682,7 @@
             </w:pPr>
             <w:r xmlns:w="http://schemas.openxmlformats.org/wordprocessingml/2006/main" xmlns:wp="http://schemas.openxmlformats.org/drawingml/2006/wordprocessingDrawing" xmlns:r="http://schemas.openxmlformats.org/officeDocument/2006/relationships" xmlns:w14="http://schemas.microsoft.com/office/word/2010/wordml">
               <w:rPr>
-                <w:rFonts w:ascii="Helvetica" w:hAnsi="Helvetica" w:eastAsia="Helvetica" w:cs="Helvetica"/>
+                <w:rFonts w:ascii="Arial" w:hAnsi="Arial" w:eastAsia="Arial" w:cs="Arial"/>
                 <w:i w:val="false"/>
                 <w:b w:val="false"/>
                 <w:u w:val="none"/>
@@ -2650,7 +2724,7 @@
               <w:spacing w:after="100" w:before="100" w:line="240"/>
               <w:ind w:left="100" w:right="100" w:firstLine="0" w:firstLineChars="0"/>
               <w:rPr>
-                <w:rFonts w:ascii="Helvetica" w:hAnsi="Helvetica" w:eastAsia="Helvetica" w:cs="Helvetica"/>
+                <w:rFonts w:ascii="Arial" w:hAnsi="Arial" w:eastAsia="Arial" w:cs="Arial"/>
                 <w:i w:val="false"/>
                 <w:b w:val="false"/>
                 <w:u w:val="none"/>
@@ -2662,7 +2736,7 @@
             </w:pPr>
             <w:r xmlns:w="http://schemas.openxmlformats.org/wordprocessingml/2006/main" xmlns:wp="http://schemas.openxmlformats.org/drawingml/2006/wordprocessingDrawing" xmlns:r="http://schemas.openxmlformats.org/officeDocument/2006/relationships" xmlns:w14="http://schemas.microsoft.com/office/word/2010/wordml">
               <w:rPr>
-                <w:rFonts w:ascii="Helvetica" w:hAnsi="Helvetica" w:eastAsia="Helvetica" w:cs="Helvetica"/>
+                <w:rFonts w:ascii="Arial" w:hAnsi="Arial" w:eastAsia="Arial" w:cs="Arial"/>
                 <w:i w:val="false"/>
                 <w:b w:val="false"/>
                 <w:u w:val="none"/>
@@ -2704,7 +2778,7 @@
               <w:spacing w:after="100" w:before="100" w:line="240"/>
               <w:ind w:left="100" w:right="100" w:firstLine="0" w:firstLineChars="0"/>
               <w:rPr>
-                <w:rFonts w:ascii="Helvetica" w:hAnsi="Helvetica" w:eastAsia="Helvetica" w:cs="Helvetica"/>
+                <w:rFonts w:ascii="Arial" w:hAnsi="Arial" w:eastAsia="Arial" w:cs="Arial"/>
                 <w:i w:val="false"/>
                 <w:b w:val="false"/>
                 <w:u w:val="none"/>
@@ -2716,7 +2790,7 @@
             </w:pPr>
             <w:r xmlns:w="http://schemas.openxmlformats.org/wordprocessingml/2006/main" xmlns:wp="http://schemas.openxmlformats.org/drawingml/2006/wordprocessingDrawing" xmlns:r="http://schemas.openxmlformats.org/officeDocument/2006/relationships" xmlns:w14="http://schemas.microsoft.com/office/word/2010/wordml">
               <w:rPr>
-                <w:rFonts w:ascii="Helvetica" w:hAnsi="Helvetica" w:eastAsia="Helvetica" w:cs="Helvetica"/>
+                <w:rFonts w:ascii="Arial" w:hAnsi="Arial" w:eastAsia="Arial" w:cs="Arial"/>
                 <w:i w:val="false"/>
                 <w:b w:val="false"/>
                 <w:u w:val="none"/>
@@ -2758,7 +2832,7 @@
               <w:spacing w:after="100" w:before="100" w:line="240"/>
               <w:ind w:left="100" w:right="100" w:firstLine="0" w:firstLineChars="0"/>
               <w:rPr>
-                <w:rFonts w:ascii="Helvetica" w:hAnsi="Helvetica" w:eastAsia="Helvetica" w:cs="Helvetica"/>
+                <w:rFonts w:ascii="Arial" w:hAnsi="Arial" w:eastAsia="Arial" w:cs="Arial"/>
                 <w:i w:val="false"/>
                 <w:b w:val="false"/>
                 <w:u w:val="none"/>
@@ -2770,7 +2844,7 @@
             </w:pPr>
             <w:r xmlns:w="http://schemas.openxmlformats.org/wordprocessingml/2006/main" xmlns:wp="http://schemas.openxmlformats.org/drawingml/2006/wordprocessingDrawing" xmlns:r="http://schemas.openxmlformats.org/officeDocument/2006/relationships" xmlns:w14="http://schemas.microsoft.com/office/word/2010/wordml">
               <w:rPr>
-                <w:rFonts w:ascii="Helvetica" w:hAnsi="Helvetica" w:eastAsia="Helvetica" w:cs="Helvetica"/>
+                <w:rFonts w:ascii="Arial" w:hAnsi="Arial" w:eastAsia="Arial" w:cs="Arial"/>
                 <w:i w:val="false"/>
                 <w:b w:val="false"/>
                 <w:u w:val="none"/>
@@ -2817,7 +2891,7 @@
               <w:spacing w:after="100" w:before="100" w:line="240"/>
               <w:ind w:left="100" w:right="100" w:firstLine="0" w:firstLineChars="0"/>
               <w:rPr>
-                <w:rFonts w:ascii="Helvetica" w:hAnsi="Helvetica" w:eastAsia="Helvetica" w:cs="Helvetica"/>
+                <w:rFonts w:ascii="Arial" w:hAnsi="Arial" w:eastAsia="Arial" w:cs="Arial"/>
                 <w:i w:val="false"/>
                 <w:b w:val="false"/>
                 <w:u w:val="none"/>
@@ -2829,7 +2903,7 @@
             </w:pPr>
             <w:r xmlns:w="http://schemas.openxmlformats.org/wordprocessingml/2006/main" xmlns:wp="http://schemas.openxmlformats.org/drawingml/2006/wordprocessingDrawing" xmlns:r="http://schemas.openxmlformats.org/officeDocument/2006/relationships" xmlns:w14="http://schemas.microsoft.com/office/word/2010/wordml">
               <w:rPr>
-                <w:rFonts w:ascii="Helvetica" w:hAnsi="Helvetica" w:eastAsia="Helvetica" w:cs="Helvetica"/>
+                <w:rFonts w:ascii="Arial" w:hAnsi="Arial" w:eastAsia="Arial" w:cs="Arial"/>
                 <w:i w:val="false"/>
                 <w:b w:val="false"/>
                 <w:u w:val="none"/>
@@ -2871,7 +2945,7 @@
               <w:spacing w:after="100" w:before="100" w:line="240"/>
               <w:ind w:left="100" w:right="100" w:firstLine="0" w:firstLineChars="0"/>
               <w:rPr>
-                <w:rFonts w:ascii="Helvetica" w:hAnsi="Helvetica" w:eastAsia="Helvetica" w:cs="Helvetica"/>
+                <w:rFonts w:ascii="Arial" w:hAnsi="Arial" w:eastAsia="Arial" w:cs="Arial"/>
                 <w:i w:val="false"/>
                 <w:b w:val="false"/>
                 <w:u w:val="none"/>
@@ -2883,7 +2957,7 @@
             </w:pPr>
             <w:r xmlns:w="http://schemas.openxmlformats.org/wordprocessingml/2006/main" xmlns:wp="http://schemas.openxmlformats.org/drawingml/2006/wordprocessingDrawing" xmlns:r="http://schemas.openxmlformats.org/officeDocument/2006/relationships" xmlns:w14="http://schemas.microsoft.com/office/word/2010/wordml">
               <w:rPr>
-                <w:rFonts w:ascii="Helvetica" w:hAnsi="Helvetica" w:eastAsia="Helvetica" w:cs="Helvetica"/>
+                <w:rFonts w:ascii="Arial" w:hAnsi="Arial" w:eastAsia="Arial" w:cs="Arial"/>
                 <w:i w:val="false"/>
                 <w:b w:val="false"/>
                 <w:u w:val="none"/>
@@ -2925,7 +2999,7 @@
               <w:spacing w:after="100" w:before="100" w:line="240"/>
               <w:ind w:left="100" w:right="100" w:firstLine="0" w:firstLineChars="0"/>
               <w:rPr>
-                <w:rFonts w:ascii="Helvetica" w:hAnsi="Helvetica" w:eastAsia="Helvetica" w:cs="Helvetica"/>
+                <w:rFonts w:ascii="Arial" w:hAnsi="Arial" w:eastAsia="Arial" w:cs="Arial"/>
                 <w:i w:val="false"/>
                 <w:b w:val="false"/>
                 <w:u w:val="none"/>
@@ -2937,7 +3011,7 @@
             </w:pPr>
             <w:r xmlns:w="http://schemas.openxmlformats.org/wordprocessingml/2006/main" xmlns:wp="http://schemas.openxmlformats.org/drawingml/2006/wordprocessingDrawing" xmlns:r="http://schemas.openxmlformats.org/officeDocument/2006/relationships" xmlns:w14="http://schemas.microsoft.com/office/word/2010/wordml">
               <w:rPr>
-                <w:rFonts w:ascii="Helvetica" w:hAnsi="Helvetica" w:eastAsia="Helvetica" w:cs="Helvetica"/>
+                <w:rFonts w:ascii="Arial" w:hAnsi="Arial" w:eastAsia="Arial" w:cs="Arial"/>
                 <w:i w:val="false"/>
                 <w:b w:val="false"/>
                 <w:u w:val="none"/>
@@ -2979,7 +3053,7 @@
               <w:spacing w:after="100" w:before="100" w:line="240"/>
               <w:ind w:left="100" w:right="100" w:firstLine="0" w:firstLineChars="0"/>
               <w:rPr>
-                <w:rFonts w:ascii="Helvetica" w:hAnsi="Helvetica" w:eastAsia="Helvetica" w:cs="Helvetica"/>
+                <w:rFonts w:ascii="Arial" w:hAnsi="Arial" w:eastAsia="Arial" w:cs="Arial"/>
                 <w:i w:val="false"/>
                 <w:b w:val="false"/>
                 <w:u w:val="none"/>
@@ -2991,7 +3065,7 @@
             </w:pPr>
             <w:r xmlns:w="http://schemas.openxmlformats.org/wordprocessingml/2006/main" xmlns:wp="http://schemas.openxmlformats.org/drawingml/2006/wordprocessingDrawing" xmlns:r="http://schemas.openxmlformats.org/officeDocument/2006/relationships" xmlns:w14="http://schemas.microsoft.com/office/word/2010/wordml">
               <w:rPr>
-                <w:rFonts w:ascii="Helvetica" w:hAnsi="Helvetica" w:eastAsia="Helvetica" w:cs="Helvetica"/>
+                <w:rFonts w:ascii="Arial" w:hAnsi="Arial" w:eastAsia="Arial" w:cs="Arial"/>
                 <w:i w:val="false"/>
                 <w:b w:val="false"/>
                 <w:u w:val="none"/>
@@ -3033,7 +3107,7 @@
               <w:spacing w:after="100" w:before="100" w:line="240"/>
               <w:ind w:left="100" w:right="100" w:firstLine="0" w:firstLineChars="0"/>
               <w:rPr>
-                <w:rFonts w:ascii="Helvetica" w:hAnsi="Helvetica" w:eastAsia="Helvetica" w:cs="Helvetica"/>
+                <w:rFonts w:ascii="Arial" w:hAnsi="Arial" w:eastAsia="Arial" w:cs="Arial"/>
                 <w:i w:val="false"/>
                 <w:b w:val="false"/>
                 <w:u w:val="none"/>
@@ -3045,7 +3119,7 @@
             </w:pPr>
             <w:r xmlns:w="http://schemas.openxmlformats.org/wordprocessingml/2006/main" xmlns:wp="http://schemas.openxmlformats.org/drawingml/2006/wordprocessingDrawing" xmlns:r="http://schemas.openxmlformats.org/officeDocument/2006/relationships" xmlns:w14="http://schemas.microsoft.com/office/word/2010/wordml">
               <w:rPr>
-                <w:rFonts w:ascii="Helvetica" w:hAnsi="Helvetica" w:eastAsia="Helvetica" w:cs="Helvetica"/>
+                <w:rFonts w:ascii="Arial" w:hAnsi="Arial" w:eastAsia="Arial" w:cs="Arial"/>
                 <w:i w:val="false"/>
                 <w:b w:val="false"/>
                 <w:u w:val="none"/>
@@ -3092,7 +3166,7 @@
               <w:spacing w:after="100" w:before="100" w:line="240"/>
               <w:ind w:left="100" w:right="100" w:firstLine="0" w:firstLineChars="0"/>
               <w:rPr>
-                <w:rFonts w:ascii="Helvetica" w:hAnsi="Helvetica" w:eastAsia="Helvetica" w:cs="Helvetica"/>
+                <w:rFonts w:ascii="Arial" w:hAnsi="Arial" w:eastAsia="Arial" w:cs="Arial"/>
                 <w:i w:val="false"/>
                 <w:b w:val="false"/>
                 <w:u w:val="none"/>
@@ -3104,7 +3178,7 @@
             </w:pPr>
             <w:r xmlns:w="http://schemas.openxmlformats.org/wordprocessingml/2006/main" xmlns:wp="http://schemas.openxmlformats.org/drawingml/2006/wordprocessingDrawing" xmlns:r="http://schemas.openxmlformats.org/officeDocument/2006/relationships" xmlns:w14="http://schemas.microsoft.com/office/word/2010/wordml">
               <w:rPr>
-                <w:rFonts w:ascii="Helvetica" w:hAnsi="Helvetica" w:eastAsia="Helvetica" w:cs="Helvetica"/>
+                <w:rFonts w:ascii="Arial" w:hAnsi="Arial" w:eastAsia="Arial" w:cs="Arial"/>
                 <w:i w:val="false"/>
                 <w:b w:val="false"/>
                 <w:u w:val="none"/>
@@ -3146,7 +3220,7 @@
               <w:spacing w:after="100" w:before="100" w:line="240"/>
               <w:ind w:left="100" w:right="100" w:firstLine="0" w:firstLineChars="0"/>
               <w:rPr>
-                <w:rFonts w:ascii="Helvetica" w:hAnsi="Helvetica" w:eastAsia="Helvetica" w:cs="Helvetica"/>
+                <w:rFonts w:ascii="Arial" w:hAnsi="Arial" w:eastAsia="Arial" w:cs="Arial"/>
                 <w:i w:val="false"/>
                 <w:b w:val="false"/>
                 <w:u w:val="none"/>
@@ -3158,7 +3232,7 @@
             </w:pPr>
             <w:r xmlns:w="http://schemas.openxmlformats.org/wordprocessingml/2006/main" xmlns:wp="http://schemas.openxmlformats.org/drawingml/2006/wordprocessingDrawing" xmlns:r="http://schemas.openxmlformats.org/officeDocument/2006/relationships" xmlns:w14="http://schemas.microsoft.com/office/word/2010/wordml">
               <w:rPr>
-                <w:rFonts w:ascii="Helvetica" w:hAnsi="Helvetica" w:eastAsia="Helvetica" w:cs="Helvetica"/>
+                <w:rFonts w:ascii="Arial" w:hAnsi="Arial" w:eastAsia="Arial" w:cs="Arial"/>
                 <w:i w:val="false"/>
                 <w:b w:val="false"/>
                 <w:u w:val="none"/>
@@ -3200,7 +3274,7 @@
               <w:spacing w:after="100" w:before="100" w:line="240"/>
               <w:ind w:left="100" w:right="100" w:firstLine="0" w:firstLineChars="0"/>
               <w:rPr>
-                <w:rFonts w:ascii="Helvetica" w:hAnsi="Helvetica" w:eastAsia="Helvetica" w:cs="Helvetica"/>
+                <w:rFonts w:ascii="Arial" w:hAnsi="Arial" w:eastAsia="Arial" w:cs="Arial"/>
                 <w:i w:val="false"/>
                 <w:b w:val="false"/>
                 <w:u w:val="none"/>
@@ -3212,7 +3286,7 @@
             </w:pPr>
             <w:r xmlns:w="http://schemas.openxmlformats.org/wordprocessingml/2006/main" xmlns:wp="http://schemas.openxmlformats.org/drawingml/2006/wordprocessingDrawing" xmlns:r="http://schemas.openxmlformats.org/officeDocument/2006/relationships" xmlns:w14="http://schemas.microsoft.com/office/word/2010/wordml">
               <w:rPr>
-                <w:rFonts w:ascii="Helvetica" w:hAnsi="Helvetica" w:eastAsia="Helvetica" w:cs="Helvetica"/>
+                <w:rFonts w:ascii="Arial" w:hAnsi="Arial" w:eastAsia="Arial" w:cs="Arial"/>
                 <w:i w:val="false"/>
                 <w:b w:val="false"/>
                 <w:u w:val="none"/>
@@ -3254,7 +3328,7 @@
               <w:spacing w:after="100" w:before="100" w:line="240"/>
               <w:ind w:left="100" w:right="100" w:firstLine="0" w:firstLineChars="0"/>
               <w:rPr>
-                <w:rFonts w:ascii="Helvetica" w:hAnsi="Helvetica" w:eastAsia="Helvetica" w:cs="Helvetica"/>
+                <w:rFonts w:ascii="Arial" w:hAnsi="Arial" w:eastAsia="Arial" w:cs="Arial"/>
                 <w:i w:val="false"/>
                 <w:b w:val="false"/>
                 <w:u w:val="none"/>
@@ -3266,7 +3340,7 @@
             </w:pPr>
             <w:r xmlns:w="http://schemas.openxmlformats.org/wordprocessingml/2006/main" xmlns:wp="http://schemas.openxmlformats.org/drawingml/2006/wordprocessingDrawing" xmlns:r="http://schemas.openxmlformats.org/officeDocument/2006/relationships" xmlns:w14="http://schemas.microsoft.com/office/word/2010/wordml">
               <w:rPr>
-                <w:rFonts w:ascii="Helvetica" w:hAnsi="Helvetica" w:eastAsia="Helvetica" w:cs="Helvetica"/>
+                <w:rFonts w:ascii="Arial" w:hAnsi="Arial" w:eastAsia="Arial" w:cs="Arial"/>
                 <w:i w:val="false"/>
                 <w:b w:val="false"/>
                 <w:u w:val="none"/>
@@ -3308,7 +3382,7 @@
               <w:spacing w:after="100" w:before="100" w:line="240"/>
               <w:ind w:left="100" w:right="100" w:firstLine="0" w:firstLineChars="0"/>
               <w:rPr>
-                <w:rFonts w:ascii="Helvetica" w:hAnsi="Helvetica" w:eastAsia="Helvetica" w:cs="Helvetica"/>
+                <w:rFonts w:ascii="Arial" w:hAnsi="Arial" w:eastAsia="Arial" w:cs="Arial"/>
                 <w:i w:val="false"/>
                 <w:b w:val="false"/>
                 <w:u w:val="none"/>
@@ -3320,7 +3394,7 @@
             </w:pPr>
             <w:r xmlns:w="http://schemas.openxmlformats.org/wordprocessingml/2006/main" xmlns:wp="http://schemas.openxmlformats.org/drawingml/2006/wordprocessingDrawing" xmlns:r="http://schemas.openxmlformats.org/officeDocument/2006/relationships" xmlns:w14="http://schemas.microsoft.com/office/word/2010/wordml">
               <w:rPr>
-                <w:rFonts w:ascii="Helvetica" w:hAnsi="Helvetica" w:eastAsia="Helvetica" w:cs="Helvetica"/>
+                <w:rFonts w:ascii="Arial" w:hAnsi="Arial" w:eastAsia="Arial" w:cs="Arial"/>
                 <w:i w:val="false"/>
                 <w:b w:val="false"/>
                 <w:u w:val="none"/>
@@ -3367,7 +3441,7 @@
               <w:spacing w:after="100" w:before="100" w:line="240"/>
               <w:ind w:left="100" w:right="100" w:firstLine="0" w:firstLineChars="0"/>
               <w:rPr>
-                <w:rFonts w:ascii="Helvetica" w:hAnsi="Helvetica" w:eastAsia="Helvetica" w:cs="Helvetica"/>
+                <w:rFonts w:ascii="Arial" w:hAnsi="Arial" w:eastAsia="Arial" w:cs="Arial"/>
                 <w:i w:val="false"/>
                 <w:b w:val="false"/>
                 <w:u w:val="none"/>
@@ -3379,7 +3453,7 @@
             </w:pPr>
             <w:r xmlns:w="http://schemas.openxmlformats.org/wordprocessingml/2006/main" xmlns:wp="http://schemas.openxmlformats.org/drawingml/2006/wordprocessingDrawing" xmlns:r="http://schemas.openxmlformats.org/officeDocument/2006/relationships" xmlns:w14="http://schemas.microsoft.com/office/word/2010/wordml">
               <w:rPr>
-                <w:rFonts w:ascii="Helvetica" w:hAnsi="Helvetica" w:eastAsia="Helvetica" w:cs="Helvetica"/>
+                <w:rFonts w:ascii="Arial" w:hAnsi="Arial" w:eastAsia="Arial" w:cs="Arial"/>
                 <w:i w:val="false"/>
                 <w:b w:val="false"/>
                 <w:u w:val="none"/>
@@ -3421,7 +3495,7 @@
               <w:spacing w:after="100" w:before="100" w:line="240"/>
               <w:ind w:left="100" w:right="100" w:firstLine="0" w:firstLineChars="0"/>
               <w:rPr>
-                <w:rFonts w:ascii="Helvetica" w:hAnsi="Helvetica" w:eastAsia="Helvetica" w:cs="Helvetica"/>
+                <w:rFonts w:ascii="Arial" w:hAnsi="Arial" w:eastAsia="Arial" w:cs="Arial"/>
                 <w:i w:val="false"/>
                 <w:b w:val="false"/>
                 <w:u w:val="none"/>
@@ -3433,7 +3507,7 @@
             </w:pPr>
             <w:r xmlns:w="http://schemas.openxmlformats.org/wordprocessingml/2006/main" xmlns:wp="http://schemas.openxmlformats.org/drawingml/2006/wordprocessingDrawing" xmlns:r="http://schemas.openxmlformats.org/officeDocument/2006/relationships" xmlns:w14="http://schemas.microsoft.com/office/word/2010/wordml">
               <w:rPr>
-                <w:rFonts w:ascii="Helvetica" w:hAnsi="Helvetica" w:eastAsia="Helvetica" w:cs="Helvetica"/>
+                <w:rFonts w:ascii="Arial" w:hAnsi="Arial" w:eastAsia="Arial" w:cs="Arial"/>
                 <w:i w:val="false"/>
                 <w:b w:val="false"/>
                 <w:u w:val="none"/>
@@ -3475,7 +3549,7 @@
               <w:spacing w:after="100" w:before="100" w:line="240"/>
               <w:ind w:left="100" w:right="100" w:firstLine="0" w:firstLineChars="0"/>
               <w:rPr>
-                <w:rFonts w:ascii="Helvetica" w:hAnsi="Helvetica" w:eastAsia="Helvetica" w:cs="Helvetica"/>
+                <w:rFonts w:ascii="Arial" w:hAnsi="Arial" w:eastAsia="Arial" w:cs="Arial"/>
                 <w:i w:val="false"/>
                 <w:b w:val="false"/>
                 <w:u w:val="none"/>
@@ -3487,7 +3561,7 @@
             </w:pPr>
             <w:r xmlns:w="http://schemas.openxmlformats.org/wordprocessingml/2006/main" xmlns:wp="http://schemas.openxmlformats.org/drawingml/2006/wordprocessingDrawing" xmlns:r="http://schemas.openxmlformats.org/officeDocument/2006/relationships" xmlns:w14="http://schemas.microsoft.com/office/word/2010/wordml">
               <w:rPr>
-                <w:rFonts w:ascii="Helvetica" w:hAnsi="Helvetica" w:eastAsia="Helvetica" w:cs="Helvetica"/>
+                <w:rFonts w:ascii="Arial" w:hAnsi="Arial" w:eastAsia="Arial" w:cs="Arial"/>
                 <w:i w:val="false"/>
                 <w:b w:val="false"/>
                 <w:u w:val="none"/>
@@ -3529,7 +3603,7 @@
               <w:spacing w:after="100" w:before="100" w:line="240"/>
               <w:ind w:left="100" w:right="100" w:firstLine="0" w:firstLineChars="0"/>
               <w:rPr>
-                <w:rFonts w:ascii="Helvetica" w:hAnsi="Helvetica" w:eastAsia="Helvetica" w:cs="Helvetica"/>
+                <w:rFonts w:ascii="Arial" w:hAnsi="Arial" w:eastAsia="Arial" w:cs="Arial"/>
                 <w:i w:val="false"/>
                 <w:b w:val="false"/>
                 <w:u w:val="none"/>
@@ -3541,7 +3615,7 @@
             </w:pPr>
             <w:r xmlns:w="http://schemas.openxmlformats.org/wordprocessingml/2006/main" xmlns:wp="http://schemas.openxmlformats.org/drawingml/2006/wordprocessingDrawing" xmlns:r="http://schemas.openxmlformats.org/officeDocument/2006/relationships" xmlns:w14="http://schemas.microsoft.com/office/word/2010/wordml">
               <w:rPr>
-                <w:rFonts w:ascii="Helvetica" w:hAnsi="Helvetica" w:eastAsia="Helvetica" w:cs="Helvetica"/>
+                <w:rFonts w:ascii="Arial" w:hAnsi="Arial" w:eastAsia="Arial" w:cs="Arial"/>
                 <w:i w:val="false"/>
                 <w:b w:val="false"/>
                 <w:u w:val="none"/>
@@ -3583,7 +3657,7 @@
               <w:spacing w:after="100" w:before="100" w:line="240"/>
               <w:ind w:left="100" w:right="100" w:firstLine="0" w:firstLineChars="0"/>
               <w:rPr>
-                <w:rFonts w:ascii="Helvetica" w:hAnsi="Helvetica" w:eastAsia="Helvetica" w:cs="Helvetica"/>
+                <w:rFonts w:ascii="Arial" w:hAnsi="Arial" w:eastAsia="Arial" w:cs="Arial"/>
                 <w:i w:val="false"/>
                 <w:b w:val="false"/>
                 <w:u w:val="none"/>
@@ -3595,7 +3669,7 @@
             </w:pPr>
             <w:r xmlns:w="http://schemas.openxmlformats.org/wordprocessingml/2006/main" xmlns:wp="http://schemas.openxmlformats.org/drawingml/2006/wordprocessingDrawing" xmlns:r="http://schemas.openxmlformats.org/officeDocument/2006/relationships" xmlns:w14="http://schemas.microsoft.com/office/word/2010/wordml">
               <w:rPr>
-                <w:rFonts w:ascii="Helvetica" w:hAnsi="Helvetica" w:eastAsia="Helvetica" w:cs="Helvetica"/>
+                <w:rFonts w:ascii="Arial" w:hAnsi="Arial" w:eastAsia="Arial" w:cs="Arial"/>
                 <w:i w:val="false"/>
                 <w:b w:val="false"/>
                 <w:u w:val="none"/>
@@ -3624,11 +3698,13 @@
     </w:p>
     <w:p>
       <w:pPr>
-        <w:pStyle w:val="Compact"/>
+        <w:pStyle w:val="ListParagraph"/>
         <w:numPr>
           <w:ilvl w:val="0"/>
-          <w:numId w:val="1003"/>
+          <w:numId w:val="100"/>
         </w:numPr>
+        <w:spacing w:before="0" w:after="120" w:line="288" w:lineRule="auto"/>
+        <w:widowControl/>
       </w:pPr>
       <w:r>
         <w:t xml:space="preserve">Be sure to check if you got what you want by looking at the variable view &amp; running a frequencies</w:t>
@@ -3636,11 +3712,13 @@
     </w:p>
     <w:p>
       <w:pPr>
-        <w:pStyle w:val="Compact"/>
+        <w:pStyle w:val="ListParagraph"/>
         <w:numPr>
           <w:ilvl w:val="0"/>
-          <w:numId w:val="1003"/>
+          <w:numId w:val="100"/>
         </w:numPr>
+        <w:spacing w:before="0" w:after="120" w:line="288" w:lineRule="auto"/>
+        <w:widowControl/>
       </w:pPr>
       <w:r>
         <w:t xml:space="preserve">Be sure to make Labels and Values for each (mind-numbing at the time, but important later…)</w:t>
@@ -3648,11 +3726,13 @@
     </w:p>
     <w:p>
       <w:pPr>
-        <w:pStyle w:val="Compact"/>
+        <w:pStyle w:val="ListParagraph"/>
         <w:numPr>
           <w:ilvl w:val="0"/>
-          <w:numId w:val="1004"/>
+          <w:numId w:val="101"/>
         </w:numPr>
+        <w:spacing w:before="0" w:after="120" w:line="288" w:lineRule="auto"/>
+        <w:widowControl/>
       </w:pPr>
       <w:r>
         <w:t xml:space="preserve">Make two new variables called</w:t>
@@ -3730,11 +3810,13 @@
     </w:p>
     <w:p>
       <w:pPr>
-        <w:pStyle w:val="Compact"/>
+        <w:pStyle w:val="ListParagraph"/>
         <w:numPr>
           <w:ilvl w:val="0"/>
-          <w:numId w:val="1005"/>
+          <w:numId w:val="101"/>
         </w:numPr>
+        <w:spacing w:before="0" w:after="120" w:line="288" w:lineRule="auto"/>
+        <w:widowControl/>
       </w:pPr>
       <w:r>
         <w:t xml:space="preserve">Make a variable called</w:t>
@@ -3794,11 +3876,13 @@
     </w:p>
     <w:p>
       <w:pPr>
-        <w:pStyle w:val="Compact"/>
+        <w:pStyle w:val="ListParagraph"/>
         <w:numPr>
           <w:ilvl w:val="0"/>
-          <w:numId w:val="1006"/>
+          <w:numId w:val="101"/>
         </w:numPr>
+        <w:spacing w:before="0" w:after="120" w:line="288" w:lineRule="auto"/>
+        <w:widowControl/>
       </w:pPr>
       <w:r>
         <w:t xml:space="preserve">Make a variable called</w:t>
@@ -3860,11 +3944,13 @@
     </w:p>
     <w:p>
       <w:pPr>
-        <w:pStyle w:val="Compact"/>
+        <w:pStyle w:val="ListParagraph"/>
         <w:numPr>
           <w:ilvl w:val="0"/>
-          <w:numId w:val="1007"/>
+          <w:numId w:val="101"/>
         </w:numPr>
+        <w:spacing w:before="0" w:after="120" w:line="288" w:lineRule="auto"/>
+        <w:widowControl/>
       </w:pPr>
       <w:r>
         <w:t xml:space="preserve">Make a variable called</w:t>
@@ -3914,11 +4000,13 @@
     </w:p>
     <w:p>
       <w:pPr>
-        <w:pStyle w:val="Compact"/>
+        <w:pStyle w:val="ListParagraph"/>
         <w:numPr>
           <w:ilvl w:val="0"/>
-          <w:numId w:val="1008"/>
+          <w:numId w:val="101"/>
         </w:numPr>
+        <w:spacing w:before="0" w:after="120" w:line="288" w:lineRule="auto"/>
+        <w:widowControl/>
       </w:pPr>
       <w:r>
         <w:t xml:space="preserve">Select only those cases where the actors debuted in media that was released after 1975 (using</w:t>
@@ -3948,11 +4036,13 @@
     </w:p>
     <w:p>
       <w:pPr>
-        <w:pStyle w:val="Compact"/>
+        <w:pStyle w:val="ListParagraph"/>
         <w:numPr>
           <w:ilvl w:val="0"/>
-          <w:numId w:val="1009"/>
+          <w:numId w:val="101"/>
         </w:numPr>
+        <w:spacing w:before="0" w:after="120" w:line="288" w:lineRule="auto"/>
+        <w:widowControl/>
       </w:pPr>
       <w:r>
         <w:t xml:space="preserve">Get the mean, std, and SEM for all variables (entered and created) and enter those on the homework checker. The checker will also ask you whether the mean for each variable can be meaningfully interpreted.</w:t>
@@ -3960,10 +4050,13 @@
     </w:p>
     <w:p>
       <w:pPr>
+        <w:pStyle w:val="ListParagraph"/>
         <w:numPr>
           <w:ilvl w:val="0"/>
-          <w:numId w:val="1010"/>
+          <w:numId w:val="101"/>
         </w:numPr>
+        <w:spacing w:before="0" w:after="120" w:line="288" w:lineRule="auto"/>
+        <w:widowControl/>
       </w:pPr>
       <w:r>
         <w:rPr>
@@ -3993,10 +4086,13 @@
     </w:p>
     <w:p>
       <w:pPr>
+        <w:pStyle w:val="ListParagraph"/>
         <w:numPr>
           <w:ilvl w:val="0"/>
-          <w:numId w:val="1010"/>
+          <w:numId w:val="101"/>
         </w:numPr>
+        <w:spacing w:before="0" w:after="120" w:line="288" w:lineRule="auto"/>
+        <w:widowControl/>
       </w:pPr>
       <w:r>
         <w:rPr>
@@ -4075,7 +4171,7 @@
       <w:tblPr>
         <w:tblLayout w:type="fixed"/>
         <w:jc w:val="center"/>
-        <w:tblLook w:firstRow="1" w:lastRow="0" w:firstColumn="0" w:lastColumn="0" w:noHBand="0" w:noVBand="1"/>
+        <w:tblLook w:firstRow="1" w:lastRow="0" w:firstColumn="0" w:lastColumn="0" w:noHBand="0" w:noVBand="1" w:val="0020"/>
       </w:tblPr>
       <w:tblGrid>
         <w:gridCol w:w="3600"/>
@@ -4116,7 +4212,7 @@
               <w:spacing w:after="60" w:before="60" w:line="240"/>
               <w:ind w:left="100" w:right="100" w:firstLine="0" w:firstLineChars="0"/>
               <w:rPr>
-                <w:rFonts w:ascii="Helvetica" w:hAnsi="Helvetica" w:eastAsia="Helvetica" w:cs="Helvetica"/>
+                <w:rFonts w:ascii="Arial" w:hAnsi="Arial" w:eastAsia="Arial" w:cs="Arial"/>
                 <w:i w:val="true"/>
                 <w:b w:val="false"/>
                 <w:u w:val="none"/>
@@ -4128,7 +4224,7 @@
             </w:pPr>
             <w:r xmlns:w="http://schemas.openxmlformats.org/wordprocessingml/2006/main" xmlns:wp="http://schemas.openxmlformats.org/drawingml/2006/wordprocessingDrawing" xmlns:r="http://schemas.openxmlformats.org/officeDocument/2006/relationships" xmlns:w14="http://schemas.microsoft.com/office/word/2010/wordml">
               <w:rPr>
-                <w:rFonts w:ascii="Helvetica" w:hAnsi="Helvetica" w:eastAsia="Helvetica" w:cs="Helvetica"/>
+                <w:rFonts w:ascii="Arial" w:hAnsi="Arial" w:eastAsia="Arial" w:cs="Arial"/>
                 <w:i w:val="true"/>
                 <w:b w:val="false"/>
                 <w:u w:val="none"/>
@@ -4170,7 +4266,7 @@
               <w:spacing w:after="60" w:before="60" w:line="240"/>
               <w:ind w:left="100" w:right="100" w:firstLine="0" w:firstLineChars="0"/>
               <w:rPr>
-                <w:rFonts w:ascii="Helvetica" w:hAnsi="Helvetica" w:eastAsia="Helvetica" w:cs="Helvetica"/>
+                <w:rFonts w:ascii="Arial" w:hAnsi="Arial" w:eastAsia="Arial" w:cs="Arial"/>
                 <w:i w:val="true"/>
                 <w:b w:val="false"/>
                 <w:u w:val="none"/>
@@ -4182,7 +4278,7 @@
             </w:pPr>
             <w:r xmlns:w="http://schemas.openxmlformats.org/wordprocessingml/2006/main" xmlns:wp="http://schemas.openxmlformats.org/drawingml/2006/wordprocessingDrawing" xmlns:r="http://schemas.openxmlformats.org/officeDocument/2006/relationships" xmlns:w14="http://schemas.microsoft.com/office/word/2010/wordml">
               <w:rPr>
-                <w:rFonts w:ascii="Helvetica" w:hAnsi="Helvetica" w:eastAsia="Helvetica" w:cs="Helvetica"/>
+                <w:rFonts w:ascii="Arial" w:hAnsi="Arial" w:eastAsia="Arial" w:cs="Arial"/>
                 <w:i w:val="true"/>
                 <w:b w:val="false"/>
                 <w:u w:val="none"/>
@@ -4224,7 +4320,7 @@
               <w:spacing w:after="60" w:before="60" w:line="240"/>
               <w:ind w:left="100" w:right="100" w:firstLine="0" w:firstLineChars="0"/>
               <w:rPr>
-                <w:rFonts w:ascii="Helvetica" w:hAnsi="Helvetica" w:eastAsia="Helvetica" w:cs="Helvetica"/>
+                <w:rFonts w:ascii="Arial" w:hAnsi="Arial" w:eastAsia="Arial" w:cs="Arial"/>
                 <w:i w:val="true"/>
                 <w:b w:val="false"/>
                 <w:u w:val="none"/>
@@ -4236,7 +4332,7 @@
             </w:pPr>
             <w:r xmlns:w="http://schemas.openxmlformats.org/wordprocessingml/2006/main" xmlns:wp="http://schemas.openxmlformats.org/drawingml/2006/wordprocessingDrawing" xmlns:r="http://schemas.openxmlformats.org/officeDocument/2006/relationships" xmlns:w14="http://schemas.microsoft.com/office/word/2010/wordml">
               <w:rPr>
-                <w:rFonts w:ascii="Helvetica" w:hAnsi="Helvetica" w:eastAsia="Helvetica" w:cs="Helvetica"/>
+                <w:rFonts w:ascii="Arial" w:hAnsi="Arial" w:eastAsia="Arial" w:cs="Arial"/>
                 <w:i w:val="true"/>
                 <w:b w:val="false"/>
                 <w:u w:val="none"/>
@@ -4283,7 +4379,7 @@
               <w:spacing w:after="60" w:before="60" w:line="240"/>
               <w:ind w:left="100" w:right="100" w:firstLine="0" w:firstLineChars="0"/>
               <w:rPr>
-                <w:rFonts w:ascii="Helvetica" w:hAnsi="Helvetica" w:eastAsia="Helvetica" w:cs="Helvetica"/>
+                <w:rFonts w:ascii="Arial" w:hAnsi="Arial" w:eastAsia="Arial" w:cs="Arial"/>
                 <w:i w:val="false"/>
                 <w:b w:val="false"/>
                 <w:u w:val="none"/>
@@ -4295,7 +4391,7 @@
             </w:pPr>
             <w:r xmlns:w="http://schemas.openxmlformats.org/wordprocessingml/2006/main" xmlns:wp="http://schemas.openxmlformats.org/drawingml/2006/wordprocessingDrawing" xmlns:r="http://schemas.openxmlformats.org/officeDocument/2006/relationships" xmlns:w14="http://schemas.microsoft.com/office/word/2010/wordml">
               <w:rPr>
-                <w:rFonts w:ascii="Helvetica" w:hAnsi="Helvetica" w:eastAsia="Helvetica" w:cs="Helvetica"/>
+                <w:rFonts w:ascii="Arial" w:hAnsi="Arial" w:eastAsia="Arial" w:cs="Arial"/>
                 <w:i w:val="false"/>
                 <w:b w:val="false"/>
                 <w:u w:val="none"/>
@@ -4337,7 +4433,7 @@
               <w:spacing w:after="60" w:before="60" w:line="240"/>
               <w:ind w:left="100" w:right="100" w:firstLine="0" w:firstLineChars="0"/>
               <w:rPr>
-                <w:rFonts w:ascii="Helvetica" w:hAnsi="Helvetica" w:eastAsia="Helvetica" w:cs="Helvetica"/>
+                <w:rFonts w:ascii="Arial" w:hAnsi="Arial" w:eastAsia="Arial" w:cs="Arial"/>
                 <w:i w:val="false"/>
                 <w:b w:val="false"/>
                 <w:u w:val="none"/>
@@ -4349,7 +4445,7 @@
             </w:pPr>
             <w:r xmlns:w="http://schemas.openxmlformats.org/wordprocessingml/2006/main" xmlns:wp="http://schemas.openxmlformats.org/drawingml/2006/wordprocessingDrawing" xmlns:r="http://schemas.openxmlformats.org/officeDocument/2006/relationships" xmlns:w14="http://schemas.microsoft.com/office/word/2010/wordml">
               <w:rPr>
-                <w:rFonts w:ascii="Helvetica" w:hAnsi="Helvetica" w:eastAsia="Helvetica" w:cs="Helvetica"/>
+                <w:rFonts w:ascii="Arial" w:hAnsi="Arial" w:eastAsia="Arial" w:cs="Arial"/>
                 <w:i w:val="false"/>
                 <w:b w:val="false"/>
                 <w:u w:val="none"/>
@@ -4391,7 +4487,7 @@
               <w:spacing w:after="60" w:before="60" w:line="240"/>
               <w:ind w:left="100" w:right="100" w:firstLine="0" w:firstLineChars="0"/>
               <w:rPr>
-                <w:rFonts w:ascii="Helvetica" w:hAnsi="Helvetica" w:eastAsia="Helvetica" w:cs="Helvetica"/>
+                <w:rFonts w:ascii="Arial" w:hAnsi="Arial" w:eastAsia="Arial" w:cs="Arial"/>
                 <w:i w:val="false"/>
                 <w:b w:val="false"/>
                 <w:u w:val="none"/>
@@ -4403,7 +4499,7 @@
             </w:pPr>
             <w:r xmlns:w="http://schemas.openxmlformats.org/wordprocessingml/2006/main" xmlns:wp="http://schemas.openxmlformats.org/drawingml/2006/wordprocessingDrawing" xmlns:r="http://schemas.openxmlformats.org/officeDocument/2006/relationships" xmlns:w14="http://schemas.microsoft.com/office/word/2010/wordml">
               <w:rPr>
-                <w:rFonts w:ascii="Helvetica" w:hAnsi="Helvetica" w:eastAsia="Helvetica" w:cs="Helvetica"/>
+                <w:rFonts w:ascii="Arial" w:hAnsi="Arial" w:eastAsia="Arial" w:cs="Arial"/>
                 <w:i w:val="false"/>
                 <w:b w:val="false"/>
                 <w:u w:val="none"/>
@@ -4450,7 +4546,7 @@
               <w:spacing w:after="60" w:before="60" w:line="240"/>
               <w:ind w:left="100" w:right="100" w:firstLine="0" w:firstLineChars="0"/>
               <w:rPr>
-                <w:rFonts w:ascii="Helvetica" w:hAnsi="Helvetica" w:eastAsia="Helvetica" w:cs="Helvetica"/>
+                <w:rFonts w:ascii="Arial" w:hAnsi="Arial" w:eastAsia="Arial" w:cs="Arial"/>
                 <w:i w:val="false"/>
                 <w:b w:val="false"/>
                 <w:u w:val="none"/>
@@ -4462,7 +4558,7 @@
             </w:pPr>
             <w:r xmlns:w="http://schemas.openxmlformats.org/wordprocessingml/2006/main" xmlns:wp="http://schemas.openxmlformats.org/drawingml/2006/wordprocessingDrawing" xmlns:r="http://schemas.openxmlformats.org/officeDocument/2006/relationships" xmlns:w14="http://schemas.microsoft.com/office/word/2010/wordml">
               <w:rPr>
-                <w:rFonts w:ascii="Helvetica" w:hAnsi="Helvetica" w:eastAsia="Helvetica" w:cs="Helvetica"/>
+                <w:rFonts w:ascii="Arial" w:hAnsi="Arial" w:eastAsia="Arial" w:cs="Arial"/>
                 <w:i w:val="false"/>
                 <w:b w:val="false"/>
                 <w:u w:val="none"/>
@@ -4504,7 +4600,7 @@
               <w:spacing w:after="60" w:before="60" w:line="240"/>
               <w:ind w:left="100" w:right="100" w:firstLine="0" w:firstLineChars="0"/>
               <w:rPr>
-                <w:rFonts w:ascii="Helvetica" w:hAnsi="Helvetica" w:eastAsia="Helvetica" w:cs="Helvetica"/>
+                <w:rFonts w:ascii="Arial" w:hAnsi="Arial" w:eastAsia="Arial" w:cs="Arial"/>
                 <w:i w:val="false"/>
                 <w:b w:val="false"/>
                 <w:u w:val="none"/>
@@ -4516,7 +4612,7 @@
             </w:pPr>
             <w:r xmlns:w="http://schemas.openxmlformats.org/wordprocessingml/2006/main" xmlns:wp="http://schemas.openxmlformats.org/drawingml/2006/wordprocessingDrawing" xmlns:r="http://schemas.openxmlformats.org/officeDocument/2006/relationships" xmlns:w14="http://schemas.microsoft.com/office/word/2010/wordml">
               <w:rPr>
-                <w:rFonts w:ascii="Helvetica" w:hAnsi="Helvetica" w:eastAsia="Helvetica" w:cs="Helvetica"/>
+                <w:rFonts w:ascii="Arial" w:hAnsi="Arial" w:eastAsia="Arial" w:cs="Arial"/>
                 <w:i w:val="false"/>
                 <w:b w:val="false"/>
                 <w:u w:val="none"/>
@@ -4558,7 +4654,7 @@
               <w:spacing w:after="60" w:before="60" w:line="240"/>
               <w:ind w:left="100" w:right="100" w:firstLine="0" w:firstLineChars="0"/>
               <w:rPr>
-                <w:rFonts w:ascii="Helvetica" w:hAnsi="Helvetica" w:eastAsia="Helvetica" w:cs="Helvetica"/>
+                <w:rFonts w:ascii="Arial" w:hAnsi="Arial" w:eastAsia="Arial" w:cs="Arial"/>
                 <w:i w:val="false"/>
                 <w:b w:val="false"/>
                 <w:u w:val="none"/>
@@ -4570,7 +4666,7 @@
             </w:pPr>
             <w:r xmlns:w="http://schemas.openxmlformats.org/wordprocessingml/2006/main" xmlns:wp="http://schemas.openxmlformats.org/drawingml/2006/wordprocessingDrawing" xmlns:r="http://schemas.openxmlformats.org/officeDocument/2006/relationships" xmlns:w14="http://schemas.microsoft.com/office/word/2010/wordml">
               <w:rPr>
-                <w:rFonts w:ascii="Helvetica" w:hAnsi="Helvetica" w:eastAsia="Helvetica" w:cs="Helvetica"/>
+                <w:rFonts w:ascii="Arial" w:hAnsi="Arial" w:eastAsia="Arial" w:cs="Arial"/>
                 <w:i w:val="false"/>
                 <w:b w:val="false"/>
                 <w:u w:val="none"/>
@@ -4617,7 +4713,7 @@
               <w:spacing w:after="60" w:before="60" w:line="240"/>
               <w:ind w:left="100" w:right="100" w:firstLine="0" w:firstLineChars="0"/>
               <w:rPr>
-                <w:rFonts w:ascii="Helvetica" w:hAnsi="Helvetica" w:eastAsia="Helvetica" w:cs="Helvetica"/>
+                <w:rFonts w:ascii="Arial" w:hAnsi="Arial" w:eastAsia="Arial" w:cs="Arial"/>
                 <w:i w:val="false"/>
                 <w:b w:val="false"/>
                 <w:u w:val="none"/>
@@ -4629,7 +4725,7 @@
             </w:pPr>
             <w:r xmlns:w="http://schemas.openxmlformats.org/wordprocessingml/2006/main" xmlns:wp="http://schemas.openxmlformats.org/drawingml/2006/wordprocessingDrawing" xmlns:r="http://schemas.openxmlformats.org/officeDocument/2006/relationships" xmlns:w14="http://schemas.microsoft.com/office/word/2010/wordml">
               <w:rPr>
-                <w:rFonts w:ascii="Helvetica" w:hAnsi="Helvetica" w:eastAsia="Helvetica" w:cs="Helvetica"/>
+                <w:rFonts w:ascii="Arial" w:hAnsi="Arial" w:eastAsia="Arial" w:cs="Arial"/>
                 <w:i w:val="false"/>
                 <w:b w:val="false"/>
                 <w:u w:val="none"/>
@@ -4671,7 +4767,7 @@
               <w:spacing w:after="60" w:before="60" w:line="240"/>
               <w:ind w:left="100" w:right="100" w:firstLine="0" w:firstLineChars="0"/>
               <w:rPr>
-                <w:rFonts w:ascii="Helvetica" w:hAnsi="Helvetica" w:eastAsia="Helvetica" w:cs="Helvetica"/>
+                <w:rFonts w:ascii="Arial" w:hAnsi="Arial" w:eastAsia="Arial" w:cs="Arial"/>
                 <w:i w:val="false"/>
                 <w:b w:val="false"/>
                 <w:u w:val="none"/>
@@ -4683,7 +4779,7 @@
             </w:pPr>
             <w:r xmlns:w="http://schemas.openxmlformats.org/wordprocessingml/2006/main" xmlns:wp="http://schemas.openxmlformats.org/drawingml/2006/wordprocessingDrawing" xmlns:r="http://schemas.openxmlformats.org/officeDocument/2006/relationships" xmlns:w14="http://schemas.microsoft.com/office/word/2010/wordml">
               <w:rPr>
-                <w:rFonts w:ascii="Helvetica" w:hAnsi="Helvetica" w:eastAsia="Helvetica" w:cs="Helvetica"/>
+                <w:rFonts w:ascii="Arial" w:hAnsi="Arial" w:eastAsia="Arial" w:cs="Arial"/>
                 <w:i w:val="false"/>
                 <w:b w:val="false"/>
                 <w:u w:val="none"/>
@@ -4725,7 +4821,7 @@
               <w:spacing w:after="60" w:before="60" w:line="240"/>
               <w:ind w:left="100" w:right="100" w:firstLine="0" w:firstLineChars="0"/>
               <w:rPr>
-                <w:rFonts w:ascii="Helvetica" w:hAnsi="Helvetica" w:eastAsia="Helvetica" w:cs="Helvetica"/>
+                <w:rFonts w:ascii="Arial" w:hAnsi="Arial" w:eastAsia="Arial" w:cs="Arial"/>
                 <w:i w:val="false"/>
                 <w:b w:val="false"/>
                 <w:u w:val="none"/>
@@ -4737,7 +4833,7 @@
             </w:pPr>
             <w:r xmlns:w="http://schemas.openxmlformats.org/wordprocessingml/2006/main" xmlns:wp="http://schemas.openxmlformats.org/drawingml/2006/wordprocessingDrawing" xmlns:r="http://schemas.openxmlformats.org/officeDocument/2006/relationships" xmlns:w14="http://schemas.microsoft.com/office/word/2010/wordml">
               <w:rPr>
-                <w:rFonts w:ascii="Helvetica" w:hAnsi="Helvetica" w:eastAsia="Helvetica" w:cs="Helvetica"/>
+                <w:rFonts w:ascii="Arial" w:hAnsi="Arial" w:eastAsia="Arial" w:cs="Arial"/>
                 <w:i w:val="false"/>
                 <w:b w:val="false"/>
                 <w:u w:val="none"/>
@@ -4784,7 +4880,7 @@
               <w:spacing w:after="60" w:before="60" w:line="240"/>
               <w:ind w:left="100" w:right="100" w:firstLine="0" w:firstLineChars="0"/>
               <w:rPr>
-                <w:rFonts w:ascii="Helvetica" w:hAnsi="Helvetica" w:eastAsia="Helvetica" w:cs="Helvetica"/>
+                <w:rFonts w:ascii="Arial" w:hAnsi="Arial" w:eastAsia="Arial" w:cs="Arial"/>
                 <w:i w:val="false"/>
                 <w:b w:val="false"/>
                 <w:u w:val="none"/>
@@ -4796,7 +4892,7 @@
             </w:pPr>
             <w:r xmlns:w="http://schemas.openxmlformats.org/wordprocessingml/2006/main" xmlns:wp="http://schemas.openxmlformats.org/drawingml/2006/wordprocessingDrawing" xmlns:r="http://schemas.openxmlformats.org/officeDocument/2006/relationships" xmlns:w14="http://schemas.microsoft.com/office/word/2010/wordml">
               <w:rPr>
-                <w:rFonts w:ascii="Helvetica" w:hAnsi="Helvetica" w:eastAsia="Helvetica" w:cs="Helvetica"/>
+                <w:rFonts w:ascii="Arial" w:hAnsi="Arial" w:eastAsia="Arial" w:cs="Arial"/>
                 <w:i w:val="false"/>
                 <w:b w:val="false"/>
                 <w:u w:val="none"/>
@@ -4838,7 +4934,7 @@
               <w:spacing w:after="60" w:before="60" w:line="240"/>
               <w:ind w:left="100" w:right="100" w:firstLine="0" w:firstLineChars="0"/>
               <w:rPr>
-                <w:rFonts w:ascii="Helvetica" w:hAnsi="Helvetica" w:eastAsia="Helvetica" w:cs="Helvetica"/>
+                <w:rFonts w:ascii="Arial" w:hAnsi="Arial" w:eastAsia="Arial" w:cs="Arial"/>
                 <w:i w:val="false"/>
                 <w:b w:val="false"/>
                 <w:u w:val="none"/>
@@ -4850,7 +4946,7 @@
             </w:pPr>
             <w:r xmlns:w="http://schemas.openxmlformats.org/wordprocessingml/2006/main" xmlns:wp="http://schemas.openxmlformats.org/drawingml/2006/wordprocessingDrawing" xmlns:r="http://schemas.openxmlformats.org/officeDocument/2006/relationships" xmlns:w14="http://schemas.microsoft.com/office/word/2010/wordml">
               <w:rPr>
-                <w:rFonts w:ascii="Helvetica" w:hAnsi="Helvetica" w:eastAsia="Helvetica" w:cs="Helvetica"/>
+                <w:rFonts w:ascii="Arial" w:hAnsi="Arial" w:eastAsia="Arial" w:cs="Arial"/>
                 <w:i w:val="false"/>
                 <w:b w:val="false"/>
                 <w:u w:val="none"/>
@@ -4892,7 +4988,7 @@
               <w:spacing w:after="60" w:before="60" w:line="240"/>
               <w:ind w:left="100" w:right="100" w:firstLine="0" w:firstLineChars="0"/>
               <w:rPr>
-                <w:rFonts w:ascii="Helvetica" w:hAnsi="Helvetica" w:eastAsia="Helvetica" w:cs="Helvetica"/>
+                <w:rFonts w:ascii="Arial" w:hAnsi="Arial" w:eastAsia="Arial" w:cs="Arial"/>
                 <w:i w:val="false"/>
                 <w:b w:val="false"/>
                 <w:u w:val="none"/>
@@ -4904,7 +5000,7 @@
             </w:pPr>
             <w:r xmlns:w="http://schemas.openxmlformats.org/wordprocessingml/2006/main" xmlns:wp="http://schemas.openxmlformats.org/drawingml/2006/wordprocessingDrawing" xmlns:r="http://schemas.openxmlformats.org/officeDocument/2006/relationships" xmlns:w14="http://schemas.microsoft.com/office/word/2010/wordml">
               <w:rPr>
-                <w:rFonts w:ascii="Helvetica" w:hAnsi="Helvetica" w:eastAsia="Helvetica" w:cs="Helvetica"/>
+                <w:rFonts w:ascii="Arial" w:hAnsi="Arial" w:eastAsia="Arial" w:cs="Arial"/>
                 <w:i w:val="false"/>
                 <w:b w:val="false"/>
                 <w:u w:val="none"/>
@@ -4951,7 +5047,7 @@
               <w:spacing w:after="60" w:before="60" w:line="240"/>
               <w:ind w:left="100" w:right="100" w:firstLine="0" w:firstLineChars="0"/>
               <w:rPr>
-                <w:rFonts w:ascii="Helvetica" w:hAnsi="Helvetica" w:eastAsia="Helvetica" w:cs="Helvetica"/>
+                <w:rFonts w:ascii="Arial" w:hAnsi="Arial" w:eastAsia="Arial" w:cs="Arial"/>
                 <w:i w:val="false"/>
                 <w:b w:val="false"/>
                 <w:u w:val="none"/>
@@ -4963,7 +5059,7 @@
             </w:pPr>
             <w:r xmlns:w="http://schemas.openxmlformats.org/wordprocessingml/2006/main" xmlns:wp="http://schemas.openxmlformats.org/drawingml/2006/wordprocessingDrawing" xmlns:r="http://schemas.openxmlformats.org/officeDocument/2006/relationships" xmlns:w14="http://schemas.microsoft.com/office/word/2010/wordml">
               <w:rPr>
-                <w:rFonts w:ascii="Helvetica" w:hAnsi="Helvetica" w:eastAsia="Helvetica" w:cs="Helvetica"/>
+                <w:rFonts w:ascii="Arial" w:hAnsi="Arial" w:eastAsia="Arial" w:cs="Arial"/>
                 <w:i w:val="false"/>
                 <w:b w:val="false"/>
                 <w:u w:val="none"/>
@@ -5005,7 +5101,7 @@
               <w:spacing w:after="60" w:before="60" w:line="240"/>
               <w:ind w:left="100" w:right="100" w:firstLine="0" w:firstLineChars="0"/>
               <w:rPr>
-                <w:rFonts w:ascii="Helvetica" w:hAnsi="Helvetica" w:eastAsia="Helvetica" w:cs="Helvetica"/>
+                <w:rFonts w:ascii="Arial" w:hAnsi="Arial" w:eastAsia="Arial" w:cs="Arial"/>
                 <w:i w:val="false"/>
                 <w:b w:val="false"/>
                 <w:u w:val="none"/>
@@ -5017,7 +5113,7 @@
             </w:pPr>
             <w:r xmlns:w="http://schemas.openxmlformats.org/wordprocessingml/2006/main" xmlns:wp="http://schemas.openxmlformats.org/drawingml/2006/wordprocessingDrawing" xmlns:r="http://schemas.openxmlformats.org/officeDocument/2006/relationships" xmlns:w14="http://schemas.microsoft.com/office/word/2010/wordml">
               <w:rPr>
-                <w:rFonts w:ascii="Helvetica" w:hAnsi="Helvetica" w:eastAsia="Helvetica" w:cs="Helvetica"/>
+                <w:rFonts w:ascii="Arial" w:hAnsi="Arial" w:eastAsia="Arial" w:cs="Arial"/>
                 <w:i w:val="false"/>
                 <w:b w:val="false"/>
                 <w:u w:val="none"/>
@@ -5059,7 +5155,7 @@
               <w:spacing w:after="60" w:before="60" w:line="240"/>
               <w:ind w:left="100" w:right="100" w:firstLine="0" w:firstLineChars="0"/>
               <w:rPr>
-                <w:rFonts w:ascii="Helvetica" w:hAnsi="Helvetica" w:eastAsia="Helvetica" w:cs="Helvetica"/>
+                <w:rFonts w:ascii="Arial" w:hAnsi="Arial" w:eastAsia="Arial" w:cs="Arial"/>
                 <w:i w:val="false"/>
                 <w:b w:val="false"/>
                 <w:u w:val="none"/>
@@ -5071,7 +5167,7 @@
             </w:pPr>
             <w:r xmlns:w="http://schemas.openxmlformats.org/wordprocessingml/2006/main" xmlns:wp="http://schemas.openxmlformats.org/drawingml/2006/wordprocessingDrawing" xmlns:r="http://schemas.openxmlformats.org/officeDocument/2006/relationships" xmlns:w14="http://schemas.microsoft.com/office/word/2010/wordml">
               <w:rPr>
-                <w:rFonts w:ascii="Helvetica" w:hAnsi="Helvetica" w:eastAsia="Helvetica" w:cs="Helvetica"/>
+                <w:rFonts w:ascii="Arial" w:hAnsi="Arial" w:eastAsia="Arial" w:cs="Arial"/>
                 <w:i w:val="false"/>
                 <w:b w:val="false"/>
                 <w:u w:val="none"/>
@@ -5118,7 +5214,7 @@
               <w:spacing w:after="60" w:before="60" w:line="240"/>
               <w:ind w:left="100" w:right="100" w:firstLine="0" w:firstLineChars="0"/>
               <w:rPr>
-                <w:rFonts w:ascii="Helvetica" w:hAnsi="Helvetica" w:eastAsia="Helvetica" w:cs="Helvetica"/>
+                <w:rFonts w:ascii="Arial" w:hAnsi="Arial" w:eastAsia="Arial" w:cs="Arial"/>
                 <w:i w:val="false"/>
                 <w:b w:val="false"/>
                 <w:u w:val="none"/>
@@ -5130,7 +5226,7 @@
             </w:pPr>
             <w:r xmlns:w="http://schemas.openxmlformats.org/wordprocessingml/2006/main" xmlns:wp="http://schemas.openxmlformats.org/drawingml/2006/wordprocessingDrawing" xmlns:r="http://schemas.openxmlformats.org/officeDocument/2006/relationships" xmlns:w14="http://schemas.microsoft.com/office/word/2010/wordml">
               <w:rPr>
-                <w:rFonts w:ascii="Helvetica" w:hAnsi="Helvetica" w:eastAsia="Helvetica" w:cs="Helvetica"/>
+                <w:rFonts w:ascii="Arial" w:hAnsi="Arial" w:eastAsia="Arial" w:cs="Arial"/>
                 <w:i w:val="false"/>
                 <w:b w:val="false"/>
                 <w:u w:val="none"/>
@@ -5172,7 +5268,7 @@
               <w:spacing w:after="60" w:before="60" w:line="240"/>
               <w:ind w:left="100" w:right="100" w:firstLine="0" w:firstLineChars="0"/>
               <w:rPr>
-                <w:rFonts w:ascii="Helvetica" w:hAnsi="Helvetica" w:eastAsia="Helvetica" w:cs="Helvetica"/>
+                <w:rFonts w:ascii="Arial" w:hAnsi="Arial" w:eastAsia="Arial" w:cs="Arial"/>
                 <w:i w:val="false"/>
                 <w:b w:val="false"/>
                 <w:u w:val="none"/>
@@ -5184,7 +5280,7 @@
             </w:pPr>
             <w:r xmlns:w="http://schemas.openxmlformats.org/wordprocessingml/2006/main" xmlns:wp="http://schemas.openxmlformats.org/drawingml/2006/wordprocessingDrawing" xmlns:r="http://schemas.openxmlformats.org/officeDocument/2006/relationships" xmlns:w14="http://schemas.microsoft.com/office/word/2010/wordml">
               <w:rPr>
-                <w:rFonts w:ascii="Helvetica" w:hAnsi="Helvetica" w:eastAsia="Helvetica" w:cs="Helvetica"/>
+                <w:rFonts w:ascii="Arial" w:hAnsi="Arial" w:eastAsia="Arial" w:cs="Arial"/>
                 <w:i w:val="false"/>
                 <w:b w:val="false"/>
                 <w:u w:val="none"/>
@@ -5226,7 +5322,7 @@
               <w:spacing w:after="60" w:before="60" w:line="240"/>
               <w:ind w:left="100" w:right="100" w:firstLine="0" w:firstLineChars="0"/>
               <w:rPr>
-                <w:rFonts w:ascii="Helvetica" w:hAnsi="Helvetica" w:eastAsia="Helvetica" w:cs="Helvetica"/>
+                <w:rFonts w:ascii="Arial" w:hAnsi="Arial" w:eastAsia="Arial" w:cs="Arial"/>
                 <w:i w:val="false"/>
                 <w:b w:val="false"/>
                 <w:u w:val="none"/>
@@ -5238,7 +5334,7 @@
             </w:pPr>
             <w:r xmlns:w="http://schemas.openxmlformats.org/wordprocessingml/2006/main" xmlns:wp="http://schemas.openxmlformats.org/drawingml/2006/wordprocessingDrawing" xmlns:r="http://schemas.openxmlformats.org/officeDocument/2006/relationships" xmlns:w14="http://schemas.microsoft.com/office/word/2010/wordml">
               <w:rPr>
-                <w:rFonts w:ascii="Helvetica" w:hAnsi="Helvetica" w:eastAsia="Helvetica" w:cs="Helvetica"/>
+                <w:rFonts w:ascii="Arial" w:hAnsi="Arial" w:eastAsia="Arial" w:cs="Arial"/>
                 <w:i w:val="false"/>
                 <w:b w:val="false"/>
                 <w:u w:val="none"/>
@@ -5285,7 +5381,7 @@
               <w:spacing w:after="60" w:before="60" w:line="240"/>
               <w:ind w:left="100" w:right="100" w:firstLine="0" w:firstLineChars="0"/>
               <w:rPr>
-                <w:rFonts w:ascii="Helvetica" w:hAnsi="Helvetica" w:eastAsia="Helvetica" w:cs="Helvetica"/>
+                <w:rFonts w:ascii="Arial" w:hAnsi="Arial" w:eastAsia="Arial" w:cs="Arial"/>
                 <w:i w:val="false"/>
                 <w:b w:val="false"/>
                 <w:u w:val="none"/>
@@ -5297,7 +5393,7 @@
             </w:pPr>
             <w:r xmlns:w="http://schemas.openxmlformats.org/wordprocessingml/2006/main" xmlns:wp="http://schemas.openxmlformats.org/drawingml/2006/wordprocessingDrawing" xmlns:r="http://schemas.openxmlformats.org/officeDocument/2006/relationships" xmlns:w14="http://schemas.microsoft.com/office/word/2010/wordml">
               <w:rPr>
-                <w:rFonts w:ascii="Helvetica" w:hAnsi="Helvetica" w:eastAsia="Helvetica" w:cs="Helvetica"/>
+                <w:rFonts w:ascii="Arial" w:hAnsi="Arial" w:eastAsia="Arial" w:cs="Arial"/>
                 <w:i w:val="false"/>
                 <w:b w:val="false"/>
                 <w:u w:val="none"/>
@@ -5339,7 +5435,7 @@
               <w:spacing w:after="60" w:before="60" w:line="240"/>
               <w:ind w:left="100" w:right="100" w:firstLine="0" w:firstLineChars="0"/>
               <w:rPr>
-                <w:rFonts w:ascii="Helvetica" w:hAnsi="Helvetica" w:eastAsia="Helvetica" w:cs="Helvetica"/>
+                <w:rFonts w:ascii="Arial" w:hAnsi="Arial" w:eastAsia="Arial" w:cs="Arial"/>
                 <w:i w:val="false"/>
                 <w:b w:val="false"/>
                 <w:u w:val="none"/>
@@ -5351,7 +5447,7 @@
             </w:pPr>
             <w:r xmlns:w="http://schemas.openxmlformats.org/wordprocessingml/2006/main" xmlns:wp="http://schemas.openxmlformats.org/drawingml/2006/wordprocessingDrawing" xmlns:r="http://schemas.openxmlformats.org/officeDocument/2006/relationships" xmlns:w14="http://schemas.microsoft.com/office/word/2010/wordml">
               <w:rPr>
-                <w:rFonts w:ascii="Helvetica" w:hAnsi="Helvetica" w:eastAsia="Helvetica" w:cs="Helvetica"/>
+                <w:rFonts w:ascii="Arial" w:hAnsi="Arial" w:eastAsia="Arial" w:cs="Arial"/>
                 <w:i w:val="false"/>
                 <w:b w:val="false"/>
                 <w:u w:val="none"/>
@@ -5393,7 +5489,7 @@
               <w:spacing w:after="60" w:before="60" w:line="240"/>
               <w:ind w:left="100" w:right="100" w:firstLine="0" w:firstLineChars="0"/>
               <w:rPr>
-                <w:rFonts w:ascii="Helvetica" w:hAnsi="Helvetica" w:eastAsia="Helvetica" w:cs="Helvetica"/>
+                <w:rFonts w:ascii="Arial" w:hAnsi="Arial" w:eastAsia="Arial" w:cs="Arial"/>
                 <w:i w:val="false"/>
                 <w:b w:val="false"/>
                 <w:u w:val="none"/>
@@ -5405,7 +5501,7 @@
             </w:pPr>
             <w:r xmlns:w="http://schemas.openxmlformats.org/wordprocessingml/2006/main" xmlns:wp="http://schemas.openxmlformats.org/drawingml/2006/wordprocessingDrawing" xmlns:r="http://schemas.openxmlformats.org/officeDocument/2006/relationships" xmlns:w14="http://schemas.microsoft.com/office/word/2010/wordml">
               <w:rPr>
-                <w:rFonts w:ascii="Helvetica" w:hAnsi="Helvetica" w:eastAsia="Helvetica" w:cs="Helvetica"/>
+                <w:rFonts w:ascii="Arial" w:hAnsi="Arial" w:eastAsia="Arial" w:cs="Arial"/>
                 <w:i w:val="false"/>
                 <w:b w:val="false"/>
                 <w:u w:val="none"/>
@@ -5452,7 +5548,7 @@
               <w:spacing w:after="60" w:before="60" w:line="240"/>
               <w:ind w:left="100" w:right="100" w:firstLine="0" w:firstLineChars="0"/>
               <w:rPr>
-                <w:rFonts w:ascii="Helvetica" w:hAnsi="Helvetica" w:eastAsia="Helvetica" w:cs="Helvetica"/>
+                <w:rFonts w:ascii="Arial" w:hAnsi="Arial" w:eastAsia="Arial" w:cs="Arial"/>
                 <w:i w:val="false"/>
                 <w:b w:val="false"/>
                 <w:u w:val="none"/>
@@ -5464,7 +5560,7 @@
             </w:pPr>
             <w:r xmlns:w="http://schemas.openxmlformats.org/wordprocessingml/2006/main" xmlns:wp="http://schemas.openxmlformats.org/drawingml/2006/wordprocessingDrawing" xmlns:r="http://schemas.openxmlformats.org/officeDocument/2006/relationships" xmlns:w14="http://schemas.microsoft.com/office/word/2010/wordml">
               <w:rPr>
-                <w:rFonts w:ascii="Helvetica" w:hAnsi="Helvetica" w:eastAsia="Helvetica" w:cs="Helvetica"/>
+                <w:rFonts w:ascii="Arial" w:hAnsi="Arial" w:eastAsia="Arial" w:cs="Arial"/>
                 <w:i w:val="false"/>
                 <w:b w:val="false"/>
                 <w:u w:val="none"/>
@@ -5506,7 +5602,7 @@
               <w:spacing w:after="60" w:before="60" w:line="240"/>
               <w:ind w:left="100" w:right="100" w:firstLine="0" w:firstLineChars="0"/>
               <w:rPr>
-                <w:rFonts w:ascii="Helvetica" w:hAnsi="Helvetica" w:eastAsia="Helvetica" w:cs="Helvetica"/>
+                <w:rFonts w:ascii="Arial" w:hAnsi="Arial" w:eastAsia="Arial" w:cs="Arial"/>
                 <w:i w:val="false"/>
                 <w:b w:val="false"/>
                 <w:u w:val="none"/>
@@ -5518,7 +5614,7 @@
             </w:pPr>
             <w:r xmlns:w="http://schemas.openxmlformats.org/wordprocessingml/2006/main" xmlns:wp="http://schemas.openxmlformats.org/drawingml/2006/wordprocessingDrawing" xmlns:r="http://schemas.openxmlformats.org/officeDocument/2006/relationships" xmlns:w14="http://schemas.microsoft.com/office/word/2010/wordml">
               <w:rPr>
-                <w:rFonts w:ascii="Helvetica" w:hAnsi="Helvetica" w:eastAsia="Helvetica" w:cs="Helvetica"/>
+                <w:rFonts w:ascii="Arial" w:hAnsi="Arial" w:eastAsia="Arial" w:cs="Arial"/>
                 <w:i w:val="false"/>
                 <w:b w:val="false"/>
                 <w:u w:val="none"/>
@@ -5560,7 +5656,7 @@
               <w:spacing w:after="60" w:before="60" w:line="240"/>
               <w:ind w:left="100" w:right="100" w:firstLine="0" w:firstLineChars="0"/>
               <w:rPr>
-                <w:rFonts w:ascii="Helvetica" w:hAnsi="Helvetica" w:eastAsia="Helvetica" w:cs="Helvetica"/>
+                <w:rFonts w:ascii="Arial" w:hAnsi="Arial" w:eastAsia="Arial" w:cs="Arial"/>
                 <w:i w:val="false"/>
                 <w:b w:val="false"/>
                 <w:u w:val="none"/>
@@ -5572,7 +5668,7 @@
             </w:pPr>
             <w:r xmlns:w="http://schemas.openxmlformats.org/wordprocessingml/2006/main" xmlns:wp="http://schemas.openxmlformats.org/drawingml/2006/wordprocessingDrawing" xmlns:r="http://schemas.openxmlformats.org/officeDocument/2006/relationships" xmlns:w14="http://schemas.microsoft.com/office/word/2010/wordml">
               <w:rPr>
-                <w:rFonts w:ascii="Helvetica" w:hAnsi="Helvetica" w:eastAsia="Helvetica" w:cs="Helvetica"/>
+                <w:rFonts w:ascii="Arial" w:hAnsi="Arial" w:eastAsia="Arial" w:cs="Arial"/>
                 <w:i w:val="false"/>
                 <w:b w:val="false"/>
                 <w:u w:val="none"/>
@@ -5620,7 +5716,7 @@
               <w:spacing w:after="100" w:before="100" w:line="240"/>
               <w:ind w:left="100" w:right="100" w:firstLine="0" w:firstLineChars="0"/>
               <w:rPr>
-                <w:rFonts w:ascii="Helvetica" w:hAnsi="Helvetica" w:eastAsia="Helvetica" w:cs="Helvetica"/>
+                <w:rFonts w:ascii="Arial" w:hAnsi="Arial" w:eastAsia="Arial" w:cs="Arial"/>
                 <w:i w:val="true"/>
                 <w:b w:val="false"/>
                 <w:u w:val="none"/>
@@ -5632,7 +5728,7 @@
             </w:pPr>
             <w:r xmlns:w="http://schemas.openxmlformats.org/wordprocessingml/2006/main" xmlns:wp="http://schemas.openxmlformats.org/drawingml/2006/wordprocessingDrawing" xmlns:r="http://schemas.openxmlformats.org/officeDocument/2006/relationships" xmlns:w14="http://schemas.microsoft.com/office/word/2010/wordml">
               <w:rPr>
-                <w:rFonts w:ascii="Helvetica" w:hAnsi="Helvetica" w:eastAsia="Helvetica" w:cs="Helvetica"/>
+                <w:rFonts w:ascii="Arial" w:hAnsi="Arial" w:eastAsia="Arial" w:cs="Arial"/>
                 <w:i w:val="true"/>
                 <w:b w:val="false"/>
                 <w:u w:val="none"/>
@@ -5649,11 +5745,13 @@
     </w:tbl>
     <w:p>
       <w:pPr>
-        <w:pStyle w:val="Compact"/>
+        <w:pStyle w:val="ListParagraph"/>
         <w:numPr>
           <w:ilvl w:val="0"/>
-          <w:numId w:val="1011"/>
+          <w:numId w:val="101"/>
         </w:numPr>
+        <w:spacing w:before="0" w:after="120" w:line="288" w:lineRule="auto"/>
+        <w:widowControl/>
       </w:pPr>
       <w:r>
         <w:rPr>
@@ -5745,66 +5843,124 @@
         <w:t xml:space="preserve">Take-Home (20 points)</w:t>
       </w:r>
     </w:p>
+    <w:tbl>
+      <w:tblPr>
+        <w:tblStyle w:val="Table"/>
+        <w:tblLook w:firstRow="1" w:lastRow="0" w:firstColumn="0" w:lastColumn="0" w:noHBand="0" w:noVBand="0" w:val="0020"/>
+        <w:tblBorders>
+          <w:top w:val="single" w:sz="4" w:space="0" w:color="ECCC87"/>
+          <w:left w:val="single" w:sz="4" w:space="0" w:color="ECCC87"/>
+          <w:bottom w:val="single" w:sz="4" w:space="0" w:color="ECCC87"/>
+          <w:right w:val="single" w:sz="4" w:space="0" w:color="ECCC87"/>
+          <w:insideH w:val="nil" w:sz="0" w:space="0" w:color="ECCC87"/>
+          <w:insideV w:val="nil" w:sz="0" w:space="0" w:color="ECCC87"/>
+        </w:tblBorders>
+        <w:tblCellMar>
+          <w:left w:w="144" w:type="dxa"/>
+          <w:right w:w="144" w:type="dxa"/>
+        </w:tblCellMar>
+        <w:tblCaption w:val="Instructions information box"/>
+        <w:tblDescription w:val="Instructions callout containing related guidance and content."/>
+      </w:tblPr>
+      <w:tr>
+        <w:trPr>
+          <w:cantSplit/>
+          <w:tblHeader/>
+        </w:trPr>
+        <w:tc>
+          <w:tcPr>
+            <w:shd w:color="auto" w:fill="FDF6E3" w:val="clear"/>
+            <w:tcMar>
+              <w:top w:w="100" w:type="dxa"/>
+              <w:bottom w:w="100" w:type="dxa"/>
+              <w:left w:w="140" w:type="dxa"/>
+              <w:right w:w="140" w:type="dxa"/>
+            </w:tcMar>
+          </w:tcPr>
+          <w:p>
+            <w:pPr>
+              <w:pStyle w:val="FirstParagraph"/>
+              <w:spacing xmlns:w="http://schemas.openxmlformats.org/wordprocessingml/2006/main" w:before="0" w:after="0" w:line="240" w:lineRule="auto"/>
+              <w:keepNext/>
+            </w:pPr>
+            <w:r>
+              <w:rPr>
+                <w:rStyle w:val="section-title"/>
+              </w:rPr>
+              <w:t xml:space="preserve">Instructions</w:t>
+            </w:r>
+          </w:p>
+        </w:tc>
+      </w:tr>
+      <w:tr>
+        <w:trPr>
+          <w:cantSplit/>
+        </w:trPr>
+        <w:tc>
+          <w:tcPr>
+            <w:tcMar>
+              <w:top w:w="100" w:type="dxa"/>
+              <w:bottom w:w="100" w:type="dxa"/>
+              <w:left w:w="140" w:type="dxa"/>
+              <w:right w:w="140" w:type="dxa"/>
+            </w:tcMar>
+            <w:shd w:val="clear" w:color="auto" w:fill="FDF6E3"/>
+          </w:tcPr>
+          <w:p>
+            <w:pPr>
+              <w:pStyle w:val="BodyText"/>
+              <w:spacing xmlns:w="http://schemas.openxmlformats.org/wordprocessingml/2006/main" w:before="0" w:after="40" w:line="288" w:lineRule="auto"/>
+            </w:pPr>
+            <w:r>
+              <w:t xml:space="preserve">In this section, you will expand the dataset you created in the previous section by adding new ratings variables. You will use two publicly available sources of data:</w:t>
+            </w:r>
+            <w:r>
+              <w:t xml:space="preserve"> </w:t>
+            </w:r>
+            <w:hyperlink r:id="rId22">
+              <w:r>
+                <w:rPr>
+                  <w:rStyle w:val="Hyperlink"/>
+                </w:rPr>
+                <w:t xml:space="preserve">Rotten Tomatoes</w:t>
+              </w:r>
+            </w:hyperlink>
+            <w:r>
+              <w:t xml:space="preserve"> </w:t>
+            </w:r>
+            <w:r>
+              <w:t xml:space="preserve">(an entertainment review site) and</w:t>
+            </w:r>
+            <w:r>
+              <w:t xml:space="preserve"> </w:t>
+            </w:r>
+            <w:hyperlink r:id="rId23">
+              <w:r>
+                <w:rPr>
+                  <w:rStyle w:val="Hyperlink"/>
+                </w:rPr>
+                <w:t xml:space="preserve">Letterboxd</w:t>
+              </w:r>
+            </w:hyperlink>
+            <w:r>
+              <w:t xml:space="preserve"> </w:t>
+            </w:r>
+            <w:r>
+              <w:t xml:space="preserve">(social media site that lets users rate films). First, open your previously saved dataset, then add the following new variables:</w:t>
+            </w:r>
+          </w:p>
+        </w:tc>
+      </w:tr>
+    </w:tbl>
     <w:p>
       <w:pPr>
-        <w:pStyle w:val="box"/>
-      </w:pPr>
-      <w:r>
-        <w:rPr>
-          <w:rStyle w:val="section-title"/>
-        </w:rPr>
-        <w:t xml:space="preserve">Instructions</w:t>
-      </w:r>
-    </w:p>
-    <w:p>
-      <w:pPr>
-        <w:pStyle w:val="box"/>
-      </w:pPr>
-      <w:r>
-        <w:t xml:space="preserve">In this section, you will expand the dataset you created in the previous section by adding new ratings variables. You will use two publicly available sources of data:</w:t>
-      </w:r>
-      <w:r>
-        <w:t xml:space="preserve"> </w:t>
-      </w:r>
-      <w:hyperlink r:id="rId22">
-        <w:r>
-          <w:rPr>
-            <w:rStyle w:val="Hyperlink"/>
-          </w:rPr>
-          <w:t xml:space="preserve">Rotten Tomatoes</w:t>
-        </w:r>
-      </w:hyperlink>
-      <w:r>
-        <w:t xml:space="preserve"> </w:t>
-      </w:r>
-      <w:r>
-        <w:t xml:space="preserve">(an entertainment review site) and</w:t>
-      </w:r>
-      <w:r>
-        <w:t xml:space="preserve"> </w:t>
-      </w:r>
-      <w:hyperlink r:id="rId23">
-        <w:r>
-          <w:rPr>
-            <w:rStyle w:val="Hyperlink"/>
-          </w:rPr>
-          <w:t xml:space="preserve">Letterboxd</w:t>
-        </w:r>
-      </w:hyperlink>
-      <w:r>
-        <w:t xml:space="preserve"> </w:t>
-      </w:r>
-      <w:r>
-        <w:t xml:space="preserve">(social media site that lets users rate films). First, open your previously saved dataset, then add the following new variables:</w:t>
-      </w:r>
-    </w:p>
-    <w:p>
-      <w:pPr>
-        <w:pStyle w:val="Compact"/>
+        <w:pStyle w:val="ListParagraph"/>
         <w:numPr>
           <w:ilvl w:val="0"/>
-          <w:numId w:val="1012"/>
+          <w:numId w:val="100"/>
         </w:numPr>
+        <w:spacing w:before="360" w:after="120" w:line="288" w:lineRule="auto"/>
+        <w:widowControl/>
       </w:pPr>
       <w:r>
         <w:rPr>
@@ -5831,11 +5987,13 @@
     </w:p>
     <w:p>
       <w:pPr>
-        <w:pStyle w:val="Compact"/>
+        <w:pStyle w:val="ListParagraph"/>
         <w:numPr>
           <w:ilvl w:val="0"/>
-          <w:numId w:val="1012"/>
+          <w:numId w:val="100"/>
         </w:numPr>
+        <w:spacing w:before="0" w:after="120" w:line="288" w:lineRule="auto"/>
+        <w:widowControl/>
       </w:pPr>
       <w:r>
         <w:rPr>
@@ -5862,11 +6020,13 @@
     </w:p>
     <w:p>
       <w:pPr>
-        <w:pStyle w:val="Compact"/>
+        <w:pStyle w:val="ListParagraph"/>
         <w:numPr>
           <w:ilvl w:val="0"/>
-          <w:numId w:val="1012"/>
+          <w:numId w:val="100"/>
         </w:numPr>
+        <w:spacing w:before="0" w:after="120" w:line="288" w:lineRule="auto"/>
+        <w:widowControl/>
       </w:pPr>
       <w:r>
         <w:rPr>
@@ -5893,11 +6053,13 @@
     </w:p>
     <w:p>
       <w:pPr>
-        <w:pStyle w:val="Compact"/>
+        <w:pStyle w:val="ListParagraph"/>
         <w:numPr>
           <w:ilvl w:val="0"/>
-          <w:numId w:val="1012"/>
+          <w:numId w:val="100"/>
         </w:numPr>
+        <w:spacing w:before="0" w:after="120" w:line="288" w:lineRule="auto"/>
+        <w:widowControl/>
       </w:pPr>
       <w:r>
         <w:rPr>
@@ -5924,11 +6086,13 @@
     </w:p>
     <w:p>
       <w:pPr>
-        <w:pStyle w:val="Compact"/>
+        <w:pStyle w:val="ListParagraph"/>
         <w:numPr>
           <w:ilvl w:val="0"/>
-          <w:numId w:val="1012"/>
+          <w:numId w:val="100"/>
         </w:numPr>
+        <w:spacing w:before="0" w:after="120" w:line="288" w:lineRule="auto"/>
+        <w:widowControl/>
       </w:pPr>
       <w:r>
         <w:rPr>
@@ -5955,11 +6119,13 @@
     </w:p>
     <w:p>
       <w:pPr>
-        <w:pStyle w:val="Compact"/>
+        <w:pStyle w:val="ListParagraph"/>
         <w:numPr>
           <w:ilvl w:val="0"/>
-          <w:numId w:val="1012"/>
+          <w:numId w:val="100"/>
         </w:numPr>
+        <w:spacing w:before="0" w:after="120" w:line="288" w:lineRule="auto"/>
+        <w:widowControl/>
       </w:pPr>
       <w:r>
         <w:rPr>
@@ -5995,10 +6161,13 @@
     </w:p>
     <w:p>
       <w:pPr>
+        <w:pStyle w:val="ListParagraph"/>
         <w:numPr>
           <w:ilvl w:val="0"/>
-          <w:numId w:val="1013"/>
+          <w:numId w:val="112"/>
         </w:numPr>
+        <w:spacing w:before="0" w:after="120" w:line="288" w:lineRule="auto"/>
+        <w:widowControl/>
       </w:pPr>
       <w:r>
         <w:t xml:space="preserve">Using the</w:t>
@@ -6022,10 +6191,13 @@
     </w:p>
     <w:p>
       <w:pPr>
+        <w:pStyle w:val="ListParagraph"/>
         <w:numPr>
           <w:ilvl w:val="0"/>
-          <w:numId w:val="1013"/>
+          <w:numId w:val="112"/>
         </w:numPr>
+        <w:spacing w:before="0" w:after="120" w:line="288" w:lineRule="auto"/>
+        <w:widowControl/>
       </w:pPr>
       <w:r>
         <w:t xml:space="preserve">Using the</w:t>
@@ -6056,11 +6228,13 @@
       <w:tblPr>
         <w:tblLayout w:type="fixed"/>
         <w:jc w:val="center"/>
-        <w:tblLook w:firstRow="1" w:lastRow="0" w:firstColumn="0" w:lastColumn="0" w:noHBand="0" w:noVBand="1"/>
+        <w:tblLook w:firstRow="1" w:lastRow="0" w:firstColumn="0" w:lastColumn="0" w:noHBand="0" w:noVBand="1" w:val="0020"/>
       </w:tblPr>
       <w:tblGrid>
         <w:gridCol w:w="1608"/>
+        <w:gridCol w:w="1617"/>
         <w:gridCol w:w="1857"/>
+        <w:gridCol w:w="1867"/>
         <w:gridCol w:w="1067"/>
         <w:gridCol w:w="1217"/>
       </w:tblGrid>
@@ -6098,7 +6272,7 @@
               <w:spacing w:after="100" w:before="100" w:line="240"/>
               <w:ind w:left="100" w:right="100" w:firstLine="0" w:firstLineChars="0"/>
               <w:rPr>
-                <w:rFonts w:ascii="Helvetica" w:hAnsi="Helvetica" w:eastAsia="Helvetica" w:cs="Helvetica"/>
+                <w:rFonts w:ascii="Arial" w:hAnsi="Arial" w:eastAsia="Arial" w:cs="Arial"/>
                 <w:i w:val="false"/>
                 <w:b w:val="true"/>
                 <w:u w:val="none"/>
@@ -6110,7 +6284,7 @@
             </w:pPr>
             <w:r xmlns:w="http://schemas.openxmlformats.org/wordprocessingml/2006/main" xmlns:wp="http://schemas.openxmlformats.org/drawingml/2006/wordprocessingDrawing" xmlns:r="http://schemas.openxmlformats.org/officeDocument/2006/relationships" xmlns:w14="http://schemas.microsoft.com/office/word/2010/wordml">
               <w:rPr>
-                <w:rFonts w:ascii="Helvetica" w:hAnsi="Helvetica" w:eastAsia="Helvetica" w:cs="Helvetica"/>
+                <w:rFonts w:ascii="Arial" w:hAnsi="Arial" w:eastAsia="Arial" w:cs="Arial"/>
                 <w:i w:val="false"/>
                 <w:b w:val="true"/>
                 <w:u w:val="none"/>
@@ -6152,7 +6326,7 @@
               <w:spacing w:after="100" w:before="100" w:line="240"/>
               <w:ind w:left="100" w:right="100" w:firstLine="0" w:firstLineChars="0"/>
               <w:rPr>
-                <w:rFonts w:ascii="Helvetica" w:hAnsi="Helvetica" w:eastAsia="Helvetica" w:cs="Helvetica"/>
+                <w:rFonts w:ascii="Arial" w:hAnsi="Arial" w:eastAsia="Arial" w:cs="Arial"/>
                 <w:i w:val="false"/>
                 <w:b w:val="true"/>
                 <w:u w:val="none"/>
@@ -6164,7 +6338,61 @@
             </w:pPr>
             <w:r xmlns:w="http://schemas.openxmlformats.org/wordprocessingml/2006/main" xmlns:wp="http://schemas.openxmlformats.org/drawingml/2006/wordprocessingDrawing" xmlns:r="http://schemas.openxmlformats.org/officeDocument/2006/relationships" xmlns:w14="http://schemas.microsoft.com/office/word/2010/wordml">
               <w:rPr>
-                <w:rFonts w:ascii="Helvetica" w:hAnsi="Helvetica" w:eastAsia="Helvetica" w:cs="Helvetica"/>
+                <w:rFonts w:ascii="Arial" w:hAnsi="Arial" w:eastAsia="Arial" w:cs="Arial"/>
+                <w:i w:val="false"/>
+                <w:b w:val="true"/>
+                <w:u w:val="none"/>
+                <w:strike w:val="false"/>
+                <w:sz w:val="18"/>
+                <w:szCs w:val="18"/>
+                <w:color w:val="000000"/>
+              </w:rPr>
+              <w:t xml:space="preserve">rt_critics_count</w:t>
+            </w:r>
+          </w:p>
+        </w:tc>
+        <w:tc>
+          <w:tcPr>
+            <w:tcBorders>
+              <w:bottom w:val="single" w:sz="6" w:space="0" w:color="666666"/>
+              <w:top w:val="single" w:sz="6" w:space="0" w:color="666666"/>
+              <w:left w:val="single" w:sz="6" w:space="0" w:color="666666"/>
+              <w:right w:val="single" w:sz="6" w:space="0" w:color="666666"/>
+            </w:tcBorders>
+            <w:shd w:val="clear" w:color="auto" w:fill="FFFFFF"/>
+            <w:tcMar>
+              <w:top w:w="0" w:type="dxa"/>
+              <w:bottom w:w="0" w:type="dxa"/>
+              <w:left w:w="0" w:type="dxa"/>
+              <w:right w:w="0" w:type="dxa"/>
+            </w:tcMar>
+            <w:vAlign w:val="center"/>
+          </w:tcPr>
+          <w:p>
+            <w:pPr>
+              <w:jc w:val="left"/>
+              <w:pBdr>
+                <w:bottom w:val="none" w:sz="0" w:space="0" w:color="000000"/>
+                <w:top w:val="none" w:sz="0" w:space="0" w:color="000000"/>
+                <w:left w:val="none" w:sz="0" w:space="0" w:color="000000"/>
+                <w:right w:val="none" w:sz="0" w:space="0" w:color="000000"/>
+              </w:pBdr>
+              <w:spacing w:after="100" w:before="100" w:line="240"/>
+              <w:ind w:left="100" w:right="100" w:firstLine="0" w:firstLineChars="0"/>
+              <w:rPr>
+                <w:rFonts w:ascii="Arial" w:hAnsi="Arial" w:eastAsia="Arial" w:cs="Arial"/>
+                <w:i w:val="false"/>
+                <w:b w:val="true"/>
+                <w:u w:val="none"/>
+                <w:strike w:val="false"/>
+                <w:sz w:val="18"/>
+                <w:szCs w:val="18"/>
+                <w:color w:val="000000"/>
+              </w:rPr>
+            </w:pPr>
+            <w:r xmlns:w="http://schemas.openxmlformats.org/wordprocessingml/2006/main" xmlns:wp="http://schemas.openxmlformats.org/drawingml/2006/wordprocessingDrawing" xmlns:r="http://schemas.openxmlformats.org/officeDocument/2006/relationships" xmlns:w14="http://schemas.microsoft.com/office/word/2010/wordml">
+              <w:rPr>
+                <w:rFonts w:ascii="Arial" w:hAnsi="Arial" w:eastAsia="Arial" w:cs="Arial"/>
                 <w:i w:val="false"/>
                 <w:b w:val="true"/>
                 <w:u w:val="none"/>
@@ -6206,7 +6434,7 @@
               <w:spacing w:after="100" w:before="100" w:line="240"/>
               <w:ind w:left="100" w:right="100" w:firstLine="0" w:firstLineChars="0"/>
               <w:rPr>
-                <w:rFonts w:ascii="Helvetica" w:hAnsi="Helvetica" w:eastAsia="Helvetica" w:cs="Helvetica"/>
+                <w:rFonts w:ascii="Arial" w:hAnsi="Arial" w:eastAsia="Arial" w:cs="Arial"/>
                 <w:i w:val="false"/>
                 <w:b w:val="true"/>
                 <w:u w:val="none"/>
@@ -6218,7 +6446,61 @@
             </w:pPr>
             <w:r xmlns:w="http://schemas.openxmlformats.org/wordprocessingml/2006/main" xmlns:wp="http://schemas.openxmlformats.org/drawingml/2006/wordprocessingDrawing" xmlns:r="http://schemas.openxmlformats.org/officeDocument/2006/relationships" xmlns:w14="http://schemas.microsoft.com/office/word/2010/wordml">
               <w:rPr>
-                <w:rFonts w:ascii="Helvetica" w:hAnsi="Helvetica" w:eastAsia="Helvetica" w:cs="Helvetica"/>
+                <w:rFonts w:ascii="Arial" w:hAnsi="Arial" w:eastAsia="Arial" w:cs="Arial"/>
+                <w:i w:val="false"/>
+                <w:b w:val="true"/>
+                <w:u w:val="none"/>
+                <w:strike w:val="false"/>
+                <w:sz w:val="18"/>
+                <w:szCs w:val="18"/>
+                <w:color w:val="000000"/>
+              </w:rPr>
+              <w:t xml:space="preserve">rt_audience_count</w:t>
+            </w:r>
+          </w:p>
+        </w:tc>
+        <w:tc>
+          <w:tcPr>
+            <w:tcBorders>
+              <w:bottom w:val="single" w:sz="6" w:space="0" w:color="666666"/>
+              <w:top w:val="single" w:sz="6" w:space="0" w:color="666666"/>
+              <w:left w:val="single" w:sz="6" w:space="0" w:color="666666"/>
+              <w:right w:val="single" w:sz="6" w:space="0" w:color="666666"/>
+            </w:tcBorders>
+            <w:shd w:val="clear" w:color="auto" w:fill="FFFFFF"/>
+            <w:tcMar>
+              <w:top w:w="0" w:type="dxa"/>
+              <w:bottom w:w="0" w:type="dxa"/>
+              <w:left w:w="0" w:type="dxa"/>
+              <w:right w:w="0" w:type="dxa"/>
+            </w:tcMar>
+            <w:vAlign w:val="center"/>
+          </w:tcPr>
+          <w:p>
+            <w:pPr>
+              <w:jc w:val="left"/>
+              <w:pBdr>
+                <w:bottom w:val="none" w:sz="0" w:space="0" w:color="000000"/>
+                <w:top w:val="none" w:sz="0" w:space="0" w:color="000000"/>
+                <w:left w:val="none" w:sz="0" w:space="0" w:color="000000"/>
+                <w:right w:val="none" w:sz="0" w:space="0" w:color="000000"/>
+              </w:pBdr>
+              <w:spacing w:after="100" w:before="100" w:line="240"/>
+              <w:ind w:left="100" w:right="100" w:firstLine="0" w:firstLineChars="0"/>
+              <w:rPr>
+                <w:rFonts w:ascii="Arial" w:hAnsi="Arial" w:eastAsia="Arial" w:cs="Arial"/>
+                <w:i w:val="false"/>
+                <w:b w:val="true"/>
+                <w:u w:val="none"/>
+                <w:strike w:val="false"/>
+                <w:sz w:val="18"/>
+                <w:szCs w:val="18"/>
+                <w:color w:val="000000"/>
+              </w:rPr>
+            </w:pPr>
+            <w:r xmlns:w="http://schemas.openxmlformats.org/wordprocessingml/2006/main" xmlns:wp="http://schemas.openxmlformats.org/drawingml/2006/wordprocessingDrawing" xmlns:r="http://schemas.openxmlformats.org/officeDocument/2006/relationships" xmlns:w14="http://schemas.microsoft.com/office/word/2010/wordml">
+              <w:rPr>
+                <w:rFonts w:ascii="Arial" w:hAnsi="Arial" w:eastAsia="Arial" w:cs="Arial"/>
                 <w:i w:val="false"/>
                 <w:b w:val="true"/>
                 <w:u w:val="none"/>
@@ -6260,7 +6542,7 @@
               <w:spacing w:after="100" w:before="100" w:line="240"/>
               <w:ind w:left="100" w:right="100" w:firstLine="0" w:firstLineChars="0"/>
               <w:rPr>
-                <w:rFonts w:ascii="Helvetica" w:hAnsi="Helvetica" w:eastAsia="Helvetica" w:cs="Helvetica"/>
+                <w:rFonts w:ascii="Arial" w:hAnsi="Arial" w:eastAsia="Arial" w:cs="Arial"/>
                 <w:i w:val="false"/>
                 <w:b w:val="true"/>
                 <w:u w:val="none"/>
@@ -6272,7 +6554,7 @@
             </w:pPr>
             <w:r xmlns:w="http://schemas.openxmlformats.org/wordprocessingml/2006/main" xmlns:wp="http://schemas.openxmlformats.org/drawingml/2006/wordprocessingDrawing" xmlns:r="http://schemas.openxmlformats.org/officeDocument/2006/relationships" xmlns:w14="http://schemas.microsoft.com/office/word/2010/wordml">
               <w:rPr>
-                <w:rFonts w:ascii="Helvetica" w:hAnsi="Helvetica" w:eastAsia="Helvetica" w:cs="Helvetica"/>
+                <w:rFonts w:ascii="Arial" w:hAnsi="Arial" w:eastAsia="Arial" w:cs="Arial"/>
                 <w:i w:val="false"/>
                 <w:b w:val="true"/>
                 <w:u w:val="none"/>
@@ -6319,7 +6601,7 @@
               <w:spacing w:after="100" w:before="100" w:line="240"/>
               <w:ind w:left="100" w:right="100" w:firstLine="0" w:firstLineChars="0"/>
               <w:rPr>
-                <w:rFonts w:ascii="Helvetica" w:hAnsi="Helvetica" w:eastAsia="Helvetica" w:cs="Helvetica"/>
+                <w:rFonts w:ascii="Arial" w:hAnsi="Arial" w:eastAsia="Arial" w:cs="Arial"/>
                 <w:i w:val="false"/>
                 <w:b w:val="false"/>
                 <w:u w:val="none"/>
@@ -6331,7 +6613,7 @@
             </w:pPr>
             <w:r xmlns:w="http://schemas.openxmlformats.org/wordprocessingml/2006/main" xmlns:wp="http://schemas.openxmlformats.org/drawingml/2006/wordprocessingDrawing" xmlns:r="http://schemas.openxmlformats.org/officeDocument/2006/relationships" xmlns:w14="http://schemas.microsoft.com/office/word/2010/wordml">
               <w:rPr>
-                <w:rFonts w:ascii="Helvetica" w:hAnsi="Helvetica" w:eastAsia="Helvetica" w:cs="Helvetica"/>
+                <w:rFonts w:ascii="Arial" w:hAnsi="Arial" w:eastAsia="Arial" w:cs="Arial"/>
                 <w:i w:val="false"/>
                 <w:b w:val="false"/>
                 <w:u w:val="none"/>
@@ -6373,7 +6655,7 @@
               <w:spacing w:after="100" w:before="100" w:line="240"/>
               <w:ind w:left="100" w:right="100" w:firstLine="0" w:firstLineChars="0"/>
               <w:rPr>
-                <w:rFonts w:ascii="Helvetica" w:hAnsi="Helvetica" w:eastAsia="Helvetica" w:cs="Helvetica"/>
+                <w:rFonts w:ascii="Arial" w:hAnsi="Arial" w:eastAsia="Arial" w:cs="Arial"/>
                 <w:i w:val="false"/>
                 <w:b w:val="false"/>
                 <w:u w:val="none"/>
@@ -6385,7 +6667,61 @@
             </w:pPr>
             <w:r xmlns:w="http://schemas.openxmlformats.org/wordprocessingml/2006/main" xmlns:wp="http://schemas.openxmlformats.org/drawingml/2006/wordprocessingDrawing" xmlns:r="http://schemas.openxmlformats.org/officeDocument/2006/relationships" xmlns:w14="http://schemas.microsoft.com/office/word/2010/wordml">
               <w:rPr>
-                <w:rFonts w:ascii="Helvetica" w:hAnsi="Helvetica" w:eastAsia="Helvetica" w:cs="Helvetica"/>
+                <w:rFonts w:ascii="Arial" w:hAnsi="Arial" w:eastAsia="Arial" w:cs="Arial"/>
+                <w:i w:val="false"/>
+                <w:b w:val="false"/>
+                <w:u w:val="none"/>
+                <w:strike w:val="false"/>
+                <w:sz w:val="18"/>
+                <w:szCs w:val="18"/>
+                <w:color w:val="000000"/>
+              </w:rPr>
+              <w:t xml:space="preserve">484</w:t>
+            </w:r>
+          </w:p>
+        </w:tc>
+        <w:tc>
+          <w:tcPr>
+            <w:tcBorders>
+              <w:bottom w:val="single" w:sz="6" w:space="0" w:color="666666"/>
+              <w:top w:val="single" w:sz="6" w:space="0" w:color="666666"/>
+              <w:left w:val="single" w:sz="6" w:space="0" w:color="666666"/>
+              <w:right w:val="single" w:sz="6" w:space="0" w:color="666666"/>
+            </w:tcBorders>
+            <w:shd w:val="clear" w:color="auto" w:fill="FFFFFF"/>
+            <w:tcMar>
+              <w:top w:w="0" w:type="dxa"/>
+              <w:bottom w:w="0" w:type="dxa"/>
+              <w:left w:w="0" w:type="dxa"/>
+              <w:right w:w="0" w:type="dxa"/>
+            </w:tcMar>
+            <w:vAlign w:val="center"/>
+          </w:tcPr>
+          <w:p>
+            <w:pPr>
+              <w:jc w:val="left"/>
+              <w:pBdr>
+                <w:bottom w:val="none" w:sz="0" w:space="0" w:color="000000"/>
+                <w:top w:val="none" w:sz="0" w:space="0" w:color="000000"/>
+                <w:left w:val="none" w:sz="0" w:space="0" w:color="000000"/>
+                <w:right w:val="none" w:sz="0" w:space="0" w:color="000000"/>
+              </w:pBdr>
+              <w:spacing w:after="100" w:before="100" w:line="240"/>
+              <w:ind w:left="100" w:right="100" w:firstLine="0" w:firstLineChars="0"/>
+              <w:rPr>
+                <w:rFonts w:ascii="Arial" w:hAnsi="Arial" w:eastAsia="Arial" w:cs="Arial"/>
+                <w:i w:val="false"/>
+                <w:b w:val="false"/>
+                <w:u w:val="none"/>
+                <w:strike w:val="false"/>
+                <w:sz w:val="18"/>
+                <w:szCs w:val="18"/>
+                <w:color w:val="000000"/>
+              </w:rPr>
+            </w:pPr>
+            <w:r xmlns:w="http://schemas.openxmlformats.org/wordprocessingml/2006/main" xmlns:wp="http://schemas.openxmlformats.org/drawingml/2006/wordprocessingDrawing" xmlns:r="http://schemas.openxmlformats.org/officeDocument/2006/relationships" xmlns:w14="http://schemas.microsoft.com/office/word/2010/wordml">
+              <w:rPr>
+                <w:rFonts w:ascii="Arial" w:hAnsi="Arial" w:eastAsia="Arial" w:cs="Arial"/>
                 <w:i w:val="false"/>
                 <w:b w:val="false"/>
                 <w:u w:val="none"/>
@@ -6427,7 +6763,7 @@
               <w:spacing w:after="100" w:before="100" w:line="240"/>
               <w:ind w:left="100" w:right="100" w:firstLine="0" w:firstLineChars="0"/>
               <w:rPr>
-                <w:rFonts w:ascii="Helvetica" w:hAnsi="Helvetica" w:eastAsia="Helvetica" w:cs="Helvetica"/>
+                <w:rFonts w:ascii="Arial" w:hAnsi="Arial" w:eastAsia="Arial" w:cs="Arial"/>
                 <w:i w:val="false"/>
                 <w:b w:val="false"/>
                 <w:u w:val="none"/>
@@ -6439,7 +6775,61 @@
             </w:pPr>
             <w:r xmlns:w="http://schemas.openxmlformats.org/wordprocessingml/2006/main" xmlns:wp="http://schemas.openxmlformats.org/drawingml/2006/wordprocessingDrawing" xmlns:r="http://schemas.openxmlformats.org/officeDocument/2006/relationships" xmlns:w14="http://schemas.microsoft.com/office/word/2010/wordml">
               <w:rPr>
-                <w:rFonts w:ascii="Helvetica" w:hAnsi="Helvetica" w:eastAsia="Helvetica" w:cs="Helvetica"/>
+                <w:rFonts w:ascii="Arial" w:hAnsi="Arial" w:eastAsia="Arial" w:cs="Arial"/>
+                <w:i w:val="false"/>
+                <w:b w:val="false"/>
+                <w:u w:val="none"/>
+                <w:strike w:val="false"/>
+                <w:sz w:val="18"/>
+                <w:szCs w:val="18"/>
+                <w:color w:val="000000"/>
+              </w:rPr>
+              <w:t xml:space="preserve">25,000</w:t>
+            </w:r>
+          </w:p>
+        </w:tc>
+        <w:tc>
+          <w:tcPr>
+            <w:tcBorders>
+              <w:bottom w:val="single" w:sz="6" w:space="0" w:color="666666"/>
+              <w:top w:val="single" w:sz="6" w:space="0" w:color="666666"/>
+              <w:left w:val="single" w:sz="6" w:space="0" w:color="666666"/>
+              <w:right w:val="single" w:sz="6" w:space="0" w:color="666666"/>
+            </w:tcBorders>
+            <w:shd w:val="clear" w:color="auto" w:fill="FFFFFF"/>
+            <w:tcMar>
+              <w:top w:w="0" w:type="dxa"/>
+              <w:bottom w:w="0" w:type="dxa"/>
+              <w:left w:w="0" w:type="dxa"/>
+              <w:right w:w="0" w:type="dxa"/>
+            </w:tcMar>
+            <w:vAlign w:val="center"/>
+          </w:tcPr>
+          <w:p>
+            <w:pPr>
+              <w:jc w:val="left"/>
+              <w:pBdr>
+                <w:bottom w:val="none" w:sz="0" w:space="0" w:color="000000"/>
+                <w:top w:val="none" w:sz="0" w:space="0" w:color="000000"/>
+                <w:left w:val="none" w:sz="0" w:space="0" w:color="000000"/>
+                <w:right w:val="none" w:sz="0" w:space="0" w:color="000000"/>
+              </w:pBdr>
+              <w:spacing w:after="100" w:before="100" w:line="240"/>
+              <w:ind w:left="100" w:right="100" w:firstLine="0" w:firstLineChars="0"/>
+              <w:rPr>
+                <w:rFonts w:ascii="Arial" w:hAnsi="Arial" w:eastAsia="Arial" w:cs="Arial"/>
+                <w:i w:val="false"/>
+                <w:b w:val="false"/>
+                <w:u w:val="none"/>
+                <w:strike w:val="false"/>
+                <w:sz w:val="18"/>
+                <w:szCs w:val="18"/>
+                <w:color w:val="000000"/>
+              </w:rPr>
+            </w:pPr>
+            <w:r xmlns:w="http://schemas.openxmlformats.org/wordprocessingml/2006/main" xmlns:wp="http://schemas.openxmlformats.org/drawingml/2006/wordprocessingDrawing" xmlns:r="http://schemas.openxmlformats.org/officeDocument/2006/relationships" xmlns:w14="http://schemas.microsoft.com/office/word/2010/wordml">
+              <w:rPr>
+                <w:rFonts w:ascii="Arial" w:hAnsi="Arial" w:eastAsia="Arial" w:cs="Arial"/>
                 <w:i w:val="false"/>
                 <w:b w:val="false"/>
                 <w:u w:val="none"/>
@@ -6481,7 +6871,7 @@
               <w:spacing w:after="100" w:before="100" w:line="240"/>
               <w:ind w:left="100" w:right="100" w:firstLine="0" w:firstLineChars="0"/>
               <w:rPr>
-                <w:rFonts w:ascii="Helvetica" w:hAnsi="Helvetica" w:eastAsia="Helvetica" w:cs="Helvetica"/>
+                <w:rFonts w:ascii="Arial" w:hAnsi="Arial" w:eastAsia="Arial" w:cs="Arial"/>
                 <w:i w:val="false"/>
                 <w:b w:val="false"/>
                 <w:u w:val="none"/>
@@ -6493,7 +6883,7 @@
             </w:pPr>
             <w:r xmlns:w="http://schemas.openxmlformats.org/wordprocessingml/2006/main" xmlns:wp="http://schemas.openxmlformats.org/drawingml/2006/wordprocessingDrawing" xmlns:r="http://schemas.openxmlformats.org/officeDocument/2006/relationships" xmlns:w14="http://schemas.microsoft.com/office/word/2010/wordml">
               <w:rPr>
-                <w:rFonts w:ascii="Helvetica" w:hAnsi="Helvetica" w:eastAsia="Helvetica" w:cs="Helvetica"/>
+                <w:rFonts w:ascii="Arial" w:hAnsi="Arial" w:eastAsia="Arial" w:cs="Arial"/>
                 <w:i w:val="false"/>
                 <w:b w:val="false"/>
                 <w:u w:val="none"/>
@@ -6540,7 +6930,7 @@
               <w:spacing w:after="100" w:before="100" w:line="240"/>
               <w:ind w:left="100" w:right="100" w:firstLine="0" w:firstLineChars="0"/>
               <w:rPr>
-                <w:rFonts w:ascii="Helvetica" w:hAnsi="Helvetica" w:eastAsia="Helvetica" w:cs="Helvetica"/>
+                <w:rFonts w:ascii="Arial" w:hAnsi="Arial" w:eastAsia="Arial" w:cs="Arial"/>
                 <w:i w:val="false"/>
                 <w:b w:val="false"/>
                 <w:u w:val="none"/>
@@ -6552,7 +6942,7 @@
             </w:pPr>
             <w:r xmlns:w="http://schemas.openxmlformats.org/wordprocessingml/2006/main" xmlns:wp="http://schemas.openxmlformats.org/drawingml/2006/wordprocessingDrawing" xmlns:r="http://schemas.openxmlformats.org/officeDocument/2006/relationships" xmlns:w14="http://schemas.microsoft.com/office/word/2010/wordml">
               <w:rPr>
-                <w:rFonts w:ascii="Helvetica" w:hAnsi="Helvetica" w:eastAsia="Helvetica" w:cs="Helvetica"/>
+                <w:rFonts w:ascii="Arial" w:hAnsi="Arial" w:eastAsia="Arial" w:cs="Arial"/>
                 <w:i w:val="false"/>
                 <w:b w:val="false"/>
                 <w:u w:val="none"/>
@@ -6594,7 +6984,7 @@
               <w:spacing w:after="100" w:before="100" w:line="240"/>
               <w:ind w:left="100" w:right="100" w:firstLine="0" w:firstLineChars="0"/>
               <w:rPr>
-                <w:rFonts w:ascii="Helvetica" w:hAnsi="Helvetica" w:eastAsia="Helvetica" w:cs="Helvetica"/>
+                <w:rFonts w:ascii="Arial" w:hAnsi="Arial" w:eastAsia="Arial" w:cs="Arial"/>
                 <w:i w:val="false"/>
                 <w:b w:val="false"/>
                 <w:u w:val="none"/>
@@ -6606,7 +6996,61 @@
             </w:pPr>
             <w:r xmlns:w="http://schemas.openxmlformats.org/wordprocessingml/2006/main" xmlns:wp="http://schemas.openxmlformats.org/drawingml/2006/wordprocessingDrawing" xmlns:r="http://schemas.openxmlformats.org/officeDocument/2006/relationships" xmlns:w14="http://schemas.microsoft.com/office/word/2010/wordml">
               <w:rPr>
-                <w:rFonts w:ascii="Helvetica" w:hAnsi="Helvetica" w:eastAsia="Helvetica" w:cs="Helvetica"/>
+                <w:rFonts w:ascii="Arial" w:hAnsi="Arial" w:eastAsia="Arial" w:cs="Arial"/>
+                <w:i w:val="false"/>
+                <w:b w:val="false"/>
+                <w:u w:val="none"/>
+                <w:strike w:val="false"/>
+                <w:sz w:val="18"/>
+                <w:szCs w:val="18"/>
+                <w:color w:val="000000"/>
+              </w:rPr>
+              <w:t xml:space="preserve">121</w:t>
+            </w:r>
+          </w:p>
+        </w:tc>
+        <w:tc>
+          <w:tcPr>
+            <w:tcBorders>
+              <w:bottom w:val="single" w:sz="6" w:space="0" w:color="666666"/>
+              <w:top w:val="single" w:sz="6" w:space="0" w:color="666666"/>
+              <w:left w:val="single" w:sz="6" w:space="0" w:color="666666"/>
+              <w:right w:val="single" w:sz="6" w:space="0" w:color="666666"/>
+            </w:tcBorders>
+            <w:shd w:val="clear" w:color="auto" w:fill="FFFFFF"/>
+            <w:tcMar>
+              <w:top w:w="0" w:type="dxa"/>
+              <w:bottom w:w="0" w:type="dxa"/>
+              <w:left w:w="0" w:type="dxa"/>
+              <w:right w:w="0" w:type="dxa"/>
+            </w:tcMar>
+            <w:vAlign w:val="center"/>
+          </w:tcPr>
+          <w:p>
+            <w:pPr>
+              <w:jc w:val="left"/>
+              <w:pBdr>
+                <w:bottom w:val="none" w:sz="0" w:space="0" w:color="000000"/>
+                <w:top w:val="none" w:sz="0" w:space="0" w:color="000000"/>
+                <w:left w:val="none" w:sz="0" w:space="0" w:color="000000"/>
+                <w:right w:val="none" w:sz="0" w:space="0" w:color="000000"/>
+              </w:pBdr>
+              <w:spacing w:after="100" w:before="100" w:line="240"/>
+              <w:ind w:left="100" w:right="100" w:firstLine="0" w:firstLineChars="0"/>
+              <w:rPr>
+                <w:rFonts w:ascii="Arial" w:hAnsi="Arial" w:eastAsia="Arial" w:cs="Arial"/>
+                <w:i w:val="false"/>
+                <w:b w:val="false"/>
+                <w:u w:val="none"/>
+                <w:strike w:val="false"/>
+                <w:sz w:val="18"/>
+                <w:szCs w:val="18"/>
+                <w:color w:val="000000"/>
+              </w:rPr>
+            </w:pPr>
+            <w:r xmlns:w="http://schemas.openxmlformats.org/wordprocessingml/2006/main" xmlns:wp="http://schemas.openxmlformats.org/drawingml/2006/wordprocessingDrawing" xmlns:r="http://schemas.openxmlformats.org/officeDocument/2006/relationships" xmlns:w14="http://schemas.microsoft.com/office/word/2010/wordml">
+              <w:rPr>
+                <w:rFonts w:ascii="Arial" w:hAnsi="Arial" w:eastAsia="Arial" w:cs="Arial"/>
                 <w:i w:val="false"/>
                 <w:b w:val="false"/>
                 <w:u w:val="none"/>
@@ -6648,7 +7092,7 @@
               <w:spacing w:after="100" w:before="100" w:line="240"/>
               <w:ind w:left="100" w:right="100" w:firstLine="0" w:firstLineChars="0"/>
               <w:rPr>
-                <w:rFonts w:ascii="Helvetica" w:hAnsi="Helvetica" w:eastAsia="Helvetica" w:cs="Helvetica"/>
+                <w:rFonts w:ascii="Arial" w:hAnsi="Arial" w:eastAsia="Arial" w:cs="Arial"/>
                 <w:i w:val="false"/>
                 <w:b w:val="false"/>
                 <w:u w:val="none"/>
@@ -6660,7 +7104,61 @@
             </w:pPr>
             <w:r xmlns:w="http://schemas.openxmlformats.org/wordprocessingml/2006/main" xmlns:wp="http://schemas.openxmlformats.org/drawingml/2006/wordprocessingDrawing" xmlns:r="http://schemas.openxmlformats.org/officeDocument/2006/relationships" xmlns:w14="http://schemas.microsoft.com/office/word/2010/wordml">
               <w:rPr>
-                <w:rFonts w:ascii="Helvetica" w:hAnsi="Helvetica" w:eastAsia="Helvetica" w:cs="Helvetica"/>
+                <w:rFonts w:ascii="Arial" w:hAnsi="Arial" w:eastAsia="Arial" w:cs="Arial"/>
+                <w:i w:val="false"/>
+                <w:b w:val="false"/>
+                <w:u w:val="none"/>
+                <w:strike w:val="false"/>
+                <w:sz w:val="18"/>
+                <w:szCs w:val="18"/>
+                <w:color w:val="000000"/>
+              </w:rPr>
+              <w:t xml:space="preserve">250,000</w:t>
+            </w:r>
+          </w:p>
+        </w:tc>
+        <w:tc>
+          <w:tcPr>
+            <w:tcBorders>
+              <w:bottom w:val="single" w:sz="6" w:space="0" w:color="666666"/>
+              <w:top w:val="single" w:sz="6" w:space="0" w:color="666666"/>
+              <w:left w:val="single" w:sz="6" w:space="0" w:color="666666"/>
+              <w:right w:val="single" w:sz="6" w:space="0" w:color="666666"/>
+            </w:tcBorders>
+            <w:shd w:val="clear" w:color="auto" w:fill="FFFFFF"/>
+            <w:tcMar>
+              <w:top w:w="0" w:type="dxa"/>
+              <w:bottom w:w="0" w:type="dxa"/>
+              <w:left w:w="0" w:type="dxa"/>
+              <w:right w:w="0" w:type="dxa"/>
+            </w:tcMar>
+            <w:vAlign w:val="center"/>
+          </w:tcPr>
+          <w:p>
+            <w:pPr>
+              <w:jc w:val="left"/>
+              <w:pBdr>
+                <w:bottom w:val="none" w:sz="0" w:space="0" w:color="000000"/>
+                <w:top w:val="none" w:sz="0" w:space="0" w:color="000000"/>
+                <w:left w:val="none" w:sz="0" w:space="0" w:color="000000"/>
+                <w:right w:val="none" w:sz="0" w:space="0" w:color="000000"/>
+              </w:pBdr>
+              <w:spacing w:after="100" w:before="100" w:line="240"/>
+              <w:ind w:left="100" w:right="100" w:firstLine="0" w:firstLineChars="0"/>
+              <w:rPr>
+                <w:rFonts w:ascii="Arial" w:hAnsi="Arial" w:eastAsia="Arial" w:cs="Arial"/>
+                <w:i w:val="false"/>
+                <w:b w:val="false"/>
+                <w:u w:val="none"/>
+                <w:strike w:val="false"/>
+                <w:sz w:val="18"/>
+                <w:szCs w:val="18"/>
+                <w:color w:val="000000"/>
+              </w:rPr>
+            </w:pPr>
+            <w:r xmlns:w="http://schemas.openxmlformats.org/wordprocessingml/2006/main" xmlns:wp="http://schemas.openxmlformats.org/drawingml/2006/wordprocessingDrawing" xmlns:r="http://schemas.openxmlformats.org/officeDocument/2006/relationships" xmlns:w14="http://schemas.microsoft.com/office/word/2010/wordml">
+              <w:rPr>
+                <w:rFonts w:ascii="Arial" w:hAnsi="Arial" w:eastAsia="Arial" w:cs="Arial"/>
                 <w:i w:val="false"/>
                 <w:b w:val="false"/>
                 <w:u w:val="none"/>
@@ -6702,7 +7200,7 @@
               <w:spacing w:after="100" w:before="100" w:line="240"/>
               <w:ind w:left="100" w:right="100" w:firstLine="0" w:firstLineChars="0"/>
               <w:rPr>
-                <w:rFonts w:ascii="Helvetica" w:hAnsi="Helvetica" w:eastAsia="Helvetica" w:cs="Helvetica"/>
+                <w:rFonts w:ascii="Arial" w:hAnsi="Arial" w:eastAsia="Arial" w:cs="Arial"/>
                 <w:i w:val="false"/>
                 <w:b w:val="false"/>
                 <w:u w:val="none"/>
@@ -6714,7 +7212,7 @@
             </w:pPr>
             <w:r xmlns:w="http://schemas.openxmlformats.org/wordprocessingml/2006/main" xmlns:wp="http://schemas.openxmlformats.org/drawingml/2006/wordprocessingDrawing" xmlns:r="http://schemas.openxmlformats.org/officeDocument/2006/relationships" xmlns:w14="http://schemas.microsoft.com/office/word/2010/wordml">
               <w:rPr>
-                <w:rFonts w:ascii="Helvetica" w:hAnsi="Helvetica" w:eastAsia="Helvetica" w:cs="Helvetica"/>
+                <w:rFonts w:ascii="Arial" w:hAnsi="Arial" w:eastAsia="Arial" w:cs="Arial"/>
                 <w:i w:val="false"/>
                 <w:b w:val="false"/>
                 <w:u w:val="none"/>
@@ -6761,7 +7259,7 @@
               <w:spacing w:after="100" w:before="100" w:line="240"/>
               <w:ind w:left="100" w:right="100" w:firstLine="0" w:firstLineChars="0"/>
               <w:rPr>
-                <w:rFonts w:ascii="Helvetica" w:hAnsi="Helvetica" w:eastAsia="Helvetica" w:cs="Helvetica"/>
+                <w:rFonts w:ascii="Arial" w:hAnsi="Arial" w:eastAsia="Arial" w:cs="Arial"/>
                 <w:i w:val="false"/>
                 <w:b w:val="false"/>
                 <w:u w:val="none"/>
@@ -6773,7 +7271,7 @@
             </w:pPr>
             <w:r xmlns:w="http://schemas.openxmlformats.org/wordprocessingml/2006/main" xmlns:wp="http://schemas.openxmlformats.org/drawingml/2006/wordprocessingDrawing" xmlns:r="http://schemas.openxmlformats.org/officeDocument/2006/relationships" xmlns:w14="http://schemas.microsoft.com/office/word/2010/wordml">
               <w:rPr>
-                <w:rFonts w:ascii="Helvetica" w:hAnsi="Helvetica" w:eastAsia="Helvetica" w:cs="Helvetica"/>
+                <w:rFonts w:ascii="Arial" w:hAnsi="Arial" w:eastAsia="Arial" w:cs="Arial"/>
                 <w:i w:val="false"/>
                 <w:b w:val="false"/>
                 <w:u w:val="none"/>
@@ -6815,7 +7313,7 @@
               <w:spacing w:after="100" w:before="100" w:line="240"/>
               <w:ind w:left="100" w:right="100" w:firstLine="0" w:firstLineChars="0"/>
               <w:rPr>
-                <w:rFonts w:ascii="Helvetica" w:hAnsi="Helvetica" w:eastAsia="Helvetica" w:cs="Helvetica"/>
+                <w:rFonts w:ascii="Arial" w:hAnsi="Arial" w:eastAsia="Arial" w:cs="Arial"/>
                 <w:i w:val="false"/>
                 <w:b w:val="false"/>
                 <w:u w:val="none"/>
@@ -6827,7 +7325,61 @@
             </w:pPr>
             <w:r xmlns:w="http://schemas.openxmlformats.org/wordprocessingml/2006/main" xmlns:wp="http://schemas.openxmlformats.org/drawingml/2006/wordprocessingDrawing" xmlns:r="http://schemas.openxmlformats.org/officeDocument/2006/relationships" xmlns:w14="http://schemas.microsoft.com/office/word/2010/wordml">
               <w:rPr>
-                <w:rFonts w:ascii="Helvetica" w:hAnsi="Helvetica" w:eastAsia="Helvetica" w:cs="Helvetica"/>
+                <w:rFonts w:ascii="Arial" w:hAnsi="Arial" w:eastAsia="Arial" w:cs="Arial"/>
+                <w:i w:val="false"/>
+                <w:b w:val="false"/>
+                <w:u w:val="none"/>
+                <w:strike w:val="false"/>
+                <w:sz w:val="18"/>
+                <w:szCs w:val="18"/>
+                <w:color w:val="000000"/>
+              </w:rPr>
+              <w:t xml:space="preserve">111</w:t>
+            </w:r>
+          </w:p>
+        </w:tc>
+        <w:tc>
+          <w:tcPr>
+            <w:tcBorders>
+              <w:bottom w:val="single" w:sz="6" w:space="0" w:color="666666"/>
+              <w:top w:val="single" w:sz="6" w:space="0" w:color="666666"/>
+              <w:left w:val="single" w:sz="6" w:space="0" w:color="666666"/>
+              <w:right w:val="single" w:sz="6" w:space="0" w:color="666666"/>
+            </w:tcBorders>
+            <w:shd w:val="clear" w:color="auto" w:fill="FFFFFF"/>
+            <w:tcMar>
+              <w:top w:w="0" w:type="dxa"/>
+              <w:bottom w:w="0" w:type="dxa"/>
+              <w:left w:w="0" w:type="dxa"/>
+              <w:right w:w="0" w:type="dxa"/>
+            </w:tcMar>
+            <w:vAlign w:val="center"/>
+          </w:tcPr>
+          <w:p>
+            <w:pPr>
+              <w:jc w:val="left"/>
+              <w:pBdr>
+                <w:bottom w:val="none" w:sz="0" w:space="0" w:color="000000"/>
+                <w:top w:val="none" w:sz="0" w:space="0" w:color="000000"/>
+                <w:left w:val="none" w:sz="0" w:space="0" w:color="000000"/>
+                <w:right w:val="none" w:sz="0" w:space="0" w:color="000000"/>
+              </w:pBdr>
+              <w:spacing w:after="100" w:before="100" w:line="240"/>
+              <w:ind w:left="100" w:right="100" w:firstLine="0" w:firstLineChars="0"/>
+              <w:rPr>
+                <w:rFonts w:ascii="Arial" w:hAnsi="Arial" w:eastAsia="Arial" w:cs="Arial"/>
+                <w:i w:val="false"/>
+                <w:b w:val="false"/>
+                <w:u w:val="none"/>
+                <w:strike w:val="false"/>
+                <w:sz w:val="18"/>
+                <w:szCs w:val="18"/>
+                <w:color w:val="000000"/>
+              </w:rPr>
+            </w:pPr>
+            <w:r xmlns:w="http://schemas.openxmlformats.org/wordprocessingml/2006/main" xmlns:wp="http://schemas.openxmlformats.org/drawingml/2006/wordprocessingDrawing" xmlns:r="http://schemas.openxmlformats.org/officeDocument/2006/relationships" xmlns:w14="http://schemas.microsoft.com/office/word/2010/wordml">
+              <w:rPr>
+                <w:rFonts w:ascii="Arial" w:hAnsi="Arial" w:eastAsia="Arial" w:cs="Arial"/>
                 <w:i w:val="false"/>
                 <w:b w:val="false"/>
                 <w:u w:val="none"/>
@@ -6869,7 +7421,7 @@
               <w:spacing w:after="100" w:before="100" w:line="240"/>
               <w:ind w:left="100" w:right="100" w:firstLine="0" w:firstLineChars="0"/>
               <w:rPr>
-                <w:rFonts w:ascii="Helvetica" w:hAnsi="Helvetica" w:eastAsia="Helvetica" w:cs="Helvetica"/>
+                <w:rFonts w:ascii="Arial" w:hAnsi="Arial" w:eastAsia="Arial" w:cs="Arial"/>
                 <w:i w:val="false"/>
                 <w:b w:val="false"/>
                 <w:u w:val="none"/>
@@ -6881,7 +7433,61 @@
             </w:pPr>
             <w:r xmlns:w="http://schemas.openxmlformats.org/wordprocessingml/2006/main" xmlns:wp="http://schemas.openxmlformats.org/drawingml/2006/wordprocessingDrawing" xmlns:r="http://schemas.openxmlformats.org/officeDocument/2006/relationships" xmlns:w14="http://schemas.microsoft.com/office/word/2010/wordml">
               <w:rPr>
-                <w:rFonts w:ascii="Helvetica" w:hAnsi="Helvetica" w:eastAsia="Helvetica" w:cs="Helvetica"/>
+                <w:rFonts w:ascii="Arial" w:hAnsi="Arial" w:eastAsia="Arial" w:cs="Arial"/>
+                <w:i w:val="false"/>
+                <w:b w:val="false"/>
+                <w:u w:val="none"/>
+                <w:strike w:val="false"/>
+                <w:sz w:val="18"/>
+                <w:szCs w:val="18"/>
+                <w:color w:val="000000"/>
+              </w:rPr>
+              <w:t xml:space="preserve">2,500</w:t>
+            </w:r>
+          </w:p>
+        </w:tc>
+        <w:tc>
+          <w:tcPr>
+            <w:tcBorders>
+              <w:bottom w:val="single" w:sz="6" w:space="0" w:color="666666"/>
+              <w:top w:val="single" w:sz="6" w:space="0" w:color="666666"/>
+              <w:left w:val="single" w:sz="6" w:space="0" w:color="666666"/>
+              <w:right w:val="single" w:sz="6" w:space="0" w:color="666666"/>
+            </w:tcBorders>
+            <w:shd w:val="clear" w:color="auto" w:fill="FFFFFF"/>
+            <w:tcMar>
+              <w:top w:w="0" w:type="dxa"/>
+              <w:bottom w:w="0" w:type="dxa"/>
+              <w:left w:w="0" w:type="dxa"/>
+              <w:right w:w="0" w:type="dxa"/>
+            </w:tcMar>
+            <w:vAlign w:val="center"/>
+          </w:tcPr>
+          <w:p>
+            <w:pPr>
+              <w:jc w:val="left"/>
+              <w:pBdr>
+                <w:bottom w:val="none" w:sz="0" w:space="0" w:color="000000"/>
+                <w:top w:val="none" w:sz="0" w:space="0" w:color="000000"/>
+                <w:left w:val="none" w:sz="0" w:space="0" w:color="000000"/>
+                <w:right w:val="none" w:sz="0" w:space="0" w:color="000000"/>
+              </w:pBdr>
+              <w:spacing w:after="100" w:before="100" w:line="240"/>
+              <w:ind w:left="100" w:right="100" w:firstLine="0" w:firstLineChars="0"/>
+              <w:rPr>
+                <w:rFonts w:ascii="Arial" w:hAnsi="Arial" w:eastAsia="Arial" w:cs="Arial"/>
+                <w:i w:val="false"/>
+                <w:b w:val="false"/>
+                <w:u w:val="none"/>
+                <w:strike w:val="false"/>
+                <w:sz w:val="18"/>
+                <w:szCs w:val="18"/>
+                <w:color w:val="000000"/>
+              </w:rPr>
+            </w:pPr>
+            <w:r xmlns:w="http://schemas.openxmlformats.org/wordprocessingml/2006/main" xmlns:wp="http://schemas.openxmlformats.org/drawingml/2006/wordprocessingDrawing" xmlns:r="http://schemas.openxmlformats.org/officeDocument/2006/relationships" xmlns:w14="http://schemas.microsoft.com/office/word/2010/wordml">
+              <w:rPr>
+                <w:rFonts w:ascii="Arial" w:hAnsi="Arial" w:eastAsia="Arial" w:cs="Arial"/>
                 <w:i w:val="false"/>
                 <w:b w:val="false"/>
                 <w:u w:val="none"/>
@@ -6923,7 +7529,7 @@
               <w:spacing w:after="100" w:before="100" w:line="240"/>
               <w:ind w:left="100" w:right="100" w:firstLine="0" w:firstLineChars="0"/>
               <w:rPr>
-                <w:rFonts w:ascii="Helvetica" w:hAnsi="Helvetica" w:eastAsia="Helvetica" w:cs="Helvetica"/>
+                <w:rFonts w:ascii="Arial" w:hAnsi="Arial" w:eastAsia="Arial" w:cs="Arial"/>
                 <w:i w:val="false"/>
                 <w:b w:val="false"/>
                 <w:u w:val="none"/>
@@ -6935,7 +7541,7 @@
             </w:pPr>
             <w:r xmlns:w="http://schemas.openxmlformats.org/wordprocessingml/2006/main" xmlns:wp="http://schemas.openxmlformats.org/drawingml/2006/wordprocessingDrawing" xmlns:r="http://schemas.openxmlformats.org/officeDocument/2006/relationships" xmlns:w14="http://schemas.microsoft.com/office/word/2010/wordml">
               <w:rPr>
-                <w:rFonts w:ascii="Helvetica" w:hAnsi="Helvetica" w:eastAsia="Helvetica" w:cs="Helvetica"/>
+                <w:rFonts w:ascii="Arial" w:hAnsi="Arial" w:eastAsia="Arial" w:cs="Arial"/>
                 <w:i w:val="false"/>
                 <w:b w:val="false"/>
                 <w:u w:val="none"/>
@@ -6982,7 +7588,7 @@
               <w:spacing w:after="100" w:before="100" w:line="240"/>
               <w:ind w:left="100" w:right="100" w:firstLine="0" w:firstLineChars="0"/>
               <w:rPr>
-                <w:rFonts w:ascii="Helvetica" w:hAnsi="Helvetica" w:eastAsia="Helvetica" w:cs="Helvetica"/>
+                <w:rFonts w:ascii="Arial" w:hAnsi="Arial" w:eastAsia="Arial" w:cs="Arial"/>
                 <w:i w:val="false"/>
                 <w:b w:val="false"/>
                 <w:u w:val="none"/>
@@ -6994,7 +7600,7 @@
             </w:pPr>
             <w:r xmlns:w="http://schemas.openxmlformats.org/wordprocessingml/2006/main" xmlns:wp="http://schemas.openxmlformats.org/drawingml/2006/wordprocessingDrawing" xmlns:r="http://schemas.openxmlformats.org/officeDocument/2006/relationships" xmlns:w14="http://schemas.microsoft.com/office/word/2010/wordml">
               <w:rPr>
-                <w:rFonts w:ascii="Helvetica" w:hAnsi="Helvetica" w:eastAsia="Helvetica" w:cs="Helvetica"/>
+                <w:rFonts w:ascii="Arial" w:hAnsi="Arial" w:eastAsia="Arial" w:cs="Arial"/>
                 <w:i w:val="false"/>
                 <w:b w:val="false"/>
                 <w:u w:val="none"/>
@@ -7036,7 +7642,7 @@
               <w:spacing w:after="100" w:before="100" w:line="240"/>
               <w:ind w:left="100" w:right="100" w:firstLine="0" w:firstLineChars="0"/>
               <w:rPr>
-                <w:rFonts w:ascii="Helvetica" w:hAnsi="Helvetica" w:eastAsia="Helvetica" w:cs="Helvetica"/>
+                <w:rFonts w:ascii="Arial" w:hAnsi="Arial" w:eastAsia="Arial" w:cs="Arial"/>
                 <w:i w:val="false"/>
                 <w:b w:val="false"/>
                 <w:u w:val="none"/>
@@ -7048,7 +7654,61 @@
             </w:pPr>
             <w:r xmlns:w="http://schemas.openxmlformats.org/wordprocessingml/2006/main" xmlns:wp="http://schemas.openxmlformats.org/drawingml/2006/wordprocessingDrawing" xmlns:r="http://schemas.openxmlformats.org/officeDocument/2006/relationships" xmlns:w14="http://schemas.microsoft.com/office/word/2010/wordml">
               <w:rPr>
-                <w:rFonts w:ascii="Helvetica" w:hAnsi="Helvetica" w:eastAsia="Helvetica" w:cs="Helvetica"/>
+                <w:rFonts w:ascii="Arial" w:hAnsi="Arial" w:eastAsia="Arial" w:cs="Arial"/>
+                <w:i w:val="false"/>
+                <w:b w:val="false"/>
+                <w:u w:val="none"/>
+                <w:strike w:val="false"/>
+                <w:sz w:val="18"/>
+                <w:szCs w:val="18"/>
+                <w:color w:val="000000"/>
+              </w:rPr>
+              <w:t xml:space="preserve">290</w:t>
+            </w:r>
+          </w:p>
+        </w:tc>
+        <w:tc>
+          <w:tcPr>
+            <w:tcBorders>
+              <w:bottom w:val="single" w:sz="6" w:space="0" w:color="666666"/>
+              <w:top w:val="single" w:sz="6" w:space="0" w:color="666666"/>
+              <w:left w:val="single" w:sz="6" w:space="0" w:color="666666"/>
+              <w:right w:val="single" w:sz="6" w:space="0" w:color="666666"/>
+            </w:tcBorders>
+            <w:shd w:val="clear" w:color="auto" w:fill="FFFFFF"/>
+            <w:tcMar>
+              <w:top w:w="0" w:type="dxa"/>
+              <w:bottom w:w="0" w:type="dxa"/>
+              <w:left w:w="0" w:type="dxa"/>
+              <w:right w:w="0" w:type="dxa"/>
+            </w:tcMar>
+            <w:vAlign w:val="center"/>
+          </w:tcPr>
+          <w:p>
+            <w:pPr>
+              <w:jc w:val="left"/>
+              <w:pBdr>
+                <w:bottom w:val="none" w:sz="0" w:space="0" w:color="000000"/>
+                <w:top w:val="none" w:sz="0" w:space="0" w:color="000000"/>
+                <w:left w:val="none" w:sz="0" w:space="0" w:color="000000"/>
+                <w:right w:val="none" w:sz="0" w:space="0" w:color="000000"/>
+              </w:pBdr>
+              <w:spacing w:after="100" w:before="100" w:line="240"/>
+              <w:ind w:left="100" w:right="100" w:firstLine="0" w:firstLineChars="0"/>
+              <w:rPr>
+                <w:rFonts w:ascii="Arial" w:hAnsi="Arial" w:eastAsia="Arial" w:cs="Arial"/>
+                <w:i w:val="false"/>
+                <w:b w:val="false"/>
+                <w:u w:val="none"/>
+                <w:strike w:val="false"/>
+                <w:sz w:val="18"/>
+                <w:szCs w:val="18"/>
+                <w:color w:val="000000"/>
+              </w:rPr>
+            </w:pPr>
+            <w:r xmlns:w="http://schemas.openxmlformats.org/wordprocessingml/2006/main" xmlns:wp="http://schemas.openxmlformats.org/drawingml/2006/wordprocessingDrawing" xmlns:r="http://schemas.openxmlformats.org/officeDocument/2006/relationships" xmlns:w14="http://schemas.microsoft.com/office/word/2010/wordml">
+              <w:rPr>
+                <w:rFonts w:ascii="Arial" w:hAnsi="Arial" w:eastAsia="Arial" w:cs="Arial"/>
                 <w:i w:val="false"/>
                 <w:b w:val="false"/>
                 <w:u w:val="none"/>
@@ -7090,7 +7750,7 @@
               <w:spacing w:after="100" w:before="100" w:line="240"/>
               <w:ind w:left="100" w:right="100" w:firstLine="0" w:firstLineChars="0"/>
               <w:rPr>
-                <w:rFonts w:ascii="Helvetica" w:hAnsi="Helvetica" w:eastAsia="Helvetica" w:cs="Helvetica"/>
+                <w:rFonts w:ascii="Arial" w:hAnsi="Arial" w:eastAsia="Arial" w:cs="Arial"/>
                 <w:i w:val="false"/>
                 <w:b w:val="false"/>
                 <w:u w:val="none"/>
@@ -7102,7 +7762,61 @@
             </w:pPr>
             <w:r xmlns:w="http://schemas.openxmlformats.org/wordprocessingml/2006/main" xmlns:wp="http://schemas.openxmlformats.org/drawingml/2006/wordprocessingDrawing" xmlns:r="http://schemas.openxmlformats.org/officeDocument/2006/relationships" xmlns:w14="http://schemas.microsoft.com/office/word/2010/wordml">
               <w:rPr>
-                <w:rFonts w:ascii="Helvetica" w:hAnsi="Helvetica" w:eastAsia="Helvetica" w:cs="Helvetica"/>
+                <w:rFonts w:ascii="Arial" w:hAnsi="Arial" w:eastAsia="Arial" w:cs="Arial"/>
+                <w:i w:val="false"/>
+                <w:b w:val="false"/>
+                <w:u w:val="none"/>
+                <w:strike w:val="false"/>
+                <w:sz w:val="18"/>
+                <w:szCs w:val="18"/>
+                <w:color w:val="000000"/>
+              </w:rPr>
+              <w:t xml:space="preserve">250,000</w:t>
+            </w:r>
+          </w:p>
+        </w:tc>
+        <w:tc>
+          <w:tcPr>
+            <w:tcBorders>
+              <w:bottom w:val="single" w:sz="6" w:space="0" w:color="666666"/>
+              <w:top w:val="single" w:sz="6" w:space="0" w:color="666666"/>
+              <w:left w:val="single" w:sz="6" w:space="0" w:color="666666"/>
+              <w:right w:val="single" w:sz="6" w:space="0" w:color="666666"/>
+            </w:tcBorders>
+            <w:shd w:val="clear" w:color="auto" w:fill="FFFFFF"/>
+            <w:tcMar>
+              <w:top w:w="0" w:type="dxa"/>
+              <w:bottom w:w="0" w:type="dxa"/>
+              <w:left w:w="0" w:type="dxa"/>
+              <w:right w:w="0" w:type="dxa"/>
+            </w:tcMar>
+            <w:vAlign w:val="center"/>
+          </w:tcPr>
+          <w:p>
+            <w:pPr>
+              <w:jc w:val="left"/>
+              <w:pBdr>
+                <w:bottom w:val="none" w:sz="0" w:space="0" w:color="000000"/>
+                <w:top w:val="none" w:sz="0" w:space="0" w:color="000000"/>
+                <w:left w:val="none" w:sz="0" w:space="0" w:color="000000"/>
+                <w:right w:val="none" w:sz="0" w:space="0" w:color="000000"/>
+              </w:pBdr>
+              <w:spacing w:after="100" w:before="100" w:line="240"/>
+              <w:ind w:left="100" w:right="100" w:firstLine="0" w:firstLineChars="0"/>
+              <w:rPr>
+                <w:rFonts w:ascii="Arial" w:hAnsi="Arial" w:eastAsia="Arial" w:cs="Arial"/>
+                <w:i w:val="false"/>
+                <w:b w:val="false"/>
+                <w:u w:val="none"/>
+                <w:strike w:val="false"/>
+                <w:sz w:val="18"/>
+                <w:szCs w:val="18"/>
+                <w:color w:val="000000"/>
+              </w:rPr>
+            </w:pPr>
+            <w:r xmlns:w="http://schemas.openxmlformats.org/wordprocessingml/2006/main" xmlns:wp="http://schemas.openxmlformats.org/drawingml/2006/wordprocessingDrawing" xmlns:r="http://schemas.openxmlformats.org/officeDocument/2006/relationships" xmlns:w14="http://schemas.microsoft.com/office/word/2010/wordml">
+              <w:rPr>
+                <w:rFonts w:ascii="Arial" w:hAnsi="Arial" w:eastAsia="Arial" w:cs="Arial"/>
                 <w:i w:val="false"/>
                 <w:b w:val="false"/>
                 <w:u w:val="none"/>
@@ -7144,7 +7858,7 @@
               <w:spacing w:after="100" w:before="100" w:line="240"/>
               <w:ind w:left="100" w:right="100" w:firstLine="0" w:firstLineChars="0"/>
               <w:rPr>
-                <w:rFonts w:ascii="Helvetica" w:hAnsi="Helvetica" w:eastAsia="Helvetica" w:cs="Helvetica"/>
+                <w:rFonts w:ascii="Arial" w:hAnsi="Arial" w:eastAsia="Arial" w:cs="Arial"/>
                 <w:i w:val="false"/>
                 <w:b w:val="false"/>
                 <w:u w:val="none"/>
@@ -7156,7 +7870,7 @@
             </w:pPr>
             <w:r xmlns:w="http://schemas.openxmlformats.org/wordprocessingml/2006/main" xmlns:wp="http://schemas.openxmlformats.org/drawingml/2006/wordprocessingDrawing" xmlns:r="http://schemas.openxmlformats.org/officeDocument/2006/relationships" xmlns:w14="http://schemas.microsoft.com/office/word/2010/wordml">
               <w:rPr>
-                <w:rFonts w:ascii="Helvetica" w:hAnsi="Helvetica" w:eastAsia="Helvetica" w:cs="Helvetica"/>
+                <w:rFonts w:ascii="Arial" w:hAnsi="Arial" w:eastAsia="Arial" w:cs="Arial"/>
                 <w:i w:val="false"/>
                 <w:b w:val="false"/>
                 <w:u w:val="none"/>
@@ -7203,7 +7917,7 @@
               <w:spacing w:after="100" w:before="100" w:line="240"/>
               <w:ind w:left="100" w:right="100" w:firstLine="0" w:firstLineChars="0"/>
               <w:rPr>
-                <w:rFonts w:ascii="Helvetica" w:hAnsi="Helvetica" w:eastAsia="Helvetica" w:cs="Helvetica"/>
+                <w:rFonts w:ascii="Arial" w:hAnsi="Arial" w:eastAsia="Arial" w:cs="Arial"/>
                 <w:i w:val="false"/>
                 <w:b w:val="false"/>
                 <w:u w:val="none"/>
@@ -7215,7 +7929,7 @@
             </w:pPr>
             <w:r xmlns:w="http://schemas.openxmlformats.org/wordprocessingml/2006/main" xmlns:wp="http://schemas.openxmlformats.org/drawingml/2006/wordprocessingDrawing" xmlns:r="http://schemas.openxmlformats.org/officeDocument/2006/relationships" xmlns:w14="http://schemas.microsoft.com/office/word/2010/wordml">
               <w:rPr>
-                <w:rFonts w:ascii="Helvetica" w:hAnsi="Helvetica" w:eastAsia="Helvetica" w:cs="Helvetica"/>
+                <w:rFonts w:ascii="Arial" w:hAnsi="Arial" w:eastAsia="Arial" w:cs="Arial"/>
                 <w:i w:val="false"/>
                 <w:b w:val="false"/>
                 <w:u w:val="none"/>
@@ -7257,7 +7971,7 @@
               <w:spacing w:after="100" w:before="100" w:line="240"/>
               <w:ind w:left="100" w:right="100" w:firstLine="0" w:firstLineChars="0"/>
               <w:rPr>
-                <w:rFonts w:ascii="Helvetica" w:hAnsi="Helvetica" w:eastAsia="Helvetica" w:cs="Helvetica"/>
+                <w:rFonts w:ascii="Arial" w:hAnsi="Arial" w:eastAsia="Arial" w:cs="Arial"/>
                 <w:i w:val="false"/>
                 <w:b w:val="false"/>
                 <w:u w:val="none"/>
@@ -7269,7 +7983,61 @@
             </w:pPr>
             <w:r xmlns:w="http://schemas.openxmlformats.org/wordprocessingml/2006/main" xmlns:wp="http://schemas.openxmlformats.org/drawingml/2006/wordprocessingDrawing" xmlns:r="http://schemas.openxmlformats.org/officeDocument/2006/relationships" xmlns:w14="http://schemas.microsoft.com/office/word/2010/wordml">
               <w:rPr>
-                <w:rFonts w:ascii="Helvetica" w:hAnsi="Helvetica" w:eastAsia="Helvetica" w:cs="Helvetica"/>
+                <w:rFonts w:ascii="Arial" w:hAnsi="Arial" w:eastAsia="Arial" w:cs="Arial"/>
+                <w:i w:val="false"/>
+                <w:b w:val="false"/>
+                <w:u w:val="none"/>
+                <w:strike w:val="false"/>
+                <w:sz w:val="18"/>
+                <w:szCs w:val="18"/>
+                <w:color w:val="000000"/>
+              </w:rPr>
+              <w:t xml:space="preserve">7</w:t>
+            </w:r>
+          </w:p>
+        </w:tc>
+        <w:tc>
+          <w:tcPr>
+            <w:tcBorders>
+              <w:bottom w:val="single" w:sz="6" w:space="0" w:color="666666"/>
+              <w:top w:val="single" w:sz="6" w:space="0" w:color="666666"/>
+              <w:left w:val="single" w:sz="6" w:space="0" w:color="666666"/>
+              <w:right w:val="single" w:sz="6" w:space="0" w:color="666666"/>
+            </w:tcBorders>
+            <w:shd w:val="clear" w:color="auto" w:fill="FFFFFF"/>
+            <w:tcMar>
+              <w:top w:w="0" w:type="dxa"/>
+              <w:bottom w:w="0" w:type="dxa"/>
+              <w:left w:w="0" w:type="dxa"/>
+              <w:right w:w="0" w:type="dxa"/>
+            </w:tcMar>
+            <w:vAlign w:val="center"/>
+          </w:tcPr>
+          <w:p>
+            <w:pPr>
+              <w:jc w:val="left"/>
+              <w:pBdr>
+                <w:bottom w:val="none" w:sz="0" w:space="0" w:color="000000"/>
+                <w:top w:val="none" w:sz="0" w:space="0" w:color="000000"/>
+                <w:left w:val="none" w:sz="0" w:space="0" w:color="000000"/>
+                <w:right w:val="none" w:sz="0" w:space="0" w:color="000000"/>
+              </w:pBdr>
+              <w:spacing w:after="100" w:before="100" w:line="240"/>
+              <w:ind w:left="100" w:right="100" w:firstLine="0" w:firstLineChars="0"/>
+              <w:rPr>
+                <w:rFonts w:ascii="Arial" w:hAnsi="Arial" w:eastAsia="Arial" w:cs="Arial"/>
+                <w:i w:val="false"/>
+                <w:b w:val="false"/>
+                <w:u w:val="none"/>
+                <w:strike w:val="false"/>
+                <w:sz w:val="18"/>
+                <w:szCs w:val="18"/>
+                <w:color w:val="000000"/>
+              </w:rPr>
+            </w:pPr>
+            <w:r xmlns:w="http://schemas.openxmlformats.org/wordprocessingml/2006/main" xmlns:wp="http://schemas.openxmlformats.org/drawingml/2006/wordprocessingDrawing" xmlns:r="http://schemas.openxmlformats.org/officeDocument/2006/relationships" xmlns:w14="http://schemas.microsoft.com/office/word/2010/wordml">
+              <w:rPr>
+                <w:rFonts w:ascii="Arial" w:hAnsi="Arial" w:eastAsia="Arial" w:cs="Arial"/>
                 <w:i w:val="false"/>
                 <w:b w:val="false"/>
                 <w:u w:val="none"/>
@@ -7311,7 +8079,7 @@
               <w:spacing w:after="100" w:before="100" w:line="240"/>
               <w:ind w:left="100" w:right="100" w:firstLine="0" w:firstLineChars="0"/>
               <w:rPr>
-                <w:rFonts w:ascii="Helvetica" w:hAnsi="Helvetica" w:eastAsia="Helvetica" w:cs="Helvetica"/>
+                <w:rFonts w:ascii="Arial" w:hAnsi="Arial" w:eastAsia="Arial" w:cs="Arial"/>
                 <w:i w:val="false"/>
                 <w:b w:val="false"/>
                 <w:u w:val="none"/>
@@ -7323,7 +8091,61 @@
             </w:pPr>
             <w:r xmlns:w="http://schemas.openxmlformats.org/wordprocessingml/2006/main" xmlns:wp="http://schemas.openxmlformats.org/drawingml/2006/wordprocessingDrawing" xmlns:r="http://schemas.openxmlformats.org/officeDocument/2006/relationships" xmlns:w14="http://schemas.microsoft.com/office/word/2010/wordml">
               <w:rPr>
-                <w:rFonts w:ascii="Helvetica" w:hAnsi="Helvetica" w:eastAsia="Helvetica" w:cs="Helvetica"/>
+                <w:rFonts w:ascii="Arial" w:hAnsi="Arial" w:eastAsia="Arial" w:cs="Arial"/>
+                <w:i w:val="false"/>
+                <w:b w:val="false"/>
+                <w:u w:val="none"/>
+                <w:strike w:val="false"/>
+                <w:sz w:val="18"/>
+                <w:szCs w:val="18"/>
+                <w:color w:val="000000"/>
+              </w:rPr>
+              <w:t xml:space="preserve">250</w:t>
+            </w:r>
+          </w:p>
+        </w:tc>
+        <w:tc>
+          <w:tcPr>
+            <w:tcBorders>
+              <w:bottom w:val="single" w:sz="6" w:space="0" w:color="666666"/>
+              <w:top w:val="single" w:sz="6" w:space="0" w:color="666666"/>
+              <w:left w:val="single" w:sz="6" w:space="0" w:color="666666"/>
+              <w:right w:val="single" w:sz="6" w:space="0" w:color="666666"/>
+            </w:tcBorders>
+            <w:shd w:val="clear" w:color="auto" w:fill="FFFFFF"/>
+            <w:tcMar>
+              <w:top w:w="0" w:type="dxa"/>
+              <w:bottom w:w="0" w:type="dxa"/>
+              <w:left w:w="0" w:type="dxa"/>
+              <w:right w:w="0" w:type="dxa"/>
+            </w:tcMar>
+            <w:vAlign w:val="center"/>
+          </w:tcPr>
+          <w:p>
+            <w:pPr>
+              <w:jc w:val="left"/>
+              <w:pBdr>
+                <w:bottom w:val="none" w:sz="0" w:space="0" w:color="000000"/>
+                <w:top w:val="none" w:sz="0" w:space="0" w:color="000000"/>
+                <w:left w:val="none" w:sz="0" w:space="0" w:color="000000"/>
+                <w:right w:val="none" w:sz="0" w:space="0" w:color="000000"/>
+              </w:pBdr>
+              <w:spacing w:after="100" w:before="100" w:line="240"/>
+              <w:ind w:left="100" w:right="100" w:firstLine="0" w:firstLineChars="0"/>
+              <w:rPr>
+                <w:rFonts w:ascii="Arial" w:hAnsi="Arial" w:eastAsia="Arial" w:cs="Arial"/>
+                <w:i w:val="false"/>
+                <w:b w:val="false"/>
+                <w:u w:val="none"/>
+                <w:strike w:val="false"/>
+                <w:sz w:val="18"/>
+                <w:szCs w:val="18"/>
+                <w:color w:val="000000"/>
+              </w:rPr>
+            </w:pPr>
+            <w:r xmlns:w="http://schemas.openxmlformats.org/wordprocessingml/2006/main" xmlns:wp="http://schemas.openxmlformats.org/drawingml/2006/wordprocessingDrawing" xmlns:r="http://schemas.openxmlformats.org/officeDocument/2006/relationships" xmlns:w14="http://schemas.microsoft.com/office/word/2010/wordml">
+              <w:rPr>
+                <w:rFonts w:ascii="Arial" w:hAnsi="Arial" w:eastAsia="Arial" w:cs="Arial"/>
                 <w:i w:val="false"/>
                 <w:b w:val="false"/>
                 <w:u w:val="none"/>
@@ -7365,7 +8187,7 @@
               <w:spacing w:after="100" w:before="100" w:line="240"/>
               <w:ind w:left="100" w:right="100" w:firstLine="0" w:firstLineChars="0"/>
               <w:rPr>
-                <w:rFonts w:ascii="Helvetica" w:hAnsi="Helvetica" w:eastAsia="Helvetica" w:cs="Helvetica"/>
+                <w:rFonts w:ascii="Arial" w:hAnsi="Arial" w:eastAsia="Arial" w:cs="Arial"/>
                 <w:i w:val="false"/>
                 <w:b w:val="false"/>
                 <w:u w:val="none"/>
@@ -7377,7 +8199,7 @@
             </w:pPr>
             <w:r xmlns:w="http://schemas.openxmlformats.org/wordprocessingml/2006/main" xmlns:wp="http://schemas.openxmlformats.org/drawingml/2006/wordprocessingDrawing" xmlns:r="http://schemas.openxmlformats.org/officeDocument/2006/relationships" xmlns:w14="http://schemas.microsoft.com/office/word/2010/wordml">
               <w:rPr>
-                <w:rFonts w:ascii="Helvetica" w:hAnsi="Helvetica" w:eastAsia="Helvetica" w:cs="Helvetica"/>
+                <w:rFonts w:ascii="Arial" w:hAnsi="Arial" w:eastAsia="Arial" w:cs="Arial"/>
                 <w:i w:val="false"/>
                 <w:b w:val="false"/>
                 <w:u w:val="none"/>
@@ -7424,7 +8246,7 @@
               <w:spacing w:after="100" w:before="100" w:line="240"/>
               <w:ind w:left="100" w:right="100" w:firstLine="0" w:firstLineChars="0"/>
               <w:rPr>
-                <w:rFonts w:ascii="Helvetica" w:hAnsi="Helvetica" w:eastAsia="Helvetica" w:cs="Helvetica"/>
+                <w:rFonts w:ascii="Arial" w:hAnsi="Arial" w:eastAsia="Arial" w:cs="Arial"/>
                 <w:i w:val="false"/>
                 <w:b w:val="false"/>
                 <w:u w:val="none"/>
@@ -7436,7 +8258,7 @@
             </w:pPr>
             <w:r xmlns:w="http://schemas.openxmlformats.org/wordprocessingml/2006/main" xmlns:wp="http://schemas.openxmlformats.org/drawingml/2006/wordprocessingDrawing" xmlns:r="http://schemas.openxmlformats.org/officeDocument/2006/relationships" xmlns:w14="http://schemas.microsoft.com/office/word/2010/wordml">
               <w:rPr>
-                <w:rFonts w:ascii="Helvetica" w:hAnsi="Helvetica" w:eastAsia="Helvetica" w:cs="Helvetica"/>
+                <w:rFonts w:ascii="Arial" w:hAnsi="Arial" w:eastAsia="Arial" w:cs="Arial"/>
                 <w:i w:val="false"/>
                 <w:b w:val="false"/>
                 <w:u w:val="none"/>
@@ -7478,7 +8300,7 @@
               <w:spacing w:after="100" w:before="100" w:line="240"/>
               <w:ind w:left="100" w:right="100" w:firstLine="0" w:firstLineChars="0"/>
               <w:rPr>
-                <w:rFonts w:ascii="Helvetica" w:hAnsi="Helvetica" w:eastAsia="Helvetica" w:cs="Helvetica"/>
+                <w:rFonts w:ascii="Arial" w:hAnsi="Arial" w:eastAsia="Arial" w:cs="Arial"/>
                 <w:i w:val="false"/>
                 <w:b w:val="false"/>
                 <w:u w:val="none"/>
@@ -7490,7 +8312,61 @@
             </w:pPr>
             <w:r xmlns:w="http://schemas.openxmlformats.org/wordprocessingml/2006/main" xmlns:wp="http://schemas.openxmlformats.org/drawingml/2006/wordprocessingDrawing" xmlns:r="http://schemas.openxmlformats.org/officeDocument/2006/relationships" xmlns:w14="http://schemas.microsoft.com/office/word/2010/wordml">
               <w:rPr>
-                <w:rFonts w:ascii="Helvetica" w:hAnsi="Helvetica" w:eastAsia="Helvetica" w:cs="Helvetica"/>
+                <w:rFonts w:ascii="Arial" w:hAnsi="Arial" w:eastAsia="Arial" w:cs="Arial"/>
+                <w:i w:val="false"/>
+                <w:b w:val="false"/>
+                <w:u w:val="none"/>
+                <w:strike w:val="false"/>
+                <w:sz w:val="18"/>
+                <w:szCs w:val="18"/>
+                <w:color w:val="000000"/>
+              </w:rPr>
+              <w:t xml:space="preserve">340</w:t>
+            </w:r>
+          </w:p>
+        </w:tc>
+        <w:tc>
+          <w:tcPr>
+            <w:tcBorders>
+              <w:bottom w:val="single" w:sz="6" w:space="0" w:color="666666"/>
+              <w:top w:val="single" w:sz="6" w:space="0" w:color="666666"/>
+              <w:left w:val="single" w:sz="6" w:space="0" w:color="666666"/>
+              <w:right w:val="single" w:sz="6" w:space="0" w:color="666666"/>
+            </w:tcBorders>
+            <w:shd w:val="clear" w:color="auto" w:fill="FFFFFF"/>
+            <w:tcMar>
+              <w:top w:w="0" w:type="dxa"/>
+              <w:bottom w:w="0" w:type="dxa"/>
+              <w:left w:w="0" w:type="dxa"/>
+              <w:right w:w="0" w:type="dxa"/>
+            </w:tcMar>
+            <w:vAlign w:val="center"/>
+          </w:tcPr>
+          <w:p>
+            <w:pPr>
+              <w:jc w:val="left"/>
+              <w:pBdr>
+                <w:bottom w:val="none" w:sz="0" w:space="0" w:color="000000"/>
+                <w:top w:val="none" w:sz="0" w:space="0" w:color="000000"/>
+                <w:left w:val="none" w:sz="0" w:space="0" w:color="000000"/>
+                <w:right w:val="none" w:sz="0" w:space="0" w:color="000000"/>
+              </w:pBdr>
+              <w:spacing w:after="100" w:before="100" w:line="240"/>
+              <w:ind w:left="100" w:right="100" w:firstLine="0" w:firstLineChars="0"/>
+              <w:rPr>
+                <w:rFonts w:ascii="Arial" w:hAnsi="Arial" w:eastAsia="Arial" w:cs="Arial"/>
+                <w:i w:val="false"/>
+                <w:b w:val="false"/>
+                <w:u w:val="none"/>
+                <w:strike w:val="false"/>
+                <w:sz w:val="18"/>
+                <w:szCs w:val="18"/>
+                <w:color w:val="000000"/>
+              </w:rPr>
+            </w:pPr>
+            <w:r xmlns:w="http://schemas.openxmlformats.org/wordprocessingml/2006/main" xmlns:wp="http://schemas.openxmlformats.org/drawingml/2006/wordprocessingDrawing" xmlns:r="http://schemas.openxmlformats.org/officeDocument/2006/relationships" xmlns:w14="http://schemas.microsoft.com/office/word/2010/wordml">
+              <w:rPr>
+                <w:rFonts w:ascii="Arial" w:hAnsi="Arial" w:eastAsia="Arial" w:cs="Arial"/>
                 <w:i w:val="false"/>
                 <w:b w:val="false"/>
                 <w:u w:val="none"/>
@@ -7532,7 +8408,7 @@
               <w:spacing w:after="100" w:before="100" w:line="240"/>
               <w:ind w:left="100" w:right="100" w:firstLine="0" w:firstLineChars="0"/>
               <w:rPr>
-                <w:rFonts w:ascii="Helvetica" w:hAnsi="Helvetica" w:eastAsia="Helvetica" w:cs="Helvetica"/>
+                <w:rFonts w:ascii="Arial" w:hAnsi="Arial" w:eastAsia="Arial" w:cs="Arial"/>
                 <w:i w:val="false"/>
                 <w:b w:val="false"/>
                 <w:u w:val="none"/>
@@ -7544,7 +8420,61 @@
             </w:pPr>
             <w:r xmlns:w="http://schemas.openxmlformats.org/wordprocessingml/2006/main" xmlns:wp="http://schemas.openxmlformats.org/drawingml/2006/wordprocessingDrawing" xmlns:r="http://schemas.openxmlformats.org/officeDocument/2006/relationships" xmlns:w14="http://schemas.microsoft.com/office/word/2010/wordml">
               <w:rPr>
-                <w:rFonts w:ascii="Helvetica" w:hAnsi="Helvetica" w:eastAsia="Helvetica" w:cs="Helvetica"/>
+                <w:rFonts w:ascii="Arial" w:hAnsi="Arial" w:eastAsia="Arial" w:cs="Arial"/>
+                <w:i w:val="false"/>
+                <w:b w:val="false"/>
+                <w:u w:val="none"/>
+                <w:strike w:val="false"/>
+                <w:sz w:val="18"/>
+                <w:szCs w:val="18"/>
+                <w:color w:val="000000"/>
+              </w:rPr>
+              <w:t xml:space="preserve">250,000</w:t>
+            </w:r>
+          </w:p>
+        </w:tc>
+        <w:tc>
+          <w:tcPr>
+            <w:tcBorders>
+              <w:bottom w:val="single" w:sz="6" w:space="0" w:color="666666"/>
+              <w:top w:val="single" w:sz="6" w:space="0" w:color="666666"/>
+              <w:left w:val="single" w:sz="6" w:space="0" w:color="666666"/>
+              <w:right w:val="single" w:sz="6" w:space="0" w:color="666666"/>
+            </w:tcBorders>
+            <w:shd w:val="clear" w:color="auto" w:fill="FFFFFF"/>
+            <w:tcMar>
+              <w:top w:w="0" w:type="dxa"/>
+              <w:bottom w:w="0" w:type="dxa"/>
+              <w:left w:w="0" w:type="dxa"/>
+              <w:right w:w="0" w:type="dxa"/>
+            </w:tcMar>
+            <w:vAlign w:val="center"/>
+          </w:tcPr>
+          <w:p>
+            <w:pPr>
+              <w:jc w:val="left"/>
+              <w:pBdr>
+                <w:bottom w:val="none" w:sz="0" w:space="0" w:color="000000"/>
+                <w:top w:val="none" w:sz="0" w:space="0" w:color="000000"/>
+                <w:left w:val="none" w:sz="0" w:space="0" w:color="000000"/>
+                <w:right w:val="none" w:sz="0" w:space="0" w:color="000000"/>
+              </w:pBdr>
+              <w:spacing w:after="100" w:before="100" w:line="240"/>
+              <w:ind w:left="100" w:right="100" w:firstLine="0" w:firstLineChars="0"/>
+              <w:rPr>
+                <w:rFonts w:ascii="Arial" w:hAnsi="Arial" w:eastAsia="Arial" w:cs="Arial"/>
+                <w:i w:val="false"/>
+                <w:b w:val="false"/>
+                <w:u w:val="none"/>
+                <w:strike w:val="false"/>
+                <w:sz w:val="18"/>
+                <w:szCs w:val="18"/>
+                <w:color w:val="000000"/>
+              </w:rPr>
+            </w:pPr>
+            <w:r xmlns:w="http://schemas.openxmlformats.org/wordprocessingml/2006/main" xmlns:wp="http://schemas.openxmlformats.org/drawingml/2006/wordprocessingDrawing" xmlns:r="http://schemas.openxmlformats.org/officeDocument/2006/relationships" xmlns:w14="http://schemas.microsoft.com/office/word/2010/wordml">
+              <w:rPr>
+                <w:rFonts w:ascii="Arial" w:hAnsi="Arial" w:eastAsia="Arial" w:cs="Arial"/>
                 <w:i w:val="false"/>
                 <w:b w:val="false"/>
                 <w:u w:val="none"/>
@@ -7586,7 +8516,7 @@
               <w:spacing w:after="100" w:before="100" w:line="240"/>
               <w:ind w:left="100" w:right="100" w:firstLine="0" w:firstLineChars="0"/>
               <w:rPr>
-                <w:rFonts w:ascii="Helvetica" w:hAnsi="Helvetica" w:eastAsia="Helvetica" w:cs="Helvetica"/>
+                <w:rFonts w:ascii="Arial" w:hAnsi="Arial" w:eastAsia="Arial" w:cs="Arial"/>
                 <w:i w:val="false"/>
                 <w:b w:val="false"/>
                 <w:u w:val="none"/>
@@ -7598,7 +8528,7 @@
             </w:pPr>
             <w:r xmlns:w="http://schemas.openxmlformats.org/wordprocessingml/2006/main" xmlns:wp="http://schemas.openxmlformats.org/drawingml/2006/wordprocessingDrawing" xmlns:r="http://schemas.openxmlformats.org/officeDocument/2006/relationships" xmlns:w14="http://schemas.microsoft.com/office/word/2010/wordml">
               <w:rPr>
-                <w:rFonts w:ascii="Helvetica" w:hAnsi="Helvetica" w:eastAsia="Helvetica" w:cs="Helvetica"/>
+                <w:rFonts w:ascii="Arial" w:hAnsi="Arial" w:eastAsia="Arial" w:cs="Arial"/>
                 <w:i w:val="false"/>
                 <w:b w:val="false"/>
                 <w:u w:val="none"/>
@@ -7645,7 +8575,7 @@
               <w:spacing w:after="100" w:before="100" w:line="240"/>
               <w:ind w:left="100" w:right="100" w:firstLine="0" w:firstLineChars="0"/>
               <w:rPr>
-                <w:rFonts w:ascii="Helvetica" w:hAnsi="Helvetica" w:eastAsia="Helvetica" w:cs="Helvetica"/>
+                <w:rFonts w:ascii="Arial" w:hAnsi="Arial" w:eastAsia="Arial" w:cs="Arial"/>
                 <w:i w:val="false"/>
                 <w:b w:val="false"/>
                 <w:u w:val="none"/>
@@ -7657,7 +8587,7 @@
             </w:pPr>
             <w:r xmlns:w="http://schemas.openxmlformats.org/wordprocessingml/2006/main" xmlns:wp="http://schemas.openxmlformats.org/drawingml/2006/wordprocessingDrawing" xmlns:r="http://schemas.openxmlformats.org/officeDocument/2006/relationships" xmlns:w14="http://schemas.microsoft.com/office/word/2010/wordml">
               <w:rPr>
-                <w:rFonts w:ascii="Helvetica" w:hAnsi="Helvetica" w:eastAsia="Helvetica" w:cs="Helvetica"/>
+                <w:rFonts w:ascii="Arial" w:hAnsi="Arial" w:eastAsia="Arial" w:cs="Arial"/>
                 <w:i w:val="false"/>
                 <w:b w:val="false"/>
                 <w:u w:val="none"/>
@@ -7699,7 +8629,7 @@
               <w:spacing w:after="100" w:before="100" w:line="240"/>
               <w:ind w:left="100" w:right="100" w:firstLine="0" w:firstLineChars="0"/>
               <w:rPr>
-                <w:rFonts w:ascii="Helvetica" w:hAnsi="Helvetica" w:eastAsia="Helvetica" w:cs="Helvetica"/>
+                <w:rFonts w:ascii="Arial" w:hAnsi="Arial" w:eastAsia="Arial" w:cs="Arial"/>
                 <w:i w:val="false"/>
                 <w:b w:val="false"/>
                 <w:u w:val="none"/>
@@ -7711,7 +8641,61 @@
             </w:pPr>
             <w:r xmlns:w="http://schemas.openxmlformats.org/wordprocessingml/2006/main" xmlns:wp="http://schemas.openxmlformats.org/drawingml/2006/wordprocessingDrawing" xmlns:r="http://schemas.openxmlformats.org/officeDocument/2006/relationships" xmlns:w14="http://schemas.microsoft.com/office/word/2010/wordml">
               <w:rPr>
-                <w:rFonts w:ascii="Helvetica" w:hAnsi="Helvetica" w:eastAsia="Helvetica" w:cs="Helvetica"/>
+                <w:rFonts w:ascii="Arial" w:hAnsi="Arial" w:eastAsia="Arial" w:cs="Arial"/>
+                <w:i w:val="false"/>
+                <w:b w:val="false"/>
+                <w:u w:val="none"/>
+                <w:strike w:val="false"/>
+                <w:sz w:val="18"/>
+                <w:szCs w:val="18"/>
+                <w:color w:val="000000"/>
+              </w:rPr>
+              <w:t xml:space="preserve">484</w:t>
+            </w:r>
+          </w:p>
+        </w:tc>
+        <w:tc>
+          <w:tcPr>
+            <w:tcBorders>
+              <w:bottom w:val="single" w:sz="6" w:space="0" w:color="666666"/>
+              <w:top w:val="single" w:sz="6" w:space="0" w:color="666666"/>
+              <w:left w:val="single" w:sz="6" w:space="0" w:color="666666"/>
+              <w:right w:val="single" w:sz="6" w:space="0" w:color="666666"/>
+            </w:tcBorders>
+            <w:shd w:val="clear" w:color="auto" w:fill="FFFFFF"/>
+            <w:tcMar>
+              <w:top w:w="0" w:type="dxa"/>
+              <w:bottom w:w="0" w:type="dxa"/>
+              <w:left w:w="0" w:type="dxa"/>
+              <w:right w:w="0" w:type="dxa"/>
+            </w:tcMar>
+            <w:vAlign w:val="center"/>
+          </w:tcPr>
+          <w:p>
+            <w:pPr>
+              <w:jc w:val="left"/>
+              <w:pBdr>
+                <w:bottom w:val="none" w:sz="0" w:space="0" w:color="000000"/>
+                <w:top w:val="none" w:sz="0" w:space="0" w:color="000000"/>
+                <w:left w:val="none" w:sz="0" w:space="0" w:color="000000"/>
+                <w:right w:val="none" w:sz="0" w:space="0" w:color="000000"/>
+              </w:pBdr>
+              <w:spacing w:after="100" w:before="100" w:line="240"/>
+              <w:ind w:left="100" w:right="100" w:firstLine="0" w:firstLineChars="0"/>
+              <w:rPr>
+                <w:rFonts w:ascii="Arial" w:hAnsi="Arial" w:eastAsia="Arial" w:cs="Arial"/>
+                <w:i w:val="false"/>
+                <w:b w:val="false"/>
+                <w:u w:val="none"/>
+                <w:strike w:val="false"/>
+                <w:sz w:val="18"/>
+                <w:szCs w:val="18"/>
+                <w:color w:val="000000"/>
+              </w:rPr>
+            </w:pPr>
+            <w:r xmlns:w="http://schemas.openxmlformats.org/wordprocessingml/2006/main" xmlns:wp="http://schemas.openxmlformats.org/drawingml/2006/wordprocessingDrawing" xmlns:r="http://schemas.openxmlformats.org/officeDocument/2006/relationships" xmlns:w14="http://schemas.microsoft.com/office/word/2010/wordml">
+              <w:rPr>
+                <w:rFonts w:ascii="Arial" w:hAnsi="Arial" w:eastAsia="Arial" w:cs="Arial"/>
                 <w:i w:val="false"/>
                 <w:b w:val="false"/>
                 <w:u w:val="none"/>
@@ -7753,7 +8737,7 @@
               <w:spacing w:after="100" w:before="100" w:line="240"/>
               <w:ind w:left="100" w:right="100" w:firstLine="0" w:firstLineChars="0"/>
               <w:rPr>
-                <w:rFonts w:ascii="Helvetica" w:hAnsi="Helvetica" w:eastAsia="Helvetica" w:cs="Helvetica"/>
+                <w:rFonts w:ascii="Arial" w:hAnsi="Arial" w:eastAsia="Arial" w:cs="Arial"/>
                 <w:i w:val="false"/>
                 <w:b w:val="false"/>
                 <w:u w:val="none"/>
@@ -7765,7 +8749,61 @@
             </w:pPr>
             <w:r xmlns:w="http://schemas.openxmlformats.org/wordprocessingml/2006/main" xmlns:wp="http://schemas.openxmlformats.org/drawingml/2006/wordprocessingDrawing" xmlns:r="http://schemas.openxmlformats.org/officeDocument/2006/relationships" xmlns:w14="http://schemas.microsoft.com/office/word/2010/wordml">
               <w:rPr>
-                <w:rFonts w:ascii="Helvetica" w:hAnsi="Helvetica" w:eastAsia="Helvetica" w:cs="Helvetica"/>
+                <w:rFonts w:ascii="Arial" w:hAnsi="Arial" w:eastAsia="Arial" w:cs="Arial"/>
+                <w:i w:val="false"/>
+                <w:b w:val="false"/>
+                <w:u w:val="none"/>
+                <w:strike w:val="false"/>
+                <w:sz w:val="18"/>
+                <w:szCs w:val="18"/>
+                <w:color w:val="000000"/>
+              </w:rPr>
+              <w:t xml:space="preserve">25,000</w:t>
+            </w:r>
+          </w:p>
+        </w:tc>
+        <w:tc>
+          <w:tcPr>
+            <w:tcBorders>
+              <w:bottom w:val="single" w:sz="6" w:space="0" w:color="666666"/>
+              <w:top w:val="single" w:sz="6" w:space="0" w:color="666666"/>
+              <w:left w:val="single" w:sz="6" w:space="0" w:color="666666"/>
+              <w:right w:val="single" w:sz="6" w:space="0" w:color="666666"/>
+            </w:tcBorders>
+            <w:shd w:val="clear" w:color="auto" w:fill="FFFFFF"/>
+            <w:tcMar>
+              <w:top w:w="0" w:type="dxa"/>
+              <w:bottom w:w="0" w:type="dxa"/>
+              <w:left w:w="0" w:type="dxa"/>
+              <w:right w:w="0" w:type="dxa"/>
+            </w:tcMar>
+            <w:vAlign w:val="center"/>
+          </w:tcPr>
+          <w:p>
+            <w:pPr>
+              <w:jc w:val="left"/>
+              <w:pBdr>
+                <w:bottom w:val="none" w:sz="0" w:space="0" w:color="000000"/>
+                <w:top w:val="none" w:sz="0" w:space="0" w:color="000000"/>
+                <w:left w:val="none" w:sz="0" w:space="0" w:color="000000"/>
+                <w:right w:val="none" w:sz="0" w:space="0" w:color="000000"/>
+              </w:pBdr>
+              <w:spacing w:after="100" w:before="100" w:line="240"/>
+              <w:ind w:left="100" w:right="100" w:firstLine="0" w:firstLineChars="0"/>
+              <w:rPr>
+                <w:rFonts w:ascii="Arial" w:hAnsi="Arial" w:eastAsia="Arial" w:cs="Arial"/>
+                <w:i w:val="false"/>
+                <w:b w:val="false"/>
+                <w:u w:val="none"/>
+                <w:strike w:val="false"/>
+                <w:sz w:val="18"/>
+                <w:szCs w:val="18"/>
+                <w:color w:val="000000"/>
+              </w:rPr>
+            </w:pPr>
+            <w:r xmlns:w="http://schemas.openxmlformats.org/wordprocessingml/2006/main" xmlns:wp="http://schemas.openxmlformats.org/drawingml/2006/wordprocessingDrawing" xmlns:r="http://schemas.openxmlformats.org/officeDocument/2006/relationships" xmlns:w14="http://schemas.microsoft.com/office/word/2010/wordml">
+              <w:rPr>
+                <w:rFonts w:ascii="Arial" w:hAnsi="Arial" w:eastAsia="Arial" w:cs="Arial"/>
                 <w:i w:val="false"/>
                 <w:b w:val="false"/>
                 <w:u w:val="none"/>
@@ -7807,7 +8845,7 @@
               <w:spacing w:after="100" w:before="100" w:line="240"/>
               <w:ind w:left="100" w:right="100" w:firstLine="0" w:firstLineChars="0"/>
               <w:rPr>
-                <w:rFonts w:ascii="Helvetica" w:hAnsi="Helvetica" w:eastAsia="Helvetica" w:cs="Helvetica"/>
+                <w:rFonts w:ascii="Arial" w:hAnsi="Arial" w:eastAsia="Arial" w:cs="Arial"/>
                 <w:i w:val="false"/>
                 <w:b w:val="false"/>
                 <w:u w:val="none"/>
@@ -7819,7 +8857,7 @@
             </w:pPr>
             <w:r xmlns:w="http://schemas.openxmlformats.org/wordprocessingml/2006/main" xmlns:wp="http://schemas.openxmlformats.org/drawingml/2006/wordprocessingDrawing" xmlns:r="http://schemas.openxmlformats.org/officeDocument/2006/relationships" xmlns:w14="http://schemas.microsoft.com/office/word/2010/wordml">
               <w:rPr>
-                <w:rFonts w:ascii="Helvetica" w:hAnsi="Helvetica" w:eastAsia="Helvetica" w:cs="Helvetica"/>
+                <w:rFonts w:ascii="Arial" w:hAnsi="Arial" w:eastAsia="Arial" w:cs="Arial"/>
                 <w:i w:val="false"/>
                 <w:b w:val="false"/>
                 <w:u w:val="none"/>
@@ -7866,7 +8904,7 @@
               <w:spacing w:after="100" w:before="100" w:line="240"/>
               <w:ind w:left="100" w:right="100" w:firstLine="0" w:firstLineChars="0"/>
               <w:rPr>
-                <w:rFonts w:ascii="Helvetica" w:hAnsi="Helvetica" w:eastAsia="Helvetica" w:cs="Helvetica"/>
+                <w:rFonts w:ascii="Arial" w:hAnsi="Arial" w:eastAsia="Arial" w:cs="Arial"/>
                 <w:i w:val="false"/>
                 <w:b w:val="false"/>
                 <w:u w:val="none"/>
@@ -7878,7 +8916,7 @@
             </w:pPr>
             <w:r xmlns:w="http://schemas.openxmlformats.org/wordprocessingml/2006/main" xmlns:wp="http://schemas.openxmlformats.org/drawingml/2006/wordprocessingDrawing" xmlns:r="http://schemas.openxmlformats.org/officeDocument/2006/relationships" xmlns:w14="http://schemas.microsoft.com/office/word/2010/wordml">
               <w:rPr>
-                <w:rFonts w:ascii="Helvetica" w:hAnsi="Helvetica" w:eastAsia="Helvetica" w:cs="Helvetica"/>
+                <w:rFonts w:ascii="Arial" w:hAnsi="Arial" w:eastAsia="Arial" w:cs="Arial"/>
                 <w:i w:val="false"/>
                 <w:b w:val="false"/>
                 <w:u w:val="none"/>
@@ -7920,7 +8958,7 @@
               <w:spacing w:after="100" w:before="100" w:line="240"/>
               <w:ind w:left="100" w:right="100" w:firstLine="0" w:firstLineChars="0"/>
               <w:rPr>
-                <w:rFonts w:ascii="Helvetica" w:hAnsi="Helvetica" w:eastAsia="Helvetica" w:cs="Helvetica"/>
+                <w:rFonts w:ascii="Arial" w:hAnsi="Arial" w:eastAsia="Arial" w:cs="Arial"/>
                 <w:i w:val="false"/>
                 <w:b w:val="false"/>
                 <w:u w:val="none"/>
@@ -7932,7 +8970,61 @@
             </w:pPr>
             <w:r xmlns:w="http://schemas.openxmlformats.org/wordprocessingml/2006/main" xmlns:wp="http://schemas.openxmlformats.org/drawingml/2006/wordprocessingDrawing" xmlns:r="http://schemas.openxmlformats.org/officeDocument/2006/relationships" xmlns:w14="http://schemas.microsoft.com/office/word/2010/wordml">
               <w:rPr>
-                <w:rFonts w:ascii="Helvetica" w:hAnsi="Helvetica" w:eastAsia="Helvetica" w:cs="Helvetica"/>
+                <w:rFonts w:ascii="Arial" w:hAnsi="Arial" w:eastAsia="Arial" w:cs="Arial"/>
+                <w:i w:val="false"/>
+                <w:b w:val="false"/>
+                <w:u w:val="none"/>
+                <w:strike w:val="false"/>
+                <w:sz w:val="18"/>
+                <w:szCs w:val="18"/>
+                <w:color w:val="000000"/>
+              </w:rPr>
+              <w:t xml:space="preserve">55</w:t>
+            </w:r>
+          </w:p>
+        </w:tc>
+        <w:tc>
+          <w:tcPr>
+            <w:tcBorders>
+              <w:bottom w:val="single" w:sz="6" w:space="0" w:color="666666"/>
+              <w:top w:val="single" w:sz="6" w:space="0" w:color="666666"/>
+              <w:left w:val="single" w:sz="6" w:space="0" w:color="666666"/>
+              <w:right w:val="single" w:sz="6" w:space="0" w:color="666666"/>
+            </w:tcBorders>
+            <w:shd w:val="clear" w:color="auto" w:fill="FFFFFF"/>
+            <w:tcMar>
+              <w:top w:w="0" w:type="dxa"/>
+              <w:bottom w:w="0" w:type="dxa"/>
+              <w:left w:w="0" w:type="dxa"/>
+              <w:right w:w="0" w:type="dxa"/>
+            </w:tcMar>
+            <w:vAlign w:val="center"/>
+          </w:tcPr>
+          <w:p>
+            <w:pPr>
+              <w:jc w:val="left"/>
+              <w:pBdr>
+                <w:bottom w:val="none" w:sz="0" w:space="0" w:color="000000"/>
+                <w:top w:val="none" w:sz="0" w:space="0" w:color="000000"/>
+                <w:left w:val="none" w:sz="0" w:space="0" w:color="000000"/>
+                <w:right w:val="none" w:sz="0" w:space="0" w:color="000000"/>
+              </w:pBdr>
+              <w:spacing w:after="100" w:before="100" w:line="240"/>
+              <w:ind w:left="100" w:right="100" w:firstLine="0" w:firstLineChars="0"/>
+              <w:rPr>
+                <w:rFonts w:ascii="Arial" w:hAnsi="Arial" w:eastAsia="Arial" w:cs="Arial"/>
+                <w:i w:val="false"/>
+                <w:b w:val="false"/>
+                <w:u w:val="none"/>
+                <w:strike w:val="false"/>
+                <w:sz w:val="18"/>
+                <w:szCs w:val="18"/>
+                <w:color w:val="000000"/>
+              </w:rPr>
+            </w:pPr>
+            <w:r xmlns:w="http://schemas.openxmlformats.org/wordprocessingml/2006/main" xmlns:wp="http://schemas.openxmlformats.org/drawingml/2006/wordprocessingDrawing" xmlns:r="http://schemas.openxmlformats.org/officeDocument/2006/relationships" xmlns:w14="http://schemas.microsoft.com/office/word/2010/wordml">
+              <w:rPr>
+                <w:rFonts w:ascii="Arial" w:hAnsi="Arial" w:eastAsia="Arial" w:cs="Arial"/>
                 <w:i w:val="false"/>
                 <w:b w:val="false"/>
                 <w:u w:val="none"/>
@@ -7974,7 +9066,7 @@
               <w:spacing w:after="100" w:before="100" w:line="240"/>
               <w:ind w:left="100" w:right="100" w:firstLine="0" w:firstLineChars="0"/>
               <w:rPr>
-                <w:rFonts w:ascii="Helvetica" w:hAnsi="Helvetica" w:eastAsia="Helvetica" w:cs="Helvetica"/>
+                <w:rFonts w:ascii="Arial" w:hAnsi="Arial" w:eastAsia="Arial" w:cs="Arial"/>
                 <w:i w:val="false"/>
                 <w:b w:val="false"/>
                 <w:u w:val="none"/>
@@ -7986,7 +9078,61 @@
             </w:pPr>
             <w:r xmlns:w="http://schemas.openxmlformats.org/wordprocessingml/2006/main" xmlns:wp="http://schemas.openxmlformats.org/drawingml/2006/wordprocessingDrawing" xmlns:r="http://schemas.openxmlformats.org/officeDocument/2006/relationships" xmlns:w14="http://schemas.microsoft.com/office/word/2010/wordml">
               <w:rPr>
-                <w:rFonts w:ascii="Helvetica" w:hAnsi="Helvetica" w:eastAsia="Helvetica" w:cs="Helvetica"/>
+                <w:rFonts w:ascii="Arial" w:hAnsi="Arial" w:eastAsia="Arial" w:cs="Arial"/>
+                <w:i w:val="false"/>
+                <w:b w:val="false"/>
+                <w:u w:val="none"/>
+                <w:strike w:val="false"/>
+                <w:sz w:val="18"/>
+                <w:szCs w:val="18"/>
+                <w:color w:val="000000"/>
+              </w:rPr>
+              <w:t xml:space="preserve">1,000</w:t>
+            </w:r>
+          </w:p>
+        </w:tc>
+        <w:tc>
+          <w:tcPr>
+            <w:tcBorders>
+              <w:bottom w:val="single" w:sz="6" w:space="0" w:color="666666"/>
+              <w:top w:val="single" w:sz="6" w:space="0" w:color="666666"/>
+              <w:left w:val="single" w:sz="6" w:space="0" w:color="666666"/>
+              <w:right w:val="single" w:sz="6" w:space="0" w:color="666666"/>
+            </w:tcBorders>
+            <w:shd w:val="clear" w:color="auto" w:fill="FFFFFF"/>
+            <w:tcMar>
+              <w:top w:w="0" w:type="dxa"/>
+              <w:bottom w:w="0" w:type="dxa"/>
+              <w:left w:w="0" w:type="dxa"/>
+              <w:right w:w="0" w:type="dxa"/>
+            </w:tcMar>
+            <w:vAlign w:val="center"/>
+          </w:tcPr>
+          <w:p>
+            <w:pPr>
+              <w:jc w:val="left"/>
+              <w:pBdr>
+                <w:bottom w:val="none" w:sz="0" w:space="0" w:color="000000"/>
+                <w:top w:val="none" w:sz="0" w:space="0" w:color="000000"/>
+                <w:left w:val="none" w:sz="0" w:space="0" w:color="000000"/>
+                <w:right w:val="none" w:sz="0" w:space="0" w:color="000000"/>
+              </w:pBdr>
+              <w:spacing w:after="100" w:before="100" w:line="240"/>
+              <w:ind w:left="100" w:right="100" w:firstLine="0" w:firstLineChars="0"/>
+              <w:rPr>
+                <w:rFonts w:ascii="Arial" w:hAnsi="Arial" w:eastAsia="Arial" w:cs="Arial"/>
+                <w:i w:val="false"/>
+                <w:b w:val="false"/>
+                <w:u w:val="none"/>
+                <w:strike w:val="false"/>
+                <w:sz w:val="18"/>
+                <w:szCs w:val="18"/>
+                <w:color w:val="000000"/>
+              </w:rPr>
+            </w:pPr>
+            <w:r xmlns:w="http://schemas.openxmlformats.org/wordprocessingml/2006/main" xmlns:wp="http://schemas.openxmlformats.org/drawingml/2006/wordprocessingDrawing" xmlns:r="http://schemas.openxmlformats.org/officeDocument/2006/relationships" xmlns:w14="http://schemas.microsoft.com/office/word/2010/wordml">
+              <w:rPr>
+                <w:rFonts w:ascii="Arial" w:hAnsi="Arial" w:eastAsia="Arial" w:cs="Arial"/>
                 <w:i w:val="false"/>
                 <w:b w:val="false"/>
                 <w:u w:val="none"/>
@@ -8028,7 +9174,7 @@
               <w:spacing w:after="100" w:before="100" w:line="240"/>
               <w:ind w:left="100" w:right="100" w:firstLine="0" w:firstLineChars="0"/>
               <w:rPr>
-                <w:rFonts w:ascii="Helvetica" w:hAnsi="Helvetica" w:eastAsia="Helvetica" w:cs="Helvetica"/>
+                <w:rFonts w:ascii="Arial" w:hAnsi="Arial" w:eastAsia="Arial" w:cs="Arial"/>
                 <w:i w:val="false"/>
                 <w:b w:val="false"/>
                 <w:u w:val="none"/>
@@ -8040,7 +9186,7 @@
             </w:pPr>
             <w:r xmlns:w="http://schemas.openxmlformats.org/wordprocessingml/2006/main" xmlns:wp="http://schemas.openxmlformats.org/drawingml/2006/wordprocessingDrawing" xmlns:r="http://schemas.openxmlformats.org/officeDocument/2006/relationships" xmlns:w14="http://schemas.microsoft.com/office/word/2010/wordml">
               <w:rPr>
-                <w:rFonts w:ascii="Helvetica" w:hAnsi="Helvetica" w:eastAsia="Helvetica" w:cs="Helvetica"/>
+                <w:rFonts w:ascii="Arial" w:hAnsi="Arial" w:eastAsia="Arial" w:cs="Arial"/>
                 <w:i w:val="false"/>
                 <w:b w:val="false"/>
                 <w:u w:val="none"/>
@@ -8087,7 +9233,7 @@
               <w:spacing w:after="100" w:before="100" w:line="240"/>
               <w:ind w:left="100" w:right="100" w:firstLine="0" w:firstLineChars="0"/>
               <w:rPr>
-                <w:rFonts w:ascii="Helvetica" w:hAnsi="Helvetica" w:eastAsia="Helvetica" w:cs="Helvetica"/>
+                <w:rFonts w:ascii="Arial" w:hAnsi="Arial" w:eastAsia="Arial" w:cs="Arial"/>
                 <w:i w:val="false"/>
                 <w:b w:val="false"/>
                 <w:u w:val="none"/>
@@ -8099,7 +9245,7 @@
             </w:pPr>
             <w:r xmlns:w="http://schemas.openxmlformats.org/wordprocessingml/2006/main" xmlns:wp="http://schemas.openxmlformats.org/drawingml/2006/wordprocessingDrawing" xmlns:r="http://schemas.openxmlformats.org/officeDocument/2006/relationships" xmlns:w14="http://schemas.microsoft.com/office/word/2010/wordml">
               <w:rPr>
-                <w:rFonts w:ascii="Helvetica" w:hAnsi="Helvetica" w:eastAsia="Helvetica" w:cs="Helvetica"/>
+                <w:rFonts w:ascii="Arial" w:hAnsi="Arial" w:eastAsia="Arial" w:cs="Arial"/>
                 <w:i w:val="false"/>
                 <w:b w:val="false"/>
                 <w:u w:val="none"/>
@@ -8141,7 +9287,7 @@
               <w:spacing w:after="100" w:before="100" w:line="240"/>
               <w:ind w:left="100" w:right="100" w:firstLine="0" w:firstLineChars="0"/>
               <w:rPr>
-                <w:rFonts w:ascii="Helvetica" w:hAnsi="Helvetica" w:eastAsia="Helvetica" w:cs="Helvetica"/>
+                <w:rFonts w:ascii="Arial" w:hAnsi="Arial" w:eastAsia="Arial" w:cs="Arial"/>
                 <w:i w:val="false"/>
                 <w:b w:val="false"/>
                 <w:u w:val="none"/>
@@ -8153,7 +9299,61 @@
             </w:pPr>
             <w:r xmlns:w="http://schemas.openxmlformats.org/wordprocessingml/2006/main" xmlns:wp="http://schemas.openxmlformats.org/drawingml/2006/wordprocessingDrawing" xmlns:r="http://schemas.openxmlformats.org/officeDocument/2006/relationships" xmlns:w14="http://schemas.microsoft.com/office/word/2010/wordml">
               <w:rPr>
-                <w:rFonts w:ascii="Helvetica" w:hAnsi="Helvetica" w:eastAsia="Helvetica" w:cs="Helvetica"/>
+                <w:rFonts w:ascii="Arial" w:hAnsi="Arial" w:eastAsia="Arial" w:cs="Arial"/>
+                <w:i w:val="false"/>
+                <w:b w:val="false"/>
+                <w:u w:val="none"/>
+                <w:strike w:val="false"/>
+                <w:sz w:val="18"/>
+                <w:szCs w:val="18"/>
+                <w:color w:val="000000"/>
+              </w:rPr>
+              <w:t xml:space="preserve">20</w:t>
+            </w:r>
+          </w:p>
+        </w:tc>
+        <w:tc>
+          <w:tcPr>
+            <w:tcBorders>
+              <w:bottom w:val="single" w:sz="6" w:space="0" w:color="666666"/>
+              <w:top w:val="single" w:sz="6" w:space="0" w:color="666666"/>
+              <w:left w:val="single" w:sz="6" w:space="0" w:color="666666"/>
+              <w:right w:val="single" w:sz="6" w:space="0" w:color="666666"/>
+            </w:tcBorders>
+            <w:shd w:val="clear" w:color="auto" w:fill="FFFFFF"/>
+            <w:tcMar>
+              <w:top w:w="0" w:type="dxa"/>
+              <w:bottom w:w="0" w:type="dxa"/>
+              <w:left w:w="0" w:type="dxa"/>
+              <w:right w:w="0" w:type="dxa"/>
+            </w:tcMar>
+            <w:vAlign w:val="center"/>
+          </w:tcPr>
+          <w:p>
+            <w:pPr>
+              <w:jc w:val="left"/>
+              <w:pBdr>
+                <w:bottom w:val="none" w:sz="0" w:space="0" w:color="000000"/>
+                <w:top w:val="none" w:sz="0" w:space="0" w:color="000000"/>
+                <w:left w:val="none" w:sz="0" w:space="0" w:color="000000"/>
+                <w:right w:val="none" w:sz="0" w:space="0" w:color="000000"/>
+              </w:pBdr>
+              <w:spacing w:after="100" w:before="100" w:line="240"/>
+              <w:ind w:left="100" w:right="100" w:firstLine="0" w:firstLineChars="0"/>
+              <w:rPr>
+                <w:rFonts w:ascii="Arial" w:hAnsi="Arial" w:eastAsia="Arial" w:cs="Arial"/>
+                <w:i w:val="false"/>
+                <w:b w:val="false"/>
+                <w:u w:val="none"/>
+                <w:strike w:val="false"/>
+                <w:sz w:val="18"/>
+                <w:szCs w:val="18"/>
+                <w:color w:val="000000"/>
+              </w:rPr>
+            </w:pPr>
+            <w:r xmlns:w="http://schemas.openxmlformats.org/wordprocessingml/2006/main" xmlns:wp="http://schemas.openxmlformats.org/drawingml/2006/wordprocessingDrawing" xmlns:r="http://schemas.openxmlformats.org/officeDocument/2006/relationships" xmlns:w14="http://schemas.microsoft.com/office/word/2010/wordml">
+              <w:rPr>
+                <w:rFonts w:ascii="Arial" w:hAnsi="Arial" w:eastAsia="Arial" w:cs="Arial"/>
                 <w:i w:val="false"/>
                 <w:b w:val="false"/>
                 <w:u w:val="none"/>
@@ -8195,7 +9395,7 @@
               <w:spacing w:after="100" w:before="100" w:line="240"/>
               <w:ind w:left="100" w:right="100" w:firstLine="0" w:firstLineChars="0"/>
               <w:rPr>
-                <w:rFonts w:ascii="Helvetica" w:hAnsi="Helvetica" w:eastAsia="Helvetica" w:cs="Helvetica"/>
+                <w:rFonts w:ascii="Arial" w:hAnsi="Arial" w:eastAsia="Arial" w:cs="Arial"/>
                 <w:i w:val="false"/>
                 <w:b w:val="false"/>
                 <w:u w:val="none"/>
@@ -8207,7 +9407,61 @@
             </w:pPr>
             <w:r xmlns:w="http://schemas.openxmlformats.org/wordprocessingml/2006/main" xmlns:wp="http://schemas.openxmlformats.org/drawingml/2006/wordprocessingDrawing" xmlns:r="http://schemas.openxmlformats.org/officeDocument/2006/relationships" xmlns:w14="http://schemas.microsoft.com/office/word/2010/wordml">
               <w:rPr>
-                <w:rFonts w:ascii="Helvetica" w:hAnsi="Helvetica" w:eastAsia="Helvetica" w:cs="Helvetica"/>
+                <w:rFonts w:ascii="Arial" w:hAnsi="Arial" w:eastAsia="Arial" w:cs="Arial"/>
+                <w:i w:val="false"/>
+                <w:b w:val="false"/>
+                <w:u w:val="none"/>
+                <w:strike w:val="false"/>
+                <w:sz w:val="18"/>
+                <w:szCs w:val="18"/>
+                <w:color w:val="000000"/>
+              </w:rPr>
+              <w:t xml:space="preserve">100</w:t>
+            </w:r>
+          </w:p>
+        </w:tc>
+        <w:tc>
+          <w:tcPr>
+            <w:tcBorders>
+              <w:bottom w:val="single" w:sz="6" w:space="0" w:color="666666"/>
+              <w:top w:val="single" w:sz="6" w:space="0" w:color="666666"/>
+              <w:left w:val="single" w:sz="6" w:space="0" w:color="666666"/>
+              <w:right w:val="single" w:sz="6" w:space="0" w:color="666666"/>
+            </w:tcBorders>
+            <w:shd w:val="clear" w:color="auto" w:fill="FFFFFF"/>
+            <w:tcMar>
+              <w:top w:w="0" w:type="dxa"/>
+              <w:bottom w:w="0" w:type="dxa"/>
+              <w:left w:w="0" w:type="dxa"/>
+              <w:right w:w="0" w:type="dxa"/>
+            </w:tcMar>
+            <w:vAlign w:val="center"/>
+          </w:tcPr>
+          <w:p>
+            <w:pPr>
+              <w:jc w:val="left"/>
+              <w:pBdr>
+                <w:bottom w:val="none" w:sz="0" w:space="0" w:color="000000"/>
+                <w:top w:val="none" w:sz="0" w:space="0" w:color="000000"/>
+                <w:left w:val="none" w:sz="0" w:space="0" w:color="000000"/>
+                <w:right w:val="none" w:sz="0" w:space="0" w:color="000000"/>
+              </w:pBdr>
+              <w:spacing w:after="100" w:before="100" w:line="240"/>
+              <w:ind w:left="100" w:right="100" w:firstLine="0" w:firstLineChars="0"/>
+              <w:rPr>
+                <w:rFonts w:ascii="Arial" w:hAnsi="Arial" w:eastAsia="Arial" w:cs="Arial"/>
+                <w:i w:val="false"/>
+                <w:b w:val="false"/>
+                <w:u w:val="none"/>
+                <w:strike w:val="false"/>
+                <w:sz w:val="18"/>
+                <w:szCs w:val="18"/>
+                <w:color w:val="000000"/>
+              </w:rPr>
+            </w:pPr>
+            <w:r xmlns:w="http://schemas.openxmlformats.org/wordprocessingml/2006/main" xmlns:wp="http://schemas.openxmlformats.org/drawingml/2006/wordprocessingDrawing" xmlns:r="http://schemas.openxmlformats.org/officeDocument/2006/relationships" xmlns:w14="http://schemas.microsoft.com/office/word/2010/wordml">
+              <w:rPr>
+                <w:rFonts w:ascii="Arial" w:hAnsi="Arial" w:eastAsia="Arial" w:cs="Arial"/>
                 <w:i w:val="false"/>
                 <w:b w:val="false"/>
                 <w:u w:val="none"/>
@@ -8249,7 +9503,7 @@
               <w:spacing w:after="100" w:before="100" w:line="240"/>
               <w:ind w:left="100" w:right="100" w:firstLine="0" w:firstLineChars="0"/>
               <w:rPr>
-                <w:rFonts w:ascii="Helvetica" w:hAnsi="Helvetica" w:eastAsia="Helvetica" w:cs="Helvetica"/>
+                <w:rFonts w:ascii="Arial" w:hAnsi="Arial" w:eastAsia="Arial" w:cs="Arial"/>
                 <w:i w:val="false"/>
                 <w:b w:val="false"/>
                 <w:u w:val="none"/>
@@ -8261,7 +9515,7 @@
             </w:pPr>
             <w:r xmlns:w="http://schemas.openxmlformats.org/wordprocessingml/2006/main" xmlns:wp="http://schemas.openxmlformats.org/drawingml/2006/wordprocessingDrawing" xmlns:r="http://schemas.openxmlformats.org/officeDocument/2006/relationships" xmlns:w14="http://schemas.microsoft.com/office/word/2010/wordml">
               <w:rPr>
-                <w:rFonts w:ascii="Helvetica" w:hAnsi="Helvetica" w:eastAsia="Helvetica" w:cs="Helvetica"/>
+                <w:rFonts w:ascii="Arial" w:hAnsi="Arial" w:eastAsia="Arial" w:cs="Arial"/>
                 <w:i w:val="false"/>
                 <w:b w:val="false"/>
                 <w:u w:val="none"/>
@@ -8308,7 +9562,7 @@
               <w:spacing w:after="100" w:before="100" w:line="240"/>
               <w:ind w:left="100" w:right="100" w:firstLine="0" w:firstLineChars="0"/>
               <w:rPr>
-                <w:rFonts w:ascii="Helvetica" w:hAnsi="Helvetica" w:eastAsia="Helvetica" w:cs="Helvetica"/>
+                <w:rFonts w:ascii="Arial" w:hAnsi="Arial" w:eastAsia="Arial" w:cs="Arial"/>
                 <w:i w:val="false"/>
                 <w:b w:val="false"/>
                 <w:u w:val="none"/>
@@ -8320,7 +9574,7 @@
             </w:pPr>
             <w:r xmlns:w="http://schemas.openxmlformats.org/wordprocessingml/2006/main" xmlns:wp="http://schemas.openxmlformats.org/drawingml/2006/wordprocessingDrawing" xmlns:r="http://schemas.openxmlformats.org/officeDocument/2006/relationships" xmlns:w14="http://schemas.microsoft.com/office/word/2010/wordml">
               <w:rPr>
-                <w:rFonts w:ascii="Helvetica" w:hAnsi="Helvetica" w:eastAsia="Helvetica" w:cs="Helvetica"/>
+                <w:rFonts w:ascii="Arial" w:hAnsi="Arial" w:eastAsia="Arial" w:cs="Arial"/>
                 <w:i w:val="false"/>
                 <w:b w:val="false"/>
                 <w:u w:val="none"/>
@@ -8362,7 +9616,7 @@
               <w:spacing w:after="100" w:before="100" w:line="240"/>
               <w:ind w:left="100" w:right="100" w:firstLine="0" w:firstLineChars="0"/>
               <w:rPr>
-                <w:rFonts w:ascii="Helvetica" w:hAnsi="Helvetica" w:eastAsia="Helvetica" w:cs="Helvetica"/>
+                <w:rFonts w:ascii="Arial" w:hAnsi="Arial" w:eastAsia="Arial" w:cs="Arial"/>
                 <w:i w:val="false"/>
                 <w:b w:val="false"/>
                 <w:u w:val="none"/>
@@ -8374,7 +9628,7 @@
             </w:pPr>
             <w:r xmlns:w="http://schemas.openxmlformats.org/wordprocessingml/2006/main" xmlns:wp="http://schemas.openxmlformats.org/drawingml/2006/wordprocessingDrawing" xmlns:r="http://schemas.openxmlformats.org/officeDocument/2006/relationships" xmlns:w14="http://schemas.microsoft.com/office/word/2010/wordml">
               <w:rPr>
-                <w:rFonts w:ascii="Helvetica" w:hAnsi="Helvetica" w:eastAsia="Helvetica" w:cs="Helvetica"/>
+                <w:rFonts w:ascii="Arial" w:hAnsi="Arial" w:eastAsia="Arial" w:cs="Arial"/>
                 <w:i w:val="false"/>
                 <w:b w:val="false"/>
                 <w:u w:val="none"/>
@@ -8416,7 +9670,7 @@
               <w:spacing w:after="100" w:before="100" w:line="240"/>
               <w:ind w:left="100" w:right="100" w:firstLine="0" w:firstLineChars="0"/>
               <w:rPr>
-                <w:rFonts w:ascii="Helvetica" w:hAnsi="Helvetica" w:eastAsia="Helvetica" w:cs="Helvetica"/>
+                <w:rFonts w:ascii="Arial" w:hAnsi="Arial" w:eastAsia="Arial" w:cs="Arial"/>
                 <w:i w:val="false"/>
                 <w:b w:val="false"/>
                 <w:u w:val="none"/>
@@ -8428,7 +9682,7 @@
             </w:pPr>
             <w:r xmlns:w="http://schemas.openxmlformats.org/wordprocessingml/2006/main" xmlns:wp="http://schemas.openxmlformats.org/drawingml/2006/wordprocessingDrawing" xmlns:r="http://schemas.openxmlformats.org/officeDocument/2006/relationships" xmlns:w14="http://schemas.microsoft.com/office/word/2010/wordml">
               <w:rPr>
-                <w:rFonts w:ascii="Helvetica" w:hAnsi="Helvetica" w:eastAsia="Helvetica" w:cs="Helvetica"/>
+                <w:rFonts w:ascii="Arial" w:hAnsi="Arial" w:eastAsia="Arial" w:cs="Arial"/>
                 <w:i w:val="false"/>
                 <w:b w:val="false"/>
                 <w:u w:val="none"/>
@@ -8470,7 +9724,7 @@
               <w:spacing w:after="100" w:before="100" w:line="240"/>
               <w:ind w:left="100" w:right="100" w:firstLine="0" w:firstLineChars="0"/>
               <w:rPr>
-                <w:rFonts w:ascii="Helvetica" w:hAnsi="Helvetica" w:eastAsia="Helvetica" w:cs="Helvetica"/>
+                <w:rFonts w:ascii="Arial" w:hAnsi="Arial" w:eastAsia="Arial" w:cs="Arial"/>
                 <w:i w:val="false"/>
                 <w:b w:val="false"/>
                 <w:u w:val="none"/>
@@ -8482,7 +9736,115 @@
             </w:pPr>
             <w:r xmlns:w="http://schemas.openxmlformats.org/wordprocessingml/2006/main" xmlns:wp="http://schemas.openxmlformats.org/drawingml/2006/wordprocessingDrawing" xmlns:r="http://schemas.openxmlformats.org/officeDocument/2006/relationships" xmlns:w14="http://schemas.microsoft.com/office/word/2010/wordml">
               <w:rPr>
-                <w:rFonts w:ascii="Helvetica" w:hAnsi="Helvetica" w:eastAsia="Helvetica" w:cs="Helvetica"/>
+                <w:rFonts w:ascii="Arial" w:hAnsi="Arial" w:eastAsia="Arial" w:cs="Arial"/>
+                <w:i w:val="false"/>
+                <w:b w:val="false"/>
+                <w:u w:val="none"/>
+                <w:strike w:val="false"/>
+                <w:sz w:val="18"/>
+                <w:szCs w:val="18"/>
+                <w:color w:val="000000"/>
+              </w:rPr>
+              <w:t xml:space="preserve">-99</w:t>
+            </w:r>
+          </w:p>
+        </w:tc>
+        <w:tc>
+          <w:tcPr>
+            <w:tcBorders>
+              <w:bottom w:val="single" w:sz="6" w:space="0" w:color="666666"/>
+              <w:top w:val="single" w:sz="6" w:space="0" w:color="666666"/>
+              <w:left w:val="single" w:sz="6" w:space="0" w:color="666666"/>
+              <w:right w:val="single" w:sz="6" w:space="0" w:color="666666"/>
+            </w:tcBorders>
+            <w:shd w:val="clear" w:color="auto" w:fill="FFFFFF"/>
+            <w:tcMar>
+              <w:top w:w="0" w:type="dxa"/>
+              <w:bottom w:w="0" w:type="dxa"/>
+              <w:left w:w="0" w:type="dxa"/>
+              <w:right w:w="0" w:type="dxa"/>
+            </w:tcMar>
+            <w:vAlign w:val="center"/>
+          </w:tcPr>
+          <w:p>
+            <w:pPr>
+              <w:jc w:val="left"/>
+              <w:pBdr>
+                <w:bottom w:val="none" w:sz="0" w:space="0" w:color="000000"/>
+                <w:top w:val="none" w:sz="0" w:space="0" w:color="000000"/>
+                <w:left w:val="none" w:sz="0" w:space="0" w:color="000000"/>
+                <w:right w:val="none" w:sz="0" w:space="0" w:color="000000"/>
+              </w:pBdr>
+              <w:spacing w:after="100" w:before="100" w:line="240"/>
+              <w:ind w:left="100" w:right="100" w:firstLine="0" w:firstLineChars="0"/>
+              <w:rPr>
+                <w:rFonts w:ascii="Arial" w:hAnsi="Arial" w:eastAsia="Arial" w:cs="Arial"/>
+                <w:i w:val="false"/>
+                <w:b w:val="false"/>
+                <w:u w:val="none"/>
+                <w:strike w:val="false"/>
+                <w:sz w:val="18"/>
+                <w:szCs w:val="18"/>
+                <w:color w:val="000000"/>
+              </w:rPr>
+            </w:pPr>
+            <w:r xmlns:w="http://schemas.openxmlformats.org/wordprocessingml/2006/main" xmlns:wp="http://schemas.openxmlformats.org/drawingml/2006/wordprocessingDrawing" xmlns:r="http://schemas.openxmlformats.org/officeDocument/2006/relationships" xmlns:w14="http://schemas.microsoft.com/office/word/2010/wordml">
+              <w:rPr>
+                <w:rFonts w:ascii="Arial" w:hAnsi="Arial" w:eastAsia="Arial" w:cs="Arial"/>
+                <w:i w:val="false"/>
+                <w:b w:val="false"/>
+                <w:u w:val="none"/>
+                <w:strike w:val="false"/>
+                <w:sz w:val="18"/>
+                <w:szCs w:val="18"/>
+                <w:color w:val="000000"/>
+              </w:rPr>
+              <w:t xml:space="preserve">-99</w:t>
+            </w:r>
+          </w:p>
+        </w:tc>
+        <w:tc>
+          <w:tcPr>
+            <w:tcBorders>
+              <w:bottom w:val="single" w:sz="6" w:space="0" w:color="666666"/>
+              <w:top w:val="single" w:sz="6" w:space="0" w:color="666666"/>
+              <w:left w:val="single" w:sz="6" w:space="0" w:color="666666"/>
+              <w:right w:val="single" w:sz="6" w:space="0" w:color="666666"/>
+            </w:tcBorders>
+            <w:shd w:val="clear" w:color="auto" w:fill="FFFFFF"/>
+            <w:tcMar>
+              <w:top w:w="0" w:type="dxa"/>
+              <w:bottom w:w="0" w:type="dxa"/>
+              <w:left w:w="0" w:type="dxa"/>
+              <w:right w:w="0" w:type="dxa"/>
+            </w:tcMar>
+            <w:vAlign w:val="center"/>
+          </w:tcPr>
+          <w:p>
+            <w:pPr>
+              <w:jc w:val="left"/>
+              <w:pBdr>
+                <w:bottom w:val="none" w:sz="0" w:space="0" w:color="000000"/>
+                <w:top w:val="none" w:sz="0" w:space="0" w:color="000000"/>
+                <w:left w:val="none" w:sz="0" w:space="0" w:color="000000"/>
+                <w:right w:val="none" w:sz="0" w:space="0" w:color="000000"/>
+              </w:pBdr>
+              <w:spacing w:after="100" w:before="100" w:line="240"/>
+              <w:ind w:left="100" w:right="100" w:firstLine="0" w:firstLineChars="0"/>
+              <w:rPr>
+                <w:rFonts w:ascii="Arial" w:hAnsi="Arial" w:eastAsia="Arial" w:cs="Arial"/>
+                <w:i w:val="false"/>
+                <w:b w:val="false"/>
+                <w:u w:val="none"/>
+                <w:strike w:val="false"/>
+                <w:sz w:val="18"/>
+                <w:szCs w:val="18"/>
+                <w:color w:val="000000"/>
+              </w:rPr>
+            </w:pPr>
+            <w:r xmlns:w="http://schemas.openxmlformats.org/wordprocessingml/2006/main" xmlns:wp="http://schemas.openxmlformats.org/drawingml/2006/wordprocessingDrawing" xmlns:r="http://schemas.openxmlformats.org/officeDocument/2006/relationships" xmlns:w14="http://schemas.microsoft.com/office/word/2010/wordml">
+              <w:rPr>
+                <w:rFonts w:ascii="Arial" w:hAnsi="Arial" w:eastAsia="Arial" w:cs="Arial"/>
                 <w:i w:val="false"/>
                 <w:b w:val="false"/>
                 <w:u w:val="none"/>
@@ -8529,7 +9891,7 @@
               <w:spacing w:after="100" w:before="100" w:line="240"/>
               <w:ind w:left="100" w:right="100" w:firstLine="0" w:firstLineChars="0"/>
               <w:rPr>
-                <w:rFonts w:ascii="Helvetica" w:hAnsi="Helvetica" w:eastAsia="Helvetica" w:cs="Helvetica"/>
+                <w:rFonts w:ascii="Arial" w:hAnsi="Arial" w:eastAsia="Arial" w:cs="Arial"/>
                 <w:i w:val="false"/>
                 <w:b w:val="false"/>
                 <w:u w:val="none"/>
@@ -8541,7 +9903,7 @@
             </w:pPr>
             <w:r xmlns:w="http://schemas.openxmlformats.org/wordprocessingml/2006/main" xmlns:wp="http://schemas.openxmlformats.org/drawingml/2006/wordprocessingDrawing" xmlns:r="http://schemas.openxmlformats.org/officeDocument/2006/relationships" xmlns:w14="http://schemas.microsoft.com/office/word/2010/wordml">
               <w:rPr>
-                <w:rFonts w:ascii="Helvetica" w:hAnsi="Helvetica" w:eastAsia="Helvetica" w:cs="Helvetica"/>
+                <w:rFonts w:ascii="Arial" w:hAnsi="Arial" w:eastAsia="Arial" w:cs="Arial"/>
                 <w:i w:val="false"/>
                 <w:b w:val="false"/>
                 <w:u w:val="none"/>
@@ -8583,7 +9945,7 @@
               <w:spacing w:after="100" w:before="100" w:line="240"/>
               <w:ind w:left="100" w:right="100" w:firstLine="0" w:firstLineChars="0"/>
               <w:rPr>
-                <w:rFonts w:ascii="Helvetica" w:hAnsi="Helvetica" w:eastAsia="Helvetica" w:cs="Helvetica"/>
+                <w:rFonts w:ascii="Arial" w:hAnsi="Arial" w:eastAsia="Arial" w:cs="Arial"/>
                 <w:i w:val="false"/>
                 <w:b w:val="false"/>
                 <w:u w:val="none"/>
@@ -8595,7 +9957,7 @@
             </w:pPr>
             <w:r xmlns:w="http://schemas.openxmlformats.org/wordprocessingml/2006/main" xmlns:wp="http://schemas.openxmlformats.org/drawingml/2006/wordprocessingDrawing" xmlns:r="http://schemas.openxmlformats.org/officeDocument/2006/relationships" xmlns:w14="http://schemas.microsoft.com/office/word/2010/wordml">
               <w:rPr>
-                <w:rFonts w:ascii="Helvetica" w:hAnsi="Helvetica" w:eastAsia="Helvetica" w:cs="Helvetica"/>
+                <w:rFonts w:ascii="Arial" w:hAnsi="Arial" w:eastAsia="Arial" w:cs="Arial"/>
                 <w:i w:val="false"/>
                 <w:b w:val="false"/>
                 <w:u w:val="none"/>
@@ -8637,7 +9999,7 @@
               <w:spacing w:after="100" w:before="100" w:line="240"/>
               <w:ind w:left="100" w:right="100" w:firstLine="0" w:firstLineChars="0"/>
               <w:rPr>
-                <w:rFonts w:ascii="Helvetica" w:hAnsi="Helvetica" w:eastAsia="Helvetica" w:cs="Helvetica"/>
+                <w:rFonts w:ascii="Arial" w:hAnsi="Arial" w:eastAsia="Arial" w:cs="Arial"/>
                 <w:i w:val="false"/>
                 <w:b w:val="false"/>
                 <w:u w:val="none"/>
@@ -8649,7 +10011,7 @@
             </w:pPr>
             <w:r xmlns:w="http://schemas.openxmlformats.org/wordprocessingml/2006/main" xmlns:wp="http://schemas.openxmlformats.org/drawingml/2006/wordprocessingDrawing" xmlns:r="http://schemas.openxmlformats.org/officeDocument/2006/relationships" xmlns:w14="http://schemas.microsoft.com/office/word/2010/wordml">
               <w:rPr>
-                <w:rFonts w:ascii="Helvetica" w:hAnsi="Helvetica" w:eastAsia="Helvetica" w:cs="Helvetica"/>
+                <w:rFonts w:ascii="Arial" w:hAnsi="Arial" w:eastAsia="Arial" w:cs="Arial"/>
                 <w:i w:val="false"/>
                 <w:b w:val="false"/>
                 <w:u w:val="none"/>
@@ -8691,7 +10053,7 @@
               <w:spacing w:after="100" w:before="100" w:line="240"/>
               <w:ind w:left="100" w:right="100" w:firstLine="0" w:firstLineChars="0"/>
               <w:rPr>
-                <w:rFonts w:ascii="Helvetica" w:hAnsi="Helvetica" w:eastAsia="Helvetica" w:cs="Helvetica"/>
+                <w:rFonts w:ascii="Arial" w:hAnsi="Arial" w:eastAsia="Arial" w:cs="Arial"/>
                 <w:i w:val="false"/>
                 <w:b w:val="false"/>
                 <w:u w:val="none"/>
@@ -8703,7 +10065,115 @@
             </w:pPr>
             <w:r xmlns:w="http://schemas.openxmlformats.org/wordprocessingml/2006/main" xmlns:wp="http://schemas.openxmlformats.org/drawingml/2006/wordprocessingDrawing" xmlns:r="http://schemas.openxmlformats.org/officeDocument/2006/relationships" xmlns:w14="http://schemas.microsoft.com/office/word/2010/wordml">
               <w:rPr>
-                <w:rFonts w:ascii="Helvetica" w:hAnsi="Helvetica" w:eastAsia="Helvetica" w:cs="Helvetica"/>
+                <w:rFonts w:ascii="Arial" w:hAnsi="Arial" w:eastAsia="Arial" w:cs="Arial"/>
+                <w:i w:val="false"/>
+                <w:b w:val="false"/>
+                <w:u w:val="none"/>
+                <w:strike w:val="false"/>
+                <w:sz w:val="18"/>
+                <w:szCs w:val="18"/>
+                <w:color w:val="000000"/>
+              </w:rPr>
+              <w:t xml:space="preserve">-99</w:t>
+            </w:r>
+          </w:p>
+        </w:tc>
+        <w:tc>
+          <w:tcPr>
+            <w:tcBorders>
+              <w:bottom w:val="single" w:sz="6" w:space="0" w:color="666666"/>
+              <w:top w:val="single" w:sz="6" w:space="0" w:color="666666"/>
+              <w:left w:val="single" w:sz="6" w:space="0" w:color="666666"/>
+              <w:right w:val="single" w:sz="6" w:space="0" w:color="666666"/>
+            </w:tcBorders>
+            <w:shd w:val="clear" w:color="auto" w:fill="FFFFFF"/>
+            <w:tcMar>
+              <w:top w:w="0" w:type="dxa"/>
+              <w:bottom w:w="0" w:type="dxa"/>
+              <w:left w:w="0" w:type="dxa"/>
+              <w:right w:w="0" w:type="dxa"/>
+            </w:tcMar>
+            <w:vAlign w:val="center"/>
+          </w:tcPr>
+          <w:p>
+            <w:pPr>
+              <w:jc w:val="left"/>
+              <w:pBdr>
+                <w:bottom w:val="none" w:sz="0" w:space="0" w:color="000000"/>
+                <w:top w:val="none" w:sz="0" w:space="0" w:color="000000"/>
+                <w:left w:val="none" w:sz="0" w:space="0" w:color="000000"/>
+                <w:right w:val="none" w:sz="0" w:space="0" w:color="000000"/>
+              </w:pBdr>
+              <w:spacing w:after="100" w:before="100" w:line="240"/>
+              <w:ind w:left="100" w:right="100" w:firstLine="0" w:firstLineChars="0"/>
+              <w:rPr>
+                <w:rFonts w:ascii="Arial" w:hAnsi="Arial" w:eastAsia="Arial" w:cs="Arial"/>
+                <w:i w:val="false"/>
+                <w:b w:val="false"/>
+                <w:u w:val="none"/>
+                <w:strike w:val="false"/>
+                <w:sz w:val="18"/>
+                <w:szCs w:val="18"/>
+                <w:color w:val="000000"/>
+              </w:rPr>
+            </w:pPr>
+            <w:r xmlns:w="http://schemas.openxmlformats.org/wordprocessingml/2006/main" xmlns:wp="http://schemas.openxmlformats.org/drawingml/2006/wordprocessingDrawing" xmlns:r="http://schemas.openxmlformats.org/officeDocument/2006/relationships" xmlns:w14="http://schemas.microsoft.com/office/word/2010/wordml">
+              <w:rPr>
+                <w:rFonts w:ascii="Arial" w:hAnsi="Arial" w:eastAsia="Arial" w:cs="Arial"/>
+                <w:i w:val="false"/>
+                <w:b w:val="false"/>
+                <w:u w:val="none"/>
+                <w:strike w:val="false"/>
+                <w:sz w:val="18"/>
+                <w:szCs w:val="18"/>
+                <w:color w:val="000000"/>
+              </w:rPr>
+              <w:t xml:space="preserve">-99</w:t>
+            </w:r>
+          </w:p>
+        </w:tc>
+        <w:tc>
+          <w:tcPr>
+            <w:tcBorders>
+              <w:bottom w:val="single" w:sz="6" w:space="0" w:color="666666"/>
+              <w:top w:val="single" w:sz="6" w:space="0" w:color="666666"/>
+              <w:left w:val="single" w:sz="6" w:space="0" w:color="666666"/>
+              <w:right w:val="single" w:sz="6" w:space="0" w:color="666666"/>
+            </w:tcBorders>
+            <w:shd w:val="clear" w:color="auto" w:fill="FFFFFF"/>
+            <w:tcMar>
+              <w:top w:w="0" w:type="dxa"/>
+              <w:bottom w:w="0" w:type="dxa"/>
+              <w:left w:w="0" w:type="dxa"/>
+              <w:right w:w="0" w:type="dxa"/>
+            </w:tcMar>
+            <w:vAlign w:val="center"/>
+          </w:tcPr>
+          <w:p>
+            <w:pPr>
+              <w:jc w:val="left"/>
+              <w:pBdr>
+                <w:bottom w:val="none" w:sz="0" w:space="0" w:color="000000"/>
+                <w:top w:val="none" w:sz="0" w:space="0" w:color="000000"/>
+                <w:left w:val="none" w:sz="0" w:space="0" w:color="000000"/>
+                <w:right w:val="none" w:sz="0" w:space="0" w:color="000000"/>
+              </w:pBdr>
+              <w:spacing w:after="100" w:before="100" w:line="240"/>
+              <w:ind w:left="100" w:right="100" w:firstLine="0" w:firstLineChars="0"/>
+              <w:rPr>
+                <w:rFonts w:ascii="Arial" w:hAnsi="Arial" w:eastAsia="Arial" w:cs="Arial"/>
+                <w:i w:val="false"/>
+                <w:b w:val="false"/>
+                <w:u w:val="none"/>
+                <w:strike w:val="false"/>
+                <w:sz w:val="18"/>
+                <w:szCs w:val="18"/>
+                <w:color w:val="000000"/>
+              </w:rPr>
+            </w:pPr>
+            <w:r xmlns:w="http://schemas.openxmlformats.org/wordprocessingml/2006/main" xmlns:wp="http://schemas.openxmlformats.org/drawingml/2006/wordprocessingDrawing" xmlns:r="http://schemas.openxmlformats.org/officeDocument/2006/relationships" xmlns:w14="http://schemas.microsoft.com/office/word/2010/wordml">
+              <w:rPr>
+                <w:rFonts w:ascii="Arial" w:hAnsi="Arial" w:eastAsia="Arial" w:cs="Arial"/>
                 <w:i w:val="false"/>
                 <w:b w:val="false"/>
                 <w:u w:val="none"/>
@@ -8720,11 +10190,13 @@
     </w:tbl>
     <w:p>
       <w:pPr>
-        <w:pStyle w:val="Compact"/>
+        <w:pStyle w:val="ListParagraph"/>
         <w:numPr>
           <w:ilvl w:val="0"/>
-          <w:numId w:val="1014"/>
+          <w:numId w:val="100"/>
         </w:numPr>
+        <w:spacing w:before="0" w:after="120" w:line="288" w:lineRule="auto"/>
+        <w:widowControl/>
       </w:pPr>
       <w:r>
         <w:rPr>
@@ -8736,11 +10208,13 @@
     </w:p>
     <w:p>
       <w:pPr>
-        <w:pStyle w:val="Compact"/>
+        <w:pStyle w:val="ListParagraph"/>
         <w:numPr>
           <w:ilvl w:val="1"/>
-          <w:numId w:val="1015"/>
+          <w:numId w:val="114"/>
         </w:numPr>
+        <w:spacing w:before="0" w:after="120" w:line="288" w:lineRule="auto"/>
+        <w:widowControl/>
       </w:pPr>
       <w:r>
         <w:t xml:space="preserve">Be sure to check if you got what you want by looking at the variable view &amp; running a frequencies</w:t>
@@ -8748,11 +10222,13 @@
     </w:p>
     <w:p>
       <w:pPr>
-        <w:pStyle w:val="Compact"/>
+        <w:pStyle w:val="ListParagraph"/>
         <w:numPr>
           <w:ilvl w:val="1"/>
-          <w:numId w:val="1015"/>
+          <w:numId w:val="114"/>
         </w:numPr>
+        <w:spacing w:before="0" w:after="120" w:line="288" w:lineRule="auto"/>
+        <w:widowControl/>
       </w:pPr>
       <w:r>
         <w:t xml:space="preserve">Be sure to make Labels and Values for each (mind-numbing at the time, but important later…)</w:t>
@@ -8760,11 +10236,13 @@
     </w:p>
     <w:p>
       <w:pPr>
-        <w:pStyle w:val="Compact"/>
+        <w:pStyle w:val="ListParagraph"/>
         <w:numPr>
           <w:ilvl w:val="0"/>
-          <w:numId w:val="1016"/>
+          <w:numId w:val="112"/>
         </w:numPr>
+        <w:spacing w:before="0" w:after="120" w:line="288" w:lineRule="auto"/>
+        <w:widowControl/>
       </w:pPr>
       <w:r>
         <w:t xml:space="preserve">Make a new variable called</w:t>
@@ -8814,11 +10292,13 @@
     </w:p>
     <w:p>
       <w:pPr>
-        <w:pStyle w:val="Compact"/>
+        <w:pStyle w:val="ListParagraph"/>
         <w:numPr>
           <w:ilvl w:val="0"/>
-          <w:numId w:val="1017"/>
+          <w:numId w:val="112"/>
         </w:numPr>
+        <w:spacing w:before="0" w:after="120" w:line="288" w:lineRule="auto"/>
+        <w:widowControl/>
       </w:pPr>
       <w:r>
         <w:t xml:space="preserve">Make a variable called</w:t>
@@ -8868,11 +10348,13 @@
     </w:p>
     <w:p>
       <w:pPr>
-        <w:pStyle w:val="Compact"/>
+        <w:pStyle w:val="ListParagraph"/>
         <w:numPr>
           <w:ilvl w:val="0"/>
-          <w:numId w:val="1018"/>
+          <w:numId w:val="112"/>
         </w:numPr>
+        <w:spacing w:before="0" w:after="120" w:line="288" w:lineRule="auto"/>
+        <w:widowControl/>
       </w:pPr>
       <w:r>
         <w:t xml:space="preserve">Make a variable called</w:t>
@@ -8922,11 +10404,13 @@
     </w:p>
     <w:p>
       <w:pPr>
-        <w:pStyle w:val="Compact"/>
+        <w:pStyle w:val="ListParagraph"/>
         <w:numPr>
           <w:ilvl w:val="0"/>
-          <w:numId w:val="1019"/>
+          <w:numId w:val="112"/>
         </w:numPr>
+        <w:spacing w:before="0" w:after="120" w:line="288" w:lineRule="auto"/>
+        <w:widowControl/>
       </w:pPr>
       <w:r>
         <w:t xml:space="preserve">Make a variable called</w:t>
@@ -8976,11 +10460,13 @@
     </w:p>
     <w:p>
       <w:pPr>
-        <w:pStyle w:val="Compact"/>
+        <w:pStyle w:val="ListParagraph"/>
         <w:numPr>
           <w:ilvl w:val="0"/>
-          <w:numId w:val="1020"/>
+          <w:numId w:val="112"/>
         </w:numPr>
+        <w:spacing w:before="0" w:after="120" w:line="288" w:lineRule="auto"/>
+        <w:widowControl/>
       </w:pPr>
       <w:r>
         <w:t xml:space="preserve">Select only those cases where there are at least 5 critics scores (using</w:t>
@@ -9000,11 +10486,13 @@
     </w:p>
     <w:p>
       <w:pPr>
-        <w:pStyle w:val="Compact"/>
+        <w:pStyle w:val="ListParagraph"/>
         <w:numPr>
           <w:ilvl w:val="0"/>
-          <w:numId w:val="1021"/>
+          <w:numId w:val="112"/>
         </w:numPr>
+        <w:spacing w:before="0" w:after="120" w:line="288" w:lineRule="auto"/>
+        <w:widowControl/>
       </w:pPr>
       <w:r>
         <w:t xml:space="preserve">Get the mean, std, and SEM for all the</w:t>
@@ -9028,10 +10516,13 @@
     </w:p>
     <w:p>
       <w:pPr>
+        <w:pStyle w:val="ListParagraph"/>
         <w:numPr>
           <w:ilvl w:val="0"/>
-          <w:numId w:val="1022"/>
+          <w:numId w:val="112"/>
         </w:numPr>
+        <w:spacing w:before="0" w:after="120" w:line="288" w:lineRule="auto"/>
+        <w:widowControl/>
       </w:pPr>
       <w:r>
         <w:rPr>
@@ -9061,10 +10552,13 @@
     </w:p>
     <w:p>
       <w:pPr>
+        <w:pStyle w:val="ListParagraph"/>
         <w:numPr>
           <w:ilvl w:val="0"/>
-          <w:numId w:val="1022"/>
+          <w:numId w:val="112"/>
         </w:numPr>
+        <w:spacing w:before="0" w:after="120" w:line="288" w:lineRule="auto"/>
+        <w:widowControl/>
       </w:pPr>
       <w:r>
         <w:rPr>
@@ -9155,7 +10649,7 @@
       <w:tblPr>
         <w:tblLayout w:type="fixed"/>
         <w:jc w:val="center"/>
-        <w:tblLook w:firstRow="1" w:lastRow="0" w:firstColumn="0" w:lastColumn="0" w:noHBand="0" w:noVBand="1"/>
+        <w:tblLook w:firstRow="1" w:lastRow="0" w:firstColumn="0" w:lastColumn="0" w:noHBand="0" w:noVBand="1" w:val="0020"/>
       </w:tblPr>
       <w:tblGrid>
         <w:gridCol w:w="3600"/>
@@ -9196,7 +10690,7 @@
               <w:spacing w:after="60" w:before="60" w:line="240"/>
               <w:ind w:left="100" w:right="100" w:firstLine="0" w:firstLineChars="0"/>
               <w:rPr>
-                <w:rFonts w:ascii="Helvetica" w:hAnsi="Helvetica" w:eastAsia="Helvetica" w:cs="Helvetica"/>
+                <w:rFonts w:ascii="Arial" w:hAnsi="Arial" w:eastAsia="Arial" w:cs="Arial"/>
                 <w:i w:val="true"/>
                 <w:b w:val="false"/>
                 <w:u w:val="none"/>
@@ -9208,7 +10702,7 @@
             </w:pPr>
             <w:r xmlns:w="http://schemas.openxmlformats.org/wordprocessingml/2006/main" xmlns:wp="http://schemas.openxmlformats.org/drawingml/2006/wordprocessingDrawing" xmlns:r="http://schemas.openxmlformats.org/officeDocument/2006/relationships" xmlns:w14="http://schemas.microsoft.com/office/word/2010/wordml">
               <w:rPr>
-                <w:rFonts w:ascii="Helvetica" w:hAnsi="Helvetica" w:eastAsia="Helvetica" w:cs="Helvetica"/>
+                <w:rFonts w:ascii="Arial" w:hAnsi="Arial" w:eastAsia="Arial" w:cs="Arial"/>
                 <w:i w:val="true"/>
                 <w:b w:val="false"/>
                 <w:u w:val="none"/>
@@ -9250,7 +10744,7 @@
               <w:spacing w:after="60" w:before="60" w:line="240"/>
               <w:ind w:left="100" w:right="100" w:firstLine="0" w:firstLineChars="0"/>
               <w:rPr>
-                <w:rFonts w:ascii="Helvetica" w:hAnsi="Helvetica" w:eastAsia="Helvetica" w:cs="Helvetica"/>
+                <w:rFonts w:ascii="Arial" w:hAnsi="Arial" w:eastAsia="Arial" w:cs="Arial"/>
                 <w:i w:val="true"/>
                 <w:b w:val="false"/>
                 <w:u w:val="none"/>
@@ -9262,7 +10756,7 @@
             </w:pPr>
             <w:r xmlns:w="http://schemas.openxmlformats.org/wordprocessingml/2006/main" xmlns:wp="http://schemas.openxmlformats.org/drawingml/2006/wordprocessingDrawing" xmlns:r="http://schemas.openxmlformats.org/officeDocument/2006/relationships" xmlns:w14="http://schemas.microsoft.com/office/word/2010/wordml">
               <w:rPr>
-                <w:rFonts w:ascii="Helvetica" w:hAnsi="Helvetica" w:eastAsia="Helvetica" w:cs="Helvetica"/>
+                <w:rFonts w:ascii="Arial" w:hAnsi="Arial" w:eastAsia="Arial" w:cs="Arial"/>
                 <w:i w:val="true"/>
                 <w:b w:val="false"/>
                 <w:u w:val="none"/>
@@ -9304,7 +10798,7 @@
               <w:spacing w:after="60" w:before="60" w:line="240"/>
               <w:ind w:left="100" w:right="100" w:firstLine="0" w:firstLineChars="0"/>
               <w:rPr>
-                <w:rFonts w:ascii="Helvetica" w:hAnsi="Helvetica" w:eastAsia="Helvetica" w:cs="Helvetica"/>
+                <w:rFonts w:ascii="Arial" w:hAnsi="Arial" w:eastAsia="Arial" w:cs="Arial"/>
                 <w:i w:val="true"/>
                 <w:b w:val="false"/>
                 <w:u w:val="none"/>
@@ -9316,7 +10810,7 @@
             </w:pPr>
             <w:r xmlns:w="http://schemas.openxmlformats.org/wordprocessingml/2006/main" xmlns:wp="http://schemas.openxmlformats.org/drawingml/2006/wordprocessingDrawing" xmlns:r="http://schemas.openxmlformats.org/officeDocument/2006/relationships" xmlns:w14="http://schemas.microsoft.com/office/word/2010/wordml">
               <w:rPr>
-                <w:rFonts w:ascii="Helvetica" w:hAnsi="Helvetica" w:eastAsia="Helvetica" w:cs="Helvetica"/>
+                <w:rFonts w:ascii="Arial" w:hAnsi="Arial" w:eastAsia="Arial" w:cs="Arial"/>
                 <w:i w:val="true"/>
                 <w:b w:val="false"/>
                 <w:u w:val="none"/>
@@ -9363,7 +10857,7 @@
               <w:spacing w:after="60" w:before="60" w:line="240"/>
               <w:ind w:left="100" w:right="100" w:firstLine="0" w:firstLineChars="0"/>
               <w:rPr>
-                <w:rFonts w:ascii="Helvetica" w:hAnsi="Helvetica" w:eastAsia="Helvetica" w:cs="Helvetica"/>
+                <w:rFonts w:ascii="Arial" w:hAnsi="Arial" w:eastAsia="Arial" w:cs="Arial"/>
                 <w:i w:val="false"/>
                 <w:b w:val="false"/>
                 <w:u w:val="none"/>
@@ -9375,7 +10869,7 @@
             </w:pPr>
             <w:r xmlns:w="http://schemas.openxmlformats.org/wordprocessingml/2006/main" xmlns:wp="http://schemas.openxmlformats.org/drawingml/2006/wordprocessingDrawing" xmlns:r="http://schemas.openxmlformats.org/officeDocument/2006/relationships" xmlns:w14="http://schemas.microsoft.com/office/word/2010/wordml">
               <w:rPr>
-                <w:rFonts w:ascii="Helvetica" w:hAnsi="Helvetica" w:eastAsia="Helvetica" w:cs="Helvetica"/>
+                <w:rFonts w:ascii="Arial" w:hAnsi="Arial" w:eastAsia="Arial" w:cs="Arial"/>
                 <w:i w:val="false"/>
                 <w:b w:val="false"/>
                 <w:u w:val="none"/>
@@ -9417,7 +10911,7 @@
               <w:spacing w:after="60" w:before="60" w:line="240"/>
               <w:ind w:left="100" w:right="100" w:firstLine="0" w:firstLineChars="0"/>
               <w:rPr>
-                <w:rFonts w:ascii="Helvetica" w:hAnsi="Helvetica" w:eastAsia="Helvetica" w:cs="Helvetica"/>
+                <w:rFonts w:ascii="Arial" w:hAnsi="Arial" w:eastAsia="Arial" w:cs="Arial"/>
                 <w:i w:val="false"/>
                 <w:b w:val="false"/>
                 <w:u w:val="none"/>
@@ -9429,7 +10923,7 @@
             </w:pPr>
             <w:r xmlns:w="http://schemas.openxmlformats.org/wordprocessingml/2006/main" xmlns:wp="http://schemas.openxmlformats.org/drawingml/2006/wordprocessingDrawing" xmlns:r="http://schemas.openxmlformats.org/officeDocument/2006/relationships" xmlns:w14="http://schemas.microsoft.com/office/word/2010/wordml">
               <w:rPr>
-                <w:rFonts w:ascii="Helvetica" w:hAnsi="Helvetica" w:eastAsia="Helvetica" w:cs="Helvetica"/>
+                <w:rFonts w:ascii="Arial" w:hAnsi="Arial" w:eastAsia="Arial" w:cs="Arial"/>
                 <w:i w:val="false"/>
                 <w:b w:val="false"/>
                 <w:u w:val="none"/>
@@ -9471,7 +10965,7 @@
               <w:spacing w:after="60" w:before="60" w:line="240"/>
               <w:ind w:left="100" w:right="100" w:firstLine="0" w:firstLineChars="0"/>
               <w:rPr>
-                <w:rFonts w:ascii="Helvetica" w:hAnsi="Helvetica" w:eastAsia="Helvetica" w:cs="Helvetica"/>
+                <w:rFonts w:ascii="Arial" w:hAnsi="Arial" w:eastAsia="Arial" w:cs="Arial"/>
                 <w:i w:val="false"/>
                 <w:b w:val="false"/>
                 <w:u w:val="none"/>
@@ -9483,7 +10977,7 @@
             </w:pPr>
             <w:r xmlns:w="http://schemas.openxmlformats.org/wordprocessingml/2006/main" xmlns:wp="http://schemas.openxmlformats.org/drawingml/2006/wordprocessingDrawing" xmlns:r="http://schemas.openxmlformats.org/officeDocument/2006/relationships" xmlns:w14="http://schemas.microsoft.com/office/word/2010/wordml">
               <w:rPr>
-                <w:rFonts w:ascii="Helvetica" w:hAnsi="Helvetica" w:eastAsia="Helvetica" w:cs="Helvetica"/>
+                <w:rFonts w:ascii="Arial" w:hAnsi="Arial" w:eastAsia="Arial" w:cs="Arial"/>
                 <w:i w:val="false"/>
                 <w:b w:val="false"/>
                 <w:u w:val="none"/>
@@ -9530,7 +11024,7 @@
               <w:spacing w:after="60" w:before="60" w:line="240"/>
               <w:ind w:left="100" w:right="100" w:firstLine="0" w:firstLineChars="0"/>
               <w:rPr>
-                <w:rFonts w:ascii="Helvetica" w:hAnsi="Helvetica" w:eastAsia="Helvetica" w:cs="Helvetica"/>
+                <w:rFonts w:ascii="Arial" w:hAnsi="Arial" w:eastAsia="Arial" w:cs="Arial"/>
                 <w:i w:val="false"/>
                 <w:b w:val="false"/>
                 <w:u w:val="none"/>
@@ -9542,7 +11036,7 @@
             </w:pPr>
             <w:r xmlns:w="http://schemas.openxmlformats.org/wordprocessingml/2006/main" xmlns:wp="http://schemas.openxmlformats.org/drawingml/2006/wordprocessingDrawing" xmlns:r="http://schemas.openxmlformats.org/officeDocument/2006/relationships" xmlns:w14="http://schemas.microsoft.com/office/word/2010/wordml">
               <w:rPr>
-                <w:rFonts w:ascii="Helvetica" w:hAnsi="Helvetica" w:eastAsia="Helvetica" w:cs="Helvetica"/>
+                <w:rFonts w:ascii="Arial" w:hAnsi="Arial" w:eastAsia="Arial" w:cs="Arial"/>
                 <w:i w:val="false"/>
                 <w:b w:val="false"/>
                 <w:u w:val="none"/>
@@ -9584,7 +11078,7 @@
               <w:spacing w:after="60" w:before="60" w:line="240"/>
               <w:ind w:left="100" w:right="100" w:firstLine="0" w:firstLineChars="0"/>
               <w:rPr>
-                <w:rFonts w:ascii="Helvetica" w:hAnsi="Helvetica" w:eastAsia="Helvetica" w:cs="Helvetica"/>
+                <w:rFonts w:ascii="Arial" w:hAnsi="Arial" w:eastAsia="Arial" w:cs="Arial"/>
                 <w:i w:val="false"/>
                 <w:b w:val="false"/>
                 <w:u w:val="none"/>
@@ -9596,7 +11090,7 @@
             </w:pPr>
             <w:r xmlns:w="http://schemas.openxmlformats.org/wordprocessingml/2006/main" xmlns:wp="http://schemas.openxmlformats.org/drawingml/2006/wordprocessingDrawing" xmlns:r="http://schemas.openxmlformats.org/officeDocument/2006/relationships" xmlns:w14="http://schemas.microsoft.com/office/word/2010/wordml">
               <w:rPr>
-                <w:rFonts w:ascii="Helvetica" w:hAnsi="Helvetica" w:eastAsia="Helvetica" w:cs="Helvetica"/>
+                <w:rFonts w:ascii="Arial" w:hAnsi="Arial" w:eastAsia="Arial" w:cs="Arial"/>
                 <w:i w:val="false"/>
                 <w:b w:val="false"/>
                 <w:u w:val="none"/>
@@ -9638,7 +11132,7 @@
               <w:spacing w:after="60" w:before="60" w:line="240"/>
               <w:ind w:left="100" w:right="100" w:firstLine="0" w:firstLineChars="0"/>
               <w:rPr>
-                <w:rFonts w:ascii="Helvetica" w:hAnsi="Helvetica" w:eastAsia="Helvetica" w:cs="Helvetica"/>
+                <w:rFonts w:ascii="Arial" w:hAnsi="Arial" w:eastAsia="Arial" w:cs="Arial"/>
                 <w:i w:val="false"/>
                 <w:b w:val="false"/>
                 <w:u w:val="none"/>
@@ -9650,7 +11144,7 @@
             </w:pPr>
             <w:r xmlns:w="http://schemas.openxmlformats.org/wordprocessingml/2006/main" xmlns:wp="http://schemas.openxmlformats.org/drawingml/2006/wordprocessingDrawing" xmlns:r="http://schemas.openxmlformats.org/officeDocument/2006/relationships" xmlns:w14="http://schemas.microsoft.com/office/word/2010/wordml">
               <w:rPr>
-                <w:rFonts w:ascii="Helvetica" w:hAnsi="Helvetica" w:eastAsia="Helvetica" w:cs="Helvetica"/>
+                <w:rFonts w:ascii="Arial" w:hAnsi="Arial" w:eastAsia="Arial" w:cs="Arial"/>
                 <w:i w:val="false"/>
                 <w:b w:val="false"/>
                 <w:u w:val="none"/>
@@ -9697,7 +11191,7 @@
               <w:spacing w:after="60" w:before="60" w:line="240"/>
               <w:ind w:left="100" w:right="100" w:firstLine="0" w:firstLineChars="0"/>
               <w:rPr>
-                <w:rFonts w:ascii="Helvetica" w:hAnsi="Helvetica" w:eastAsia="Helvetica" w:cs="Helvetica"/>
+                <w:rFonts w:ascii="Arial" w:hAnsi="Arial" w:eastAsia="Arial" w:cs="Arial"/>
                 <w:i w:val="false"/>
                 <w:b w:val="false"/>
                 <w:u w:val="none"/>
@@ -9709,7 +11203,7 @@
             </w:pPr>
             <w:r xmlns:w="http://schemas.openxmlformats.org/wordprocessingml/2006/main" xmlns:wp="http://schemas.openxmlformats.org/drawingml/2006/wordprocessingDrawing" xmlns:r="http://schemas.openxmlformats.org/officeDocument/2006/relationships" xmlns:w14="http://schemas.microsoft.com/office/word/2010/wordml">
               <w:rPr>
-                <w:rFonts w:ascii="Helvetica" w:hAnsi="Helvetica" w:eastAsia="Helvetica" w:cs="Helvetica"/>
+                <w:rFonts w:ascii="Arial" w:hAnsi="Arial" w:eastAsia="Arial" w:cs="Arial"/>
                 <w:i w:val="false"/>
                 <w:b w:val="false"/>
                 <w:u w:val="none"/>
@@ -9751,7 +11245,7 @@
               <w:spacing w:after="60" w:before="60" w:line="240"/>
               <w:ind w:left="100" w:right="100" w:firstLine="0" w:firstLineChars="0"/>
               <w:rPr>
-                <w:rFonts w:ascii="Helvetica" w:hAnsi="Helvetica" w:eastAsia="Helvetica" w:cs="Helvetica"/>
+                <w:rFonts w:ascii="Arial" w:hAnsi="Arial" w:eastAsia="Arial" w:cs="Arial"/>
                 <w:i w:val="false"/>
                 <w:b w:val="false"/>
                 <w:u w:val="none"/>
@@ -9763,7 +11257,7 @@
             </w:pPr>
             <w:r xmlns:w="http://schemas.openxmlformats.org/wordprocessingml/2006/main" xmlns:wp="http://schemas.openxmlformats.org/drawingml/2006/wordprocessingDrawing" xmlns:r="http://schemas.openxmlformats.org/officeDocument/2006/relationships" xmlns:w14="http://schemas.microsoft.com/office/word/2010/wordml">
               <w:rPr>
-                <w:rFonts w:ascii="Helvetica" w:hAnsi="Helvetica" w:eastAsia="Helvetica" w:cs="Helvetica"/>
+                <w:rFonts w:ascii="Arial" w:hAnsi="Arial" w:eastAsia="Arial" w:cs="Arial"/>
                 <w:i w:val="false"/>
                 <w:b w:val="false"/>
                 <w:u w:val="none"/>
@@ -9805,7 +11299,7 @@
               <w:spacing w:after="60" w:before="60" w:line="240"/>
               <w:ind w:left="100" w:right="100" w:firstLine="0" w:firstLineChars="0"/>
               <w:rPr>
-                <w:rFonts w:ascii="Helvetica" w:hAnsi="Helvetica" w:eastAsia="Helvetica" w:cs="Helvetica"/>
+                <w:rFonts w:ascii="Arial" w:hAnsi="Arial" w:eastAsia="Arial" w:cs="Arial"/>
                 <w:i w:val="false"/>
                 <w:b w:val="false"/>
                 <w:u w:val="none"/>
@@ -9817,7 +11311,7 @@
             </w:pPr>
             <w:r xmlns:w="http://schemas.openxmlformats.org/wordprocessingml/2006/main" xmlns:wp="http://schemas.openxmlformats.org/drawingml/2006/wordprocessingDrawing" xmlns:r="http://schemas.openxmlformats.org/officeDocument/2006/relationships" xmlns:w14="http://schemas.microsoft.com/office/word/2010/wordml">
               <w:rPr>
-                <w:rFonts w:ascii="Helvetica" w:hAnsi="Helvetica" w:eastAsia="Helvetica" w:cs="Helvetica"/>
+                <w:rFonts w:ascii="Arial" w:hAnsi="Arial" w:eastAsia="Arial" w:cs="Arial"/>
                 <w:i w:val="false"/>
                 <w:b w:val="false"/>
                 <w:u w:val="none"/>
@@ -9864,7 +11358,7 @@
               <w:spacing w:after="60" w:before="60" w:line="240"/>
               <w:ind w:left="100" w:right="100" w:firstLine="0" w:firstLineChars="0"/>
               <w:rPr>
-                <w:rFonts w:ascii="Helvetica" w:hAnsi="Helvetica" w:eastAsia="Helvetica" w:cs="Helvetica"/>
+                <w:rFonts w:ascii="Arial" w:hAnsi="Arial" w:eastAsia="Arial" w:cs="Arial"/>
                 <w:i w:val="false"/>
                 <w:b w:val="false"/>
                 <w:u w:val="none"/>
@@ -9876,7 +11370,7 @@
             </w:pPr>
             <w:r xmlns:w="http://schemas.openxmlformats.org/wordprocessingml/2006/main" xmlns:wp="http://schemas.openxmlformats.org/drawingml/2006/wordprocessingDrawing" xmlns:r="http://schemas.openxmlformats.org/officeDocument/2006/relationships" xmlns:w14="http://schemas.microsoft.com/office/word/2010/wordml">
               <w:rPr>
-                <w:rFonts w:ascii="Helvetica" w:hAnsi="Helvetica" w:eastAsia="Helvetica" w:cs="Helvetica"/>
+                <w:rFonts w:ascii="Arial" w:hAnsi="Arial" w:eastAsia="Arial" w:cs="Arial"/>
                 <w:i w:val="false"/>
                 <w:b w:val="false"/>
                 <w:u w:val="none"/>
@@ -9918,7 +11412,7 @@
               <w:spacing w:after="60" w:before="60" w:line="240"/>
               <w:ind w:left="100" w:right="100" w:firstLine="0" w:firstLineChars="0"/>
               <w:rPr>
-                <w:rFonts w:ascii="Helvetica" w:hAnsi="Helvetica" w:eastAsia="Helvetica" w:cs="Helvetica"/>
+                <w:rFonts w:ascii="Arial" w:hAnsi="Arial" w:eastAsia="Arial" w:cs="Arial"/>
                 <w:i w:val="false"/>
                 <w:b w:val="false"/>
                 <w:u w:val="none"/>
@@ -9930,7 +11424,7 @@
             </w:pPr>
             <w:r xmlns:w="http://schemas.openxmlformats.org/wordprocessingml/2006/main" xmlns:wp="http://schemas.openxmlformats.org/drawingml/2006/wordprocessingDrawing" xmlns:r="http://schemas.openxmlformats.org/officeDocument/2006/relationships" xmlns:w14="http://schemas.microsoft.com/office/word/2010/wordml">
               <w:rPr>
-                <w:rFonts w:ascii="Helvetica" w:hAnsi="Helvetica" w:eastAsia="Helvetica" w:cs="Helvetica"/>
+                <w:rFonts w:ascii="Arial" w:hAnsi="Arial" w:eastAsia="Arial" w:cs="Arial"/>
                 <w:i w:val="false"/>
                 <w:b w:val="false"/>
                 <w:u w:val="none"/>
@@ -9972,7 +11466,7 @@
               <w:spacing w:after="60" w:before="60" w:line="240"/>
               <w:ind w:left="100" w:right="100" w:firstLine="0" w:firstLineChars="0"/>
               <w:rPr>
-                <w:rFonts w:ascii="Helvetica" w:hAnsi="Helvetica" w:eastAsia="Helvetica" w:cs="Helvetica"/>
+                <w:rFonts w:ascii="Arial" w:hAnsi="Arial" w:eastAsia="Arial" w:cs="Arial"/>
                 <w:i w:val="false"/>
                 <w:b w:val="false"/>
                 <w:u w:val="none"/>
@@ -9984,7 +11478,7 @@
             </w:pPr>
             <w:r xmlns:w="http://schemas.openxmlformats.org/wordprocessingml/2006/main" xmlns:wp="http://schemas.openxmlformats.org/drawingml/2006/wordprocessingDrawing" xmlns:r="http://schemas.openxmlformats.org/officeDocument/2006/relationships" xmlns:w14="http://schemas.microsoft.com/office/word/2010/wordml">
               <w:rPr>
-                <w:rFonts w:ascii="Helvetica" w:hAnsi="Helvetica" w:eastAsia="Helvetica" w:cs="Helvetica"/>
+                <w:rFonts w:ascii="Arial" w:hAnsi="Arial" w:eastAsia="Arial" w:cs="Arial"/>
                 <w:i w:val="false"/>
                 <w:b w:val="false"/>
                 <w:u w:val="none"/>
@@ -10031,7 +11525,7 @@
               <w:spacing w:after="60" w:before="60" w:line="240"/>
               <w:ind w:left="100" w:right="100" w:firstLine="0" w:firstLineChars="0"/>
               <w:rPr>
-                <w:rFonts w:ascii="Helvetica" w:hAnsi="Helvetica" w:eastAsia="Helvetica" w:cs="Helvetica"/>
+                <w:rFonts w:ascii="Arial" w:hAnsi="Arial" w:eastAsia="Arial" w:cs="Arial"/>
                 <w:i w:val="false"/>
                 <w:b w:val="false"/>
                 <w:u w:val="none"/>
@@ -10043,7 +11537,7 @@
             </w:pPr>
             <w:r xmlns:w="http://schemas.openxmlformats.org/wordprocessingml/2006/main" xmlns:wp="http://schemas.openxmlformats.org/drawingml/2006/wordprocessingDrawing" xmlns:r="http://schemas.openxmlformats.org/officeDocument/2006/relationships" xmlns:w14="http://schemas.microsoft.com/office/word/2010/wordml">
               <w:rPr>
-                <w:rFonts w:ascii="Helvetica" w:hAnsi="Helvetica" w:eastAsia="Helvetica" w:cs="Helvetica"/>
+                <w:rFonts w:ascii="Arial" w:hAnsi="Arial" w:eastAsia="Arial" w:cs="Arial"/>
                 <w:i w:val="false"/>
                 <w:b w:val="false"/>
                 <w:u w:val="none"/>
@@ -10085,7 +11579,7 @@
               <w:spacing w:after="60" w:before="60" w:line="240"/>
               <w:ind w:left="100" w:right="100" w:firstLine="0" w:firstLineChars="0"/>
               <w:rPr>
-                <w:rFonts w:ascii="Helvetica" w:hAnsi="Helvetica" w:eastAsia="Helvetica" w:cs="Helvetica"/>
+                <w:rFonts w:ascii="Arial" w:hAnsi="Arial" w:eastAsia="Arial" w:cs="Arial"/>
                 <w:i w:val="false"/>
                 <w:b w:val="false"/>
                 <w:u w:val="none"/>
@@ -10097,7 +11591,7 @@
             </w:pPr>
             <w:r xmlns:w="http://schemas.openxmlformats.org/wordprocessingml/2006/main" xmlns:wp="http://schemas.openxmlformats.org/drawingml/2006/wordprocessingDrawing" xmlns:r="http://schemas.openxmlformats.org/officeDocument/2006/relationships" xmlns:w14="http://schemas.microsoft.com/office/word/2010/wordml">
               <w:rPr>
-                <w:rFonts w:ascii="Helvetica" w:hAnsi="Helvetica" w:eastAsia="Helvetica" w:cs="Helvetica"/>
+                <w:rFonts w:ascii="Arial" w:hAnsi="Arial" w:eastAsia="Arial" w:cs="Arial"/>
                 <w:i w:val="false"/>
                 <w:b w:val="false"/>
                 <w:u w:val="none"/>
@@ -10139,7 +11633,7 @@
               <w:spacing w:after="60" w:before="60" w:line="240"/>
               <w:ind w:left="100" w:right="100" w:firstLine="0" w:firstLineChars="0"/>
               <w:rPr>
-                <w:rFonts w:ascii="Helvetica" w:hAnsi="Helvetica" w:eastAsia="Helvetica" w:cs="Helvetica"/>
+                <w:rFonts w:ascii="Arial" w:hAnsi="Arial" w:eastAsia="Arial" w:cs="Arial"/>
                 <w:i w:val="false"/>
                 <w:b w:val="false"/>
                 <w:u w:val="none"/>
@@ -10151,7 +11645,7 @@
             </w:pPr>
             <w:r xmlns:w="http://schemas.openxmlformats.org/wordprocessingml/2006/main" xmlns:wp="http://schemas.openxmlformats.org/drawingml/2006/wordprocessingDrawing" xmlns:r="http://schemas.openxmlformats.org/officeDocument/2006/relationships" xmlns:w14="http://schemas.microsoft.com/office/word/2010/wordml">
               <w:rPr>
-                <w:rFonts w:ascii="Helvetica" w:hAnsi="Helvetica" w:eastAsia="Helvetica" w:cs="Helvetica"/>
+                <w:rFonts w:ascii="Arial" w:hAnsi="Arial" w:eastAsia="Arial" w:cs="Arial"/>
                 <w:i w:val="false"/>
                 <w:b w:val="false"/>
                 <w:u w:val="none"/>
@@ -10198,7 +11692,7 @@
               <w:spacing w:after="60" w:before="60" w:line="240"/>
               <w:ind w:left="100" w:right="100" w:firstLine="0" w:firstLineChars="0"/>
               <w:rPr>
-                <w:rFonts w:ascii="Helvetica" w:hAnsi="Helvetica" w:eastAsia="Helvetica" w:cs="Helvetica"/>
+                <w:rFonts w:ascii="Arial" w:hAnsi="Arial" w:eastAsia="Arial" w:cs="Arial"/>
                 <w:i w:val="false"/>
                 <w:b w:val="false"/>
                 <w:u w:val="none"/>
@@ -10210,7 +11704,7 @@
             </w:pPr>
             <w:r xmlns:w="http://schemas.openxmlformats.org/wordprocessingml/2006/main" xmlns:wp="http://schemas.openxmlformats.org/drawingml/2006/wordprocessingDrawing" xmlns:r="http://schemas.openxmlformats.org/officeDocument/2006/relationships" xmlns:w14="http://schemas.microsoft.com/office/word/2010/wordml">
               <w:rPr>
-                <w:rFonts w:ascii="Helvetica" w:hAnsi="Helvetica" w:eastAsia="Helvetica" w:cs="Helvetica"/>
+                <w:rFonts w:ascii="Arial" w:hAnsi="Arial" w:eastAsia="Arial" w:cs="Arial"/>
                 <w:i w:val="false"/>
                 <w:b w:val="false"/>
                 <w:u w:val="none"/>
@@ -10252,7 +11746,7 @@
               <w:spacing w:after="60" w:before="60" w:line="240"/>
               <w:ind w:left="100" w:right="100" w:firstLine="0" w:firstLineChars="0"/>
               <w:rPr>
-                <w:rFonts w:ascii="Helvetica" w:hAnsi="Helvetica" w:eastAsia="Helvetica" w:cs="Helvetica"/>
+                <w:rFonts w:ascii="Arial" w:hAnsi="Arial" w:eastAsia="Arial" w:cs="Arial"/>
                 <w:i w:val="false"/>
                 <w:b w:val="false"/>
                 <w:u w:val="none"/>
@@ -10264,7 +11758,7 @@
             </w:pPr>
             <w:r xmlns:w="http://schemas.openxmlformats.org/wordprocessingml/2006/main" xmlns:wp="http://schemas.openxmlformats.org/drawingml/2006/wordprocessingDrawing" xmlns:r="http://schemas.openxmlformats.org/officeDocument/2006/relationships" xmlns:w14="http://schemas.microsoft.com/office/word/2010/wordml">
               <w:rPr>
-                <w:rFonts w:ascii="Helvetica" w:hAnsi="Helvetica" w:eastAsia="Helvetica" w:cs="Helvetica"/>
+                <w:rFonts w:ascii="Arial" w:hAnsi="Arial" w:eastAsia="Arial" w:cs="Arial"/>
                 <w:i w:val="false"/>
                 <w:b w:val="false"/>
                 <w:u w:val="none"/>
@@ -10306,7 +11800,7 @@
               <w:spacing w:after="60" w:before="60" w:line="240"/>
               <w:ind w:left="100" w:right="100" w:firstLine="0" w:firstLineChars="0"/>
               <w:rPr>
-                <w:rFonts w:ascii="Helvetica" w:hAnsi="Helvetica" w:eastAsia="Helvetica" w:cs="Helvetica"/>
+                <w:rFonts w:ascii="Arial" w:hAnsi="Arial" w:eastAsia="Arial" w:cs="Arial"/>
                 <w:i w:val="false"/>
                 <w:b w:val="false"/>
                 <w:u w:val="none"/>
@@ -10318,7 +11812,7 @@
             </w:pPr>
             <w:r xmlns:w="http://schemas.openxmlformats.org/wordprocessingml/2006/main" xmlns:wp="http://schemas.openxmlformats.org/drawingml/2006/wordprocessingDrawing" xmlns:r="http://schemas.openxmlformats.org/officeDocument/2006/relationships" xmlns:w14="http://schemas.microsoft.com/office/word/2010/wordml">
               <w:rPr>
-                <w:rFonts w:ascii="Helvetica" w:hAnsi="Helvetica" w:eastAsia="Helvetica" w:cs="Helvetica"/>
+                <w:rFonts w:ascii="Arial" w:hAnsi="Arial" w:eastAsia="Arial" w:cs="Arial"/>
                 <w:i w:val="false"/>
                 <w:b w:val="false"/>
                 <w:u w:val="none"/>
@@ -10365,7 +11859,7 @@
               <w:spacing w:after="60" w:before="60" w:line="240"/>
               <w:ind w:left="100" w:right="100" w:firstLine="0" w:firstLineChars="0"/>
               <w:rPr>
-                <w:rFonts w:ascii="Helvetica" w:hAnsi="Helvetica" w:eastAsia="Helvetica" w:cs="Helvetica"/>
+                <w:rFonts w:ascii="Arial" w:hAnsi="Arial" w:eastAsia="Arial" w:cs="Arial"/>
                 <w:i w:val="false"/>
                 <w:b w:val="false"/>
                 <w:u w:val="none"/>
@@ -10377,7 +11871,7 @@
             </w:pPr>
             <w:r xmlns:w="http://schemas.openxmlformats.org/wordprocessingml/2006/main" xmlns:wp="http://schemas.openxmlformats.org/drawingml/2006/wordprocessingDrawing" xmlns:r="http://schemas.openxmlformats.org/officeDocument/2006/relationships" xmlns:w14="http://schemas.microsoft.com/office/word/2010/wordml">
               <w:rPr>
-                <w:rFonts w:ascii="Helvetica" w:hAnsi="Helvetica" w:eastAsia="Helvetica" w:cs="Helvetica"/>
+                <w:rFonts w:ascii="Arial" w:hAnsi="Arial" w:eastAsia="Arial" w:cs="Arial"/>
                 <w:i w:val="false"/>
                 <w:b w:val="false"/>
                 <w:u w:val="none"/>
@@ -10419,7 +11913,7 @@
               <w:spacing w:after="60" w:before="60" w:line="240"/>
               <w:ind w:left="100" w:right="100" w:firstLine="0" w:firstLineChars="0"/>
               <w:rPr>
-                <w:rFonts w:ascii="Helvetica" w:hAnsi="Helvetica" w:eastAsia="Helvetica" w:cs="Helvetica"/>
+                <w:rFonts w:ascii="Arial" w:hAnsi="Arial" w:eastAsia="Arial" w:cs="Arial"/>
                 <w:i w:val="false"/>
                 <w:b w:val="false"/>
                 <w:u w:val="none"/>
@@ -10431,7 +11925,7 @@
             </w:pPr>
             <w:r xmlns:w="http://schemas.openxmlformats.org/wordprocessingml/2006/main" xmlns:wp="http://schemas.openxmlformats.org/drawingml/2006/wordprocessingDrawing" xmlns:r="http://schemas.openxmlformats.org/officeDocument/2006/relationships" xmlns:w14="http://schemas.microsoft.com/office/word/2010/wordml">
               <w:rPr>
-                <w:rFonts w:ascii="Helvetica" w:hAnsi="Helvetica" w:eastAsia="Helvetica" w:cs="Helvetica"/>
+                <w:rFonts w:ascii="Arial" w:hAnsi="Arial" w:eastAsia="Arial" w:cs="Arial"/>
                 <w:i w:val="false"/>
                 <w:b w:val="false"/>
                 <w:u w:val="none"/>
@@ -10473,7 +11967,7 @@
               <w:spacing w:after="60" w:before="60" w:line="240"/>
               <w:ind w:left="100" w:right="100" w:firstLine="0" w:firstLineChars="0"/>
               <w:rPr>
-                <w:rFonts w:ascii="Helvetica" w:hAnsi="Helvetica" w:eastAsia="Helvetica" w:cs="Helvetica"/>
+                <w:rFonts w:ascii="Arial" w:hAnsi="Arial" w:eastAsia="Arial" w:cs="Arial"/>
                 <w:i w:val="false"/>
                 <w:b w:val="false"/>
                 <w:u w:val="none"/>
@@ -10485,7 +11979,7 @@
             </w:pPr>
             <w:r xmlns:w="http://schemas.openxmlformats.org/wordprocessingml/2006/main" xmlns:wp="http://schemas.openxmlformats.org/drawingml/2006/wordprocessingDrawing" xmlns:r="http://schemas.openxmlformats.org/officeDocument/2006/relationships" xmlns:w14="http://schemas.microsoft.com/office/word/2010/wordml">
               <w:rPr>
-                <w:rFonts w:ascii="Helvetica" w:hAnsi="Helvetica" w:eastAsia="Helvetica" w:cs="Helvetica"/>
+                <w:rFonts w:ascii="Arial" w:hAnsi="Arial" w:eastAsia="Arial" w:cs="Arial"/>
                 <w:i w:val="false"/>
                 <w:b w:val="false"/>
                 <w:u w:val="none"/>
@@ -10532,7 +12026,7 @@
               <w:spacing w:after="60" w:before="60" w:line="240"/>
               <w:ind w:left="100" w:right="100" w:firstLine="0" w:firstLineChars="0"/>
               <w:rPr>
-                <w:rFonts w:ascii="Helvetica" w:hAnsi="Helvetica" w:eastAsia="Helvetica" w:cs="Helvetica"/>
+                <w:rFonts w:ascii="Arial" w:hAnsi="Arial" w:eastAsia="Arial" w:cs="Arial"/>
                 <w:i w:val="false"/>
                 <w:b w:val="false"/>
                 <w:u w:val="none"/>
@@ -10544,7 +12038,7 @@
             </w:pPr>
             <w:r xmlns:w="http://schemas.openxmlformats.org/wordprocessingml/2006/main" xmlns:wp="http://schemas.openxmlformats.org/drawingml/2006/wordprocessingDrawing" xmlns:r="http://schemas.openxmlformats.org/officeDocument/2006/relationships" xmlns:w14="http://schemas.microsoft.com/office/word/2010/wordml">
               <w:rPr>
-                <w:rFonts w:ascii="Helvetica" w:hAnsi="Helvetica" w:eastAsia="Helvetica" w:cs="Helvetica"/>
+                <w:rFonts w:ascii="Arial" w:hAnsi="Arial" w:eastAsia="Arial" w:cs="Arial"/>
                 <w:i w:val="false"/>
                 <w:b w:val="false"/>
                 <w:u w:val="none"/>
@@ -10586,7 +12080,7 @@
               <w:spacing w:after="60" w:before="60" w:line="240"/>
               <w:ind w:left="100" w:right="100" w:firstLine="0" w:firstLineChars="0"/>
               <w:rPr>
-                <w:rFonts w:ascii="Helvetica" w:hAnsi="Helvetica" w:eastAsia="Helvetica" w:cs="Helvetica"/>
+                <w:rFonts w:ascii="Arial" w:hAnsi="Arial" w:eastAsia="Arial" w:cs="Arial"/>
                 <w:i w:val="false"/>
                 <w:b w:val="false"/>
                 <w:u w:val="none"/>
@@ -10598,7 +12092,7 @@
             </w:pPr>
             <w:r xmlns:w="http://schemas.openxmlformats.org/wordprocessingml/2006/main" xmlns:wp="http://schemas.openxmlformats.org/drawingml/2006/wordprocessingDrawing" xmlns:r="http://schemas.openxmlformats.org/officeDocument/2006/relationships" xmlns:w14="http://schemas.microsoft.com/office/word/2010/wordml">
               <w:rPr>
-                <w:rFonts w:ascii="Helvetica" w:hAnsi="Helvetica" w:eastAsia="Helvetica" w:cs="Helvetica"/>
+                <w:rFonts w:ascii="Arial" w:hAnsi="Arial" w:eastAsia="Arial" w:cs="Arial"/>
                 <w:i w:val="false"/>
                 <w:b w:val="false"/>
                 <w:u w:val="none"/>
@@ -10640,7 +12134,7 @@
               <w:spacing w:after="60" w:before="60" w:line="240"/>
               <w:ind w:left="100" w:right="100" w:firstLine="0" w:firstLineChars="0"/>
               <w:rPr>
-                <w:rFonts w:ascii="Helvetica" w:hAnsi="Helvetica" w:eastAsia="Helvetica" w:cs="Helvetica"/>
+                <w:rFonts w:ascii="Arial" w:hAnsi="Arial" w:eastAsia="Arial" w:cs="Arial"/>
                 <w:i w:val="false"/>
                 <w:b w:val="false"/>
                 <w:u w:val="none"/>
@@ -10652,7 +12146,7 @@
             </w:pPr>
             <w:r xmlns:w="http://schemas.openxmlformats.org/wordprocessingml/2006/main" xmlns:wp="http://schemas.openxmlformats.org/drawingml/2006/wordprocessingDrawing" xmlns:r="http://schemas.openxmlformats.org/officeDocument/2006/relationships" xmlns:w14="http://schemas.microsoft.com/office/word/2010/wordml">
               <w:rPr>
-                <w:rFonts w:ascii="Helvetica" w:hAnsi="Helvetica" w:eastAsia="Helvetica" w:cs="Helvetica"/>
+                <w:rFonts w:ascii="Arial" w:hAnsi="Arial" w:eastAsia="Arial" w:cs="Arial"/>
                 <w:i w:val="false"/>
                 <w:b w:val="false"/>
                 <w:u w:val="none"/>
@@ -10699,7 +12193,7 @@
               <w:spacing w:after="60" w:before="60" w:line="240"/>
               <w:ind w:left="100" w:right="100" w:firstLine="0" w:firstLineChars="0"/>
               <w:rPr>
-                <w:rFonts w:ascii="Helvetica" w:hAnsi="Helvetica" w:eastAsia="Helvetica" w:cs="Helvetica"/>
+                <w:rFonts w:ascii="Arial" w:hAnsi="Arial" w:eastAsia="Arial" w:cs="Arial"/>
                 <w:i w:val="false"/>
                 <w:b w:val="false"/>
                 <w:u w:val="none"/>
@@ -10711,7 +12205,7 @@
             </w:pPr>
             <w:r xmlns:w="http://schemas.openxmlformats.org/wordprocessingml/2006/main" xmlns:wp="http://schemas.openxmlformats.org/drawingml/2006/wordprocessingDrawing" xmlns:r="http://schemas.openxmlformats.org/officeDocument/2006/relationships" xmlns:w14="http://schemas.microsoft.com/office/word/2010/wordml">
               <w:rPr>
-                <w:rFonts w:ascii="Helvetica" w:hAnsi="Helvetica" w:eastAsia="Helvetica" w:cs="Helvetica"/>
+                <w:rFonts w:ascii="Arial" w:hAnsi="Arial" w:eastAsia="Arial" w:cs="Arial"/>
                 <w:i w:val="false"/>
                 <w:b w:val="false"/>
                 <w:u w:val="none"/>
@@ -10753,7 +12247,7 @@
               <w:spacing w:after="60" w:before="60" w:line="240"/>
               <w:ind w:left="100" w:right="100" w:firstLine="0" w:firstLineChars="0"/>
               <w:rPr>
-                <w:rFonts w:ascii="Helvetica" w:hAnsi="Helvetica" w:eastAsia="Helvetica" w:cs="Helvetica"/>
+                <w:rFonts w:ascii="Arial" w:hAnsi="Arial" w:eastAsia="Arial" w:cs="Arial"/>
                 <w:i w:val="false"/>
                 <w:b w:val="false"/>
                 <w:u w:val="none"/>
@@ -10765,7 +12259,7 @@
             </w:pPr>
             <w:r xmlns:w="http://schemas.openxmlformats.org/wordprocessingml/2006/main" xmlns:wp="http://schemas.openxmlformats.org/drawingml/2006/wordprocessingDrawing" xmlns:r="http://schemas.openxmlformats.org/officeDocument/2006/relationships" xmlns:w14="http://schemas.microsoft.com/office/word/2010/wordml">
               <w:rPr>
-                <w:rFonts w:ascii="Helvetica" w:hAnsi="Helvetica" w:eastAsia="Helvetica" w:cs="Helvetica"/>
+                <w:rFonts w:ascii="Arial" w:hAnsi="Arial" w:eastAsia="Arial" w:cs="Arial"/>
                 <w:i w:val="false"/>
                 <w:b w:val="false"/>
                 <w:u w:val="none"/>
@@ -10807,7 +12301,7 @@
               <w:spacing w:after="60" w:before="60" w:line="240"/>
               <w:ind w:left="100" w:right="100" w:firstLine="0" w:firstLineChars="0"/>
               <w:rPr>
-                <w:rFonts w:ascii="Helvetica" w:hAnsi="Helvetica" w:eastAsia="Helvetica" w:cs="Helvetica"/>
+                <w:rFonts w:ascii="Arial" w:hAnsi="Arial" w:eastAsia="Arial" w:cs="Arial"/>
                 <w:i w:val="false"/>
                 <w:b w:val="false"/>
                 <w:u w:val="none"/>
@@ -10819,7 +12313,7 @@
             </w:pPr>
             <w:r xmlns:w="http://schemas.openxmlformats.org/wordprocessingml/2006/main" xmlns:wp="http://schemas.openxmlformats.org/drawingml/2006/wordprocessingDrawing" xmlns:r="http://schemas.openxmlformats.org/officeDocument/2006/relationships" xmlns:w14="http://schemas.microsoft.com/office/word/2010/wordml">
               <w:rPr>
-                <w:rFonts w:ascii="Helvetica" w:hAnsi="Helvetica" w:eastAsia="Helvetica" w:cs="Helvetica"/>
+                <w:rFonts w:ascii="Arial" w:hAnsi="Arial" w:eastAsia="Arial" w:cs="Arial"/>
                 <w:i w:val="false"/>
                 <w:b w:val="false"/>
                 <w:u w:val="none"/>
@@ -10867,7 +12361,7 @@
               <w:spacing w:after="100" w:before="100" w:line="240"/>
               <w:ind w:left="100" w:right="100" w:firstLine="0" w:firstLineChars="0"/>
               <w:rPr>
-                <w:rFonts w:ascii="Helvetica" w:hAnsi="Helvetica" w:eastAsia="Helvetica" w:cs="Helvetica"/>
+                <w:rFonts w:ascii="Arial" w:hAnsi="Arial" w:eastAsia="Arial" w:cs="Arial"/>
                 <w:i w:val="true"/>
                 <w:b w:val="false"/>
                 <w:u w:val="none"/>
@@ -10879,7 +12373,7 @@
             </w:pPr>
             <w:r xmlns:w="http://schemas.openxmlformats.org/wordprocessingml/2006/main" xmlns:wp="http://schemas.openxmlformats.org/drawingml/2006/wordprocessingDrawing" xmlns:r="http://schemas.openxmlformats.org/officeDocument/2006/relationships" xmlns:w14="http://schemas.microsoft.com/office/word/2010/wordml">
               <w:rPr>
-                <w:rFonts w:ascii="Helvetica" w:hAnsi="Helvetica" w:eastAsia="Helvetica" w:cs="Helvetica"/>
+                <w:rFonts w:ascii="Arial" w:hAnsi="Arial" w:eastAsia="Arial" w:cs="Arial"/>
                 <w:i w:val="true"/>
                 <w:b w:val="false"/>
                 <w:u w:val="none"/>
@@ -10896,11 +12390,13 @@
     </w:tbl>
     <w:p>
       <w:pPr>
-        <w:pStyle w:val="Compact"/>
+        <w:pStyle w:val="ListParagraph"/>
         <w:numPr>
           <w:ilvl w:val="0"/>
-          <w:numId w:val="1023"/>
+          <w:numId w:val="112"/>
         </w:numPr>
+        <w:spacing w:before="0" w:after="120" w:line="288" w:lineRule="auto"/>
+        <w:widowControl/>
       </w:pPr>
       <w:r>
         <w:rPr>
@@ -10986,6 +12482,7 @@
     <w:p>
       <w:pPr>
         <w:pStyle w:val="Heading2"/>
+        <w:keepNext/>
       </w:pPr>
       <w:r>
         <w:t xml:space="preserve">Homework Checkers</w:t>
@@ -10996,9 +12493,7 @@
         <w:pStyle w:val="AnswerBox"/>
       </w:pPr>
       <w:r>
-        <w:rPr>
-          <w:rStyle w:val="VerbatimChar"/>
-        </w:rPr>
+        <w:rPr/>
         <w:t xml:space="preserve">Paste Homework Checkers screenshots here</w:t>
       </w:r>
       <w:r>
@@ -11025,394 +12520,112 @@
 </file>
 
 <file path=word/footer1.xml><?xml version="1.0" encoding="utf-8"?>
-<w:ftr xmlns:wpc="http://schemas.microsoft.com/office/word/2010/wordprocessingCanvas" xmlns:cx="http://schemas.microsoft.com/office/drawing/2014/chartex" xmlns:cx1="http://schemas.microsoft.com/office/drawing/2015/9/8/chartex" xmlns:cx2="http://schemas.microsoft.com/office/drawing/2015/10/21/chartex" xmlns:cx3="http://schemas.microsoft.com/office/drawing/2016/5/9/chartex" xmlns:cx4="http://schemas.microsoft.com/office/drawing/2016/5/10/chartex" xmlns:cx5="http://schemas.microsoft.com/office/drawing/2016/5/11/chartex" xmlns:cx6="http://schemas.microsoft.com/office/drawing/2016/5/12/chartex" xmlns:cx7="http://schemas.microsoft.com/office/drawing/2016/5/13/chartex" xmlns:cx8="http://schemas.microsoft.com/office/drawing/2016/5/14/chartex" xmlns:mc="http://schemas.openxmlformats.org/markup-compatibility/2006" xmlns:aink="http://schemas.microsoft.com/office/drawing/2016/ink" xmlns:am3d="http://schemas.microsoft.com/office/drawing/2017/model3d" xmlns:o="urn:schemas-microsoft-com:office:office" xmlns:oel="http://schemas.microsoft.com/office/2019/extlst" xmlns:r="http://schemas.openxmlformats.org/officeDocument/2006/relationships" xmlns:m="http://schemas.openxmlformats.org/officeDocument/2006/math" xmlns:v="urn:schemas-microsoft-com:vml" xmlns:wp14="http://schemas.microsoft.com/office/word/2010/wordprocessingDrawing" xmlns:wp="http://schemas.openxmlformats.org/drawingml/2006/wordprocessingDrawing" xmlns:w10="urn:schemas-microsoft-com:office:word" xmlns:w="http://schemas.openxmlformats.org/wordprocessingml/2006/main" xmlns:w14="http://schemas.microsoft.com/office/word/2010/wordml" xmlns:w15="http://schemas.microsoft.com/office/word/2012/wordml" xmlns:w16cex="http://schemas.microsoft.com/office/word/2018/wordml/cex" xmlns:w16cid="http://schemas.microsoft.com/office/word/2016/wordml/cid" xmlns:w16="http://schemas.microsoft.com/office/word/2018/wordml" xmlns:w16du="http://schemas.microsoft.com/office/word/2023/wordml/word16du" xmlns:w16sdtdh="http://schemas.microsoft.com/office/word/2020/wordml/sdtdatahash" xmlns:w16sdtfl="http://schemas.microsoft.com/office/word/2024/wordml/sdtformatlock" xmlns:w16se="http://schemas.microsoft.com/office/word/2015/wordml/symex" xmlns:wpg="http://schemas.microsoft.com/office/word/2010/wordprocessingGroup" xmlns:wpi="http://schemas.microsoft.com/office/word/2010/wordprocessingInk" xmlns:wne="http://schemas.microsoft.com/office/word/2006/wordml" xmlns:wps="http://schemas.microsoft.com/office/word/2010/wordprocessingShape" mc:Ignorable="w14 w15 w16se w16cid w16 w16cex w16sdtdh w16sdtfl w16du wp14">
-  <w:sdt>
-    <w:sdtPr>
-      <w:rPr>
-        <w:rStyle w:val="PageNumber"/>
-      </w:rPr>
-      <w:id w:val="-1602941162"/>
-      <w:docPartObj>
-        <w:docPartGallery w:val="Page Numbers (Bottom of Page)"/>
-        <w:docPartUnique/>
-      </w:docPartObj>
-    </w:sdtPr>
-    <w:sdtContent>
-      <w:p>
-        <w:pPr>
-          <w:pStyle w:val="Footer"/>
-          <w:framePr w:wrap="none" w:vAnchor="text" w:hAnchor="margin" w:y="1"/>
-          <w:rPr>
-            <w:rStyle w:val="PageNumber"/>
-          </w:rPr>
-        </w:pPr>
-        <w:r>
-          <w:rPr>
-            <w:rStyle w:val="PageNumber"/>
-          </w:rPr>
-          <w:fldChar w:fldCharType="begin"/>
-        </w:r>
-        <w:r>
-          <w:rPr>
-            <w:rStyle w:val="PageNumber"/>
-          </w:rPr>
-          <w:instrText xml:space="preserve"> PAGE </w:instrText>
-        </w:r>
-        <w:r>
-          <w:rPr>
-            <w:rStyle w:val="PageNumber"/>
-          </w:rPr>
-          <w:fldChar w:fldCharType="separate"/>
-        </w:r>
-        <w:r>
-          <w:rPr>
-            <w:rStyle w:val="PageNumber"/>
-            <w:noProof/>
-          </w:rPr>
-          <w:t>1</w:t>
-        </w:r>
-        <w:r>
-          <w:rPr>
-            <w:rStyle w:val="PageNumber"/>
-          </w:rPr>
-          <w:fldChar w:fldCharType="end"/>
-        </w:r>
-      </w:p>
-    </w:sdtContent>
-  </w:sdt>
-  <w:sdt>
-    <w:sdtPr>
-      <w:rPr>
-        <w:rStyle w:val="PageNumber"/>
-      </w:rPr>
-      <w:id w:val="-145356932"/>
-      <w:docPartObj>
-        <w:docPartGallery w:val="Page Numbers (Bottom of Page)"/>
-        <w:docPartUnique/>
-      </w:docPartObj>
-    </w:sdtPr>
-    <w:sdtContent>
-      <w:p>
-        <w:pPr>
-          <w:pStyle w:val="Footer"/>
-          <w:framePr w:wrap="none" w:vAnchor="text" w:hAnchor="margin" w:y="1"/>
-          <w:ind w:right="360" w:firstLine="360"/>
-          <w:rPr>
-            <w:rStyle w:val="PageNumber"/>
-          </w:rPr>
-        </w:pPr>
-        <w:r>
-          <w:rPr>
-            <w:rStyle w:val="PageNumber"/>
-          </w:rPr>
-          <w:fldChar w:fldCharType="begin"/>
-        </w:r>
-        <w:r>
-          <w:rPr>
-            <w:rStyle w:val="PageNumber"/>
-          </w:rPr>
-          <w:instrText xml:space="preserve"> PAGE </w:instrText>
-        </w:r>
-        <w:r>
-          <w:rPr>
-            <w:rStyle w:val="PageNumber"/>
-          </w:rPr>
-          <w:fldChar w:fldCharType="separate"/>
-        </w:r>
-        <w:r>
-          <w:rPr>
-            <w:rStyle w:val="PageNumber"/>
-            <w:noProof/>
-          </w:rPr>
-          <w:t>1</w:t>
-        </w:r>
-        <w:r>
-          <w:rPr>
-            <w:rStyle w:val="PageNumber"/>
-          </w:rPr>
-          <w:fldChar w:fldCharType="end"/>
-        </w:r>
-      </w:p>
-    </w:sdtContent>
-  </w:sdt>
+<w:ftr xmlns:w="http://schemas.openxmlformats.org/wordprocessingml/2006/main">
   <w:p>
     <w:pPr>
       <w:pStyle w:val="Footer"/>
-      <w:ind w:right="360" w:firstLine="360"/>
+      <w:tabs>
+        <w:tab w:val="center" w:pos="4680"/>
+        <w:tab w:val="right" w:pos="9360"/>
+      </w:tabs>
+      <w:pBdr>
+        <w:top w:val="single" w:sz="8" w:space="4" w:color="000000"/>
+      </w:pBdr>
+      <w:spacing w:before="0" w:after="0" w:line="220" w:lineRule="auto"/>
     </w:pPr>
+    <w:r>
+      <w:tab/>
+    </w:r>
+    <w:r>
+      <w:rPr>
+        <w:rFonts w:ascii="Arial" w:hAnsi="Arial"/>
+        <w:b/>
+        <w:color w:val="C8102E"/>
+        <w:spacing w:val="12"/>
+        <w:sz w:val="18"/>
+        <w:szCs w:val="18"/>
+      </w:rPr>
+      <w:t>NEBRASKA</w:t>
+    </w:r>
+    <w:r>
+      <w:tab/>
+    </w:r>
+    <w:r>
+      <w:t xml:space="preserve">- </w:t>
+    </w:r>
+    <w:r>
+      <w:fldChar w:fldCharType="begin"/>
+    </w:r>
+    <w:r>
+      <w:instrText xml:space="preserve"> PAGE </w:instrText>
+    </w:r>
+    <w:r>
+      <w:fldChar w:fldCharType="separate"/>
+    </w:r>
+    <w:r>
+      <w:t>1</w:t>
+    </w:r>
+    <w:r>
+      <w:fldChar w:fldCharType="end"/>
+    </w:r>
+    <w:r>
+      <w:t xml:space="preserve"> -</w:t>
+    </w:r>
   </w:p>
 </w:ftr>
 </file>
 
 <file path=word/footer2.xml><?xml version="1.0" encoding="utf-8"?>
-<w:ftr xmlns:wpc="http://schemas.microsoft.com/office/word/2010/wordprocessingCanvas" xmlns:cx="http://schemas.microsoft.com/office/drawing/2014/chartex" xmlns:cx1="http://schemas.microsoft.com/office/drawing/2015/9/8/chartex" xmlns:cx2="http://schemas.microsoft.com/office/drawing/2015/10/21/chartex" xmlns:cx3="http://schemas.microsoft.com/office/drawing/2016/5/9/chartex" xmlns:cx4="http://schemas.microsoft.com/office/drawing/2016/5/10/chartex" xmlns:cx5="http://schemas.microsoft.com/office/drawing/2016/5/11/chartex" xmlns:cx6="http://schemas.microsoft.com/office/drawing/2016/5/12/chartex" xmlns:cx7="http://schemas.microsoft.com/office/drawing/2016/5/13/chartex" xmlns:cx8="http://schemas.microsoft.com/office/drawing/2016/5/14/chartex" xmlns:mc="http://schemas.openxmlformats.org/markup-compatibility/2006" xmlns:aink="http://schemas.microsoft.com/office/drawing/2016/ink" xmlns:am3d="http://schemas.microsoft.com/office/drawing/2017/model3d" xmlns:o="urn:schemas-microsoft-com:office:office" xmlns:oel="http://schemas.microsoft.com/office/2019/extlst" xmlns:r="http://schemas.openxmlformats.org/officeDocument/2006/relationships" xmlns:m="http://schemas.openxmlformats.org/officeDocument/2006/math" xmlns:v="urn:schemas-microsoft-com:vml" xmlns:wp14="http://schemas.microsoft.com/office/word/2010/wordprocessingDrawing" xmlns:wp="http://schemas.openxmlformats.org/drawingml/2006/wordprocessingDrawing" xmlns:w10="urn:schemas-microsoft-com:office:word" xmlns:w="http://schemas.openxmlformats.org/wordprocessingml/2006/main" xmlns:w14="http://schemas.microsoft.com/office/word/2010/wordml" xmlns:w15="http://schemas.microsoft.com/office/word/2012/wordml" xmlns:w16cex="http://schemas.microsoft.com/office/word/2018/wordml/cex" xmlns:w16cid="http://schemas.microsoft.com/office/word/2016/wordml/cid" xmlns:w16="http://schemas.microsoft.com/office/word/2018/wordml" xmlns:w16du="http://schemas.microsoft.com/office/word/2023/wordml/word16du" xmlns:w16sdtdh="http://schemas.microsoft.com/office/word/2020/wordml/sdtdatahash" xmlns:w16sdtfl="http://schemas.microsoft.com/office/word/2024/wordml/sdtformatlock" xmlns:w16se="http://schemas.microsoft.com/office/word/2015/wordml/symex" xmlns:wpg="http://schemas.microsoft.com/office/word/2010/wordprocessingGroup" xmlns:wpi="http://schemas.microsoft.com/office/word/2010/wordprocessingInk" xmlns:wne="http://schemas.microsoft.com/office/word/2006/wordml" xmlns:wps="http://schemas.microsoft.com/office/word/2010/wordprocessingShape" mc:Ignorable="w14 w15 w16se w16cid w16 w16cex w16sdtdh w16sdtfl w16du wp14">
-  <w:sdt>
-    <w:sdtPr>
-      <w:rPr>
-        <w:rStyle w:val="PageNumber"/>
-      </w:rPr>
-      <w:id w:val="-398136938"/>
-      <w:docPartObj>
-        <w:docPartGallery w:val="Page Numbers (Bottom of Page)"/>
-        <w:docPartUnique/>
-      </w:docPartObj>
-    </w:sdtPr>
-    <w:sdtContent>
-      <w:p>
-        <w:pPr>
-          <w:pStyle w:val="Footer"/>
-          <w:framePr w:wrap="none" w:vAnchor="text" w:hAnchor="margin" w:y="1"/>
-          <w:rPr>
-            <w:rStyle w:val="PageNumber"/>
-          </w:rPr>
-        </w:pPr>
-        <w:r>
-          <w:rPr>
-            <w:rStyle w:val="PageNumber"/>
-          </w:rPr>
-          <w:fldChar w:fldCharType="begin"/>
-        </w:r>
-        <w:r>
-          <w:rPr>
-            <w:rStyle w:val="PageNumber"/>
-          </w:rPr>
-          <w:instrText xml:space="preserve"> PAGE </w:instrText>
-        </w:r>
-        <w:r>
-          <w:rPr>
-            <w:rStyle w:val="PageNumber"/>
-          </w:rPr>
-          <w:fldChar w:fldCharType="separate"/>
-        </w:r>
-        <w:r>
-          <w:rPr>
-            <w:rStyle w:val="PageNumber"/>
-            <w:noProof/>
-          </w:rPr>
-          <w:t>- 1 -</w:t>
-        </w:r>
-        <w:r>
-          <w:rPr>
-            <w:rStyle w:val="PageNumber"/>
-          </w:rPr>
-          <w:fldChar w:fldCharType="end"/>
-        </w:r>
-      </w:p>
-    </w:sdtContent>
-  </w:sdt>
+<w:ftr xmlns:w="http://schemas.openxmlformats.org/wordprocessingml/2006/main">
   <w:p>
     <w:pPr>
       <w:pStyle w:val="Footer"/>
-      <w:ind w:right="360" w:firstLine="360"/>
+      <w:tabs>
+        <w:tab w:val="center" w:pos="4680"/>
+        <w:tab w:val="right" w:pos="9360"/>
+      </w:tabs>
+      <w:pBdr>
+        <w:top w:val="single" w:sz="8" w:space="4" w:color="000000"/>
+      </w:pBdr>
+      <w:spacing w:before="0" w:after="0" w:line="220" w:lineRule="auto"/>
     </w:pPr>
     <w:r>
-      <w:rPr>
-        <w:noProof/>
-      </w:rPr>
-      <w:drawing>
-        <wp:anchor distT="0" distB="0" distL="114300" distR="114300" simplePos="0" relativeHeight="251658240" behindDoc="1" locked="0" layoutInCell="1" allowOverlap="1" wp14:anchorId="3C4A1701" wp14:editId="7E49379E">
-          <wp:simplePos x="0" y="0"/>
-          <wp:positionH relativeFrom="column">
-            <wp:posOffset>5567347</wp:posOffset>
-          </wp:positionH>
-          <wp:positionV relativeFrom="paragraph">
-            <wp:posOffset>112459</wp:posOffset>
-          </wp:positionV>
-          <wp:extent cx="891515" cy="378020"/>
-          <wp:effectExtent l="0" t="0" r="0" b="3175"/>
-          <wp:wrapNone/>
-          <wp:docPr id="724861626" name="Picture 2" descr="A black line and the text NEBRASKA in red. "/>
-          <wp:cNvGraphicFramePr>
-            <a:graphicFrameLocks xmlns:a="http://schemas.openxmlformats.org/drawingml/2006/main" noChangeAspect="1"/>
-          </wp:cNvGraphicFramePr>
-          <a:graphic xmlns:a="http://schemas.openxmlformats.org/drawingml/2006/main">
-            <a:graphicData uri="http://schemas.openxmlformats.org/drawingml/2006/picture">
-              <pic:pic xmlns:pic="http://schemas.openxmlformats.org/drawingml/2006/picture">
-                <pic:nvPicPr>
-                  <pic:cNvPr id="724861626" name="Picture 2" descr="A black line and the text NEBRASKA in red. "/>
-                  <pic:cNvPicPr>
-                    <a:picLocks noChangeAspect="1"/>
-                  </pic:cNvPicPr>
-                </pic:nvPicPr>
-                <pic:blipFill rotWithShape="1">
-                  <a:blip r:embed="rId1">
-                    <a:extLst>
-                      <a:ext uri="{28A0092B-C50C-407E-A947-70E740481C1C}">
-                        <a14:useLocalDpi xmlns:a14="http://schemas.microsoft.com/office/drawing/2010/main" val="0"/>
-                      </a:ext>
-                    </a:extLst>
-                  </a:blip>
-                  <a:srcRect l="67772" r="9300"/>
-                  <a:stretch>
-                    <a:fillRect/>
-                  </a:stretch>
-                </pic:blipFill>
-                <pic:spPr bwMode="auto">
-                  <a:xfrm>
-                    <a:off x="0" y="0"/>
-                    <a:ext cx="891515" cy="378020"/>
-                  </a:xfrm>
-                  <a:prstGeom prst="rect">
-                    <a:avLst/>
-                  </a:prstGeom>
-                  <a:ln>
-                    <a:noFill/>
-                  </a:ln>
-                  <a:extLst>
-                    <a:ext uri="{53640926-AAD7-44D8-BBD7-CCE9431645EC}">
-                      <a14:shadowObscured xmlns:a14="http://schemas.microsoft.com/office/drawing/2010/main"/>
-                    </a:ext>
-                  </a:extLst>
-                </pic:spPr>
-              </pic:pic>
-            </a:graphicData>
-          </a:graphic>
-          <wp14:sizeRelH relativeFrom="margin">
-            <wp14:pctWidth>0</wp14:pctWidth>
-          </wp14:sizeRelH>
-          <wp14:sizeRelV relativeFrom="margin">
-            <wp14:pctHeight>0</wp14:pctHeight>
-          </wp14:sizeRelV>
-        </wp:anchor>
-      </w:drawing>
+      <w:tab/>
     </w:r>
     <w:r>
       <w:rPr>
-        <w:noProof/>
-      </w:rPr>
-      <mc:AlternateContent>
-        <mc:Choice Requires="wps">
-          <w:drawing>
-            <wp:anchor distT="0" distB="0" distL="114300" distR="114300" simplePos="0" relativeHeight="251669504" behindDoc="1" locked="0" layoutInCell="1" allowOverlap="1" wp14:anchorId="21D6F732" wp14:editId="54604F3B">
-              <wp:simplePos x="0" y="0"/>
-              <wp:positionH relativeFrom="column">
-                <wp:posOffset>-914400</wp:posOffset>
-              </wp:positionH>
-              <wp:positionV relativeFrom="paragraph">
-                <wp:posOffset>83816</wp:posOffset>
-              </wp:positionV>
-              <wp:extent cx="847991" cy="0"/>
-              <wp:effectExtent l="0" t="12700" r="28575" b="25400"/>
-              <wp:wrapNone/>
-              <wp:docPr id="1138935457" name="Straight Connector 1">
-                <ns0:decorative xmlns:ns0="http://schemas.microsoft.com/office/drawing/2017/decorative" val="1"/>
-              </wp:docPr>
-              <wp:cNvGraphicFramePr/>
-              <a:graphic xmlns:a="http://schemas.openxmlformats.org/drawingml/2006/main">
-                <a:graphicData uri="http://schemas.microsoft.com/office/word/2010/wordprocessingShape">
-                  <wps:wsp>
-                    <wps:cNvCnPr/>
-                    <wps:spPr>
-                      <a:xfrm>
-                        <a:off x="0" y="0"/>
-                        <a:ext cx="847991" cy="0"/>
-                      </a:xfrm>
-                      <a:prstGeom prst="line">
-                        <a:avLst/>
-                      </a:prstGeom>
-                      <a:ln w="38100"/>
-                    </wps:spPr>
-                    <wps:style>
-                      <a:lnRef idx="3">
-                        <a:schemeClr val="dk1"/>
-                      </a:lnRef>
-                      <a:fillRef idx="0">
-                        <a:schemeClr val="dk1"/>
-                      </a:fillRef>
-                      <a:effectRef idx="2">
-                        <a:schemeClr val="dk1"/>
-                      </a:effectRef>
-                      <a:fontRef idx="minor">
-                        <a:schemeClr val="tx1"/>
-                      </a:fontRef>
-                    </wps:style>
-                    <wps:bodyPr/>
-                  </wps:wsp>
-                </a:graphicData>
-              </a:graphic>
-              <wp14:sizeRelH relativeFrom="margin">
-                <wp14:pctWidth>0</wp14:pctWidth>
-              </wp14:sizeRelH>
-              <wp14:sizeRelV relativeFrom="margin">
-                <wp14:pctHeight>0</wp14:pctHeight>
-              </wp14:sizeRelV>
-            </wp:anchor>
-          </w:drawing>
-        </mc:Choice>
-        <mc:Fallback>
-          <w:pict>
-            <v:line w14:anchorId="48B09629" id="Straight Connector 1" o:spid="_x0000_s1026" style="position:absolute;z-index:-251646976;visibility:visible;mso-wrap-style:square;mso-width-percent:0;mso-height-percent:0;mso-wrap-distance-left:9pt;mso-wrap-distance-top:0;mso-wrap-distance-right:9pt;mso-wrap-distance-bottom:0;mso-position-horizontal:absolute;mso-position-horizontal-relative:text;mso-position-vertical:absolute;mso-position-vertical-relative:text;mso-width-percent:0;mso-height-percent:0;mso-width-relative:margin;mso-height-relative:margin" from="-1in,6.6pt" to="-5.25pt,6.6pt" o:gfxdata="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" strokecolor="black [3200]" strokeweight="3pt">
-              <v:stroke joinstyle="miter"/>
-            </v:line>
-          </w:pict>
-        </mc:Fallback>
-      </mc:AlternateContent>
+        <w:rFonts w:ascii="Arial" w:hAnsi="Arial"/>
+        <w:b/>
+        <w:color w:val="C8102E"/>
+        <w:spacing w:val="12"/>
+        <w:sz w:val="18"/>
+        <w:szCs w:val="18"/>
+      </w:rPr>
+      <w:t>NEBRASKA</w:t>
     </w:r>
     <w:r>
-      <w:rPr>
-        <w:noProof/>
-      </w:rPr>
-      <mc:AlternateContent>
-        <mc:Choice Requires="wps">
-          <w:drawing>
-            <wp:anchor distT="0" distB="0" distL="114300" distR="114300" simplePos="0" relativeHeight="251667456" behindDoc="1" locked="0" layoutInCell="1" allowOverlap="1" wp14:anchorId="6DB231D0" wp14:editId="68302D1D">
-              <wp:simplePos x="0" y="0"/>
-              <wp:positionH relativeFrom="column">
-                <wp:posOffset>143034</wp:posOffset>
-              </wp:positionH>
-              <wp:positionV relativeFrom="paragraph">
-                <wp:posOffset>84217</wp:posOffset>
-              </wp:positionV>
-              <wp:extent cx="7010400" cy="0"/>
-              <wp:effectExtent l="0" t="12700" r="25400" b="25400"/>
-              <wp:wrapNone/>
-              <wp:docPr id="1705665425" name="Straight Connector 1">
-                <ns1:decorative xmlns:ns1="http://schemas.microsoft.com/office/drawing/2017/decorative" val="1"/>
-              </wp:docPr>
-              <wp:cNvGraphicFramePr/>
-              <a:graphic xmlns:a="http://schemas.openxmlformats.org/drawingml/2006/main">
-                <a:graphicData uri="http://schemas.microsoft.com/office/word/2010/wordprocessingShape">
-                  <wps:wsp>
-                    <wps:cNvCnPr/>
-                    <wps:spPr>
-                      <a:xfrm>
-                        <a:off x="0" y="0"/>
-                        <a:ext cx="7010400" cy="0"/>
-                      </a:xfrm>
-                      <a:prstGeom prst="line">
-                        <a:avLst/>
-                      </a:prstGeom>
-                      <a:ln w="38100"/>
-                    </wps:spPr>
-                    <wps:style>
-                      <a:lnRef idx="3">
-                        <a:schemeClr val="dk1"/>
-                      </a:lnRef>
-                      <a:fillRef idx="0">
-                        <a:schemeClr val="dk1"/>
-                      </a:fillRef>
-                      <a:effectRef idx="2">
-                        <a:schemeClr val="dk1"/>
-                      </a:effectRef>
-                      <a:fontRef idx="minor">
-                        <a:schemeClr val="tx1"/>
-                      </a:fontRef>
-                    </wps:style>
-                    <wps:bodyPr/>
-                  </wps:wsp>
-                </a:graphicData>
-              </a:graphic>
-            </wp:anchor>
-          </w:drawing>
-        </mc:Choice>
-        <mc:Fallback>
-          <w:pict>
-            <v:line w14:anchorId="145E04E9" id="Straight Connector 1" o:spid="_x0000_s1026" style="position:absolute;z-index:-251649024;visibility:visible;mso-wrap-style:square;mso-wrap-distance-left:9pt;mso-wrap-distance-top:0;mso-wrap-distance-right:9pt;mso-wrap-distance-bottom:0;mso-position-horizontal:absolute;mso-position-horizontal-relative:text;mso-position-vertical:absolute;mso-position-vertical-relative:text" from="11.25pt,6.65pt" to="563.25pt,6.65pt" o:gfxdata="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" strokecolor="black [3200]" strokeweight="3pt">
-              <v:stroke joinstyle="miter"/>
-            </v:line>
-          </w:pict>
-        </mc:Fallback>
-      </mc:AlternateContent>
+      <w:tab/>
+    </w:r>
+    <w:r>
+      <w:t xml:space="preserve">- </w:t>
+    </w:r>
+    <w:r>
+      <w:fldChar w:fldCharType="begin"/>
+    </w:r>
+    <w:r>
+      <w:instrText xml:space="preserve"> PAGE </w:instrText>
+    </w:r>
+    <w:r>
+      <w:fldChar w:fldCharType="separate"/>
+    </w:r>
+    <w:r>
+      <w:t>1</w:t>
+    </w:r>
+    <w:r>
+      <w:fldChar w:fldCharType="end"/>
+    </w:r>
+    <w:r>
+      <w:t xml:space="preserve"> -</w:t>
     </w:r>
   </w:p>
 </w:ftr>
@@ -11438,216 +12651,120 @@
 </file>
 
 <file path=word/header1.xml><?xml version="1.0" encoding="utf-8"?>
-<w:hdr xmlns:adec="http://schemas.microsoft.com/office/drawing/2017/decorative" xmlns:wpc="http://schemas.microsoft.com/office/word/2010/wordprocessingCanvas" xmlns:cx="http://schemas.microsoft.com/office/drawing/2014/chartex" xmlns:cx1="http://schemas.microsoft.com/office/drawing/2015/9/8/chartex" xmlns:cx2="http://schemas.microsoft.com/office/drawing/2015/10/21/chartex" xmlns:cx3="http://schemas.microsoft.com/office/drawing/2016/5/9/chartex" xmlns:cx4="http://schemas.microsoft.com/office/drawing/2016/5/10/chartex" xmlns:cx5="http://schemas.microsoft.com/office/drawing/2016/5/11/chartex" xmlns:cx6="http://schemas.microsoft.com/office/drawing/2016/5/12/chartex" xmlns:cx7="http://schemas.microsoft.com/office/drawing/2016/5/13/chartex" xmlns:cx8="http://schemas.microsoft.com/office/drawing/2016/5/14/chartex" xmlns:mc="http://schemas.openxmlformats.org/markup-compatibility/2006" xmlns:aink="http://schemas.microsoft.com/office/drawing/2016/ink" xmlns:am3d="http://schemas.microsoft.com/office/drawing/2017/model3d" xmlns:o="urn:schemas-microsoft-com:office:office" xmlns:oel="http://schemas.microsoft.com/office/2019/extlst" xmlns:r="http://schemas.openxmlformats.org/officeDocument/2006/relationships" xmlns:m="http://schemas.openxmlformats.org/officeDocument/2006/math" xmlns:v="urn:schemas-microsoft-com:vml" xmlns:wp14="http://schemas.microsoft.com/office/word/2010/wordprocessingDrawing" xmlns:wp="http://schemas.openxmlformats.org/drawingml/2006/wordprocessingDrawing" xmlns:w10="urn:schemas-microsoft-com:office:word" xmlns:w="http://schemas.openxmlformats.org/wordprocessingml/2006/main" xmlns:w14="http://schemas.microsoft.com/office/word/2010/wordml" xmlns:w15="http://schemas.microsoft.com/office/word/2012/wordml" xmlns:w16cex="http://schemas.microsoft.com/office/word/2018/wordml/cex" xmlns:w16cid="http://schemas.microsoft.com/office/word/2016/wordml/cid" xmlns:w16="http://schemas.microsoft.com/office/word/2018/wordml" xmlns:w16du="http://schemas.microsoft.com/office/word/2023/wordml/word16du" xmlns:w16sdtdh="http://schemas.microsoft.com/office/word/2020/wordml/sdtdatahash" xmlns:w16sdtfl="http://schemas.microsoft.com/office/word/2024/wordml/sdtformatlock" xmlns:w16se="http://schemas.microsoft.com/office/word/2015/wordml/symex" xmlns:wpg="http://schemas.microsoft.com/office/word/2010/wordprocessingGroup" xmlns:wpi="http://schemas.microsoft.com/office/word/2010/wordprocessingInk" xmlns:wne="http://schemas.microsoft.com/office/word/2006/wordml" xmlns:wps="http://schemas.microsoft.com/office/word/2010/wordprocessingShape" mc:Ignorable="w14 w15 w16se w16cid w16 w16cex w16sdtdh w16sdtfl w16du wp14">
+<w:hdr xmlns:w="http://schemas.openxmlformats.org/wordprocessingml/2006/main" xmlns:r="http://schemas.openxmlformats.org/officeDocument/2006/relationships" xmlns:wp="http://schemas.openxmlformats.org/drawingml/2006/wordprocessingDrawing" xmlns:a="http://schemas.openxmlformats.org/drawingml/2006/main" xmlns:pic="http://schemas.openxmlformats.org/drawingml/2006/picture">
+  <w:tbl>
+    <w:tblPr>
+      <w:tblW w:w="9360" w:type="dxa"/>
+      <w:tblLayout w:type="fixed"/>
+      <w:tblBorders>
+        <w:top w:val="nil"/>
+        <w:left w:val="nil"/>
+        <w:bottom w:val="single" w:sz="12" w:space="0" w:color="000000"/>
+        <w:right w:val="nil"/>
+        <w:insideH w:val="nil"/>
+        <w:insideV w:val="nil"/>
+      </w:tblBorders>
+      <w:tblCellMar>
+        <w:top w:w="0" w:type="dxa"/>
+        <w:left w:w="0" w:type="dxa"/>
+        <w:bottom w:w="80" w:type="dxa"/>
+        <w:right w:w="0" w:type="dxa"/>
+      </w:tblCellMar>
+      <w:tblCaption w:val="Course header"/>
+      <w:tblDescription w:val="PSYC350 LAB with Nebraska N logo."/>
+      <w:tblLook w:val="0000" w:firstRow="0" w:lastRow="0" w:firstColumn="0" w:lastColumn="0" w:noHBand="1" w:noVBand="1"/>
+    </w:tblPr>
+    <w:tblGrid>
+      <w:gridCol w:w="8000"/>
+      <w:gridCol w:w="1360"/>
+    </w:tblGrid>
+    <w:tr>
+      <w:trPr>
+        <w:cantSplit/>
+      </w:trPr>
+      <w:tc>
+        <w:tcPr>
+          <w:tcW w:w="8000" w:type="dxa"/>
+          <w:vAlign w:val="center"/>
+        </w:tcPr>
+        <w:p>
+          <w:pPr>
+            <w:pStyle w:val="Header"/>
+            <w:spacing w:before="0" w:after="0" w:line="240" w:lineRule="auto"/>
+          </w:pPr>
+          <w:r>
+            <w:rPr>
+              <w:rFonts w:ascii="Arial" w:hAnsi="Arial" w:cs="Arial" w:eastAsia="Arial"/>
+              <w:b/>
+              <w:color w:val="1A1A1A"/>
+              <w:sz w:val="20"/>
+              <w:szCs w:val="20"/>
+            </w:rPr>
+            <w:t>PSYC350 LAB</w:t>
+          </w:r>
+        </w:p>
+      </w:tc>
+      <w:tc>
+        <w:tcPr>
+          <w:tcW w:w="1360" w:type="dxa"/>
+          <w:vAlign w:val="center"/>
+        </w:tcPr>
+        <w:p>
+          <w:pPr>
+            <w:pStyle w:val="Header"/>
+            <w:jc w:val="right"/>
+            <w:spacing w:before="0" w:after="0" w:line="240" w:lineRule="auto"/>
+          </w:pPr>
+          <w:r>
+            <w:drawing>
+              <wp:inline distT="0" distB="0" distL="0" distR="0">
+                <wp:extent cx="411480" cy="360000"/>
+                <wp:effectExtent l="0" t="0" r="0" b="0"/>
+                <wp:docPr id="1" name="Nebraska N logo" descr="Nebraska N logo" title=""/>
+                <wp:cNvGraphicFramePr>
+                  <a:graphicFrameLocks noChangeAspect="1"/>
+                </wp:cNvGraphicFramePr>
+                <a:graphic>
+                  <a:graphicData uri="http://schemas.openxmlformats.org/drawingml/2006/picture">
+                    <pic:pic>
+                      <pic:nvPicPr>
+                        <pic:cNvPr id="1" name="Nebraska N logo" descr="Nebraska N logo"/>
+                        <pic:cNvPicPr>
+                          <a:picLocks noChangeAspect="1"/>
+                        </pic:cNvPicPr>
+                      </pic:nvPicPr>
+                      <pic:blipFill>
+                        <a:blip r:embed="rId1"/>
+                        <a:stretch>
+                          <a:fillRect/>
+                        </a:stretch>
+                      </pic:blipFill>
+                      <pic:spPr>
+                        <a:xfrm>
+                          <a:off x="0" y="0"/>
+                          <a:ext cx="411480" cy="360000"/>
+                        </a:xfrm>
+                        <a:prstGeom prst="rect">
+                          <a:avLst/>
+                        </a:prstGeom>
+                        <a:ln>
+                          <a:noFill/>
+                        </a:ln>
+                      </pic:spPr>
+                    </pic:pic>
+                  </a:graphicData>
+                </a:graphic>
+              </wp:inline>
+            </w:drawing>
+          </w:r>
+        </w:p>
+      </w:tc>
+    </w:tr>
+  </w:tbl>
   <w:p>
     <w:pPr>
-      <w:pStyle w:val="Header"/>
+      <w:spacing w:before="0" w:after="0" w:line="20" w:lineRule="exact"/>
     </w:pPr>
-    <w:r>
-      <w:rPr>
-        <w:noProof/>
-      </w:rPr>
-      <w:drawing>
-        <wp:anchor distT="0" distB="0" distL="114300" distR="114300" simplePos="0" relativeHeight="251665408" behindDoc="1" locked="0" layoutInCell="1" allowOverlap="1" wp14:anchorId="048C4747" wp14:editId="4180D4FB">
-          <wp:simplePos x="0" y="0"/>
-          <wp:positionH relativeFrom="column">
-            <wp:posOffset>6010275</wp:posOffset>
-          </wp:positionH>
-          <wp:positionV relativeFrom="paragraph">
-            <wp:posOffset>-323850</wp:posOffset>
-          </wp:positionV>
-          <wp:extent cx="523374" cy="457200"/>
-          <wp:effectExtent l="0" t="0" r="0" b="0"/>
-          <wp:wrapNone/>
-          <wp:docPr id="1428854869" name="Picture 1" descr="">
-            <adec:decorative val="1"/>
-          </wp:docPr>
-          <wp:cNvGraphicFramePr>
-            <a:graphicFrameLocks xmlns:a="http://schemas.openxmlformats.org/drawingml/2006/main" noChangeAspect="1"/>
-          </wp:cNvGraphicFramePr>
-          <a:graphic xmlns:a="http://schemas.openxmlformats.org/drawingml/2006/main">
-            <a:graphicData uri="http://schemas.openxmlformats.org/drawingml/2006/picture">
-              <pic:pic xmlns:pic="http://schemas.openxmlformats.org/drawingml/2006/picture">
-                <pic:nvPicPr>
-                  <pic:cNvPr id="1428854869" name="Picture 1" descr=""/>
-                  <pic:cNvPicPr>
-                    <a:picLocks noChangeAspect="1"/>
-                  </pic:cNvPicPr>
-                </pic:nvPicPr>
-                <pic:blipFill>
-                  <a:blip r:embed="rId1">
-                    <a:extLst>
-                      <a:ext uri="{28A0092B-C50C-407E-A947-70E740481C1C}">
-                        <a14:useLocalDpi xmlns:a14="http://schemas.microsoft.com/office/drawing/2010/main" val="0"/>
-                      </a:ext>
-                    </a:extLst>
-                  </a:blip>
-                  <a:stretch>
-                    <a:fillRect/>
-                  </a:stretch>
-                </pic:blipFill>
-                <pic:spPr>
-                  <a:xfrm>
-                    <a:off x="0" y="0"/>
-                    <a:ext cx="523374" cy="457200"/>
-                  </a:xfrm>
-                  <a:prstGeom prst="rect">
-                    <a:avLst/>
-                  </a:prstGeom>
-                </pic:spPr>
-              </pic:pic>
-            </a:graphicData>
-          </a:graphic>
-          <wp14:sizeRelH relativeFrom="margin">
-            <wp14:pctWidth>0</wp14:pctWidth>
-          </wp14:sizeRelH>
-          <wp14:sizeRelV relativeFrom="margin">
-            <wp14:pctHeight>0</wp14:pctHeight>
-          </wp14:sizeRelV>
-        </wp:anchor>
-      </w:drawing>
-    </w:r>
-    <w:r>
-      <w:rPr>
-        <w:noProof/>
-      </w:rPr>
-      <mc:AlternateContent>
-        <mc:Choice Requires="wps">
-          <w:drawing>
-            <wp:anchor distT="0" distB="0" distL="114300" distR="114300" simplePos="0" relativeHeight="251663360" behindDoc="1" locked="0" layoutInCell="1" allowOverlap="1" wp14:anchorId="76194198" wp14:editId="377CA5F0">
-              <wp:simplePos x="0" y="0"/>
-              <wp:positionH relativeFrom="column">
-                <wp:posOffset>6416125</wp:posOffset>
-              </wp:positionH>
-              <wp:positionV relativeFrom="paragraph">
-                <wp:posOffset>-76697</wp:posOffset>
-              </wp:positionV>
-              <wp:extent cx="437050" cy="0"/>
-              <wp:effectExtent l="0" t="12700" r="33020" b="25400"/>
-              <wp:wrapNone/>
-              <wp:docPr id="160056721" name="Straight Connector 1">
-                <adec:decorative val="1"/>
-              </wp:docPr>
-              <wp:cNvGraphicFramePr/>
-              <a:graphic xmlns:a="http://schemas.openxmlformats.org/drawingml/2006/main">
-                <a:graphicData uri="http://schemas.microsoft.com/office/word/2010/wordprocessingShape">
-                  <wps:wsp>
-                    <wps:cNvCnPr/>
-                    <wps:spPr>
-                      <a:xfrm>
-                        <a:off x="0" y="0"/>
-                        <a:ext cx="437050" cy="0"/>
-                      </a:xfrm>
-                      <a:prstGeom prst="line">
-                        <a:avLst/>
-                      </a:prstGeom>
-                      <a:ln w="38100"/>
-                    </wps:spPr>
-                    <wps:style>
-                      <a:lnRef idx="3">
-                        <a:schemeClr val="dk1"/>
-                      </a:lnRef>
-                      <a:fillRef idx="0">
-                        <a:schemeClr val="dk1"/>
-                      </a:fillRef>
-                      <a:effectRef idx="2">
-                        <a:schemeClr val="dk1"/>
-                      </a:effectRef>
-                      <a:fontRef idx="minor">
-                        <a:schemeClr val="tx1"/>
-                      </a:fontRef>
-                    </wps:style>
-                    <wps:bodyPr/>
-                  </wps:wsp>
-                </a:graphicData>
-              </a:graphic>
-            </wp:anchor>
-          </w:drawing>
-        </mc:Choice>
-        <mc:Fallback>
-          <w:pict>
-            <v:line w14:anchorId="61EE608E" id="Straight Connector 1" o:spid="_x0000_s1026" style="position:absolute;z-index:-251653120;visibility:visible;mso-wrap-style:square;mso-wrap-distance-left:9pt;mso-wrap-distance-top:0;mso-wrap-distance-right:9pt;mso-wrap-distance-bottom:0;mso-position-horizontal:absolute;mso-position-horizontal-relative:text;mso-position-vertical:absolute;mso-position-vertical-relative:text" from="505.2pt,-6.05pt" to="539.6pt,-6.05pt" o:gfxdata="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" strokecolor="black [3200]" strokeweight="3pt">
-              <v:stroke joinstyle="miter"/>
-            </v:line>
-          </w:pict>
-        </mc:Fallback>
-      </mc:AlternateContent>
-    </w:r>
-    <w:r>
-      <w:rPr>
-        <w:noProof/>
-      </w:rPr>
-      <mc:AlternateContent>
-        <mc:Choice Requires="wps">
-          <w:drawing>
-            <wp:anchor distT="0" distB="0" distL="114300" distR="114300" simplePos="0" relativeHeight="251664384" behindDoc="1" locked="0" layoutInCell="1" allowOverlap="1" wp14:anchorId="2470D6F5" wp14:editId="5BB71F83">
-              <wp:simplePos x="0" y="0"/>
-              <wp:positionH relativeFrom="column">
-                <wp:posOffset>-914400</wp:posOffset>
-              </wp:positionH>
-              <wp:positionV relativeFrom="paragraph">
-                <wp:posOffset>-76697</wp:posOffset>
-              </wp:positionV>
-              <wp:extent cx="7010400" cy="0"/>
-              <wp:effectExtent l="0" t="12700" r="25400" b="25400"/>
-              <wp:wrapNone/>
-              <wp:docPr id="1347243333" name="Straight Connector 1">
-                <adec:decorative val="1"/>
-              </wp:docPr>
-              <wp:cNvGraphicFramePr/>
-              <a:graphic xmlns:a="http://schemas.openxmlformats.org/drawingml/2006/main">
-                <a:graphicData uri="http://schemas.microsoft.com/office/word/2010/wordprocessingShape">
-                  <wps:wsp>
-                    <wps:cNvCnPr/>
-                    <wps:spPr>
-                      <a:xfrm>
-                        <a:off x="0" y="0"/>
-                        <a:ext cx="7010400" cy="0"/>
-                      </a:xfrm>
-                      <a:prstGeom prst="line">
-                        <a:avLst/>
-                      </a:prstGeom>
-                      <a:ln w="38100"/>
-                    </wps:spPr>
-                    <wps:style>
-                      <a:lnRef idx="3">
-                        <a:schemeClr val="dk1"/>
-                      </a:lnRef>
-                      <a:fillRef idx="0">
-                        <a:schemeClr val="dk1"/>
-                      </a:fillRef>
-                      <a:effectRef idx="2">
-                        <a:schemeClr val="dk1"/>
-                      </a:effectRef>
-                      <a:fontRef idx="minor">
-                        <a:schemeClr val="tx1"/>
-                      </a:fontRef>
-                    </wps:style>
-                    <wps:bodyPr/>
-                  </wps:wsp>
-                </a:graphicData>
-              </a:graphic>
-            </wp:anchor>
-          </w:drawing>
-        </mc:Choice>
-        <mc:Fallback>
-          <w:pict>
-            <v:line w14:anchorId="2D0A0F32" id="Straight Connector 1" o:spid="_x0000_s1026" style="position:absolute;z-index:-251652096;visibility:visible;mso-wrap-style:square;mso-wrap-distance-left:9pt;mso-wrap-distance-top:0;mso-wrap-distance-right:9pt;mso-wrap-distance-bottom:0;mso-position-horizontal:absolute;mso-position-horizontal-relative:text;mso-position-vertical:absolute;mso-position-vertical-relative:text" from="-1in,-6.05pt" to="480pt,-6.05pt" o:gfxdata="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" strokecolor="black [3200]" strokeweight="3pt">
-              <v:stroke joinstyle="miter"/>
-            </v:line>
-          </w:pict>
-        </mc:Fallback>
-      </mc:AlternateContent>
-    </w:r>
-    <w:r>
-      <w:t>PSYC350</w:t>
-    </w:r>
-    <w:r>
-      <w:t xml:space="preserve"> L</w:t>
-    </w:r>
-    <w:r>
-      <w:t>AB</w:t>
-    </w:r>
   </w:p>
 </w:hdr>
 </file>
@@ -11852,7 +12969,7 @@
     <w:tmpl w:val="421A2B20"/>
     <w:lvl w:ilvl="0">
       <w:numFmt w:val="bullet"/>
-      <w:lvlText w:val=""/>
+      <w:lvlText w:val="•"/>
       <w:lvlJc w:val="left"/>
       <w:pPr>
         <w:ind w:hanging="360" w:left="720"/>
@@ -11863,7 +12980,7 @@
     </w:lvl>
     <w:lvl w:ilvl="1">
       <w:numFmt w:val="bullet"/>
-      <w:lvlText w:val="o"/>
+      <w:lvlText w:val="◦"/>
       <w:lvlJc w:val="left"/>
       <w:pPr>
         <w:ind w:hanging="360" w:left="1440"/>
@@ -11874,7 +12991,7 @@
     </w:lvl>
     <w:lvl w:ilvl="2">
       <w:numFmt w:val="bullet"/>
-      <w:lvlText w:val=""/>
+      <w:lvlText w:val="▪"/>
       <w:lvlJc w:val="left"/>
       <w:pPr>
         <w:ind w:hanging="360" w:left="2160"/>
@@ -11885,7 +13002,7 @@
     </w:lvl>
     <w:lvl w:ilvl="3">
       <w:numFmt w:val="bullet"/>
-      <w:lvlText w:val=""/>
+      <w:lvlText w:val="•"/>
       <w:lvlJc w:val="left"/>
       <w:pPr>
         <w:ind w:hanging="360" w:left="2880"/>
@@ -11896,7 +13013,7 @@
     </w:lvl>
     <w:lvl w:ilvl="4">
       <w:numFmt w:val="bullet"/>
-      <w:lvlText w:val="o"/>
+      <w:lvlText w:val="◦"/>
       <w:lvlJc w:val="left"/>
       <w:pPr>
         <w:ind w:hanging="360" w:left="3600"/>
@@ -11907,7 +13024,7 @@
     </w:lvl>
     <w:lvl w:ilvl="5">
       <w:numFmt w:val="bullet"/>
-      <w:lvlText w:val=""/>
+      <w:lvlText w:val="▪"/>
       <w:lvlJc w:val="left"/>
       <w:pPr>
         <w:ind w:hanging="360" w:left="4320"/>
@@ -11918,7 +13035,7 @@
     </w:lvl>
     <w:lvl w:ilvl="6">
       <w:numFmt w:val="bullet"/>
-      <w:lvlText w:val=""/>
+      <w:lvlText w:val="•"/>
       <w:lvlJc w:val="left"/>
       <w:pPr>
         <w:ind w:hanging="360" w:left="5040"/>
@@ -11929,7 +13046,7 @@
     </w:lvl>
     <w:lvl w:ilvl="7">
       <w:numFmt w:val="bullet"/>
-      <w:lvlText w:val="o"/>
+      <w:lvlText w:val="◦"/>
       <w:lvlJc w:val="left"/>
       <w:pPr>
         <w:ind w:hanging="360" w:left="5760"/>
@@ -11940,7 +13057,7 @@
     </w:lvl>
     <w:lvl w:ilvl="8">
       <w:numFmt w:val="bullet"/>
-      <w:lvlText w:val=""/>
+      <w:lvlText w:val="▪"/>
       <w:lvlJc w:val="left"/>
       <w:pPr>
         <w:ind w:hanging="360" w:left="6480"/>
@@ -16637,7 +17754,15 @@
       <w:lvlJc w:val="left"/>
       <w:pPr>
         <w:ind w:left="720" w:hanging="360"/>
-      </w:pPr>
+        <w:spacing w:before="0" w:after="120" w:line="288" w:lineRule="auto"/>
+      </w:pPr>
+      <w:rPr>
+        <w:rFonts w:ascii="Arial" w:hAnsi="Arial" w:cs="Arial" w:eastAsia="Arial"/>
+        <w:sz w:val="23"/>
+        <w:szCs w:val="23"/>
+        <w:color w:val="222222"/>
+      </w:rPr>
+      <w:suff w:val="tab"/>
     </w:lvl>
     <w:lvl w:ilvl="1">
       <w:numFmt w:val="bullet"/>
@@ -16645,7 +17770,15 @@
       <w:lvlJc w:val="left"/>
       <w:pPr>
         <w:ind w:left="1440" w:hanging="360"/>
-      </w:pPr>
+        <w:spacing w:before="0" w:after="120" w:line="288" w:lineRule="auto"/>
+      </w:pPr>
+      <w:rPr>
+        <w:rFonts w:ascii="Arial" w:hAnsi="Arial" w:cs="Arial" w:eastAsia="Arial"/>
+        <w:sz w:val="23"/>
+        <w:szCs w:val="23"/>
+        <w:color w:val="222222"/>
+      </w:rPr>
+      <w:suff w:val="tab"/>
     </w:lvl>
     <w:lvl w:ilvl="2">
       <w:numFmt w:val="bullet"/>
@@ -16653,7 +17786,15 @@
       <w:lvlJc w:val="left"/>
       <w:pPr>
         <w:ind w:left="2160" w:hanging="360"/>
-      </w:pPr>
+        <w:spacing w:before="0" w:after="120" w:line="288" w:lineRule="auto"/>
+      </w:pPr>
+      <w:rPr>
+        <w:rFonts w:ascii="Arial" w:hAnsi="Arial" w:cs="Arial" w:eastAsia="Arial"/>
+        <w:sz w:val="23"/>
+        <w:szCs w:val="23"/>
+        <w:color w:val="222222"/>
+      </w:rPr>
+      <w:suff w:val="tab"/>
     </w:lvl>
     <w:lvl w:ilvl="3">
       <w:numFmt w:val="bullet"/>
@@ -16661,7 +17802,15 @@
       <w:lvlJc w:val="left"/>
       <w:pPr>
         <w:ind w:left="2880" w:hanging="360"/>
-      </w:pPr>
+        <w:spacing w:before="0" w:after="120" w:line="288" w:lineRule="auto"/>
+      </w:pPr>
+      <w:rPr>
+        <w:rFonts w:ascii="Arial" w:hAnsi="Arial" w:cs="Arial" w:eastAsia="Arial"/>
+        <w:sz w:val="23"/>
+        <w:szCs w:val="23"/>
+        <w:color w:val="222222"/>
+      </w:rPr>
+      <w:suff w:val="tab"/>
     </w:lvl>
     <w:lvl w:ilvl="4">
       <w:numFmt w:val="bullet"/>
@@ -16669,7 +17818,15 @@
       <w:lvlJc w:val="left"/>
       <w:pPr>
         <w:ind w:left="3600" w:hanging="360"/>
-      </w:pPr>
+        <w:spacing w:before="0" w:after="120" w:line="288" w:lineRule="auto"/>
+      </w:pPr>
+      <w:rPr>
+        <w:rFonts w:ascii="Arial" w:hAnsi="Arial" w:cs="Arial" w:eastAsia="Arial"/>
+        <w:sz w:val="23"/>
+        <w:szCs w:val="23"/>
+        <w:color w:val="222222"/>
+      </w:rPr>
+      <w:suff w:val="tab"/>
     </w:lvl>
     <w:lvl w:ilvl="5">
       <w:numFmt w:val="bullet"/>
@@ -16677,7 +17834,15 @@
       <w:lvlJc w:val="left"/>
       <w:pPr>
         <w:ind w:left="4320" w:hanging="360"/>
-      </w:pPr>
+        <w:spacing w:before="0" w:after="120" w:line="288" w:lineRule="auto"/>
+      </w:pPr>
+      <w:rPr>
+        <w:rFonts w:ascii="Arial" w:hAnsi="Arial" w:cs="Arial" w:eastAsia="Arial"/>
+        <w:sz w:val="23"/>
+        <w:szCs w:val="23"/>
+        <w:color w:val="222222"/>
+      </w:rPr>
+      <w:suff w:val="tab"/>
     </w:lvl>
     <w:lvl w:ilvl="6">
       <w:numFmt w:val="bullet"/>
@@ -16685,7 +17850,15 @@
       <w:lvlJc w:val="left"/>
       <w:pPr>
         <w:ind w:left="5040" w:hanging="360"/>
-      </w:pPr>
+        <w:spacing w:before="0" w:after="120" w:line="288" w:lineRule="auto"/>
+      </w:pPr>
+      <w:rPr>
+        <w:rFonts w:ascii="Arial" w:hAnsi="Arial" w:cs="Arial" w:eastAsia="Arial"/>
+        <w:sz w:val="23"/>
+        <w:szCs w:val="23"/>
+        <w:color w:val="222222"/>
+      </w:rPr>
+      <w:suff w:val="tab"/>
     </w:lvl>
     <w:lvl w:ilvl="7">
       <w:numFmt w:val="bullet"/>
@@ -16693,7 +17866,15 @@
       <w:lvlJc w:val="left"/>
       <w:pPr>
         <w:ind w:left="5760" w:hanging="360"/>
-      </w:pPr>
+        <w:spacing w:before="0" w:after="120" w:line="288" w:lineRule="auto"/>
+      </w:pPr>
+      <w:rPr>
+        <w:rFonts w:ascii="Arial" w:hAnsi="Arial" w:cs="Arial" w:eastAsia="Arial"/>
+        <w:sz w:val="23"/>
+        <w:szCs w:val="23"/>
+        <w:color w:val="222222"/>
+      </w:rPr>
+      <w:suff w:val="tab"/>
     </w:lvl>
     <w:lvl w:ilvl="8">
       <w:numFmt w:val="bullet"/>
@@ -16701,113 +17882,166 @@
       <w:lvlJc w:val="left"/>
       <w:pPr>
         <w:ind w:left="6480" w:hanging="360"/>
-      </w:pPr>
+        <w:spacing w:before="0" w:after="120" w:line="288" w:lineRule="auto"/>
+      </w:pPr>
+      <w:rPr>
+        <w:rFonts w:ascii="Arial" w:hAnsi="Arial" w:cs="Arial" w:eastAsia="Arial"/>
+        <w:sz w:val="23"/>
+        <w:szCs w:val="23"/>
+        <w:color w:val="222222"/>
+      </w:rPr>
+      <w:suff w:val="tab"/>
     </w:lvl>
   </w:abstractNum>
-  <w:abstractNum w:abstractNumId="991">
+  <w:abstractNum w:abstractNumId="100">
     <w:nsid w:val="0000A991"/>
     <w:multiLevelType w:val="multilevel"/>
     <w:lvl w:ilvl="0">
       <w:numFmt w:val="bullet"/>
-      <w:lvlText w:val=""/>
+      <w:lvlText w:val="•"/>
       <w:lvlJc w:val="left"/>
       <w:pPr>
         <w:ind w:left="720" w:hanging="360"/>
-      </w:pPr>
-      <w:rPr>
-        <w:rFonts w:ascii="Symbol" w:hAnsi="Symbol" w:cs="Symbol" w:hint="default"/>
-      </w:rPr>
+        <w:spacing w:before="0" w:after="120" w:line="288" w:lineRule="auto"/>
+      </w:pPr>
+      <w:rPr>
+        <w:rFonts w:ascii="Arial" w:hAnsi="Arial" w:cs="Arial" w:hint="default" w:eastAsia="Arial"/>
+        <w:sz w:val="23"/>
+        <w:szCs w:val="23"/>
+        <w:color w:val="222222"/>
+      </w:rPr>
+      <w:suff w:val="tab"/>
     </w:lvl>
     <w:lvl w:ilvl="1">
       <w:numFmt w:val="bullet"/>
-      <w:lvlText w:val="o"/>
+      <w:lvlText w:val="◦"/>
       <w:lvlJc w:val="left"/>
       <w:pPr>
         <w:ind w:left="1440" w:hanging="360"/>
-      </w:pPr>
-      <w:rPr>
-        <w:rFonts w:ascii="Courier New" w:hAnsi="Courier New" w:cs="Courier New" w:hint="default"/>
-      </w:rPr>
+        <w:spacing w:before="0" w:after="120" w:line="288" w:lineRule="auto"/>
+      </w:pPr>
+      <w:rPr>
+        <w:rFonts w:ascii="Arial" w:hAnsi="Arial" w:cs="Arial" w:hint="default" w:eastAsia="Arial"/>
+        <w:sz w:val="23"/>
+        <w:szCs w:val="23"/>
+        <w:color w:val="222222"/>
+      </w:rPr>
+      <w:suff w:val="tab"/>
     </w:lvl>
     <w:lvl w:ilvl="2">
       <w:numFmt w:val="bullet"/>
-      <w:lvlText w:val=""/>
+      <w:lvlText w:val="▪"/>
       <w:lvlJc w:val="left"/>
       <w:pPr>
         <w:ind w:left="2160" w:hanging="360"/>
-      </w:pPr>
-      <w:rPr>
-        <w:rFonts w:ascii="Wingdings" w:hAnsi="Wingdings" w:cs="Wingdings" w:hint="default"/>
-      </w:rPr>
+        <w:spacing w:before="0" w:after="120" w:line="288" w:lineRule="auto"/>
+      </w:pPr>
+      <w:rPr>
+        <w:rFonts w:ascii="Arial" w:hAnsi="Arial" w:cs="Arial" w:hint="default" w:eastAsia="Arial"/>
+        <w:sz w:val="23"/>
+        <w:szCs w:val="23"/>
+        <w:color w:val="222222"/>
+      </w:rPr>
+      <w:suff w:val="tab"/>
     </w:lvl>
     <w:lvl w:ilvl="3">
       <w:numFmt w:val="bullet"/>
-      <w:lvlText w:val=""/>
+      <w:lvlText w:val="•"/>
       <w:lvlJc w:val="left"/>
       <w:pPr>
         <w:ind w:left="2880" w:hanging="360"/>
-      </w:pPr>
-      <w:rPr>
-        <w:rFonts w:ascii="Symbol" w:hAnsi="Symbol" w:cs="Symbol" w:hint="default"/>
-      </w:rPr>
+        <w:spacing w:before="0" w:after="120" w:line="288" w:lineRule="auto"/>
+      </w:pPr>
+      <w:rPr>
+        <w:rFonts w:ascii="Arial" w:hAnsi="Arial" w:cs="Arial" w:hint="default" w:eastAsia="Arial"/>
+        <w:sz w:val="23"/>
+        <w:szCs w:val="23"/>
+        <w:color w:val="222222"/>
+      </w:rPr>
+      <w:suff w:val="tab"/>
     </w:lvl>
     <w:lvl w:ilvl="4">
       <w:numFmt w:val="bullet"/>
-      <w:lvlText w:val="o"/>
+      <w:lvlText w:val="◦"/>
       <w:lvlJc w:val="left"/>
       <w:pPr>
         <w:ind w:left="3600" w:hanging="360"/>
-      </w:pPr>
-      <w:rPr>
-        <w:rFonts w:ascii="Courier New" w:hAnsi="Courier New" w:cs="Courier New" w:hint="default"/>
-      </w:rPr>
+        <w:spacing w:before="0" w:after="120" w:line="288" w:lineRule="auto"/>
+      </w:pPr>
+      <w:rPr>
+        <w:rFonts w:ascii="Arial" w:hAnsi="Arial" w:cs="Arial" w:hint="default" w:eastAsia="Arial"/>
+        <w:sz w:val="23"/>
+        <w:szCs w:val="23"/>
+        <w:color w:val="222222"/>
+      </w:rPr>
+      <w:suff w:val="tab"/>
     </w:lvl>
     <w:lvl w:ilvl="5">
       <w:numFmt w:val="bullet"/>
-      <w:lvlText w:val=""/>
+      <w:lvlText w:val="▪"/>
       <w:lvlJc w:val="left"/>
       <w:pPr>
         <w:ind w:left="4320" w:hanging="360"/>
-      </w:pPr>
-      <w:rPr>
-        <w:rFonts w:ascii="Wingdings" w:hAnsi="Wingdings" w:cs="Wingdings" w:hint="default"/>
-      </w:rPr>
+        <w:spacing w:before="0" w:after="120" w:line="288" w:lineRule="auto"/>
+      </w:pPr>
+      <w:rPr>
+        <w:rFonts w:ascii="Arial" w:hAnsi="Arial" w:cs="Arial" w:hint="default" w:eastAsia="Arial"/>
+        <w:sz w:val="23"/>
+        <w:szCs w:val="23"/>
+        <w:color w:val="222222"/>
+      </w:rPr>
+      <w:suff w:val="tab"/>
     </w:lvl>
     <w:lvl w:ilvl="6">
       <w:numFmt w:val="bullet"/>
-      <w:lvlText w:val=""/>
+      <w:lvlText w:val="•"/>
       <w:lvlJc w:val="left"/>
       <w:pPr>
         <w:ind w:left="5040" w:hanging="360"/>
-      </w:pPr>
-      <w:rPr>
-        <w:rFonts w:ascii="Symbol" w:hAnsi="Symbol" w:cs="Symbol" w:hint="default"/>
-      </w:rPr>
+        <w:spacing w:before="0" w:after="120" w:line="288" w:lineRule="auto"/>
+      </w:pPr>
+      <w:rPr>
+        <w:rFonts w:ascii="Arial" w:hAnsi="Arial" w:cs="Arial" w:hint="default" w:eastAsia="Arial"/>
+        <w:sz w:val="23"/>
+        <w:szCs w:val="23"/>
+        <w:color w:val="222222"/>
+      </w:rPr>
+      <w:suff w:val="tab"/>
     </w:lvl>
     <w:lvl w:ilvl="7">
       <w:numFmt w:val="bullet"/>
-      <w:lvlText w:val="o"/>
+      <w:lvlText w:val="◦"/>
       <w:lvlJc w:val="left"/>
       <w:pPr>
         <w:ind w:left="5760" w:hanging="360"/>
-      </w:pPr>
-      <w:rPr>
-        <w:rFonts w:ascii="Courier New" w:hAnsi="Courier New" w:cs="Courier New" w:hint="default"/>
-      </w:rPr>
+        <w:spacing w:before="0" w:after="120" w:line="288" w:lineRule="auto"/>
+      </w:pPr>
+      <w:rPr>
+        <w:rFonts w:ascii="Arial" w:hAnsi="Arial" w:cs="Arial" w:hint="default" w:eastAsia="Arial"/>
+        <w:sz w:val="23"/>
+        <w:szCs w:val="23"/>
+        <w:color w:val="222222"/>
+      </w:rPr>
+      <w:suff w:val="tab"/>
     </w:lvl>
     <w:lvl w:ilvl="8">
       <w:numFmt w:val="bullet"/>
-      <w:lvlText w:val=""/>
+      <w:lvlText w:val="▪"/>
       <w:lvlJc w:val="left"/>
       <w:pPr>
         <w:ind w:left="6480" w:hanging="360"/>
-      </w:pPr>
-      <w:rPr>
-        <w:rFonts w:ascii="Wingdings" w:hAnsi="Wingdings" w:cs="Wingdings" w:hint="default"/>
-      </w:rPr>
+        <w:spacing w:before="0" w:after="120" w:line="288" w:lineRule="auto"/>
+      </w:pPr>
+      <w:rPr>
+        <w:rFonts w:ascii="Arial" w:hAnsi="Arial" w:cs="Arial" w:hint="default" w:eastAsia="Arial"/>
+        <w:sz w:val="23"/>
+        <w:szCs w:val="23"/>
+        <w:color w:val="222222"/>
+      </w:rPr>
+      <w:suff w:val="tab"/>
     </w:lvl>
   </w:abstractNum>
-  <w:abstractNum w:abstractNumId="99411">
+  <w:abstractNum w:abstractNumId="101">
     <w:nsid w:val="00A99411"/>
     <w:multiLevelType w:val="multilevel"/>
     <w:lvl w:ilvl="0">
@@ -16817,7 +18051,15 @@
       <w:lvlJc w:val="left"/>
       <w:pPr>
         <w:ind w:left="720" w:hanging="360"/>
-      </w:pPr>
+        <w:spacing w:before="0" w:after="120" w:line="288" w:lineRule="auto"/>
+      </w:pPr>
+      <w:rPr>
+        <w:rFonts w:ascii="Arial" w:hAnsi="Arial" w:cs="Arial" w:eastAsia="Arial"/>
+        <w:sz w:val="23"/>
+        <w:szCs w:val="23"/>
+        <w:color w:val="222222"/>
+      </w:rPr>
+      <w:suff w:val="tab"/>
     </w:lvl>
     <w:lvl w:ilvl="1">
       <w:start w:val="1"/>
@@ -16826,7 +18068,15 @@
       <w:lvlJc w:val="left"/>
       <w:pPr>
         <w:ind w:left="1440" w:hanging="360"/>
-      </w:pPr>
+        <w:spacing w:before="0" w:after="120" w:line="288" w:lineRule="auto"/>
+      </w:pPr>
+      <w:rPr>
+        <w:rFonts w:ascii="Arial" w:hAnsi="Arial" w:cs="Arial" w:eastAsia="Arial"/>
+        <w:sz w:val="23"/>
+        <w:szCs w:val="23"/>
+        <w:color w:val="222222"/>
+      </w:rPr>
+      <w:suff w:val="tab"/>
     </w:lvl>
     <w:lvl w:ilvl="2">
       <w:start w:val="1"/>
@@ -16835,7 +18085,15 @@
       <w:lvlJc w:val="left"/>
       <w:pPr>
         <w:ind w:left="2160" w:hanging="360"/>
-      </w:pPr>
+        <w:spacing w:before="0" w:after="120" w:line="288" w:lineRule="auto"/>
+      </w:pPr>
+      <w:rPr>
+        <w:rFonts w:ascii="Arial" w:hAnsi="Arial" w:cs="Arial" w:eastAsia="Arial"/>
+        <w:sz w:val="23"/>
+        <w:szCs w:val="23"/>
+        <w:color w:val="222222"/>
+      </w:rPr>
+      <w:suff w:val="tab"/>
     </w:lvl>
     <w:lvl w:ilvl="3">
       <w:start w:val="1"/>
@@ -16844,7 +18102,15 @@
       <w:lvlJc w:val="left"/>
       <w:pPr>
         <w:ind w:left="2880" w:hanging="360"/>
-      </w:pPr>
+        <w:spacing w:before="0" w:after="120" w:line="288" w:lineRule="auto"/>
+      </w:pPr>
+      <w:rPr>
+        <w:rFonts w:ascii="Arial" w:hAnsi="Arial" w:cs="Arial" w:eastAsia="Arial"/>
+        <w:sz w:val="23"/>
+        <w:szCs w:val="23"/>
+        <w:color w:val="222222"/>
+      </w:rPr>
+      <w:suff w:val="tab"/>
     </w:lvl>
     <w:lvl w:ilvl="4">
       <w:start w:val="1"/>
@@ -16853,7 +18119,15 @@
       <w:lvlJc w:val="left"/>
       <w:pPr>
         <w:ind w:left="3600" w:hanging="360"/>
-      </w:pPr>
+        <w:spacing w:before="0" w:after="120" w:line="288" w:lineRule="auto"/>
+      </w:pPr>
+      <w:rPr>
+        <w:rFonts w:ascii="Arial" w:hAnsi="Arial" w:cs="Arial" w:eastAsia="Arial"/>
+        <w:sz w:val="23"/>
+        <w:szCs w:val="23"/>
+        <w:color w:val="222222"/>
+      </w:rPr>
+      <w:suff w:val="tab"/>
     </w:lvl>
     <w:lvl w:ilvl="5">
       <w:start w:val="1"/>
@@ -16862,7 +18136,15 @@
       <w:lvlJc w:val="left"/>
       <w:pPr>
         <w:ind w:left="4320" w:hanging="360"/>
-      </w:pPr>
+        <w:spacing w:before="0" w:after="120" w:line="288" w:lineRule="auto"/>
+      </w:pPr>
+      <w:rPr>
+        <w:rFonts w:ascii="Arial" w:hAnsi="Arial" w:cs="Arial" w:eastAsia="Arial"/>
+        <w:sz w:val="23"/>
+        <w:szCs w:val="23"/>
+        <w:color w:val="222222"/>
+      </w:rPr>
+      <w:suff w:val="tab"/>
     </w:lvl>
     <w:lvl w:ilvl="6">
       <w:start w:val="1"/>
@@ -16871,7 +18153,15 @@
       <w:lvlJc w:val="left"/>
       <w:pPr>
         <w:ind w:left="5040" w:hanging="360"/>
-      </w:pPr>
+        <w:spacing w:before="0" w:after="120" w:line="288" w:lineRule="auto"/>
+      </w:pPr>
+      <w:rPr>
+        <w:rFonts w:ascii="Arial" w:hAnsi="Arial" w:cs="Arial" w:eastAsia="Arial"/>
+        <w:sz w:val="23"/>
+        <w:szCs w:val="23"/>
+        <w:color w:val="222222"/>
+      </w:rPr>
+      <w:suff w:val="tab"/>
     </w:lvl>
     <w:lvl w:ilvl="7">
       <w:start w:val="1"/>
@@ -16880,7 +18170,15 @@
       <w:lvlJc w:val="left"/>
       <w:pPr>
         <w:ind w:left="5760" w:hanging="360"/>
-      </w:pPr>
+        <w:spacing w:before="0" w:after="120" w:line="288" w:lineRule="auto"/>
+      </w:pPr>
+      <w:rPr>
+        <w:rFonts w:ascii="Arial" w:hAnsi="Arial" w:cs="Arial" w:eastAsia="Arial"/>
+        <w:sz w:val="23"/>
+        <w:szCs w:val="23"/>
+        <w:color w:val="222222"/>
+      </w:rPr>
+      <w:suff w:val="tab"/>
     </w:lvl>
     <w:lvl w:ilvl="8">
       <w:start w:val="1"/>
@@ -16889,10 +18187,18 @@
       <w:lvlJc w:val="left"/>
       <w:pPr>
         <w:ind w:left="6480" w:hanging="360"/>
-      </w:pPr>
+        <w:spacing w:before="0" w:after="120" w:line="288" w:lineRule="auto"/>
+      </w:pPr>
+      <w:rPr>
+        <w:rFonts w:ascii="Arial" w:hAnsi="Arial" w:cs="Arial" w:eastAsia="Arial"/>
+        <w:sz w:val="23"/>
+        <w:szCs w:val="23"/>
+        <w:color w:val="222222"/>
+      </w:rPr>
+      <w:suff w:val="tab"/>
     </w:lvl>
   </w:abstractNum>
-  <w:abstractNum w:abstractNumId="99413">
+  <w:abstractNum w:abstractNumId="102">
     <w:nsid w:val="00A99413"/>
     <w:multiLevelType w:val="multilevel"/>
     <w:lvl w:ilvl="0">
@@ -16902,7 +18208,15 @@
       <w:lvlJc w:val="left"/>
       <w:pPr>
         <w:ind w:left="720" w:hanging="360"/>
-      </w:pPr>
+        <w:spacing w:before="0" w:after="120" w:line="288" w:lineRule="auto"/>
+      </w:pPr>
+      <w:rPr>
+        <w:rFonts w:ascii="Arial" w:hAnsi="Arial" w:cs="Arial" w:eastAsia="Arial"/>
+        <w:sz w:val="23"/>
+        <w:szCs w:val="23"/>
+        <w:color w:val="222222"/>
+      </w:rPr>
+      <w:suff w:val="tab"/>
     </w:lvl>
     <w:lvl w:ilvl="1">
       <w:start w:val="3"/>
@@ -16911,7 +18225,15 @@
       <w:lvlJc w:val="left"/>
       <w:pPr>
         <w:ind w:left="1440" w:hanging="360"/>
-      </w:pPr>
+        <w:spacing w:before="0" w:after="120" w:line="288" w:lineRule="auto"/>
+      </w:pPr>
+      <w:rPr>
+        <w:rFonts w:ascii="Arial" w:hAnsi="Arial" w:cs="Arial" w:eastAsia="Arial"/>
+        <w:sz w:val="23"/>
+        <w:szCs w:val="23"/>
+        <w:color w:val="222222"/>
+      </w:rPr>
+      <w:suff w:val="tab"/>
     </w:lvl>
     <w:lvl w:ilvl="2">
       <w:start w:val="3"/>
@@ -16920,7 +18242,15 @@
       <w:lvlJc w:val="left"/>
       <w:pPr>
         <w:ind w:left="2160" w:hanging="360"/>
-      </w:pPr>
+        <w:spacing w:before="0" w:after="120" w:line="288" w:lineRule="auto"/>
+      </w:pPr>
+      <w:rPr>
+        <w:rFonts w:ascii="Arial" w:hAnsi="Arial" w:cs="Arial" w:eastAsia="Arial"/>
+        <w:sz w:val="23"/>
+        <w:szCs w:val="23"/>
+        <w:color w:val="222222"/>
+      </w:rPr>
+      <w:suff w:val="tab"/>
     </w:lvl>
     <w:lvl w:ilvl="3">
       <w:start w:val="3"/>
@@ -16929,7 +18259,15 @@
       <w:lvlJc w:val="left"/>
       <w:pPr>
         <w:ind w:left="2880" w:hanging="360"/>
-      </w:pPr>
+        <w:spacing w:before="0" w:after="120" w:line="288" w:lineRule="auto"/>
+      </w:pPr>
+      <w:rPr>
+        <w:rFonts w:ascii="Arial" w:hAnsi="Arial" w:cs="Arial" w:eastAsia="Arial"/>
+        <w:sz w:val="23"/>
+        <w:szCs w:val="23"/>
+        <w:color w:val="222222"/>
+      </w:rPr>
+      <w:suff w:val="tab"/>
     </w:lvl>
     <w:lvl w:ilvl="4">
       <w:start w:val="3"/>
@@ -16938,7 +18276,15 @@
       <w:lvlJc w:val="left"/>
       <w:pPr>
         <w:ind w:left="3600" w:hanging="360"/>
-      </w:pPr>
+        <w:spacing w:before="0" w:after="120" w:line="288" w:lineRule="auto"/>
+      </w:pPr>
+      <w:rPr>
+        <w:rFonts w:ascii="Arial" w:hAnsi="Arial" w:cs="Arial" w:eastAsia="Arial"/>
+        <w:sz w:val="23"/>
+        <w:szCs w:val="23"/>
+        <w:color w:val="222222"/>
+      </w:rPr>
+      <w:suff w:val="tab"/>
     </w:lvl>
     <w:lvl w:ilvl="5">
       <w:start w:val="3"/>
@@ -16947,7 +18293,15 @@
       <w:lvlJc w:val="left"/>
       <w:pPr>
         <w:ind w:left="4320" w:hanging="360"/>
-      </w:pPr>
+        <w:spacing w:before="0" w:after="120" w:line="288" w:lineRule="auto"/>
+      </w:pPr>
+      <w:rPr>
+        <w:rFonts w:ascii="Arial" w:hAnsi="Arial" w:cs="Arial" w:eastAsia="Arial"/>
+        <w:sz w:val="23"/>
+        <w:szCs w:val="23"/>
+        <w:color w:val="222222"/>
+      </w:rPr>
+      <w:suff w:val="tab"/>
     </w:lvl>
     <w:lvl w:ilvl="6">
       <w:start w:val="3"/>
@@ -16956,7 +18310,15 @@
       <w:lvlJc w:val="left"/>
       <w:pPr>
         <w:ind w:left="5040" w:hanging="360"/>
-      </w:pPr>
+        <w:spacing w:before="0" w:after="120" w:line="288" w:lineRule="auto"/>
+      </w:pPr>
+      <w:rPr>
+        <w:rFonts w:ascii="Arial" w:hAnsi="Arial" w:cs="Arial" w:eastAsia="Arial"/>
+        <w:sz w:val="23"/>
+        <w:szCs w:val="23"/>
+        <w:color w:val="222222"/>
+      </w:rPr>
+      <w:suff w:val="tab"/>
     </w:lvl>
     <w:lvl w:ilvl="7">
       <w:start w:val="3"/>
@@ -16965,7 +18327,15 @@
       <w:lvlJc w:val="left"/>
       <w:pPr>
         <w:ind w:left="5760" w:hanging="360"/>
-      </w:pPr>
+        <w:spacing w:before="0" w:after="120" w:line="288" w:lineRule="auto"/>
+      </w:pPr>
+      <w:rPr>
+        <w:rFonts w:ascii="Arial" w:hAnsi="Arial" w:cs="Arial" w:eastAsia="Arial"/>
+        <w:sz w:val="23"/>
+        <w:szCs w:val="23"/>
+        <w:color w:val="222222"/>
+      </w:rPr>
+      <w:suff w:val="tab"/>
     </w:lvl>
     <w:lvl w:ilvl="8">
       <w:start w:val="3"/>
@@ -16974,10 +18344,18 @@
       <w:lvlJc w:val="left"/>
       <w:pPr>
         <w:ind w:left="6480" w:hanging="360"/>
-      </w:pPr>
+        <w:spacing w:before="0" w:after="120" w:line="288" w:lineRule="auto"/>
+      </w:pPr>
+      <w:rPr>
+        <w:rFonts w:ascii="Arial" w:hAnsi="Arial" w:cs="Arial" w:eastAsia="Arial"/>
+        <w:sz w:val="23"/>
+        <w:szCs w:val="23"/>
+        <w:color w:val="222222"/>
+      </w:rPr>
+      <w:suff w:val="tab"/>
     </w:lvl>
   </w:abstractNum>
-  <w:abstractNum w:abstractNumId="99414">
+  <w:abstractNum w:abstractNumId="103">
     <w:nsid w:val="00A99414"/>
     <w:multiLevelType w:val="multilevel"/>
     <w:lvl w:ilvl="0">
@@ -16987,7 +18365,15 @@
       <w:lvlJc w:val="left"/>
       <w:pPr>
         <w:ind w:left="720" w:hanging="360"/>
-      </w:pPr>
+        <w:spacing w:before="0" w:after="120" w:line="288" w:lineRule="auto"/>
+      </w:pPr>
+      <w:rPr>
+        <w:rFonts w:ascii="Arial" w:hAnsi="Arial" w:cs="Arial" w:eastAsia="Arial"/>
+        <w:sz w:val="23"/>
+        <w:szCs w:val="23"/>
+        <w:color w:val="222222"/>
+      </w:rPr>
+      <w:suff w:val="tab"/>
     </w:lvl>
     <w:lvl w:ilvl="1">
       <w:start w:val="4"/>
@@ -16996,7 +18382,15 @@
       <w:lvlJc w:val="left"/>
       <w:pPr>
         <w:ind w:left="1440" w:hanging="360"/>
-      </w:pPr>
+        <w:spacing w:before="0" w:after="120" w:line="288" w:lineRule="auto"/>
+      </w:pPr>
+      <w:rPr>
+        <w:rFonts w:ascii="Arial" w:hAnsi="Arial" w:cs="Arial" w:eastAsia="Arial"/>
+        <w:sz w:val="23"/>
+        <w:szCs w:val="23"/>
+        <w:color w:val="222222"/>
+      </w:rPr>
+      <w:suff w:val="tab"/>
     </w:lvl>
     <w:lvl w:ilvl="2">
       <w:start w:val="4"/>
@@ -17005,7 +18399,15 @@
       <w:lvlJc w:val="left"/>
       <w:pPr>
         <w:ind w:left="2160" w:hanging="360"/>
-      </w:pPr>
+        <w:spacing w:before="0" w:after="120" w:line="288" w:lineRule="auto"/>
+      </w:pPr>
+      <w:rPr>
+        <w:rFonts w:ascii="Arial" w:hAnsi="Arial" w:cs="Arial" w:eastAsia="Arial"/>
+        <w:sz w:val="23"/>
+        <w:szCs w:val="23"/>
+        <w:color w:val="222222"/>
+      </w:rPr>
+      <w:suff w:val="tab"/>
     </w:lvl>
     <w:lvl w:ilvl="3">
       <w:start w:val="4"/>
@@ -17014,7 +18416,15 @@
       <w:lvlJc w:val="left"/>
       <w:pPr>
         <w:ind w:left="2880" w:hanging="360"/>
-      </w:pPr>
+        <w:spacing w:before="0" w:after="120" w:line="288" w:lineRule="auto"/>
+      </w:pPr>
+      <w:rPr>
+        <w:rFonts w:ascii="Arial" w:hAnsi="Arial" w:cs="Arial" w:eastAsia="Arial"/>
+        <w:sz w:val="23"/>
+        <w:szCs w:val="23"/>
+        <w:color w:val="222222"/>
+      </w:rPr>
+      <w:suff w:val="tab"/>
     </w:lvl>
     <w:lvl w:ilvl="4">
       <w:start w:val="4"/>
@@ -17023,7 +18433,15 @@
       <w:lvlJc w:val="left"/>
       <w:pPr>
         <w:ind w:left="3600" w:hanging="360"/>
-      </w:pPr>
+        <w:spacing w:before="0" w:after="120" w:line="288" w:lineRule="auto"/>
+      </w:pPr>
+      <w:rPr>
+        <w:rFonts w:ascii="Arial" w:hAnsi="Arial" w:cs="Arial" w:eastAsia="Arial"/>
+        <w:sz w:val="23"/>
+        <w:szCs w:val="23"/>
+        <w:color w:val="222222"/>
+      </w:rPr>
+      <w:suff w:val="tab"/>
     </w:lvl>
     <w:lvl w:ilvl="5">
       <w:start w:val="4"/>
@@ -17032,7 +18450,15 @@
       <w:lvlJc w:val="left"/>
       <w:pPr>
         <w:ind w:left="4320" w:hanging="360"/>
-      </w:pPr>
+        <w:spacing w:before="0" w:after="120" w:line="288" w:lineRule="auto"/>
+      </w:pPr>
+      <w:rPr>
+        <w:rFonts w:ascii="Arial" w:hAnsi="Arial" w:cs="Arial" w:eastAsia="Arial"/>
+        <w:sz w:val="23"/>
+        <w:szCs w:val="23"/>
+        <w:color w:val="222222"/>
+      </w:rPr>
+      <w:suff w:val="tab"/>
     </w:lvl>
     <w:lvl w:ilvl="6">
       <w:start w:val="4"/>
@@ -17041,7 +18467,15 @@
       <w:lvlJc w:val="left"/>
       <w:pPr>
         <w:ind w:left="5040" w:hanging="360"/>
-      </w:pPr>
+        <w:spacing w:before="0" w:after="120" w:line="288" w:lineRule="auto"/>
+      </w:pPr>
+      <w:rPr>
+        <w:rFonts w:ascii="Arial" w:hAnsi="Arial" w:cs="Arial" w:eastAsia="Arial"/>
+        <w:sz w:val="23"/>
+        <w:szCs w:val="23"/>
+        <w:color w:val="222222"/>
+      </w:rPr>
+      <w:suff w:val="tab"/>
     </w:lvl>
     <w:lvl w:ilvl="7">
       <w:start w:val="4"/>
@@ -17050,7 +18484,15 @@
       <w:lvlJc w:val="left"/>
       <w:pPr>
         <w:ind w:left="5760" w:hanging="360"/>
-      </w:pPr>
+        <w:spacing w:before="0" w:after="120" w:line="288" w:lineRule="auto"/>
+      </w:pPr>
+      <w:rPr>
+        <w:rFonts w:ascii="Arial" w:hAnsi="Arial" w:cs="Arial" w:eastAsia="Arial"/>
+        <w:sz w:val="23"/>
+        <w:szCs w:val="23"/>
+        <w:color w:val="222222"/>
+      </w:rPr>
+      <w:suff w:val="tab"/>
     </w:lvl>
     <w:lvl w:ilvl="8">
       <w:start w:val="4"/>
@@ -17059,10 +18501,18 @@
       <w:lvlJc w:val="left"/>
       <w:pPr>
         <w:ind w:left="6480" w:hanging="360"/>
-      </w:pPr>
+        <w:spacing w:before="0" w:after="120" w:line="288" w:lineRule="auto"/>
+      </w:pPr>
+      <w:rPr>
+        <w:rFonts w:ascii="Arial" w:hAnsi="Arial" w:cs="Arial" w:eastAsia="Arial"/>
+        <w:sz w:val="23"/>
+        <w:szCs w:val="23"/>
+        <w:color w:val="222222"/>
+      </w:rPr>
+      <w:suff w:val="tab"/>
     </w:lvl>
   </w:abstractNum>
-  <w:abstractNum w:abstractNumId="99415">
+  <w:abstractNum w:abstractNumId="104">
     <w:nsid w:val="00A99415"/>
     <w:multiLevelType w:val="multilevel"/>
     <w:lvl w:ilvl="0">
@@ -17072,7 +18522,15 @@
       <w:lvlJc w:val="left"/>
       <w:pPr>
         <w:ind w:left="720" w:hanging="360"/>
-      </w:pPr>
+        <w:spacing w:before="0" w:after="120" w:line="288" w:lineRule="auto"/>
+      </w:pPr>
+      <w:rPr>
+        <w:rFonts w:ascii="Arial" w:hAnsi="Arial" w:cs="Arial" w:eastAsia="Arial"/>
+        <w:sz w:val="23"/>
+        <w:szCs w:val="23"/>
+        <w:color w:val="222222"/>
+      </w:rPr>
+      <w:suff w:val="tab"/>
     </w:lvl>
     <w:lvl w:ilvl="1">
       <w:start w:val="5"/>
@@ -17081,7 +18539,15 @@
       <w:lvlJc w:val="left"/>
       <w:pPr>
         <w:ind w:left="1440" w:hanging="360"/>
-      </w:pPr>
+        <w:spacing w:before="0" w:after="120" w:line="288" w:lineRule="auto"/>
+      </w:pPr>
+      <w:rPr>
+        <w:rFonts w:ascii="Arial" w:hAnsi="Arial" w:cs="Arial" w:eastAsia="Arial"/>
+        <w:sz w:val="23"/>
+        <w:szCs w:val="23"/>
+        <w:color w:val="222222"/>
+      </w:rPr>
+      <w:suff w:val="tab"/>
     </w:lvl>
     <w:lvl w:ilvl="2">
       <w:start w:val="5"/>
@@ -17090,7 +18556,15 @@
       <w:lvlJc w:val="left"/>
       <w:pPr>
         <w:ind w:left="2160" w:hanging="360"/>
-      </w:pPr>
+        <w:spacing w:before="0" w:after="120" w:line="288" w:lineRule="auto"/>
+      </w:pPr>
+      <w:rPr>
+        <w:rFonts w:ascii="Arial" w:hAnsi="Arial" w:cs="Arial" w:eastAsia="Arial"/>
+        <w:sz w:val="23"/>
+        <w:szCs w:val="23"/>
+        <w:color w:val="222222"/>
+      </w:rPr>
+      <w:suff w:val="tab"/>
     </w:lvl>
     <w:lvl w:ilvl="3">
       <w:start w:val="5"/>
@@ -17099,7 +18573,15 @@
       <w:lvlJc w:val="left"/>
       <w:pPr>
         <w:ind w:left="2880" w:hanging="360"/>
-      </w:pPr>
+        <w:spacing w:before="0" w:after="120" w:line="288" w:lineRule="auto"/>
+      </w:pPr>
+      <w:rPr>
+        <w:rFonts w:ascii="Arial" w:hAnsi="Arial" w:cs="Arial" w:eastAsia="Arial"/>
+        <w:sz w:val="23"/>
+        <w:szCs w:val="23"/>
+        <w:color w:val="222222"/>
+      </w:rPr>
+      <w:suff w:val="tab"/>
     </w:lvl>
     <w:lvl w:ilvl="4">
       <w:start w:val="5"/>
@@ -17108,7 +18590,15 @@
       <w:lvlJc w:val="left"/>
       <w:pPr>
         <w:ind w:left="3600" w:hanging="360"/>
-      </w:pPr>
+        <w:spacing w:before="0" w:after="120" w:line="288" w:lineRule="auto"/>
+      </w:pPr>
+      <w:rPr>
+        <w:rFonts w:ascii="Arial" w:hAnsi="Arial" w:cs="Arial" w:eastAsia="Arial"/>
+        <w:sz w:val="23"/>
+        <w:szCs w:val="23"/>
+        <w:color w:val="222222"/>
+      </w:rPr>
+      <w:suff w:val="tab"/>
     </w:lvl>
     <w:lvl w:ilvl="5">
       <w:start w:val="5"/>
@@ -17117,7 +18607,15 @@
       <w:lvlJc w:val="left"/>
       <w:pPr>
         <w:ind w:left="4320" w:hanging="360"/>
-      </w:pPr>
+        <w:spacing w:before="0" w:after="120" w:line="288" w:lineRule="auto"/>
+      </w:pPr>
+      <w:rPr>
+        <w:rFonts w:ascii="Arial" w:hAnsi="Arial" w:cs="Arial" w:eastAsia="Arial"/>
+        <w:sz w:val="23"/>
+        <w:szCs w:val="23"/>
+        <w:color w:val="222222"/>
+      </w:rPr>
+      <w:suff w:val="tab"/>
     </w:lvl>
     <w:lvl w:ilvl="6">
       <w:start w:val="5"/>
@@ -17126,7 +18624,15 @@
       <w:lvlJc w:val="left"/>
       <w:pPr>
         <w:ind w:left="5040" w:hanging="360"/>
-      </w:pPr>
+        <w:spacing w:before="0" w:after="120" w:line="288" w:lineRule="auto"/>
+      </w:pPr>
+      <w:rPr>
+        <w:rFonts w:ascii="Arial" w:hAnsi="Arial" w:cs="Arial" w:eastAsia="Arial"/>
+        <w:sz w:val="23"/>
+        <w:szCs w:val="23"/>
+        <w:color w:val="222222"/>
+      </w:rPr>
+      <w:suff w:val="tab"/>
     </w:lvl>
     <w:lvl w:ilvl="7">
       <w:start w:val="5"/>
@@ -17135,7 +18641,15 @@
       <w:lvlJc w:val="left"/>
       <w:pPr>
         <w:ind w:left="5760" w:hanging="360"/>
-      </w:pPr>
+        <w:spacing w:before="0" w:after="120" w:line="288" w:lineRule="auto"/>
+      </w:pPr>
+      <w:rPr>
+        <w:rFonts w:ascii="Arial" w:hAnsi="Arial" w:cs="Arial" w:eastAsia="Arial"/>
+        <w:sz w:val="23"/>
+        <w:szCs w:val="23"/>
+        <w:color w:val="222222"/>
+      </w:rPr>
+      <w:suff w:val="tab"/>
     </w:lvl>
     <w:lvl w:ilvl="8">
       <w:start w:val="5"/>
@@ -17144,10 +18658,18 @@
       <w:lvlJc w:val="left"/>
       <w:pPr>
         <w:ind w:left="6480" w:hanging="360"/>
-      </w:pPr>
+        <w:spacing w:before="0" w:after="120" w:line="288" w:lineRule="auto"/>
+      </w:pPr>
+      <w:rPr>
+        <w:rFonts w:ascii="Arial" w:hAnsi="Arial" w:cs="Arial" w:eastAsia="Arial"/>
+        <w:sz w:val="23"/>
+        <w:szCs w:val="23"/>
+        <w:color w:val="222222"/>
+      </w:rPr>
+      <w:suff w:val="tab"/>
     </w:lvl>
   </w:abstractNum>
-  <w:abstractNum w:abstractNumId="99416">
+  <w:abstractNum w:abstractNumId="105">
     <w:nsid w:val="00A99416"/>
     <w:multiLevelType w:val="multilevel"/>
     <w:lvl w:ilvl="0">
@@ -17157,7 +18679,15 @@
       <w:lvlJc w:val="left"/>
       <w:pPr>
         <w:ind w:left="720" w:hanging="360"/>
-      </w:pPr>
+        <w:spacing w:before="0" w:after="120" w:line="288" w:lineRule="auto"/>
+      </w:pPr>
+      <w:rPr>
+        <w:rFonts w:ascii="Arial" w:hAnsi="Arial" w:cs="Arial" w:eastAsia="Arial"/>
+        <w:sz w:val="23"/>
+        <w:szCs w:val="23"/>
+        <w:color w:val="222222"/>
+      </w:rPr>
+      <w:suff w:val="tab"/>
     </w:lvl>
     <w:lvl w:ilvl="1">
       <w:start w:val="6"/>
@@ -17166,7 +18696,15 @@
       <w:lvlJc w:val="left"/>
       <w:pPr>
         <w:ind w:left="1440" w:hanging="360"/>
-      </w:pPr>
+        <w:spacing w:before="0" w:after="120" w:line="288" w:lineRule="auto"/>
+      </w:pPr>
+      <w:rPr>
+        <w:rFonts w:ascii="Arial" w:hAnsi="Arial" w:cs="Arial" w:eastAsia="Arial"/>
+        <w:sz w:val="23"/>
+        <w:szCs w:val="23"/>
+        <w:color w:val="222222"/>
+      </w:rPr>
+      <w:suff w:val="tab"/>
     </w:lvl>
     <w:lvl w:ilvl="2">
       <w:start w:val="6"/>
@@ -17175,7 +18713,15 @@
       <w:lvlJc w:val="left"/>
       <w:pPr>
         <w:ind w:left="2160" w:hanging="360"/>
-      </w:pPr>
+        <w:spacing w:before="0" w:after="120" w:line="288" w:lineRule="auto"/>
+      </w:pPr>
+      <w:rPr>
+        <w:rFonts w:ascii="Arial" w:hAnsi="Arial" w:cs="Arial" w:eastAsia="Arial"/>
+        <w:sz w:val="23"/>
+        <w:szCs w:val="23"/>
+        <w:color w:val="222222"/>
+      </w:rPr>
+      <w:suff w:val="tab"/>
     </w:lvl>
     <w:lvl w:ilvl="3">
       <w:start w:val="6"/>
@@ -17184,7 +18730,15 @@
       <w:lvlJc w:val="left"/>
       <w:pPr>
         <w:ind w:left="2880" w:hanging="360"/>
-      </w:pPr>
+        <w:spacing w:before="0" w:after="120" w:line="288" w:lineRule="auto"/>
+      </w:pPr>
+      <w:rPr>
+        <w:rFonts w:ascii="Arial" w:hAnsi="Arial" w:cs="Arial" w:eastAsia="Arial"/>
+        <w:sz w:val="23"/>
+        <w:szCs w:val="23"/>
+        <w:color w:val="222222"/>
+      </w:rPr>
+      <w:suff w:val="tab"/>
     </w:lvl>
     <w:lvl w:ilvl="4">
       <w:start w:val="6"/>
@@ -17193,7 +18747,15 @@
       <w:lvlJc w:val="left"/>
       <w:pPr>
         <w:ind w:left="3600" w:hanging="360"/>
-      </w:pPr>
+        <w:spacing w:before="0" w:after="120" w:line="288" w:lineRule="auto"/>
+      </w:pPr>
+      <w:rPr>
+        <w:rFonts w:ascii="Arial" w:hAnsi="Arial" w:cs="Arial" w:eastAsia="Arial"/>
+        <w:sz w:val="23"/>
+        <w:szCs w:val="23"/>
+        <w:color w:val="222222"/>
+      </w:rPr>
+      <w:suff w:val="tab"/>
     </w:lvl>
     <w:lvl w:ilvl="5">
       <w:start w:val="6"/>
@@ -17202,7 +18764,15 @@
       <w:lvlJc w:val="left"/>
       <w:pPr>
         <w:ind w:left="4320" w:hanging="360"/>
-      </w:pPr>
+        <w:spacing w:before="0" w:after="120" w:line="288" w:lineRule="auto"/>
+      </w:pPr>
+      <w:rPr>
+        <w:rFonts w:ascii="Arial" w:hAnsi="Arial" w:cs="Arial" w:eastAsia="Arial"/>
+        <w:sz w:val="23"/>
+        <w:szCs w:val="23"/>
+        <w:color w:val="222222"/>
+      </w:rPr>
+      <w:suff w:val="tab"/>
     </w:lvl>
     <w:lvl w:ilvl="6">
       <w:start w:val="6"/>
@@ -17211,7 +18781,15 @@
       <w:lvlJc w:val="left"/>
       <w:pPr>
         <w:ind w:left="5040" w:hanging="360"/>
-      </w:pPr>
+        <w:spacing w:before="0" w:after="120" w:line="288" w:lineRule="auto"/>
+      </w:pPr>
+      <w:rPr>
+        <w:rFonts w:ascii="Arial" w:hAnsi="Arial" w:cs="Arial" w:eastAsia="Arial"/>
+        <w:sz w:val="23"/>
+        <w:szCs w:val="23"/>
+        <w:color w:val="222222"/>
+      </w:rPr>
+      <w:suff w:val="tab"/>
     </w:lvl>
     <w:lvl w:ilvl="7">
       <w:start w:val="6"/>
@@ -17220,7 +18798,15 @@
       <w:lvlJc w:val="left"/>
       <w:pPr>
         <w:ind w:left="5760" w:hanging="360"/>
-      </w:pPr>
+        <w:spacing w:before="0" w:after="120" w:line="288" w:lineRule="auto"/>
+      </w:pPr>
+      <w:rPr>
+        <w:rFonts w:ascii="Arial" w:hAnsi="Arial" w:cs="Arial" w:eastAsia="Arial"/>
+        <w:sz w:val="23"/>
+        <w:szCs w:val="23"/>
+        <w:color w:val="222222"/>
+      </w:rPr>
+      <w:suff w:val="tab"/>
     </w:lvl>
     <w:lvl w:ilvl="8">
       <w:start w:val="6"/>
@@ -17229,10 +18815,18 @@
       <w:lvlJc w:val="left"/>
       <w:pPr>
         <w:ind w:left="6480" w:hanging="360"/>
-      </w:pPr>
+        <w:spacing w:before="0" w:after="120" w:line="288" w:lineRule="auto"/>
+      </w:pPr>
+      <w:rPr>
+        <w:rFonts w:ascii="Arial" w:hAnsi="Arial" w:cs="Arial" w:eastAsia="Arial"/>
+        <w:sz w:val="23"/>
+        <w:szCs w:val="23"/>
+        <w:color w:val="222222"/>
+      </w:rPr>
+      <w:suff w:val="tab"/>
     </w:lvl>
   </w:abstractNum>
-  <w:abstractNum w:abstractNumId="99417">
+  <w:abstractNum w:abstractNumId="106">
     <w:nsid w:val="00A99417"/>
     <w:multiLevelType w:val="multilevel"/>
     <w:lvl w:ilvl="0">
@@ -17242,7 +18836,15 @@
       <w:lvlJc w:val="left"/>
       <w:pPr>
         <w:ind w:left="720" w:hanging="360"/>
-      </w:pPr>
+        <w:spacing w:before="0" w:after="120" w:line="288" w:lineRule="auto"/>
+      </w:pPr>
+      <w:rPr>
+        <w:rFonts w:ascii="Arial" w:hAnsi="Arial" w:cs="Arial" w:eastAsia="Arial"/>
+        <w:sz w:val="23"/>
+        <w:szCs w:val="23"/>
+        <w:color w:val="222222"/>
+      </w:rPr>
+      <w:suff w:val="tab"/>
     </w:lvl>
     <w:lvl w:ilvl="1">
       <w:start w:val="7"/>
@@ -17251,7 +18853,15 @@
       <w:lvlJc w:val="left"/>
       <w:pPr>
         <w:ind w:left="1440" w:hanging="360"/>
-      </w:pPr>
+        <w:spacing w:before="0" w:after="120" w:line="288" w:lineRule="auto"/>
+      </w:pPr>
+      <w:rPr>
+        <w:rFonts w:ascii="Arial" w:hAnsi="Arial" w:cs="Arial" w:eastAsia="Arial"/>
+        <w:sz w:val="23"/>
+        <w:szCs w:val="23"/>
+        <w:color w:val="222222"/>
+      </w:rPr>
+      <w:suff w:val="tab"/>
     </w:lvl>
     <w:lvl w:ilvl="2">
       <w:start w:val="7"/>
@@ -17260,7 +18870,15 @@
       <w:lvlJc w:val="left"/>
       <w:pPr>
         <w:ind w:left="2160" w:hanging="360"/>
-      </w:pPr>
+        <w:spacing w:before="0" w:after="120" w:line="288" w:lineRule="auto"/>
+      </w:pPr>
+      <w:rPr>
+        <w:rFonts w:ascii="Arial" w:hAnsi="Arial" w:cs="Arial" w:eastAsia="Arial"/>
+        <w:sz w:val="23"/>
+        <w:szCs w:val="23"/>
+        <w:color w:val="222222"/>
+      </w:rPr>
+      <w:suff w:val="tab"/>
     </w:lvl>
     <w:lvl w:ilvl="3">
       <w:start w:val="7"/>
@@ -17269,7 +18887,15 @@
       <w:lvlJc w:val="left"/>
       <w:pPr>
         <w:ind w:left="2880" w:hanging="360"/>
-      </w:pPr>
+        <w:spacing w:before="0" w:after="120" w:line="288" w:lineRule="auto"/>
+      </w:pPr>
+      <w:rPr>
+        <w:rFonts w:ascii="Arial" w:hAnsi="Arial" w:cs="Arial" w:eastAsia="Arial"/>
+        <w:sz w:val="23"/>
+        <w:szCs w:val="23"/>
+        <w:color w:val="222222"/>
+      </w:rPr>
+      <w:suff w:val="tab"/>
     </w:lvl>
     <w:lvl w:ilvl="4">
       <w:start w:val="7"/>
@@ -17278,7 +18904,15 @@
       <w:lvlJc w:val="left"/>
       <w:pPr>
         <w:ind w:left="3600" w:hanging="360"/>
-      </w:pPr>
+        <w:spacing w:before="0" w:after="120" w:line="288" w:lineRule="auto"/>
+      </w:pPr>
+      <w:rPr>
+        <w:rFonts w:ascii="Arial" w:hAnsi="Arial" w:cs="Arial" w:eastAsia="Arial"/>
+        <w:sz w:val="23"/>
+        <w:szCs w:val="23"/>
+        <w:color w:val="222222"/>
+      </w:rPr>
+      <w:suff w:val="tab"/>
     </w:lvl>
     <w:lvl w:ilvl="5">
       <w:start w:val="7"/>
@@ -17287,7 +18921,15 @@
       <w:lvlJc w:val="left"/>
       <w:pPr>
         <w:ind w:left="4320" w:hanging="360"/>
-      </w:pPr>
+        <w:spacing w:before="0" w:after="120" w:line="288" w:lineRule="auto"/>
+      </w:pPr>
+      <w:rPr>
+        <w:rFonts w:ascii="Arial" w:hAnsi="Arial" w:cs="Arial" w:eastAsia="Arial"/>
+        <w:sz w:val="23"/>
+        <w:szCs w:val="23"/>
+        <w:color w:val="222222"/>
+      </w:rPr>
+      <w:suff w:val="tab"/>
     </w:lvl>
     <w:lvl w:ilvl="6">
       <w:start w:val="7"/>
@@ -17296,7 +18938,15 @@
       <w:lvlJc w:val="left"/>
       <w:pPr>
         <w:ind w:left="5040" w:hanging="360"/>
-      </w:pPr>
+        <w:spacing w:before="0" w:after="120" w:line="288" w:lineRule="auto"/>
+      </w:pPr>
+      <w:rPr>
+        <w:rFonts w:ascii="Arial" w:hAnsi="Arial" w:cs="Arial" w:eastAsia="Arial"/>
+        <w:sz w:val="23"/>
+        <w:szCs w:val="23"/>
+        <w:color w:val="222222"/>
+      </w:rPr>
+      <w:suff w:val="tab"/>
     </w:lvl>
     <w:lvl w:ilvl="7">
       <w:start w:val="7"/>
@@ -17305,7 +18955,15 @@
       <w:lvlJc w:val="left"/>
       <w:pPr>
         <w:ind w:left="5760" w:hanging="360"/>
-      </w:pPr>
+        <w:spacing w:before="0" w:after="120" w:line="288" w:lineRule="auto"/>
+      </w:pPr>
+      <w:rPr>
+        <w:rFonts w:ascii="Arial" w:hAnsi="Arial" w:cs="Arial" w:eastAsia="Arial"/>
+        <w:sz w:val="23"/>
+        <w:szCs w:val="23"/>
+        <w:color w:val="222222"/>
+      </w:rPr>
+      <w:suff w:val="tab"/>
     </w:lvl>
     <w:lvl w:ilvl="8">
       <w:start w:val="7"/>
@@ -17314,10 +18972,18 @@
       <w:lvlJc w:val="left"/>
       <w:pPr>
         <w:ind w:left="6480" w:hanging="360"/>
-      </w:pPr>
+        <w:spacing w:before="0" w:after="120" w:line="288" w:lineRule="auto"/>
+      </w:pPr>
+      <w:rPr>
+        <w:rFonts w:ascii="Arial" w:hAnsi="Arial" w:cs="Arial" w:eastAsia="Arial"/>
+        <w:sz w:val="23"/>
+        <w:szCs w:val="23"/>
+        <w:color w:val="222222"/>
+      </w:rPr>
+      <w:suff w:val="tab"/>
     </w:lvl>
   </w:abstractNum>
-  <w:abstractNum w:abstractNumId="99418">
+  <w:abstractNum w:abstractNumId="107">
     <w:nsid w:val="00A99418"/>
     <w:multiLevelType w:val="multilevel"/>
     <w:lvl w:ilvl="0">
@@ -17327,7 +18993,15 @@
       <w:lvlJc w:val="left"/>
       <w:pPr>
         <w:ind w:left="720" w:hanging="360"/>
-      </w:pPr>
+        <w:spacing w:before="0" w:after="120" w:line="288" w:lineRule="auto"/>
+      </w:pPr>
+      <w:rPr>
+        <w:rFonts w:ascii="Arial" w:hAnsi="Arial" w:cs="Arial" w:eastAsia="Arial"/>
+        <w:sz w:val="23"/>
+        <w:szCs w:val="23"/>
+        <w:color w:val="222222"/>
+      </w:rPr>
+      <w:suff w:val="tab"/>
     </w:lvl>
     <w:lvl w:ilvl="1">
       <w:start w:val="8"/>
@@ -17336,7 +19010,15 @@
       <w:lvlJc w:val="left"/>
       <w:pPr>
         <w:ind w:left="1440" w:hanging="360"/>
-      </w:pPr>
+        <w:spacing w:before="0" w:after="120" w:line="288" w:lineRule="auto"/>
+      </w:pPr>
+      <w:rPr>
+        <w:rFonts w:ascii="Arial" w:hAnsi="Arial" w:cs="Arial" w:eastAsia="Arial"/>
+        <w:sz w:val="23"/>
+        <w:szCs w:val="23"/>
+        <w:color w:val="222222"/>
+      </w:rPr>
+      <w:suff w:val="tab"/>
     </w:lvl>
     <w:lvl w:ilvl="2">
       <w:start w:val="8"/>
@@ -17345,7 +19027,15 @@
       <w:lvlJc w:val="left"/>
       <w:pPr>
         <w:ind w:left="2160" w:hanging="360"/>
-      </w:pPr>
+        <w:spacing w:before="0" w:after="120" w:line="288" w:lineRule="auto"/>
+      </w:pPr>
+      <w:rPr>
+        <w:rFonts w:ascii="Arial" w:hAnsi="Arial" w:cs="Arial" w:eastAsia="Arial"/>
+        <w:sz w:val="23"/>
+        <w:szCs w:val="23"/>
+        <w:color w:val="222222"/>
+      </w:rPr>
+      <w:suff w:val="tab"/>
     </w:lvl>
     <w:lvl w:ilvl="3">
       <w:start w:val="8"/>
@@ -17354,7 +19044,15 @@
       <w:lvlJc w:val="left"/>
       <w:pPr>
         <w:ind w:left="2880" w:hanging="360"/>
-      </w:pPr>
+        <w:spacing w:before="0" w:after="120" w:line="288" w:lineRule="auto"/>
+      </w:pPr>
+      <w:rPr>
+        <w:rFonts w:ascii="Arial" w:hAnsi="Arial" w:cs="Arial" w:eastAsia="Arial"/>
+        <w:sz w:val="23"/>
+        <w:szCs w:val="23"/>
+        <w:color w:val="222222"/>
+      </w:rPr>
+      <w:suff w:val="tab"/>
     </w:lvl>
     <w:lvl w:ilvl="4">
       <w:start w:val="8"/>
@@ -17363,7 +19061,15 @@
       <w:lvlJc w:val="left"/>
       <w:pPr>
         <w:ind w:left="3600" w:hanging="360"/>
-      </w:pPr>
+        <w:spacing w:before="0" w:after="120" w:line="288" w:lineRule="auto"/>
+      </w:pPr>
+      <w:rPr>
+        <w:rFonts w:ascii="Arial" w:hAnsi="Arial" w:cs="Arial" w:eastAsia="Arial"/>
+        <w:sz w:val="23"/>
+        <w:szCs w:val="23"/>
+        <w:color w:val="222222"/>
+      </w:rPr>
+      <w:suff w:val="tab"/>
     </w:lvl>
     <w:lvl w:ilvl="5">
       <w:start w:val="8"/>
@@ -17372,7 +19078,15 @@
       <w:lvlJc w:val="left"/>
       <w:pPr>
         <w:ind w:left="4320" w:hanging="360"/>
-      </w:pPr>
+        <w:spacing w:before="0" w:after="120" w:line="288" w:lineRule="auto"/>
+      </w:pPr>
+      <w:rPr>
+        <w:rFonts w:ascii="Arial" w:hAnsi="Arial" w:cs="Arial" w:eastAsia="Arial"/>
+        <w:sz w:val="23"/>
+        <w:szCs w:val="23"/>
+        <w:color w:val="222222"/>
+      </w:rPr>
+      <w:suff w:val="tab"/>
     </w:lvl>
     <w:lvl w:ilvl="6">
       <w:start w:val="8"/>
@@ -17381,7 +19095,15 @@
       <w:lvlJc w:val="left"/>
       <w:pPr>
         <w:ind w:left="5040" w:hanging="360"/>
-      </w:pPr>
+        <w:spacing w:before="0" w:after="120" w:line="288" w:lineRule="auto"/>
+      </w:pPr>
+      <w:rPr>
+        <w:rFonts w:ascii="Arial" w:hAnsi="Arial" w:cs="Arial" w:eastAsia="Arial"/>
+        <w:sz w:val="23"/>
+        <w:szCs w:val="23"/>
+        <w:color w:val="222222"/>
+      </w:rPr>
+      <w:suff w:val="tab"/>
     </w:lvl>
     <w:lvl w:ilvl="7">
       <w:start w:val="8"/>
@@ -17390,7 +19112,15 @@
       <w:lvlJc w:val="left"/>
       <w:pPr>
         <w:ind w:left="5760" w:hanging="360"/>
-      </w:pPr>
+        <w:spacing w:before="0" w:after="120" w:line="288" w:lineRule="auto"/>
+      </w:pPr>
+      <w:rPr>
+        <w:rFonts w:ascii="Arial" w:hAnsi="Arial" w:cs="Arial" w:eastAsia="Arial"/>
+        <w:sz w:val="23"/>
+        <w:szCs w:val="23"/>
+        <w:color w:val="222222"/>
+      </w:rPr>
+      <w:suff w:val="tab"/>
     </w:lvl>
     <w:lvl w:ilvl="8">
       <w:start w:val="8"/>
@@ -17399,10 +19129,18 @@
       <w:lvlJc w:val="left"/>
       <w:pPr>
         <w:ind w:left="6480" w:hanging="360"/>
-      </w:pPr>
+        <w:spacing w:before="0" w:after="120" w:line="288" w:lineRule="auto"/>
+      </w:pPr>
+      <w:rPr>
+        <w:rFonts w:ascii="Arial" w:hAnsi="Arial" w:cs="Arial" w:eastAsia="Arial"/>
+        <w:sz w:val="23"/>
+        <w:szCs w:val="23"/>
+        <w:color w:val="222222"/>
+      </w:rPr>
+      <w:suff w:val="tab"/>
     </w:lvl>
   </w:abstractNum>
-  <w:abstractNum w:abstractNumId="99419">
+  <w:abstractNum w:abstractNumId="108">
     <w:nsid w:val="00A99419"/>
     <w:multiLevelType w:val="multilevel"/>
     <w:lvl w:ilvl="0">
@@ -17412,7 +19150,15 @@
       <w:lvlJc w:val="left"/>
       <w:pPr>
         <w:ind w:left="720" w:hanging="360"/>
-      </w:pPr>
+        <w:spacing w:before="0" w:after="120" w:line="288" w:lineRule="auto"/>
+      </w:pPr>
+      <w:rPr>
+        <w:rFonts w:ascii="Arial" w:hAnsi="Arial" w:cs="Arial" w:eastAsia="Arial"/>
+        <w:sz w:val="23"/>
+        <w:szCs w:val="23"/>
+        <w:color w:val="222222"/>
+      </w:rPr>
+      <w:suff w:val="tab"/>
     </w:lvl>
     <w:lvl w:ilvl="1">
       <w:start w:val="9"/>
@@ -17421,7 +19167,15 @@
       <w:lvlJc w:val="left"/>
       <w:pPr>
         <w:ind w:left="1440" w:hanging="360"/>
-      </w:pPr>
+        <w:spacing w:before="0" w:after="120" w:line="288" w:lineRule="auto"/>
+      </w:pPr>
+      <w:rPr>
+        <w:rFonts w:ascii="Arial" w:hAnsi="Arial" w:cs="Arial" w:eastAsia="Arial"/>
+        <w:sz w:val="23"/>
+        <w:szCs w:val="23"/>
+        <w:color w:val="222222"/>
+      </w:rPr>
+      <w:suff w:val="tab"/>
     </w:lvl>
     <w:lvl w:ilvl="2">
       <w:start w:val="9"/>
@@ -17430,7 +19184,15 @@
       <w:lvlJc w:val="left"/>
       <w:pPr>
         <w:ind w:left="2160" w:hanging="360"/>
-      </w:pPr>
+        <w:spacing w:before="0" w:after="120" w:line="288" w:lineRule="auto"/>
+      </w:pPr>
+      <w:rPr>
+        <w:rFonts w:ascii="Arial" w:hAnsi="Arial" w:cs="Arial" w:eastAsia="Arial"/>
+        <w:sz w:val="23"/>
+        <w:szCs w:val="23"/>
+        <w:color w:val="222222"/>
+      </w:rPr>
+      <w:suff w:val="tab"/>
     </w:lvl>
     <w:lvl w:ilvl="3">
       <w:start w:val="9"/>
@@ -17439,7 +19201,15 @@
       <w:lvlJc w:val="left"/>
       <w:pPr>
         <w:ind w:left="2880" w:hanging="360"/>
-      </w:pPr>
+        <w:spacing w:before="0" w:after="120" w:line="288" w:lineRule="auto"/>
+      </w:pPr>
+      <w:rPr>
+        <w:rFonts w:ascii="Arial" w:hAnsi="Arial" w:cs="Arial" w:eastAsia="Arial"/>
+        <w:sz w:val="23"/>
+        <w:szCs w:val="23"/>
+        <w:color w:val="222222"/>
+      </w:rPr>
+      <w:suff w:val="tab"/>
     </w:lvl>
     <w:lvl w:ilvl="4">
       <w:start w:val="9"/>
@@ -17448,7 +19218,15 @@
       <w:lvlJc w:val="left"/>
       <w:pPr>
         <w:ind w:left="3600" w:hanging="360"/>
-      </w:pPr>
+        <w:spacing w:before="0" w:after="120" w:line="288" w:lineRule="auto"/>
+      </w:pPr>
+      <w:rPr>
+        <w:rFonts w:ascii="Arial" w:hAnsi="Arial" w:cs="Arial" w:eastAsia="Arial"/>
+        <w:sz w:val="23"/>
+        <w:szCs w:val="23"/>
+        <w:color w:val="222222"/>
+      </w:rPr>
+      <w:suff w:val="tab"/>
     </w:lvl>
     <w:lvl w:ilvl="5">
       <w:start w:val="9"/>
@@ -17457,7 +19235,15 @@
       <w:lvlJc w:val="left"/>
       <w:pPr>
         <w:ind w:left="4320" w:hanging="360"/>
-      </w:pPr>
+        <w:spacing w:before="0" w:after="120" w:line="288" w:lineRule="auto"/>
+      </w:pPr>
+      <w:rPr>
+        <w:rFonts w:ascii="Arial" w:hAnsi="Arial" w:cs="Arial" w:eastAsia="Arial"/>
+        <w:sz w:val="23"/>
+        <w:szCs w:val="23"/>
+        <w:color w:val="222222"/>
+      </w:rPr>
+      <w:suff w:val="tab"/>
     </w:lvl>
     <w:lvl w:ilvl="6">
       <w:start w:val="9"/>
@@ -17466,7 +19252,15 @@
       <w:lvlJc w:val="left"/>
       <w:pPr>
         <w:ind w:left="5040" w:hanging="360"/>
-      </w:pPr>
+        <w:spacing w:before="0" w:after="120" w:line="288" w:lineRule="auto"/>
+      </w:pPr>
+      <w:rPr>
+        <w:rFonts w:ascii="Arial" w:hAnsi="Arial" w:cs="Arial" w:eastAsia="Arial"/>
+        <w:sz w:val="23"/>
+        <w:szCs w:val="23"/>
+        <w:color w:val="222222"/>
+      </w:rPr>
+      <w:suff w:val="tab"/>
     </w:lvl>
     <w:lvl w:ilvl="7">
       <w:start w:val="9"/>
@@ -17475,7 +19269,15 @@
       <w:lvlJc w:val="left"/>
       <w:pPr>
         <w:ind w:left="5760" w:hanging="360"/>
-      </w:pPr>
+        <w:spacing w:before="0" w:after="120" w:line="288" w:lineRule="auto"/>
+      </w:pPr>
+      <w:rPr>
+        <w:rFonts w:ascii="Arial" w:hAnsi="Arial" w:cs="Arial" w:eastAsia="Arial"/>
+        <w:sz w:val="23"/>
+        <w:szCs w:val="23"/>
+        <w:color w:val="222222"/>
+      </w:rPr>
+      <w:suff w:val="tab"/>
     </w:lvl>
     <w:lvl w:ilvl="8">
       <w:start w:val="9"/>
@@ -17484,10 +19286,18 @@
       <w:lvlJc w:val="left"/>
       <w:pPr>
         <w:ind w:left="6480" w:hanging="360"/>
-      </w:pPr>
+        <w:spacing w:before="0" w:after="120" w:line="288" w:lineRule="auto"/>
+      </w:pPr>
+      <w:rPr>
+        <w:rFonts w:ascii="Arial" w:hAnsi="Arial" w:cs="Arial" w:eastAsia="Arial"/>
+        <w:sz w:val="23"/>
+        <w:szCs w:val="23"/>
+        <w:color w:val="222222"/>
+      </w:rPr>
+      <w:suff w:val="tab"/>
     </w:lvl>
   </w:abstractNum>
-  <w:abstractNum w:abstractNumId="994111">
+  <w:abstractNum w:abstractNumId="109">
     <w:nsid w:val="0A994111"/>
     <w:multiLevelType w:val="multilevel"/>
     <w:lvl w:ilvl="0">
@@ -17497,7 +19307,15 @@
       <w:lvlJc w:val="left"/>
       <w:pPr>
         <w:ind w:left="720" w:hanging="360"/>
-      </w:pPr>
+        <w:spacing w:before="0" w:after="120" w:line="288" w:lineRule="auto"/>
+      </w:pPr>
+      <w:rPr>
+        <w:rFonts w:ascii="Arial" w:hAnsi="Arial" w:cs="Arial" w:eastAsia="Arial"/>
+        <w:sz w:val="23"/>
+        <w:szCs w:val="23"/>
+        <w:color w:val="222222"/>
+      </w:rPr>
+      <w:suff w:val="tab"/>
     </w:lvl>
     <w:lvl w:ilvl="1">
       <w:start w:val="11"/>
@@ -17506,7 +19324,15 @@
       <w:lvlJc w:val="left"/>
       <w:pPr>
         <w:ind w:left="1440" w:hanging="360"/>
-      </w:pPr>
+        <w:spacing w:before="0" w:after="120" w:line="288" w:lineRule="auto"/>
+      </w:pPr>
+      <w:rPr>
+        <w:rFonts w:ascii="Arial" w:hAnsi="Arial" w:cs="Arial" w:eastAsia="Arial"/>
+        <w:sz w:val="23"/>
+        <w:szCs w:val="23"/>
+        <w:color w:val="222222"/>
+      </w:rPr>
+      <w:suff w:val="tab"/>
     </w:lvl>
     <w:lvl w:ilvl="2">
       <w:start w:val="11"/>
@@ -17515,7 +19341,15 @@
       <w:lvlJc w:val="left"/>
       <w:pPr>
         <w:ind w:left="2160" w:hanging="360"/>
-      </w:pPr>
+        <w:spacing w:before="0" w:after="120" w:line="288" w:lineRule="auto"/>
+      </w:pPr>
+      <w:rPr>
+        <w:rFonts w:ascii="Arial" w:hAnsi="Arial" w:cs="Arial" w:eastAsia="Arial"/>
+        <w:sz w:val="23"/>
+        <w:szCs w:val="23"/>
+        <w:color w:val="222222"/>
+      </w:rPr>
+      <w:suff w:val="tab"/>
     </w:lvl>
     <w:lvl w:ilvl="3">
       <w:start w:val="11"/>
@@ -17524,7 +19358,15 @@
       <w:lvlJc w:val="left"/>
       <w:pPr>
         <w:ind w:left="2880" w:hanging="360"/>
-      </w:pPr>
+        <w:spacing w:before="0" w:after="120" w:line="288" w:lineRule="auto"/>
+      </w:pPr>
+      <w:rPr>
+        <w:rFonts w:ascii="Arial" w:hAnsi="Arial" w:cs="Arial" w:eastAsia="Arial"/>
+        <w:sz w:val="23"/>
+        <w:szCs w:val="23"/>
+        <w:color w:val="222222"/>
+      </w:rPr>
+      <w:suff w:val="tab"/>
     </w:lvl>
     <w:lvl w:ilvl="4">
       <w:start w:val="11"/>
@@ -17533,7 +19375,15 @@
       <w:lvlJc w:val="left"/>
       <w:pPr>
         <w:ind w:left="3600" w:hanging="360"/>
-      </w:pPr>
+        <w:spacing w:before="0" w:after="120" w:line="288" w:lineRule="auto"/>
+      </w:pPr>
+      <w:rPr>
+        <w:rFonts w:ascii="Arial" w:hAnsi="Arial" w:cs="Arial" w:eastAsia="Arial"/>
+        <w:sz w:val="23"/>
+        <w:szCs w:val="23"/>
+        <w:color w:val="222222"/>
+      </w:rPr>
+      <w:suff w:val="tab"/>
     </w:lvl>
     <w:lvl w:ilvl="5">
       <w:start w:val="11"/>
@@ -17542,7 +19392,15 @@
       <w:lvlJc w:val="left"/>
       <w:pPr>
         <w:ind w:left="4320" w:hanging="360"/>
-      </w:pPr>
+        <w:spacing w:before="0" w:after="120" w:line="288" w:lineRule="auto"/>
+      </w:pPr>
+      <w:rPr>
+        <w:rFonts w:ascii="Arial" w:hAnsi="Arial" w:cs="Arial" w:eastAsia="Arial"/>
+        <w:sz w:val="23"/>
+        <w:szCs w:val="23"/>
+        <w:color w:val="222222"/>
+      </w:rPr>
+      <w:suff w:val="tab"/>
     </w:lvl>
     <w:lvl w:ilvl="6">
       <w:start w:val="11"/>
@@ -17551,7 +19409,15 @@
       <w:lvlJc w:val="left"/>
       <w:pPr>
         <w:ind w:left="5040" w:hanging="360"/>
-      </w:pPr>
+        <w:spacing w:before="0" w:after="120" w:line="288" w:lineRule="auto"/>
+      </w:pPr>
+      <w:rPr>
+        <w:rFonts w:ascii="Arial" w:hAnsi="Arial" w:cs="Arial" w:eastAsia="Arial"/>
+        <w:sz w:val="23"/>
+        <w:szCs w:val="23"/>
+        <w:color w:val="222222"/>
+      </w:rPr>
+      <w:suff w:val="tab"/>
     </w:lvl>
     <w:lvl w:ilvl="7">
       <w:start w:val="11"/>
@@ -17560,7 +19426,15 @@
       <w:lvlJc w:val="left"/>
       <w:pPr>
         <w:ind w:left="5760" w:hanging="360"/>
-      </w:pPr>
+        <w:spacing w:before="0" w:after="120" w:line="288" w:lineRule="auto"/>
+      </w:pPr>
+      <w:rPr>
+        <w:rFonts w:ascii="Arial" w:hAnsi="Arial" w:cs="Arial" w:eastAsia="Arial"/>
+        <w:sz w:val="23"/>
+        <w:szCs w:val="23"/>
+        <w:color w:val="222222"/>
+      </w:rPr>
+      <w:suff w:val="tab"/>
     </w:lvl>
     <w:lvl w:ilvl="8">
       <w:start w:val="11"/>
@@ -17569,7 +19443,15 @@
       <w:lvlJc w:val="left"/>
       <w:pPr>
         <w:ind w:left="6480" w:hanging="360"/>
-      </w:pPr>
+        <w:spacing w:before="0" w:after="120" w:line="288" w:lineRule="auto"/>
+      </w:pPr>
+      <w:rPr>
+        <w:rFonts w:ascii="Arial" w:hAnsi="Arial" w:cs="Arial" w:eastAsia="Arial"/>
+        <w:sz w:val="23"/>
+        <w:szCs w:val="23"/>
+        <w:color w:val="222222"/>
+      </w:rPr>
+      <w:suff w:val="tab"/>
     </w:lvl>
   </w:abstractNum>
   <w:num w16cid:durableId="313026888" w:numId="1">
@@ -17788,11 +19670,11 @@
   <w:num w:numId="1000">
     <w:abstractNumId w:val="990"/>
   </w:num>
-  <w:num w:numId="1001">
-    <w:abstractNumId w:val="991"/>
+  <w:num w:numId="100">
+    <w:abstractNumId w:val="100"/>
   </w:num>
-  <w:num w:numId="1002">
-    <w:abstractNumId w:val="99411"/>
+  <w:num w:numId="101">
+    <w:abstractNumId w:val="101"/>
     <w:lvlOverride w:ilvl="0">
       <w:startOverride w:val="1"/>
     </w:lvlOverride>
@@ -17821,11 +19703,11 @@
       <w:startOverride w:val="1"/>
     </w:lvlOverride>
   </w:num>
-  <w:num w:numId="1003">
-    <w:abstractNumId w:val="991"/>
+  <w:num w:numId="102">
+    <w:abstractNumId w:val="100"/>
   </w:num>
-  <w:num w:numId="1004">
-    <w:abstractNumId w:val="99413"/>
+  <w:num w:numId="103">
+    <w:abstractNumId w:val="102"/>
     <w:lvlOverride w:ilvl="0">
       <w:startOverride w:val="3"/>
     </w:lvlOverride>
@@ -17854,8 +19736,8 @@
       <w:startOverride w:val="3"/>
     </w:lvlOverride>
   </w:num>
-  <w:num w:numId="1005">
-    <w:abstractNumId w:val="99414"/>
+  <w:num w:numId="104">
+    <w:abstractNumId w:val="103"/>
     <w:lvlOverride w:ilvl="0">
       <w:startOverride w:val="4"/>
     </w:lvlOverride>
@@ -17884,8 +19766,8 @@
       <w:startOverride w:val="4"/>
     </w:lvlOverride>
   </w:num>
-  <w:num w:numId="1006">
-    <w:abstractNumId w:val="99415"/>
+  <w:num w:numId="105">
+    <w:abstractNumId w:val="104"/>
     <w:lvlOverride w:ilvl="0">
       <w:startOverride w:val="5"/>
     </w:lvlOverride>
@@ -17914,8 +19796,8 @@
       <w:startOverride w:val="5"/>
     </w:lvlOverride>
   </w:num>
-  <w:num w:numId="1007">
-    <w:abstractNumId w:val="99416"/>
+  <w:num w:numId="106">
+    <w:abstractNumId w:val="105"/>
     <w:lvlOverride w:ilvl="0">
       <w:startOverride w:val="6"/>
     </w:lvlOverride>
@@ -17944,8 +19826,8 @@
       <w:startOverride w:val="6"/>
     </w:lvlOverride>
   </w:num>
-  <w:num w:numId="1008">
-    <w:abstractNumId w:val="99417"/>
+  <w:num w:numId="107">
+    <w:abstractNumId w:val="106"/>
     <w:lvlOverride w:ilvl="0">
       <w:startOverride w:val="7"/>
     </w:lvlOverride>
@@ -17974,8 +19856,8 @@
       <w:startOverride w:val="7"/>
     </w:lvlOverride>
   </w:num>
-  <w:num w:numId="1009">
-    <w:abstractNumId w:val="99418"/>
+  <w:num w:numId="108">
+    <w:abstractNumId w:val="107"/>
     <w:lvlOverride w:ilvl="0">
       <w:startOverride w:val="8"/>
     </w:lvlOverride>
@@ -18004,8 +19886,8 @@
       <w:startOverride w:val="8"/>
     </w:lvlOverride>
   </w:num>
-  <w:num w:numId="1010">
-    <w:abstractNumId w:val="99419"/>
+  <w:num w:numId="109">
+    <w:abstractNumId w:val="108"/>
     <w:lvlOverride w:ilvl="0">
       <w:startOverride w:val="9"/>
     </w:lvlOverride>
@@ -18034,8 +19916,8 @@
       <w:startOverride w:val="9"/>
     </w:lvlOverride>
   </w:num>
-  <w:num w:numId="1011">
-    <w:abstractNumId w:val="994111"/>
+  <w:num w:numId="110">
+    <w:abstractNumId w:val="109"/>
     <w:lvlOverride w:ilvl="0">
       <w:startOverride w:val="11"/>
     </w:lvlOverride>
@@ -18064,11 +19946,11 @@
       <w:startOverride w:val="11"/>
     </w:lvlOverride>
   </w:num>
-  <w:num w:numId="1012">
-    <w:abstractNumId w:val="991"/>
+  <w:num w:numId="111">
+    <w:abstractNumId w:val="100"/>
   </w:num>
-  <w:num w:numId="1013">
-    <w:abstractNumId w:val="99411"/>
+  <w:num w:numId="112">
+    <w:abstractNumId w:val="101"/>
     <w:lvlOverride w:ilvl="0">
       <w:startOverride w:val="1"/>
     </w:lvlOverride>
@@ -18097,14 +19979,14 @@
       <w:startOverride w:val="1"/>
     </w:lvlOverride>
   </w:num>
-  <w:num w:numId="1014">
-    <w:abstractNumId w:val="991"/>
+  <w:num w:numId="113">
+    <w:abstractNumId w:val="100"/>
   </w:num>
-  <w:num w:numId="1015">
-    <w:abstractNumId w:val="991"/>
+  <w:num w:numId="114">
+    <w:abstractNumId w:val="100"/>
   </w:num>
-  <w:num w:numId="1016">
-    <w:abstractNumId w:val="99413"/>
+  <w:num w:numId="115">
+    <w:abstractNumId w:val="102"/>
     <w:lvlOverride w:ilvl="0">
       <w:startOverride w:val="3"/>
     </w:lvlOverride>
@@ -18133,8 +20015,8 @@
       <w:startOverride w:val="3"/>
     </w:lvlOverride>
   </w:num>
-  <w:num w:numId="1017">
-    <w:abstractNumId w:val="99414"/>
+  <w:num w:numId="116">
+    <w:abstractNumId w:val="103"/>
     <w:lvlOverride w:ilvl="0">
       <w:startOverride w:val="4"/>
     </w:lvlOverride>
@@ -18163,8 +20045,8 @@
       <w:startOverride w:val="4"/>
     </w:lvlOverride>
   </w:num>
-  <w:num w:numId="1018">
-    <w:abstractNumId w:val="99415"/>
+  <w:num w:numId="117">
+    <w:abstractNumId w:val="104"/>
     <w:lvlOverride w:ilvl="0">
       <w:startOverride w:val="5"/>
     </w:lvlOverride>
@@ -18193,8 +20075,8 @@
       <w:startOverride w:val="5"/>
     </w:lvlOverride>
   </w:num>
-  <w:num w:numId="1019">
-    <w:abstractNumId w:val="99416"/>
+  <w:num w:numId="118">
+    <w:abstractNumId w:val="105"/>
     <w:lvlOverride w:ilvl="0">
       <w:startOverride w:val="6"/>
     </w:lvlOverride>
@@ -18223,8 +20105,8 @@
       <w:startOverride w:val="6"/>
     </w:lvlOverride>
   </w:num>
-  <w:num w:numId="1020">
-    <w:abstractNumId w:val="99417"/>
+  <w:num w:numId="119">
+    <w:abstractNumId w:val="106"/>
     <w:lvlOverride w:ilvl="0">
       <w:startOverride w:val="7"/>
     </w:lvlOverride>
@@ -18253,8 +20135,8 @@
       <w:startOverride w:val="7"/>
     </w:lvlOverride>
   </w:num>
-  <w:num w:numId="1021">
-    <w:abstractNumId w:val="99418"/>
+  <w:num w:numId="120">
+    <w:abstractNumId w:val="107"/>
     <w:lvlOverride w:ilvl="0">
       <w:startOverride w:val="8"/>
     </w:lvlOverride>
@@ -18283,8 +20165,8 @@
       <w:startOverride w:val="8"/>
     </w:lvlOverride>
   </w:num>
-  <w:num w:numId="1022">
-    <w:abstractNumId w:val="99419"/>
+  <w:num w:numId="121">
+    <w:abstractNumId w:val="108"/>
     <w:lvlOverride w:ilvl="0">
       <w:startOverride w:val="9"/>
     </w:lvlOverride>
@@ -18313,8 +20195,8 @@
       <w:startOverride w:val="9"/>
     </w:lvlOverride>
   </w:num>
-  <w:num w:numId="1023">
-    <w:abstractNumId w:val="994111"/>
+  <w:num w:numId="122">
+    <w:abstractNumId w:val="109"/>
     <w:lvlOverride w:ilvl="0">
       <w:startOverride w:val="11"/>
     </w:lvlOverride>
@@ -18351,17 +20233,18 @@
   <w:docDefaults>
     <w:rPrDefault>
       <w:rPr>
-        <w:rFonts w:asciiTheme="minorHAnsi" w:cstheme="minorBidi" w:eastAsiaTheme="minorHAnsi" w:hAnsiTheme="minorHAnsi"/>
+        <w:rFonts w:ascii="Arial" w:asciiTheme="minorHAnsi" w:cs="Arial" w:cstheme="minorBidi" w:eastAsia="Arial" w:eastAsiaTheme="minorHAnsi" w:hAnsi="Arial" w:hAnsiTheme="minorHAnsi"/>
         <w:kern w:val="2"/>
-        <w:sz w:val="24"/>
-        <w:szCs w:val="24"/>
+        <w:sz w:val="23"/>
+        <w:szCs w:val="23"/>
         <w:lang w:bidi="ar-SA" w:eastAsia="en-US" w:val="en-US"/>
         <w14:ligatures w14:val="standardContextual"/>
+        <w:color w:val="222222"/>
       </w:rPr>
     </w:rPrDefault>
     <w:pPrDefault>
       <w:pPr>
-        <w:spacing w:after="160" w:line="278" w:lineRule="auto"/>
+        <w:spacing w:after="160" w:before="0" w:line="300" w:lineRule="auto"/>
       </w:pPr>
     </w:pPrDefault>
   </w:docDefaults>
@@ -18747,6 +20630,16 @@
     <w:name w:val="Normal"/>
     <w:qFormat/>
     <w:rsid w:val="00E6184A"/>
+    <w:pPr>
+      <w:spacing w:after="160" w:before="0" w:line="300" w:lineRule="auto"/>
+      <w:widowControl/>
+    </w:pPr>
+    <w:rPr>
+      <w:rFonts w:ascii="Arial" w:cs="Arial" w:eastAsia="Arial" w:hAnsi="Arial"/>
+      <w:sz w:val="23"/>
+      <w:szCs w:val="23"/>
+      <w:color w:val="222222"/>
+    </w:rPr>
   </w:style>
   <w:style w:styleId="Heading1" w:type="paragraph">
     <w:name w:val="heading 1"/>
@@ -18770,7 +20663,7 @@
         <w:right w:color="000000" w:shadow="1" w:space="4" w:sz="4" w:themeColor="text1" w:val="single"/>
       </w:pBdr>
       <w:shd w:color="F2F2F2" w:fill="F2F2F2" w:themeColor="background1" w:themeFill="background1" w:themeFillShade="F2" w:themeShade="F2" w:val="solid"/>
-      <w:spacing w:after="480" w:before="360"/>
+      <w:spacing w:after="200" w:before="360" w:line="300" w:lineRule="auto"/>
       <w:outlineLvl w:val="0"/>
     </w:pPr>
     <w:rPr>
@@ -18796,15 +20689,17 @@
         <w:ilvl w:val="1"/>
         <w:numId w:val="42"/>
       </w:numPr>
-      <w:spacing w:after="80" w:before="160"/>
+      <w:spacing w:after="140" w:before="300" w:line="300" w:lineRule="auto"/>
       <w:outlineLvl w:val="1"/>
+      <w:keepNext/>
+      <w:keepLines/>
     </w:pPr>
     <w:rPr>
-      <w:rFonts w:cstheme="majorBidi" w:eastAsiaTheme="majorEastAsia"/>
+      <w:rFonts w:ascii="Arial" w:cs="Arial" w:cstheme="majorBidi" w:eastAsia="Arial" w:eastAsiaTheme="majorEastAsia" w:hAnsi="Arial"/>
       <w:b/>
-      <w:color w:themeColor="text1" w:val="000000"/>
-      <w:sz w:val="32"/>
-      <w:szCs w:val="32"/>
+      <w:color w:themeColor="text1" w:val="1A1A1A"/>
+      <w:sz w:val="30"/>
+      <w:szCs w:val="30"/>
     </w:rPr>
   </w:style>
   <w:style w:styleId="Heading3" w:type="paragraph">
@@ -18822,13 +20717,16 @@
         <w:ilvl w:val="2"/>
         <w:numId w:val="42"/>
       </w:numPr>
-      <w:spacing w:after="80" w:before="160"/>
+      <w:spacing w:after="120" w:before="240" w:line="288" w:lineRule="auto"/>
       <w:outlineLvl w:val="2"/>
+      <w:keepNext/>
+      <w:keepLines/>
     </w:pPr>
     <w:rPr>
-      <w:color w:themeColor="text1" w:val="000000"/>
-      <w:sz w:val="28"/>
-      <w:szCs w:val="28"/>
+      <w:rFonts w:ascii="Arial" w:cs="Arial" w:eastAsia="Arial" w:hAnsi="Arial"/>
+      <w:color w:themeColor="text1" w:val="333333"/>
+      <w:sz w:val="26"/>
+      <w:szCs w:val="26"/>
     </w:rPr>
   </w:style>
   <w:style w:styleId="Heading4" w:type="paragraph">
@@ -19155,9 +21053,11 @@
     <w:qFormat/>
     <w:rsid w:val="00AC7473"/>
     <w:pPr>
-      <w:spacing w:after="120" w:line="240" w:lineRule="auto"/>
+      <w:spacing w:after="100" w:before="0" w:line="288" w:lineRule="auto"/>
       <w:contextualSpacing/>
       <w:jc w:val="center"/>
+      <w:keepNext/>
+      <w:keepLines/>
     </w:pPr>
     <w:rPr>
       <w:rFonts w:asciiTheme="majorHAnsi" w:cstheme="majorBidi" w:eastAsiaTheme="majorEastAsia" w:hAnsiTheme="majorHAnsi"/>
@@ -19199,9 +21099,12 @@
         <w:ilvl w:val="1"/>
       </w:numPr>
       <w:jc w:val="center"/>
+      <w:spacing w:after="260" w:before="0" w:line="288" w:lineRule="auto"/>
+      <w:keepNext/>
+      <w:keepLines/>
     </w:pPr>
     <w:rPr>
-      <w:rFonts w:asciiTheme="majorHAnsi" w:cstheme="majorBidi" w:eastAsiaTheme="majorEastAsia" w:hAnsiTheme="majorHAnsi"/>
+      <w:rFonts w:ascii="Arial" w:asciiTheme="majorHAnsi" w:cs="Arial" w:cstheme="majorBidi" w:eastAsia="Arial" w:eastAsiaTheme="majorEastAsia" w:hAnsi="Arial" w:hAnsiTheme="majorHAnsi"/>
       <w:color w:themeColor="text1" w:themeTint="A6" w:val="595959"/>
       <w:spacing w:val="15"/>
       <w:sz w:val="28"/>
@@ -19262,7 +21165,14 @@
     <w:pPr>
       <w:ind w:left="720"/>
       <w:contextualSpacing/>
+      <w:spacing w:after="120" w:before="0" w:line="288" w:lineRule="auto"/>
     </w:pPr>
+    <w:rPr>
+      <w:rFonts w:ascii="Arial" w:cs="Arial" w:eastAsia="Arial" w:hAnsi="Arial"/>
+      <w:sz w:val="23"/>
+      <w:szCs w:val="23"/>
+      <w:color w:val="222222"/>
+    </w:rPr>
   </w:style>
   <w:style w:styleId="IntenseEmphasis" w:type="character">
     <w:name w:val="Intense Emphasis"/>
@@ -19434,190 +21344,271 @@
     <w:autoRedefine/>
     <w:qFormat/>
     <w:pPr>
-      <w:shd w:color="auto" w:fill="F1F3F5" w:val="clear"/>
-      <w:wordWrap w:val="0"/>
+      <w:shd w:color="auto" w:fill="F7F7F7" w:val="clear"/>
+      <w:wordWrap w:val="1"/>
+      <w:spacing w:after="160" w:before="120" w:line="264" w:lineRule="auto"/>
+      <w:ind w:left="160" w:right="160"/>
+      <w:pBdr>
+        <w:left w:color="C8102E" w:space="12" w:sz="14" w:val="single"/>
+        <w:top w:color="D9D9D9" w:space="6" w:sz="4" w:val="single"/>
+        <w:bottom w:color="D9D9D9" w:space="6" w:sz="4" w:val="single"/>
+        <w:right w:color="D9D9D9" w:space="6" w:sz="4" w:val="single"/>
+      </w:pBdr>
     </w:pPr>
+    <w:rPr>
+      <w:rFonts w:ascii="Courier New" w:cs="Courier New" w:eastAsia="Courier New" w:hAnsi="Courier New"/>
+      <w:sz w:val="19"/>
+      <w:szCs w:val="19"/>
+      <w:color w:val="1F2937"/>
+    </w:rPr>
   </w:style>
   <w:style w:customStyle="1" w:styleId="KeywordTok" w:type="character">
     <w:name w:val="KeywordTok"/>
     <w:rPr>
+      <w:rFonts w:ascii="Courier New" w:cs="Courier New" w:eastAsia="Courier New" w:hAnsi="Courier New"/>
       <w:b/>
       <w:color w:val="003B4F"/>
-      <w:shd w:color="auto" w:fill="F1F3F5" w:val="clear"/>
+      <w:shd w:color="auto" w:fill="F7F7F7" w:val="clear"/>
+      <w:sz w:val="19"/>
+      <w:szCs w:val="19"/>
     </w:rPr>
   </w:style>
   <w:style w:customStyle="1" w:styleId="DataTypeTok" w:type="character">
     <w:name w:val="DataTypeTok"/>
     <w:rsid w:val="008B5ADE"/>
     <w:rPr>
-      <w:rFonts w:asciiTheme="minorHAnsi" w:hAnsiTheme="minorHAnsi"/>
+      <w:rFonts w:ascii="Courier New" w:asciiTheme="minorHAnsi" w:cs="Courier New" w:eastAsia="Courier New" w:hAnsi="Courier New" w:hAnsiTheme="minorHAnsi"/>
       <w:color w:val="AD0000"/>
-      <w:shd w:color="auto" w:fill="F1F3F5" w:val="clear"/>
+      <w:shd w:color="auto" w:fill="F7F7F7" w:val="clear"/>
+      <w:sz w:val="19"/>
+      <w:szCs w:val="19"/>
     </w:rPr>
   </w:style>
   <w:style w:customStyle="1" w:styleId="DecValTok" w:type="character">
     <w:name w:val="DecValTok"/>
     <w:rPr>
+      <w:rFonts w:ascii="Courier New" w:cs="Courier New" w:eastAsia="Courier New" w:hAnsi="Courier New"/>
       <w:color w:val="AD0000"/>
-      <w:shd w:color="auto" w:fill="F1F3F5" w:val="clear"/>
+      <w:shd w:color="auto" w:fill="F7F7F7" w:val="clear"/>
+      <w:sz w:val="19"/>
+      <w:szCs w:val="19"/>
     </w:rPr>
   </w:style>
   <w:style w:customStyle="1" w:styleId="BaseNTok" w:type="character">
     <w:name w:val="BaseNTok"/>
     <w:rsid w:val="008B5ADE"/>
     <w:rPr>
-      <w:rFonts w:asciiTheme="minorHAnsi" w:hAnsiTheme="minorHAnsi"/>
+      <w:rFonts w:ascii="Courier New" w:asciiTheme="minorHAnsi" w:cs="Courier New" w:eastAsia="Courier New" w:hAnsi="Courier New" w:hAnsiTheme="minorHAnsi"/>
       <w:color w:val="AD0000"/>
-      <w:shd w:color="auto" w:fill="F1F3F5" w:val="clear"/>
+      <w:shd w:color="auto" w:fill="F7F7F7" w:val="clear"/>
+      <w:sz w:val="19"/>
+      <w:szCs w:val="19"/>
     </w:rPr>
   </w:style>
   <w:style w:customStyle="1" w:styleId="FloatTok" w:type="character">
     <w:name w:val="FloatTok"/>
     <w:rPr>
+      <w:rFonts w:ascii="Courier New" w:cs="Courier New" w:eastAsia="Courier New" w:hAnsi="Courier New"/>
       <w:color w:val="AD0000"/>
-      <w:shd w:color="auto" w:fill="F1F3F5" w:val="clear"/>
+      <w:shd w:color="auto" w:fill="F7F7F7" w:val="clear"/>
+      <w:sz w:val="19"/>
+      <w:szCs w:val="19"/>
     </w:rPr>
   </w:style>
   <w:style w:customStyle="1" w:styleId="ConstantTok" w:type="character">
     <w:name w:val="ConstantTok"/>
     <w:rPr>
+      <w:rFonts w:ascii="Courier New" w:cs="Courier New" w:eastAsia="Courier New" w:hAnsi="Courier New"/>
       <w:color w:val="8F5902"/>
-      <w:shd w:color="auto" w:fill="F1F3F5" w:val="clear"/>
+      <w:shd w:color="auto" w:fill="F7F7F7" w:val="clear"/>
+      <w:sz w:val="19"/>
+      <w:szCs w:val="19"/>
     </w:rPr>
   </w:style>
   <w:style w:customStyle="1" w:styleId="CharTok" w:type="character">
     <w:name w:val="CharTok"/>
     <w:rsid w:val="008B5ADE"/>
     <w:rPr>
-      <w:rFonts w:asciiTheme="minorHAnsi" w:hAnsiTheme="minorHAnsi"/>
+      <w:rFonts w:ascii="Courier New" w:asciiTheme="minorHAnsi" w:cs="Courier New" w:eastAsia="Courier New" w:hAnsi="Courier New" w:hAnsiTheme="minorHAnsi"/>
       <w:color w:val="20794D"/>
-      <w:shd w:color="auto" w:fill="F1F3F5" w:val="clear"/>
+      <w:shd w:color="auto" w:fill="F7F7F7" w:val="clear"/>
+      <w:sz w:val="19"/>
+      <w:szCs w:val="19"/>
     </w:rPr>
   </w:style>
   <w:style w:customStyle="1" w:styleId="SpecialCharTok" w:type="character">
     <w:name w:val="SpecialCharTok"/>
     <w:rPr>
+      <w:rFonts w:ascii="Courier New" w:cs="Courier New" w:eastAsia="Courier New" w:hAnsi="Courier New"/>
       <w:color w:val="5E5E5E"/>
-      <w:shd w:color="auto" w:fill="F1F3F5" w:val="clear"/>
+      <w:shd w:color="auto" w:fill="F7F7F7" w:val="clear"/>
+      <w:sz w:val="19"/>
+      <w:szCs w:val="19"/>
     </w:rPr>
   </w:style>
   <w:style w:customStyle="1" w:styleId="StringTok" w:type="character">
     <w:name w:val="StringTok"/>
     <w:rPr>
+      <w:rFonts w:ascii="Courier New" w:cs="Courier New" w:eastAsia="Courier New" w:hAnsi="Courier New"/>
       <w:color w:val="20794D"/>
-      <w:shd w:color="auto" w:fill="F1F3F5" w:val="clear"/>
+      <w:shd w:color="auto" w:fill="F7F7F7" w:val="clear"/>
+      <w:sz w:val="19"/>
+      <w:szCs w:val="19"/>
     </w:rPr>
   </w:style>
   <w:style w:customStyle="1" w:styleId="VerbatimStringTok" w:type="character">
     <w:name w:val="VerbatimStringTok"/>
     <w:rPr>
+      <w:rFonts w:ascii="Courier New" w:cs="Courier New" w:eastAsia="Courier New" w:hAnsi="Courier New"/>
       <w:color w:val="20794D"/>
-      <w:shd w:color="auto" w:fill="F1F3F5" w:val="clear"/>
+      <w:shd w:color="auto" w:fill="F7F7F7" w:val="clear"/>
+      <w:sz w:val="19"/>
+      <w:szCs w:val="19"/>
     </w:rPr>
   </w:style>
   <w:style w:customStyle="1" w:styleId="SpecialStringTok" w:type="character">
     <w:name w:val="SpecialStringTok"/>
     <w:rPr>
+      <w:rFonts w:ascii="Courier New" w:cs="Courier New" w:eastAsia="Courier New" w:hAnsi="Courier New"/>
       <w:color w:val="20794D"/>
-      <w:shd w:color="auto" w:fill="F1F3F5" w:val="clear"/>
+      <w:shd w:color="auto" w:fill="F7F7F7" w:val="clear"/>
+      <w:sz w:val="19"/>
+      <w:szCs w:val="19"/>
     </w:rPr>
   </w:style>
   <w:style w:customStyle="1" w:styleId="ImportTok" w:type="character">
     <w:name w:val="ImportTok"/>
     <w:rPr>
+      <w:rFonts w:ascii="Courier New" w:cs="Courier New" w:eastAsia="Courier New" w:hAnsi="Courier New"/>
       <w:color w:val="00769E"/>
-      <w:shd w:color="auto" w:fill="F1F3F5" w:val="clear"/>
+      <w:shd w:color="auto" w:fill="F7F7F7" w:val="clear"/>
+      <w:sz w:val="19"/>
+      <w:szCs w:val="19"/>
     </w:rPr>
   </w:style>
   <w:style w:customStyle="1" w:styleId="CommentTok" w:type="character">
     <w:name w:val="CommentTok"/>
     <w:rPr>
+      <w:rFonts w:ascii="Courier New" w:cs="Courier New" w:eastAsia="Courier New" w:hAnsi="Courier New"/>
       <w:color w:val="5E5E5E"/>
-      <w:shd w:color="auto" w:fill="F1F3F5" w:val="clear"/>
+      <w:shd w:color="auto" w:fill="F7F7F7" w:val="clear"/>
+      <w:sz w:val="19"/>
+      <w:szCs w:val="19"/>
     </w:rPr>
   </w:style>
   <w:style w:customStyle="1" w:styleId="DocumentationTok" w:type="character">
     <w:name w:val="DocumentationTok"/>
     <w:rsid w:val="008B5ADE"/>
     <w:rPr>
-      <w:rFonts w:asciiTheme="minorHAnsi" w:hAnsiTheme="minorHAnsi"/>
+      <w:rFonts w:ascii="Courier New" w:asciiTheme="minorHAnsi" w:cs="Courier New" w:eastAsia="Courier New" w:hAnsi="Courier New" w:hAnsiTheme="minorHAnsi"/>
       <w:i/>
       <w:color w:val="5E5E5E"/>
-      <w:shd w:color="auto" w:fill="F1F3F5" w:val="clear"/>
+      <w:shd w:color="auto" w:fill="F7F7F7" w:val="clear"/>
+      <w:sz w:val="19"/>
+      <w:szCs w:val="19"/>
     </w:rPr>
   </w:style>
   <w:style w:customStyle="1" w:styleId="AnnotationTok" w:type="character">
     <w:name w:val="AnnotationTok"/>
     <w:rPr>
+      <w:rFonts w:ascii="Courier New" w:cs="Courier New" w:eastAsia="Courier New" w:hAnsi="Courier New"/>
       <w:color w:val="5E5E5E"/>
-      <w:shd w:color="auto" w:fill="F1F3F5" w:val="clear"/>
+      <w:shd w:color="auto" w:fill="F7F7F7" w:val="clear"/>
+      <w:sz w:val="19"/>
+      <w:szCs w:val="19"/>
     </w:rPr>
   </w:style>
   <w:style w:customStyle="1" w:styleId="CommentVarTok" w:type="character">
     <w:name w:val="CommentVarTok"/>
     <w:rPr>
+      <w:rFonts w:ascii="Courier New" w:cs="Courier New" w:eastAsia="Courier New" w:hAnsi="Courier New"/>
       <w:i/>
       <w:color w:val="5E5E5E"/>
-      <w:shd w:color="auto" w:fill="F1F3F5" w:val="clear"/>
+      <w:shd w:color="auto" w:fill="F7F7F7" w:val="clear"/>
+      <w:sz w:val="19"/>
+      <w:szCs w:val="19"/>
     </w:rPr>
   </w:style>
   <w:style w:customStyle="1" w:styleId="OtherTok" w:type="character">
     <w:name w:val="OtherTok"/>
     <w:rPr>
+      <w:rFonts w:ascii="Courier New" w:cs="Courier New" w:eastAsia="Courier New" w:hAnsi="Courier New"/>
       <w:color w:val="003B4F"/>
-      <w:shd w:color="auto" w:fill="F1F3F5" w:val="clear"/>
+      <w:shd w:color="auto" w:fill="F7F7F7" w:val="clear"/>
+      <w:sz w:val="19"/>
+      <w:szCs w:val="19"/>
     </w:rPr>
   </w:style>
   <w:style w:customStyle="1" w:styleId="FunctionTok" w:type="character">
     <w:name w:val="FunctionTok"/>
     <w:rPr>
+      <w:rFonts w:ascii="Courier New" w:cs="Courier New" w:eastAsia="Courier New" w:hAnsi="Courier New"/>
       <w:color w:val="4758AB"/>
-      <w:shd w:color="auto" w:fill="F1F3F5" w:val="clear"/>
+      <w:shd w:color="auto" w:fill="F7F7F7" w:val="clear"/>
+      <w:sz w:val="19"/>
+      <w:szCs w:val="19"/>
     </w:rPr>
   </w:style>
   <w:style w:customStyle="1" w:styleId="VariableTok" w:type="character">
     <w:name w:val="VariableTok"/>
     <w:rPr>
+      <w:rFonts w:ascii="Courier New" w:cs="Courier New" w:eastAsia="Courier New" w:hAnsi="Courier New"/>
       <w:color w:val="111111"/>
-      <w:shd w:color="auto" w:fill="F1F3F5" w:val="clear"/>
+      <w:shd w:color="auto" w:fill="F7F7F7" w:val="clear"/>
+      <w:sz w:val="19"/>
+      <w:szCs w:val="19"/>
     </w:rPr>
   </w:style>
   <w:style w:customStyle="1" w:styleId="ControlFlowTok" w:type="character">
     <w:name w:val="ControlFlowTok"/>
     <w:rPr>
+      <w:rFonts w:ascii="Courier New" w:cs="Courier New" w:eastAsia="Courier New" w:hAnsi="Courier New"/>
       <w:b/>
       <w:color w:val="003B4F"/>
-      <w:shd w:color="auto" w:fill="F1F3F5" w:val="clear"/>
+      <w:shd w:color="auto" w:fill="F7F7F7" w:val="clear"/>
+      <w:sz w:val="19"/>
+      <w:szCs w:val="19"/>
     </w:rPr>
   </w:style>
   <w:style w:customStyle="1" w:styleId="OperatorTok" w:type="character">
     <w:name w:val="OperatorTok"/>
     <w:rPr>
+      <w:rFonts w:ascii="Courier New" w:cs="Courier New" w:eastAsia="Courier New" w:hAnsi="Courier New"/>
       <w:color w:val="5E5E5E"/>
-      <w:shd w:color="auto" w:fill="F1F3F5" w:val="clear"/>
+      <w:shd w:color="auto" w:fill="F7F7F7" w:val="clear"/>
+      <w:sz w:val="19"/>
+      <w:szCs w:val="19"/>
     </w:rPr>
   </w:style>
   <w:style w:customStyle="1" w:styleId="BuiltInTok" w:type="character">
     <w:name w:val="BuiltInTok"/>
     <w:rsid w:val="008B5ADE"/>
     <w:rPr>
-      <w:rFonts w:asciiTheme="minorHAnsi" w:hAnsiTheme="minorHAnsi"/>
+      <w:rFonts w:ascii="Courier New" w:asciiTheme="minorHAnsi" w:cs="Courier New" w:eastAsia="Courier New" w:hAnsi="Courier New" w:hAnsiTheme="minorHAnsi"/>
       <w:color w:val="003B4F"/>
-      <w:shd w:color="auto" w:fill="F1F3F5" w:val="clear"/>
+      <w:shd w:color="auto" w:fill="F7F7F7" w:val="clear"/>
+      <w:sz w:val="19"/>
+      <w:szCs w:val="19"/>
     </w:rPr>
   </w:style>
   <w:style w:customStyle="1" w:styleId="ExtensionTok" w:type="character">
     <w:name w:val="ExtensionTok"/>
     <w:rPr>
+      <w:rFonts w:ascii="Courier New" w:cs="Courier New" w:eastAsia="Courier New" w:hAnsi="Courier New"/>
       <w:color w:val="003B4F"/>
-      <w:shd w:color="auto" w:fill="F1F3F5" w:val="clear"/>
+      <w:shd w:color="auto" w:fill="F7F7F7" w:val="clear"/>
+      <w:sz w:val="19"/>
+      <w:szCs w:val="19"/>
     </w:rPr>
   </w:style>
   <w:style w:customStyle="1" w:styleId="PreprocessorTok" w:type="character">
     <w:name w:val="PreprocessorTok"/>
     <w:rPr>
+      <w:rFonts w:ascii="Courier New" w:cs="Courier New" w:eastAsia="Courier New" w:hAnsi="Courier New"/>
       <w:color w:val="AD0000"/>
-      <w:shd w:color="auto" w:fill="F1F3F5" w:val="clear"/>
+      <w:shd w:color="auto" w:fill="F7F7F7" w:val="clear"/>
+      <w:sz w:val="19"/>
+      <w:szCs w:val="19"/>
     </w:rPr>
   </w:style>
   <w:style w:customStyle="1" w:styleId="AttributeTok" w:type="character">
@@ -19625,31 +21616,42 @@
     <w:qFormat/>
     <w:rsid w:val="008B5ADE"/>
     <w:rPr>
-      <w:rFonts w:asciiTheme="minorHAnsi" w:hAnsiTheme="minorHAnsi"/>
+      <w:rFonts w:ascii="Courier New" w:asciiTheme="minorHAnsi" w:cs="Courier New" w:eastAsia="Courier New" w:hAnsi="Courier New" w:hAnsiTheme="minorHAnsi"/>
       <w:color w:val="657422"/>
-      <w:shd w:color="auto" w:fill="F1F3F5" w:val="clear"/>
+      <w:shd w:color="auto" w:fill="F7F7F7" w:val="clear"/>
+      <w:sz w:val="19"/>
+      <w:szCs w:val="19"/>
     </w:rPr>
   </w:style>
   <w:style w:customStyle="1" w:styleId="RegionMarkerTok" w:type="character">
     <w:name w:val="RegionMarkerTok"/>
     <w:rPr>
+      <w:rFonts w:ascii="Courier New" w:cs="Courier New" w:eastAsia="Courier New" w:hAnsi="Courier New"/>
       <w:color w:val="003B4F"/>
-      <w:shd w:color="auto" w:fill="F1F3F5" w:val="clear"/>
+      <w:shd w:color="auto" w:fill="F7F7F7" w:val="clear"/>
+      <w:sz w:val="19"/>
+      <w:szCs w:val="19"/>
     </w:rPr>
   </w:style>
   <w:style w:customStyle="1" w:styleId="InformationTok" w:type="character">
     <w:name w:val="InformationTok"/>
     <w:rPr>
+      <w:rFonts w:ascii="Courier New" w:cs="Courier New" w:eastAsia="Courier New" w:hAnsi="Courier New"/>
       <w:color w:val="5E5E5E"/>
-      <w:shd w:color="auto" w:fill="F1F3F5" w:val="clear"/>
+      <w:shd w:color="auto" w:fill="F7F7F7" w:val="clear"/>
+      <w:sz w:val="19"/>
+      <w:szCs w:val="19"/>
     </w:rPr>
   </w:style>
   <w:style w:customStyle="1" w:styleId="WarningTok" w:type="character">
     <w:name w:val="WarningTok"/>
     <w:rPr>
+      <w:rFonts w:ascii="Courier New" w:cs="Courier New" w:eastAsia="Courier New" w:hAnsi="Courier New"/>
       <w:i/>
       <w:color w:val="5E5E5E"/>
-      <w:shd w:color="auto" w:fill="F1F3F5" w:val="clear"/>
+      <w:shd w:color="auto" w:fill="F7F7F7" w:val="clear"/>
+      <w:sz w:val="19"/>
+      <w:szCs w:val="19"/>
     </w:rPr>
   </w:style>
   <w:style w:customStyle="1" w:styleId="AlertTok" w:type="character">
@@ -19657,23 +21659,31 @@
     <w:qFormat/>
     <w:rsid w:val="008B5ADE"/>
     <w:rPr>
-      <w:rFonts w:asciiTheme="minorHAnsi" w:hAnsiTheme="minorHAnsi"/>
+      <w:rFonts w:ascii="Courier New" w:asciiTheme="minorHAnsi" w:cs="Courier New" w:eastAsia="Courier New" w:hAnsi="Courier New" w:hAnsiTheme="minorHAnsi"/>
       <w:color w:val="AD0000"/>
-      <w:shd w:color="auto" w:fill="F1F3F5" w:val="clear"/>
+      <w:shd w:color="auto" w:fill="F7F7F7" w:val="clear"/>
+      <w:sz w:val="19"/>
+      <w:szCs w:val="19"/>
     </w:rPr>
   </w:style>
   <w:style w:customStyle="1" w:styleId="ErrorTok" w:type="character">
     <w:name w:val="ErrorTok"/>
     <w:rPr>
+      <w:rFonts w:ascii="Courier New" w:cs="Courier New" w:eastAsia="Courier New" w:hAnsi="Courier New"/>
       <w:color w:val="AD0000"/>
-      <w:shd w:color="auto" w:fill="F1F3F5" w:val="clear"/>
+      <w:shd w:color="auto" w:fill="F7F7F7" w:val="clear"/>
+      <w:sz w:val="19"/>
+      <w:szCs w:val="19"/>
     </w:rPr>
   </w:style>
   <w:style w:customStyle="1" w:styleId="NormalTok" w:type="character">
     <w:name w:val="NormalTok"/>
     <w:rPr>
+      <w:rFonts w:ascii="Courier New" w:cs="Courier New" w:eastAsia="Courier New" w:hAnsi="Courier New"/>
       <w:color w:val="003B4F"/>
-      <w:shd w:color="auto" w:fill="F1F3F5" w:val="clear"/>
+      <w:shd w:color="auto" w:fill="F7F7F7" w:val="clear"/>
+      <w:sz w:val="19"/>
+      <w:szCs w:val="19"/>
     </w:rPr>
   </w:style>
   <w:style w:customStyle="1" w:styleId="Section1" w:type="character">
@@ -20523,6 +22533,7 @@
       <w:spacing w:after="200" w:line="240" w:lineRule="auto"/>
     </w:pPr>
     <w:rPr>
+      <w:rFonts w:ascii="Arial" w:cs="Arial" w:eastAsia="Arial" w:hAnsi="Arial"/>
       <w:i/>
       <w:iCs/>
       <w:color w:themeColor="text2" w:val="44546A"/>
@@ -20563,11 +22574,15 @@
     <w:qFormat/>
     <w:rsid w:val="00491A31"/>
     <w:pPr>
-      <w:spacing w:after="180" w:before="180" w:line="240" w:lineRule="auto"/>
+      <w:spacing w:after="160" w:before="0" w:line="300" w:lineRule="auto"/>
     </w:pPr>
     <w:rPr>
+      <w:rFonts w:ascii="Arial" w:cs="Arial" w:eastAsia="Arial" w:hAnsi="Arial"/>
       <w:kern w:val="0"/>
       <w14:ligatures w14:val="none"/>
+      <w:sz w:val="23"/>
+      <w:szCs w:val="23"/>
+      <w:color w:val="222222"/>
     </w:rPr>
   </w:style>
   <w:style w:customStyle="1" w:styleId="VerbatimChar" w:type="character">
@@ -20577,8 +22592,11 @@
     <w:qFormat/>
     <w:rsid w:val="00D15FFF"/>
     <w:rPr>
-      <w:rFonts w:ascii="Atkinson Hyperlegible" w:hAnsi="Atkinson Hyperlegible"/>
+      <w:rFonts w:ascii="Courier New" w:cs="Courier New" w:eastAsia="Courier New" w:hAnsi="Courier New"/>
       <w:shd w:color="auto" w:fill="F1F3F5" w:val="clear"/>
+      <w:sz w:val="20"/>
+      <w:szCs w:val="20"/>
+      <w:color w:val="1F2937"/>
     </w:rPr>
   </w:style>
   <w:style w:styleId="BodyText" w:type="paragraph">
@@ -20591,8 +22609,14 @@
     <w:qFormat/>
     <w:rsid w:val="00AA286D"/>
     <w:pPr>
-      <w:spacing w:after="240" w:before="120"/>
+      <w:spacing w:after="160" w:before="0" w:line="300" w:lineRule="auto"/>
     </w:pPr>
+    <w:rPr>
+      <w:rFonts w:ascii="Arial" w:cs="Arial" w:eastAsia="Arial" w:hAnsi="Arial"/>
+      <w:sz w:val="23"/>
+      <w:szCs w:val="23"/>
+      <w:color w:val="222222"/>
+    </w:rPr>
   </w:style>
   <w:style w:customStyle="1" w:styleId="BodyTextChar" w:type="character">
     <w:name w:val="Body Text Char"/>
@@ -20607,11 +22631,15 @@
     <w:qFormat/>
     <w:rsid w:val="00D15FFF"/>
     <w:pPr>
-      <w:spacing w:after="36" w:before="36" w:line="240" w:lineRule="auto"/>
+      <w:spacing w:after="120" w:before="0" w:line="288" w:lineRule="auto"/>
     </w:pPr>
     <w:rPr>
+      <w:rFonts w:ascii="Arial" w:cs="Arial" w:eastAsia="Arial" w:hAnsi="Arial"/>
       <w:kern w:val="0"/>
       <w14:ligatures w14:val="none"/>
+      <w:sz w:val="23"/>
+      <w:szCs w:val="23"/>
+      <w:color w:val="222222"/>
     </w:rPr>
   </w:style>
   <w:style w:styleId="FootnoteReference" w:type="character">
@@ -21463,20 +23491,22 @@
     <w:qFormat/>
     <w:rsid w:val="00050EB4"/>
     <w:pPr>
-      <w:numPr>
-        <w:numId w:val="51"/>
-      </w:numPr>
       <w:pBdr>
-        <w:top w:color="auto" w:space="5" w:sz="4" w:val="dotted"/>
-        <w:left w:color="auto" w:space="4" w:sz="4" w:val="dotted"/>
-        <w:bottom w:color="auto" w:space="5" w:sz="4" w:val="dotted"/>
-        <w:right w:color="auto" w:space="4" w:sz="4" w:val="dotted"/>
+        <w:top w:color="B7B7B7" w:space="12" w:sz="6" w:val="single"/>
+        <w:left w:color="C8102E" w:space="12" w:sz="14" w:val="single"/>
+        <w:bottom w:color="B7B7B7" w:space="12" w:sz="6" w:val="single"/>
+        <w:right w:color="B7B7B7" w:space="12" w:sz="6" w:val="single"/>
       </w:pBdr>
-      <w:ind w:right="1008"/>
+      <w:ind w:left="240" w:right="240"/>
+      <w:spacing w:after="360" w:before="180" w:line="300" w:lineRule="auto"/>
+      <w:widowControl/>
+      <w:shd w:color="auto" w:fill="F7F7F7" w:val="clear"/>
     </w:pPr>
     <w:rPr>
-      <w:rFonts w:cs="Times New Roman (Body CS)"/>
-      <w:sz w:val="22"/>
+      <w:rFonts w:ascii="Arial" w:cs="Arial" w:eastAsia="Arial" w:hAnsi="Arial"/>
+      <w:sz w:val="23"/>
+      <w:szCs w:val="23"/>
+      <w:color w:val="222222"/>
     </w:rPr>
   </w:style>
   <w:style w:styleId="HTMLAddress" w:type="paragraph">
@@ -21555,7 +23585,7 @@
       </w:pBdr>
       <w:shd w:color="auto" w:fill="auto" w:val="clear"/>
       <w:spacing w:line="360" w:lineRule="auto"/>
-      <w:ind w:left="-1152" w:right="-1152"/>
+      <w:ind w:left="0" w:right="0"/>
     </w:pPr>
     <w:rPr>
       <w:sz w:val="20"/>
@@ -21693,7 +23723,7 @@
     <w:qFormat/>
     <w:rsid w:val="00E6184A"/>
     <w:rPr>
-      <w:rFonts w:asciiTheme="minorHAnsi" w:hAnsiTheme="minorHAnsi"/>
+      <w:rFonts w:ascii="Arial" w:asciiTheme="minorHAnsi" w:cs="Arial" w:eastAsia="Arial" w:hAnsi="Arial" w:hAnsiTheme="minorHAnsi"/>
       <w:b/>
       <w:i w:val="0"/>
       <w:caps w:val="0"/>
